--- a/docs/docx/Manual_tecnico_BikeEnergyLab_1.0.0.docx
+++ b/docs/docx/Manual_tecnico_BikeEnergyLab_1.0.0.docx
@@ -341,7 +341,7 @@
                 <w:rFonts w:cs="Calibri"/>
                 <w:lang w:val="es-CO"/>
               </w:rPr>
-              <w:t>6 de octubre de 2026</w:t>
+              <w:t>7 de octubre de 2026</w:t>
             </w:r>
           </w:p>
         </w:tc>
@@ -421,7 +421,7 @@
                 <w:rFonts w:cs="Calibri"/>
                 <w:lang w:val="es-CO"/>
               </w:rPr>
-              <w:t>Plantillas e interfaz ilustrada del 6 de octubre de 2026</w:t>
+              <w:t>Revisión editorial del 7 de octubre de 2026</w:t>
             </w:r>
           </w:p>
         </w:tc>
@@ -506,86 +506,6 @@
           </w:p>
         </w:tc>
       </w:tr>
-      <w:tr>
-        <w:trPr>
-          <w:cantSplit/>
-          <w:trHeight w:val="368"/>
-        </w:trPr>
-        <w:tc>
-          <w:tcPr>
-            <w:tcW w:w="1800" w:type="dxa"/>
-            <w:tcBorders>
-              <w:top w:val="single" w:sz="1" w:space="0" w:color="BFBFBF"/>
-              <w:left w:val="single" w:sz="1" w:space="0" w:color="BFBFBF"/>
-              <w:bottom w:val="single" w:sz="1" w:space="0" w:color="BFBFBF"/>
-              <w:right w:val="single" w:sz="1" w:space="0" w:color="BFBFBF"/>
-            </w:tcBorders>
-            <w:shd w:val="clear" w:color="auto" w:fill="BDD7EE"/>
-            <w:tcMar>
-              <w:top w:w="80" w:type="dxa"/>
-              <w:left w:w="100" w:type="dxa"/>
-              <w:bottom w:w="80" w:type="dxa"/>
-              <w:right w:w="100" w:type="dxa"/>
-            </w:tcMar>
-            <w:vAlign w:val="center"/>
-          </w:tcPr>
-          <w:p>
-            <w:pPr>
-              <w:spacing w:line="240" w:lineRule="auto"/>
-              <w:jc w:val="left"/>
-              <w:rPr>
-                <w:rFonts w:cs="Calibri"/>
-                <w:lang w:val="es-CO"/>
-              </w:rPr>
-            </w:pPr>
-            <w:r>
-              <w:rPr>
-                <w:rFonts w:cs="Calibri"/>
-                <w:b/>
-                <w:bCs/>
-                <w:lang w:val="es-CO"/>
-              </w:rPr>
-              <w:t>Repositorio</w:t>
-            </w:r>
-          </w:p>
-        </w:tc>
-        <w:tc>
-          <w:tcPr>
-            <w:tcW w:w="3239" w:type="dxa"/>
-            <w:tcBorders>
-              <w:top w:val="single" w:sz="1" w:space="0" w:color="BFBFBF"/>
-              <w:left w:val="single" w:sz="1" w:space="0" w:color="BFBFBF"/>
-              <w:bottom w:val="single" w:sz="1" w:space="0" w:color="BFBFBF"/>
-              <w:right w:val="single" w:sz="1" w:space="0" w:color="BFBFBF"/>
-            </w:tcBorders>
-            <w:shd w:val="clear" w:color="auto" w:fill="F2F2F2"/>
-            <w:tcMar>
-              <w:top w:w="80" w:type="dxa"/>
-              <w:left w:w="100" w:type="dxa"/>
-              <w:bottom w:w="80" w:type="dxa"/>
-              <w:right w:w="100" w:type="dxa"/>
-            </w:tcMar>
-            <w:vAlign w:val="center"/>
-          </w:tcPr>
-          <w:p>
-            <w:pPr>
-              <w:spacing w:line="240" w:lineRule="auto"/>
-              <w:jc w:val="left"/>
-              <w:rPr>
-                <w:rFonts w:cs="Calibri"/>
-                <w:lang w:val="es-CO"/>
-              </w:rPr>
-            </w:pPr>
-            <w:r>
-              <w:rPr>
-                <w:rFonts w:cs="Calibri"/>
-                <w:lang w:val="es-CO"/>
-              </w:rPr>
-              <w:t>https://github.com/fjburgosf/BikeEnergyLab</w:t>
-            </w:r>
-          </w:p>
-        </w:tc>
-      </w:tr>
     </w:tbl>
     <w:p>
       <w:pPr>
@@ -641,7 +561,7 @@
       <w:r>
         <w:fldChar w:fldCharType="separate"/>
       </w:r>
-      <w:hyperlink w:anchor="_Toc242195380" w:history="1">
+      <w:hyperlink w:anchor="_Toc242290309" w:history="1">
         <w:r>
           <w:rPr>
             <w:rStyle w:val="Hyperlink"/>
@@ -668,7 +588,7 @@
             <w:noProof/>
             <w:webHidden/>
           </w:rPr>
-          <w:instrText xml:space="preserve"> PAGEREF _Toc242195380 \h </w:instrText>
+          <w:instrText xml:space="preserve"> PAGEREF _Toc242290309 \h </w:instrText>
         </w:r>
         <w:r>
           <w:rPr>
@@ -713,7 +633,7 @@
           <w:lang w:val="es-CO" w:eastAsia="es-CO"/>
         </w:rPr>
       </w:pPr>
-      <w:hyperlink w:anchor="_Toc242195381" w:history="1">
+      <w:hyperlink w:anchor="_Toc242290310" w:history="1">
         <w:r>
           <w:rPr>
             <w:rStyle w:val="Hyperlink"/>
@@ -740,7 +660,7 @@
             <w:noProof/>
             <w:webHidden/>
           </w:rPr>
-          <w:instrText xml:space="preserve"> PAGEREF _Toc242195381 \h </w:instrText>
+          <w:instrText xml:space="preserve"> PAGEREF _Toc242290310 \h </w:instrText>
         </w:r>
         <w:r>
           <w:rPr>
@@ -785,7 +705,7 @@
           <w:lang w:val="es-CO" w:eastAsia="es-CO"/>
         </w:rPr>
       </w:pPr>
-      <w:hyperlink w:anchor="_Toc242195382" w:history="1">
+      <w:hyperlink w:anchor="_Toc242290311" w:history="1">
         <w:r>
           <w:rPr>
             <w:rStyle w:val="Hyperlink"/>
@@ -812,7 +732,7 @@
             <w:noProof/>
             <w:webHidden/>
           </w:rPr>
-          <w:instrText xml:space="preserve"> PAGEREF _Toc242195382 \h </w:instrText>
+          <w:instrText xml:space="preserve"> PAGEREF _Toc242290311 \h </w:instrText>
         </w:r>
         <w:r>
           <w:rPr>
@@ -857,7 +777,7 @@
           <w:lang w:val="es-CO" w:eastAsia="es-CO"/>
         </w:rPr>
       </w:pPr>
-      <w:hyperlink w:anchor="_Toc242195383" w:history="1">
+      <w:hyperlink w:anchor="_Toc242290312" w:history="1">
         <w:r>
           <w:rPr>
             <w:rStyle w:val="Hyperlink"/>
@@ -884,7 +804,7 @@
             <w:noProof/>
             <w:webHidden/>
           </w:rPr>
-          <w:instrText xml:space="preserve"> PAGEREF _Toc242195383 \h </w:instrText>
+          <w:instrText xml:space="preserve"> PAGEREF _Toc242290312 \h </w:instrText>
         </w:r>
         <w:r>
           <w:rPr>
@@ -929,7 +849,7 @@
           <w:lang w:val="es-CO" w:eastAsia="es-CO"/>
         </w:rPr>
       </w:pPr>
-      <w:hyperlink w:anchor="_Toc242195384" w:history="1">
+      <w:hyperlink w:anchor="_Toc242290313" w:history="1">
         <w:r>
           <w:rPr>
             <w:rStyle w:val="Hyperlink"/>
@@ -956,7 +876,7 @@
             <w:noProof/>
             <w:webHidden/>
           </w:rPr>
-          <w:instrText xml:space="preserve"> PAGEREF _Toc242195384 \h </w:instrText>
+          <w:instrText xml:space="preserve"> PAGEREF _Toc242290313 \h </w:instrText>
         </w:r>
         <w:r>
           <w:rPr>
@@ -1001,7 +921,7 @@
           <w:lang w:val="es-CO" w:eastAsia="es-CO"/>
         </w:rPr>
       </w:pPr>
-      <w:hyperlink w:anchor="_Toc242195385" w:history="1">
+      <w:hyperlink w:anchor="_Toc242290314" w:history="1">
         <w:r>
           <w:rPr>
             <w:rStyle w:val="Hyperlink"/>
@@ -1028,7 +948,7 @@
             <w:noProof/>
             <w:webHidden/>
           </w:rPr>
-          <w:instrText xml:space="preserve"> PAGEREF _Toc242195385 \h </w:instrText>
+          <w:instrText xml:space="preserve"> PAGEREF _Toc242290314 \h </w:instrText>
         </w:r>
         <w:r>
           <w:rPr>
@@ -1073,7 +993,7 @@
           <w:lang w:val="es-CO" w:eastAsia="es-CO"/>
         </w:rPr>
       </w:pPr>
-      <w:hyperlink w:anchor="_Toc242195386" w:history="1">
+      <w:hyperlink w:anchor="_Toc242290315" w:history="1">
         <w:r>
           <w:rPr>
             <w:rStyle w:val="Hyperlink"/>
@@ -1100,7 +1020,7 @@
             <w:noProof/>
             <w:webHidden/>
           </w:rPr>
-          <w:instrText xml:space="preserve"> PAGEREF _Toc242195386 \h </w:instrText>
+          <w:instrText xml:space="preserve"> PAGEREF _Toc242290315 \h </w:instrText>
         </w:r>
         <w:r>
           <w:rPr>
@@ -1145,7 +1065,7 @@
           <w:lang w:val="es-CO" w:eastAsia="es-CO"/>
         </w:rPr>
       </w:pPr>
-      <w:hyperlink w:anchor="_Toc242195387" w:history="1">
+      <w:hyperlink w:anchor="_Toc242290316" w:history="1">
         <w:r>
           <w:rPr>
             <w:rStyle w:val="Hyperlink"/>
@@ -1172,7 +1092,7 @@
             <w:noProof/>
             <w:webHidden/>
           </w:rPr>
-          <w:instrText xml:space="preserve"> PAGEREF _Toc242195387 \h </w:instrText>
+          <w:instrText xml:space="preserve"> PAGEREF _Toc242290316 \h </w:instrText>
         </w:r>
         <w:r>
           <w:rPr>
@@ -1217,7 +1137,7 @@
           <w:lang w:val="es-CO" w:eastAsia="es-CO"/>
         </w:rPr>
       </w:pPr>
-      <w:hyperlink w:anchor="_Toc242195388" w:history="1">
+      <w:hyperlink w:anchor="_Toc242290317" w:history="1">
         <w:r>
           <w:rPr>
             <w:rStyle w:val="Hyperlink"/>
@@ -1244,7 +1164,7 @@
             <w:noProof/>
             <w:webHidden/>
           </w:rPr>
-          <w:instrText xml:space="preserve"> PAGEREF _Toc242195388 \h </w:instrText>
+          <w:instrText xml:space="preserve"> PAGEREF _Toc242290317 \h </w:instrText>
         </w:r>
         <w:r>
           <w:rPr>
@@ -1289,7 +1209,7 @@
           <w:lang w:val="es-CO" w:eastAsia="es-CO"/>
         </w:rPr>
       </w:pPr>
-      <w:hyperlink w:anchor="_Toc242195389" w:history="1">
+      <w:hyperlink w:anchor="_Toc242290318" w:history="1">
         <w:r>
           <w:rPr>
             <w:rStyle w:val="Hyperlink"/>
@@ -1316,7 +1236,7 @@
             <w:noProof/>
             <w:webHidden/>
           </w:rPr>
-          <w:instrText xml:space="preserve"> PAGEREF _Toc242195389 \h </w:instrText>
+          <w:instrText xml:space="preserve"> PAGEREF _Toc242290318 \h </w:instrText>
         </w:r>
         <w:r>
           <w:rPr>
@@ -1361,7 +1281,7 @@
           <w:lang w:val="es-CO" w:eastAsia="es-CO"/>
         </w:rPr>
       </w:pPr>
-      <w:hyperlink w:anchor="_Toc242195390" w:history="1">
+      <w:hyperlink w:anchor="_Toc242290319" w:history="1">
         <w:r>
           <w:rPr>
             <w:rStyle w:val="Hyperlink"/>
@@ -1388,7 +1308,7 @@
             <w:noProof/>
             <w:webHidden/>
           </w:rPr>
-          <w:instrText xml:space="preserve"> PAGEREF _Toc242195390 \h </w:instrText>
+          <w:instrText xml:space="preserve"> PAGEREF _Toc242290319 \h </w:instrText>
         </w:r>
         <w:r>
           <w:rPr>
@@ -1433,7 +1353,7 @@
           <w:lang w:val="es-CO" w:eastAsia="es-CO"/>
         </w:rPr>
       </w:pPr>
-      <w:hyperlink w:anchor="_Toc242195391" w:history="1">
+      <w:hyperlink w:anchor="_Toc242290320" w:history="1">
         <w:r>
           <w:rPr>
             <w:rStyle w:val="Hyperlink"/>
@@ -1460,7 +1380,7 @@
             <w:noProof/>
             <w:webHidden/>
           </w:rPr>
-          <w:instrText xml:space="preserve"> PAGEREF _Toc242195391 \h </w:instrText>
+          <w:instrText xml:space="preserve"> PAGEREF _Toc242290320 \h </w:instrText>
         </w:r>
         <w:r>
           <w:rPr>
@@ -1505,7 +1425,7 @@
           <w:lang w:val="es-CO" w:eastAsia="es-CO"/>
         </w:rPr>
       </w:pPr>
-      <w:hyperlink w:anchor="_Toc242195392" w:history="1">
+      <w:hyperlink w:anchor="_Toc242290321" w:history="1">
         <w:r>
           <w:rPr>
             <w:rStyle w:val="Hyperlink"/>
@@ -1532,7 +1452,7 @@
             <w:noProof/>
             <w:webHidden/>
           </w:rPr>
-          <w:instrText xml:space="preserve"> PAGEREF _Toc242195392 \h </w:instrText>
+          <w:instrText xml:space="preserve"> PAGEREF _Toc242290321 \h </w:instrText>
         </w:r>
         <w:r>
           <w:rPr>
@@ -1577,7 +1497,7 @@
           <w:lang w:val="es-CO" w:eastAsia="es-CO"/>
         </w:rPr>
       </w:pPr>
-      <w:hyperlink w:anchor="_Toc242195393" w:history="1">
+      <w:hyperlink w:anchor="_Toc242290322" w:history="1">
         <w:r>
           <w:rPr>
             <w:rStyle w:val="Hyperlink"/>
@@ -1604,7 +1524,7 @@
             <w:noProof/>
             <w:webHidden/>
           </w:rPr>
-          <w:instrText xml:space="preserve"> PAGEREF _Toc242195393 \h </w:instrText>
+          <w:instrText xml:space="preserve"> PAGEREF _Toc242290322 \h </w:instrText>
         </w:r>
         <w:r>
           <w:rPr>
@@ -1649,7 +1569,7 @@
           <w:lang w:val="es-CO" w:eastAsia="es-CO"/>
         </w:rPr>
       </w:pPr>
-      <w:hyperlink w:anchor="_Toc242195394" w:history="1">
+      <w:hyperlink w:anchor="_Toc242290323" w:history="1">
         <w:r>
           <w:rPr>
             <w:rStyle w:val="Hyperlink"/>
@@ -1676,7 +1596,7 @@
             <w:noProof/>
             <w:webHidden/>
           </w:rPr>
-          <w:instrText xml:space="preserve"> PAGEREF _Toc242195394 \h </w:instrText>
+          <w:instrText xml:space="preserve"> PAGEREF _Toc242290323 \h </w:instrText>
         </w:r>
         <w:r>
           <w:rPr>
@@ -1721,7 +1641,7 @@
           <w:lang w:val="es-CO" w:eastAsia="es-CO"/>
         </w:rPr>
       </w:pPr>
-      <w:hyperlink w:anchor="_Toc242195395" w:history="1">
+      <w:hyperlink w:anchor="_Toc242290324" w:history="1">
         <w:r>
           <w:rPr>
             <w:rStyle w:val="Hyperlink"/>
@@ -1748,7 +1668,7 @@
             <w:noProof/>
             <w:webHidden/>
           </w:rPr>
-          <w:instrText xml:space="preserve"> PAGEREF _Toc242195395 \h </w:instrText>
+          <w:instrText xml:space="preserve"> PAGEREF _Toc242290324 \h </w:instrText>
         </w:r>
         <w:r>
           <w:rPr>
@@ -1793,7 +1713,7 @@
           <w:lang w:val="es-CO" w:eastAsia="es-CO"/>
         </w:rPr>
       </w:pPr>
-      <w:hyperlink w:anchor="_Toc242195396" w:history="1">
+      <w:hyperlink w:anchor="_Toc242290325" w:history="1">
         <w:r>
           <w:rPr>
             <w:rStyle w:val="Hyperlink"/>
@@ -1820,7 +1740,7 @@
             <w:noProof/>
             <w:webHidden/>
           </w:rPr>
-          <w:instrText xml:space="preserve"> PAGEREF _Toc242195396 \h </w:instrText>
+          <w:instrText xml:space="preserve"> PAGEREF _Toc242290325 \h </w:instrText>
         </w:r>
         <w:r>
           <w:rPr>
@@ -1865,7 +1785,7 @@
           <w:lang w:val="es-CO" w:eastAsia="es-CO"/>
         </w:rPr>
       </w:pPr>
-      <w:hyperlink w:anchor="_Toc242195397" w:history="1">
+      <w:hyperlink w:anchor="_Toc242290326" w:history="1">
         <w:r>
           <w:rPr>
             <w:rStyle w:val="Hyperlink"/>
@@ -1892,7 +1812,7 @@
             <w:noProof/>
             <w:webHidden/>
           </w:rPr>
-          <w:instrText xml:space="preserve"> PAGEREF _Toc242195397 \h </w:instrText>
+          <w:instrText xml:space="preserve"> PAGEREF _Toc242290326 \h </w:instrText>
         </w:r>
         <w:r>
           <w:rPr>
@@ -1937,7 +1857,7 @@
           <w:lang w:val="es-CO" w:eastAsia="es-CO"/>
         </w:rPr>
       </w:pPr>
-      <w:hyperlink w:anchor="_Toc242195398" w:history="1">
+      <w:hyperlink w:anchor="_Toc242290327" w:history="1">
         <w:r>
           <w:rPr>
             <w:rStyle w:val="Hyperlink"/>
@@ -1964,7 +1884,7 @@
             <w:noProof/>
             <w:webHidden/>
           </w:rPr>
-          <w:instrText xml:space="preserve"> PAGEREF _Toc242195398 \h </w:instrText>
+          <w:instrText xml:space="preserve"> PAGEREF _Toc242290327 \h </w:instrText>
         </w:r>
         <w:r>
           <w:rPr>
@@ -2009,7 +1929,7 @@
           <w:lang w:val="es-CO" w:eastAsia="es-CO"/>
         </w:rPr>
       </w:pPr>
-      <w:hyperlink w:anchor="_Toc242195399" w:history="1">
+      <w:hyperlink w:anchor="_Toc242290328" w:history="1">
         <w:r>
           <w:rPr>
             <w:rStyle w:val="Hyperlink"/>
@@ -2036,7 +1956,7 @@
             <w:noProof/>
             <w:webHidden/>
           </w:rPr>
-          <w:instrText xml:space="preserve"> PAGEREF _Toc242195399 \h </w:instrText>
+          <w:instrText xml:space="preserve"> PAGEREF _Toc242290328 \h </w:instrText>
         </w:r>
         <w:r>
           <w:rPr>
@@ -2081,7 +2001,7 @@
           <w:lang w:val="es-CO" w:eastAsia="es-CO"/>
         </w:rPr>
       </w:pPr>
-      <w:hyperlink w:anchor="_Toc242195400" w:history="1">
+      <w:hyperlink w:anchor="_Toc242290329" w:history="1">
         <w:r>
           <w:rPr>
             <w:rStyle w:val="Hyperlink"/>
@@ -2108,7 +2028,7 @@
             <w:noProof/>
             <w:webHidden/>
           </w:rPr>
-          <w:instrText xml:space="preserve"> PAGEREF _Toc242195400 \h </w:instrText>
+          <w:instrText xml:space="preserve"> PAGEREF _Toc242290329 \h </w:instrText>
         </w:r>
         <w:r>
           <w:rPr>
@@ -2153,7 +2073,7 @@
           <w:lang w:val="es-CO" w:eastAsia="es-CO"/>
         </w:rPr>
       </w:pPr>
-      <w:hyperlink w:anchor="_Toc242195401" w:history="1">
+      <w:hyperlink w:anchor="_Toc242290330" w:history="1">
         <w:r>
           <w:rPr>
             <w:rStyle w:val="Hyperlink"/>
@@ -2180,7 +2100,7 @@
             <w:noProof/>
             <w:webHidden/>
           </w:rPr>
-          <w:instrText xml:space="preserve"> PAGEREF _Toc242195401 \h </w:instrText>
+          <w:instrText xml:space="preserve"> PAGEREF _Toc242290330 \h </w:instrText>
         </w:r>
         <w:r>
           <w:rPr>
@@ -2225,7 +2145,7 @@
           <w:lang w:val="es-CO" w:eastAsia="es-CO"/>
         </w:rPr>
       </w:pPr>
-      <w:hyperlink w:anchor="_Toc242195402" w:history="1">
+      <w:hyperlink w:anchor="_Toc242290331" w:history="1">
         <w:r>
           <w:rPr>
             <w:rStyle w:val="Hyperlink"/>
@@ -2252,7 +2172,7 @@
             <w:noProof/>
             <w:webHidden/>
           </w:rPr>
-          <w:instrText xml:space="preserve"> PAGEREF _Toc242195402 \h </w:instrText>
+          <w:instrText xml:space="preserve"> PAGEREF _Toc242290331 \h </w:instrText>
         </w:r>
         <w:r>
           <w:rPr>
@@ -2303,7 +2223,7 @@
       <w:pPr>
         <w:pStyle w:val="Heading1"/>
       </w:pPr>
-      <w:bookmarkStart w:id="0" w:name="_Toc242195380"/>
+      <w:bookmarkStart w:id="0" w:name="_Toc242290309"/>
       <w:r>
         <w:lastRenderedPageBreak/>
         <w:t>1. Introducción</w:t>
@@ -2314,7 +2234,7 @@
       <w:pPr>
         <w:pStyle w:val="Heading2"/>
       </w:pPr>
-      <w:bookmarkStart w:id="1" w:name="_Toc242195381"/>
+      <w:bookmarkStart w:id="1" w:name="_Toc242290310"/>
       <w:r>
         <w:t>1.1 Propósito del software</w:t>
       </w:r>
@@ -2329,7 +2249,7 @@
       <w:pPr>
         <w:pStyle w:val="Heading2"/>
       </w:pPr>
-      <w:bookmarkStart w:id="2" w:name="_Toc242195382"/>
+      <w:bookmarkStart w:id="2" w:name="_Toc242290311"/>
       <w:r>
         <w:t>1.2 Contexto y alcance</w:t>
       </w:r>
@@ -2337,7 +2257,7 @@
     </w:p>
     <w:p>
       <w:r>
-        <w:t>La revisión ilustrada del 6 de octubre de 2026 conserva la identidad de algoritmos y resultados históricos. Los ejemplos son sintéticos. Repositorio: https://github.com/fjburgosf/BikeEnergyLab. Contacto: fjburgosf@gmail.com.</w:t>
+        <w:t>La revisión editorial del 7 de octubre de 2026 conserva la identidad de algoritmos y resultados históricos. Los ejemplos son sintéticos. Contacto: fjburgosf@gmail.com.</w:t>
       </w:r>
     </w:p>
     <w:p>
@@ -2355,7 +2275,7 @@
       <w:pPr>
         <w:pStyle w:val="Heading1"/>
       </w:pPr>
-      <w:bookmarkStart w:id="3" w:name="_Toc242195383"/>
+      <w:bookmarkStart w:id="3" w:name="_Toc242290312"/>
       <w:r>
         <w:lastRenderedPageBreak/>
         <w:t>2. Arquitectura del sistema</w:t>
@@ -2366,7 +2286,7 @@
       <w:pPr>
         <w:pStyle w:val="Heading2"/>
       </w:pPr>
-      <w:bookmarkStart w:id="4" w:name="_Toc242195384"/>
+      <w:bookmarkStart w:id="4" w:name="_Toc242290313"/>
       <w:r>
         <w:t>2.1 Arquitectura y responsabilidades</w:t>
       </w:r>
@@ -2374,7 +2294,7 @@
     </w:p>
     <w:p>
       <w:r>
-        <w:t>BikeEnergyLab separa la configuración, los cálculos numéricos, los datos y la interfaz. La API y la CLI permiten ejecutar experimentos sin Tk ni interacción gráfica. La GUI adapta los mismos componentes y presenta los resultados; no introduce un segundo modelo físico. Las ecuaciones y sus supuestos se desarrollan en el documento Metodología científica de BikeEnergyLab.</w:t>
+        <w:t>BikeEnergyLab separa la configuración, los cálculos numéricos, los datos y la interfaz. La API y la CLI permiten ejecutar experimentos sin Tk ni interacción gráfica. La GUI adapta los mismos componentes y presenta los resultados. No introduce un segundo modelo físico. Las ecuaciones y sus supuestos se desarrollan en el documento Metodología científica de BikeEnergyLab.</w:t>
       </w:r>
     </w:p>
     <w:tbl>
@@ -3261,7 +3181,7 @@
       <w:pPr>
         <w:pStyle w:val="Heading1"/>
       </w:pPr>
-      <w:bookmarkStart w:id="5" w:name="_Toc242195385"/>
+      <w:bookmarkStart w:id="5" w:name="_Toc242290314"/>
       <w:r>
         <w:lastRenderedPageBreak/>
         <w:t>3. Componentes del software</w:t>
@@ -3272,7 +3192,7 @@
       <w:pPr>
         <w:pStyle w:val="Heading2"/>
       </w:pPr>
-      <w:bookmarkStart w:id="6" w:name="_Toc242195386"/>
+      <w:bookmarkStart w:id="6" w:name="_Toc242290315"/>
       <w:r>
         <w:t>3.1 Clases públicas y uso de la API</w:t>
       </w:r>
@@ -3335,7 +3255,7 @@
         <w:t>CalibrationResult</w:t>
       </w:r>
       <w:r>
-        <w:t xml:space="preserve"> contiene parámetros ajustados, residuos, covarianza aproximada y diagnósticos de identificabilidad. Los grupos corresponden a rutas completas; los segmentos de una misma ruta no son réplicas independientes.</w:t>
+        <w:t xml:space="preserve"> contiene parámetros ajustados, residuos, covarianza aproximada y diagnósticos de identificabilidad. Los grupos corresponden a rutas completas. Los segmentos de una misma ruta no son réplicas independientes.</w:t>
       </w:r>
     </w:p>
     <w:p>
@@ -3448,7 +3368,7 @@
       <w:pPr>
         <w:pStyle w:val="Heading2"/>
       </w:pPr>
-      <w:bookmarkStart w:id="7" w:name="_Toc242195387"/>
+      <w:bookmarkStart w:id="7" w:name="_Toc242290316"/>
       <w:r>
         <w:t>3.2 Configuración y parámetros físicos</w:t>
       </w:r>
@@ -3461,13 +3381,13 @@
     </w:p>
     <w:p>
       <w:r>
-        <w:t>El motor admite asistencia demand o proportional, límite mecánico, torque equivalente, velocidad de corte y eficiencia constante o mapa CSV. La coordenada de mapa usa velocidad angular equivalente v/r; una curva de rotor de motor central necesita transformarse antes de utilizarse. Los puntos fuera del mapa se acotan a su frontera y quedan señalados.</w:t>
+        <w:t>El motor admite asistencia demand o proportional, límite mecánico, torque equivalente, velocidad de corte y eficiencia constante o mapa CSV. La coordenada de mapa usa velocidad angular equivalente v/r. Una curva de rotor de motor central necesita transformarse antes de utilizarse. Los puntos fuera del mapa se acotan a su frontera y quedan señalados.</w:t>
       </w:r>
     </w:p>
     <w:p>
       <w:r>
         <w:lastRenderedPageBreak/>
-        <w:t>La batería admite energy, soc y ecm. Energy y soc representan la misma contabilidad energética en esta versión. ECM añade capacidad Ah, OCV, resistencias, una rama RC y restricciones de voltaje y corriente. Cambiar Wh nominales no modifica automáticamente la capacidad Ah del ECM. Las curvas térmicas requieren datos de la batería concreta; si faltan, no se inventa una degradación por temperatura.</w:t>
+        <w:t>La batería admite energy, soc y ecm. Energy y soc representan la misma contabilidad energética en esta versión. ECM añade capacidad Ah, OCV, resistencias, una rama RC y restricciones de voltaje y corriente. Cambiar Wh nominales no modifica automáticamente la capacidad Ah del ECM. Las curvas térmicas requieren datos de la batería concreta. Si faltan, no se inventa una degradación por temperatura.</w:t>
       </w:r>
     </w:p>
     <w:tbl>
@@ -3984,7 +3904,7 @@
       <w:pPr>
         <w:pStyle w:val="Heading1"/>
       </w:pPr>
-      <w:bookmarkStart w:id="8" w:name="_Toc242195388"/>
+      <w:bookmarkStart w:id="8" w:name="_Toc242290317"/>
       <w:r>
         <w:lastRenderedPageBreak/>
         <w:t>4. Adquisición y procesamiento de datos</w:t>
@@ -3995,7 +3915,7 @@
       <w:pPr>
         <w:pStyle w:val="Heading2"/>
       </w:pPr>
-      <w:bookmarkStart w:id="9" w:name="_Toc242195389"/>
+      <w:bookmarkStart w:id="9" w:name="_Toc242290318"/>
       <w:r>
         <w:t>4.1 Rutas y telemetría</w:t>
       </w:r>
@@ -4003,7 +3923,7 @@
     </w:p>
     <w:p>
       <w:r>
-        <w:t>Los CSV de ruta requieren length_m, dt_s, speed_mps y grade. Se verifica la relación entre distancia, velocidad y duración; no se corrigen silenciosamente inconsistencias. Las columnas temporales de viento, temperatura, potencia humana u otras condiciones tienen prioridad sobre los valores escalares. Una distribución escalar incompatible con un perfil temporal se rechaza para evitar una propagación de incertidumbre ficticia.</w:t>
+        <w:t>Los CSV de ruta requieren length_m, dt_s, speed_mps y grade. Se verifica la relación entre distancia, velocidad y duración. No se corrigen silenciosamente inconsistencias. Las columnas temporales de viento, temperatura, potencia humana u otras condiciones tienen prioridad sobre los valores escalares. Una distribución escalar incompatible con un perfil temporal se rechaza para evitar una propagación de incertidumbre ficticia.</w:t>
       </w:r>
     </w:p>
     <w:p>
@@ -4036,7 +3956,7 @@
       <w:pPr>
         <w:pStyle w:val="Heading1"/>
       </w:pPr>
-      <w:bookmarkStart w:id="10" w:name="_Toc242195390"/>
+      <w:bookmarkStart w:id="10" w:name="_Toc242290319"/>
       <w:r>
         <w:lastRenderedPageBreak/>
         <w:t>5. Flujo de operación del sistema</w:t>
@@ -4047,7 +3967,7 @@
       <w:pPr>
         <w:pStyle w:val="Heading2"/>
       </w:pPr>
-      <w:bookmarkStart w:id="11" w:name="_Toc242195391"/>
+      <w:bookmarkStart w:id="11" w:name="_Toc242290320"/>
       <w:r>
         <w:t>5.1 Interfaz gráfica y tareas en segundo plano</w:t>
       </w:r>
@@ -4055,7 +3975,7 @@
     </w:p>
     <w:p>
       <w:r>
-        <w:t>Tk gestiona quince secciones. Un ejecutor con un trabajador realiza los cálculos; el hilo principal actualiza widgets y dibuja resultados. Durante un cálculo se bloquean los controles de edición. Los errores se presentan y se registran; no se fabrican resultados exitosos.</w:t>
+        <w:t>Tk gestiona quince secciones. Un ejecutor con un trabajador realiza los cálculos. El hilo principal actualiza widgets y dibuja resultados. Durante un cálculo se bloquean los controles de edición. Los errores se presentan y se registran. No se fabrican resultados exitosos.</w:t>
       </w:r>
     </w:p>
     <w:p>
@@ -4065,7 +3985,7 @@
     </w:p>
     <w:p>
       <w:r>
-        <w:t>El ejemplo cargado se registra por separado de la selección del desplegable. El flujo ofrece Cargar ejemplo y Simular. Simular despacha el flujo activo: física, calibración, incertidumbre o entrenamiento híbrido inicial. Un modelo híbrido ya entrenado se reutiliza; abrir otro YAML descarta el contexto del ejemplo.</w:t>
+        <w:t>El ejemplo cargado se registra por separado de la selección del desplegable. El flujo ofrece Cargar ejemplo y Simular. Simular despacha el flujo activo: física, calibración, incertidumbre o entrenamiento híbrido inicial. Un modelo híbrido ya entrenado se reutiliza. Abrir otro YAML descarta el contexto del ejemplo.</w:t>
       </w:r>
     </w:p>
     <w:p>
@@ -4077,7 +3997,7 @@
       <w:pPr>
         <w:pStyle w:val="Heading2"/>
       </w:pPr>
-      <w:bookmarkStart w:id="12" w:name="_Toc242195392"/>
+      <w:bookmarkStart w:id="12" w:name="_Toc242290321"/>
       <w:r>
         <w:t>5.2 Artefactos y reproducción</w:t>
       </w:r>
@@ -4090,7 +4010,7 @@
     </w:p>
     <w:p>
       <w:r>
-        <w:t>Los modelos se guardan como datos CSV y JSON con comprobaciones de integridad y predicciones de referencia. load reconstruye el ajuste y verifica el replay. Se debe conservar la carpeta completa; no basta con copiar un JSON aislado. En el ejecutable se incorpora la misma identidad de fuentes que en el modo Python.</w:t>
+        <w:t>Los modelos se guardan como datos CSV y JSON con comprobaciones de integridad y predicciones de referencia. load reconstruye el ajuste y verifica el replay. Se debe conservar la carpeta completa. No basta con copiar un JSON aislado. En el ejecutable se incorpora la misma identidad de fuentes que en el modo Python.</w:t>
       </w:r>
     </w:p>
     <w:p>
@@ -4107,7 +4027,7 @@
       <w:pPr>
         <w:pStyle w:val="Heading1"/>
       </w:pPr>
-      <w:bookmarkStart w:id="13" w:name="_Toc242195393"/>
+      <w:bookmarkStart w:id="13" w:name="_Toc242290322"/>
       <w:r>
         <w:lastRenderedPageBreak/>
         <w:t>6. Algoritmos y métodos implementados</w:t>
@@ -4118,7 +4038,7 @@
       <w:pPr>
         <w:pStyle w:val="Heading2"/>
       </w:pPr>
-      <w:bookmarkStart w:id="14" w:name="_Toc242195394"/>
+      <w:bookmarkStart w:id="14" w:name="_Toc242290323"/>
       <w:r>
         <w:t>6.1 Calibración y aprendizaje residual</w:t>
       </w:r>
@@ -4131,19 +4051,19 @@
     </w:p>
     <w:p>
       <w:r>
-        <w:t>M1 utiliza física calibrada; M2 utiliza datos; M3 añade el residual completo; M4 aplica CGPRA y su peso alpha. El objetivo residual está expresado en Wh/km. Las características resumen velocidad, pendientes, aceleración, viento, temperatura, aporte humano, masa, asistencia, Crr y variación de velocidad. La pérdida de información temporal por agregación es un límite de fidelidad.</w:t>
+        <w:t>M1 utiliza física calibrada. M2 utiliza datos. M3 añade el residual completo. M4 aplica CGPRA y su peso alpha. El objetivo residual está expresado en Wh/km. Las características resumen velocidad, pendientes, aceleración, viento, temperatura, aporte humano, masa, asistencia, Crr y variación de velocidad. La pérdida de información temporal por agregación es un límite de fidelidad.</w:t>
       </w:r>
     </w:p>
     <w:p>
       <w:r>
-        <w:t>El entrenamiento, la calibración de intervalos y la prueba usan grupos de rutas distintos. Los intervalos conformales se ajustan con errores absolutos por distancia. Su interpretación depende de intercambiabilidad; el soporte OOD y el peso alpha no garantizan exactitud ni cobertura.</w:t>
+        <w:t>El entrenamiento, la calibración de intervalos y la prueba usan grupos de rutas distintos. Los intervalos conformales se ajustan con errores absolutos por distancia. Su interpretación depende de intercambiabilidad. El soporte OOD y el peso alpha no garantizan exactitud ni cobertura.</w:t>
       </w:r>
     </w:p>
     <w:p>
       <w:pPr>
         <w:pStyle w:val="Heading2"/>
       </w:pPr>
-      <w:bookmarkStart w:id="15" w:name="_Toc242195395"/>
+      <w:bookmarkStart w:id="15" w:name="_Toc242290324"/>
       <w:r>
         <w:t>6.2 Adaptación y evaluación causal</w:t>
       </w:r>
@@ -4197,7 +4117,7 @@
       <w:pPr>
         <w:pStyle w:val="Heading2"/>
       </w:pPr>
-      <w:bookmarkStart w:id="16" w:name="_Toc242195396"/>
+      <w:bookmarkStart w:id="16" w:name="_Toc242290325"/>
       <w:r>
         <w:t>6.3 Incertidumbre y sensibilidad</w:t>
       </w:r>
@@ -4205,12 +4125,12 @@
     </w:p>
     <w:p>
       <w:r>
-        <w:t>Monte Carlo propaga las distribuciones físicas configuradas y mantiene separado el análisis opcional de errores predictivos CGPRA. La probabilidad física de misión exige completar la ruta, disponer de potencia y terminar por encima de la reserva. El análisis energy_budget_probability evalúa un presupuesto energético; no corrige dinámicamente corriente, voltaje o SOC.</w:t>
+        <w:t>Monte Carlo propaga las distribuciones físicas configuradas y mantiene separado el análisis opcional de errores predictivos CGPRA. La probabilidad física de misión exige completar la ruta, disponer de potencia y terminar por encima de la reserva. El análisis energy_budget_probability evalúa un presupuesto energético. No corrige dinámicamente corriente, voltaje o SOC.</w:t>
       </w:r>
     </w:p>
     <w:p>
       <w:r>
-        <w:t>Las bandas de trayectoria usan el avance normalizado y contabilizan cuántas realizaciones llegan a cada punto. No extrapolan después del agotamiento. La autonomía que supera el horizonte se informa como censurada; una trayectoria imposible por potencia no genera una autonomía admisible.</w:t>
+        <w:t>Las bandas de trayectoria usan el avance normalizado y contabilizan cuántas realizaciones llegan a cada punto. No extrapolan después del agotamiento. La autonomía que supera el horizonte se informa como censurada. Una trayectoria imposible por potencia no genera una autonomía admisible.</w:t>
       </w:r>
     </w:p>
     <w:p>
@@ -4234,7 +4154,7 @@
       </w:r>
       <w:r>
         <w:lastRenderedPageBreak/>
-        <w:t>Los índices de Sobol ordinarios requieren entradas independientes; no se trasladan automáticamente a una distribución conjunta correlacionada de Monte Carlo.</w:t>
+        <w:t>Los índices de Sobol ordinarios requieren entradas independientes. No se trasladan automáticamente a una distribución conjunta correlacionada de Monte Carlo.</w:t>
       </w:r>
     </w:p>
     <w:p>
@@ -4268,7 +4188,7 @@
       <w:pPr>
         <w:pStyle w:val="Heading1"/>
       </w:pPr>
-      <w:bookmarkStart w:id="17" w:name="_Toc242195397"/>
+      <w:bookmarkStart w:id="17" w:name="_Toc242290326"/>
       <w:r>
         <w:lastRenderedPageBreak/>
         <w:t>7. Restricciones y límites</w:t>
@@ -4279,7 +4199,7 @@
       <w:pPr>
         <w:pStyle w:val="Heading2"/>
       </w:pPr>
-      <w:bookmarkStart w:id="18" w:name="_Toc242195398"/>
+      <w:bookmarkStart w:id="18" w:name="_Toc242290327"/>
       <w:r>
         <w:t>7.1 Identidad de la entrega y límites</w:t>
       </w:r>
@@ -4304,7 +4224,7 @@
     </w:p>
     <w:p>
       <w:r>
-        <w:t>El núcleo fuera de la GUI coincide con el wheel de la revisión científica histórica del 4 de octubre de 2026, conservado en results/history. La validación científica histórica conserva sus propios hashes y resultados; los cambios de interfaz no se presentan como nuevos experimentos. La verificación actual está en results/release_verification.json y la histórica en results/release_verification_1.0.0.json.</w:t>
+        <w:t>El núcleo fuera de la GUI coincide con el wheel de la revisión científica histórica del 4 de octubre de 2026, conservado en results/history. La validación científica histórica conserva sus propios hashes y resultados. Los cambios de interfaz no se presentan como nuevos experimentos. La verificación actual está en results/release_verification.json y la histórica en results/release_verification_1.0.0.json.</w:t>
       </w:r>
     </w:p>
     <w:p>
@@ -4326,7 +4246,7 @@
       <w:pPr>
         <w:pStyle w:val="Heading1"/>
       </w:pPr>
-      <w:bookmarkStart w:id="19" w:name="_Toc242195399"/>
+      <w:bookmarkStart w:id="19" w:name="_Toc242290328"/>
       <w:r>
         <w:lastRenderedPageBreak/>
         <w:t>8. Despliegue y ejecución</w:t>
@@ -4337,7 +4257,7 @@
       <w:pPr>
         <w:pStyle w:val="Heading2"/>
       </w:pPr>
-      <w:bookmarkStart w:id="20" w:name="_Toc242195400"/>
+      <w:bookmarkStart w:id="20" w:name="_Toc242290329"/>
       <w:r>
         <w:t>8.1 Pruebas y distribución Windows</w:t>
       </w:r>
@@ -4390,12 +4310,12 @@
     </w:p>
     <w:p>
       <w:r>
-        <w:t>Las fuentes, el lock y los scripts permiten repetir el proceso; no se promete igualdad binaria entre builds. La revisión ampliada invoca los botones reales de Tk con respuestas controladas de diálogos, incluyendo archivos, ejemplos, tutorial, modelos, sensibilidad, benchmark, EXP 01 a 15 y exportación. Otra máquina Windows y una revisión de todos los diálogos nativos aportarían evidencia adicional.</w:t>
+        <w:t>Las fuentes, el lock y los scripts permiten repetir el proceso. No se promete igualdad binaria entre builds. La revisión ampliada invoca los botones reales de Tk con respuestas controladas de diálogos, incluyendo archivos, ejemplos, tutorial, modelos, sensibilidad, benchmark, EXP 01 a 15 y exportación. Otra máquina Windows y una revisión de todos los diálogos nativos aportarían evidencia adicional.</w:t>
       </w:r>
     </w:p>
     <w:p>
       <w:r>
-        <w:t>La carpeta Entregables reúne BikeEnergyLab.exe con _internal, los cinco DOCX, el ZIP portátil, un ZIP de código fuente y los registros de verificación. PUBLICACION_GITHUB.json informa si el código se ha subido y registra el repositorio y el commit; el código se encuentra en el repositorio público https://github.com/fjburgosf/BikeEnergyLab.</w:t>
+        <w:t>La carpeta Entregables reúne BikeEnergyLab.exe con _internal, los cinco DOCX, el ZIP portátil, un ZIP de código fuente y los registros de verificación.</w:t>
       </w:r>
     </w:p>
     <w:p>
@@ -4412,7 +4332,7 @@
       <w:pPr>
         <w:pStyle w:val="Heading1"/>
       </w:pPr>
-      <w:bookmarkStart w:id="21" w:name="_Toc242195401"/>
+      <w:bookmarkStart w:id="21" w:name="_Toc242290330"/>
       <w:r>
         <w:lastRenderedPageBreak/>
         <w:t>9. Glosario de términos</w:t>
@@ -4752,7 +4672,7 @@
                 <w:rFonts w:cs="Calibri"/>
                 <w:lang w:val="es-CO"/>
               </w:rPr>
-              <w:t>Peso residual; no probabilidad de acierto</w:t>
+              <w:t>Peso residual. No probabilidad de acierto</w:t>
             </w:r>
           </w:p>
         </w:tc>
@@ -5168,7 +5088,7 @@
                 <w:rFonts w:cs="Calibri"/>
                 <w:lang w:val="es-CO"/>
               </w:rPr>
-              <w:t>Identidad; no firma de autenticidad</w:t>
+              <w:t>Identidad. No firma de autenticidad</w:t>
             </w:r>
           </w:p>
         </w:tc>
@@ -5183,7 +5103,7 @@
       <w:pPr>
         <w:pStyle w:val="Heading2"/>
       </w:pPr>
-      <w:bookmarkStart w:id="22" w:name="_Toc242195402"/>
+      <w:bookmarkStart w:id="22" w:name="_Toc242290331"/>
       <w:r>
         <w:t>Autoría y condiciones de uso</w:t>
       </w:r>
@@ -5191,7 +5111,7 @@
     </w:p>
     <w:p>
       <w:r>
-        <w:t>Autores: Francisco Javier Burgos Flórez y Juan Guillermo Popayán Hernández. Contacto: fjburgosf@gmail.com. Conserve CITATION.cff para citar el software. Los derechos y condiciones de uso son los indicados en LICENSE; no se presume una licencia abierta.</w:t>
+        <w:t>Autores: Francisco Javier Burgos Flórez y Juan Guillermo Popayán Hernández. Contacto: fjburgosf@gmail.com. Conserve CITATION.cff para citar el software. Los derechos y condiciones de uso son los indicados en LICENSE. No se presume una licencia abierta.</w:t>
       </w:r>
     </w:p>
     <w:sectPr>

--- a/docs/docx/Manual_tecnico_BikeEnergyLab_1.0.0.docx
+++ b/docs/docx/Manual_tecnico_BikeEnergyLab_1.0.0.docx
@@ -421,7 +421,7 @@
                 <w:rFonts w:cs="Calibri"/>
                 <w:lang w:val="es-CO"/>
               </w:rPr>
-              <w:t>Revisión editorial del 7 de octubre de 2026</w:t>
+              <w:t>Revisión de entrega del 8 de octubre de 2026</w:t>
             </w:r>
           </w:p>
         </w:tc>
@@ -561,7 +561,7 @@
       <w:r>
         <w:fldChar w:fldCharType="separate"/>
       </w:r>
-      <w:hyperlink w:anchor="_Toc242290309" w:history="1">
+      <w:hyperlink w:anchor="_Toc242339730" w:history="1">
         <w:r>
           <w:rPr>
             <w:rStyle w:val="Hyperlink"/>
@@ -588,7 +588,7 @@
             <w:noProof/>
             <w:webHidden/>
           </w:rPr>
-          <w:instrText xml:space="preserve"> PAGEREF _Toc242290309 \h </w:instrText>
+          <w:instrText xml:space="preserve"> PAGEREF _Toc242339730 \h </w:instrText>
         </w:r>
         <w:r>
           <w:rPr>
@@ -633,7 +633,7 @@
           <w:lang w:val="es-CO" w:eastAsia="es-CO"/>
         </w:rPr>
       </w:pPr>
-      <w:hyperlink w:anchor="_Toc242290310" w:history="1">
+      <w:hyperlink w:anchor="_Toc242339731" w:history="1">
         <w:r>
           <w:rPr>
             <w:rStyle w:val="Hyperlink"/>
@@ -660,7 +660,7 @@
             <w:noProof/>
             <w:webHidden/>
           </w:rPr>
-          <w:instrText xml:space="preserve"> PAGEREF _Toc242290310 \h </w:instrText>
+          <w:instrText xml:space="preserve"> PAGEREF _Toc242339731 \h </w:instrText>
         </w:r>
         <w:r>
           <w:rPr>
@@ -705,7 +705,7 @@
           <w:lang w:val="es-CO" w:eastAsia="es-CO"/>
         </w:rPr>
       </w:pPr>
-      <w:hyperlink w:anchor="_Toc242290311" w:history="1">
+      <w:hyperlink w:anchor="_Toc242339732" w:history="1">
         <w:r>
           <w:rPr>
             <w:rStyle w:val="Hyperlink"/>
@@ -732,7 +732,7 @@
             <w:noProof/>
             <w:webHidden/>
           </w:rPr>
-          <w:instrText xml:space="preserve"> PAGEREF _Toc242290311 \h </w:instrText>
+          <w:instrText xml:space="preserve"> PAGEREF _Toc242339732 \h </w:instrText>
         </w:r>
         <w:r>
           <w:rPr>
@@ -777,7 +777,7 @@
           <w:lang w:val="es-CO" w:eastAsia="es-CO"/>
         </w:rPr>
       </w:pPr>
-      <w:hyperlink w:anchor="_Toc242290312" w:history="1">
+      <w:hyperlink w:anchor="_Toc242339733" w:history="1">
         <w:r>
           <w:rPr>
             <w:rStyle w:val="Hyperlink"/>
@@ -804,7 +804,7 @@
             <w:noProof/>
             <w:webHidden/>
           </w:rPr>
-          <w:instrText xml:space="preserve"> PAGEREF _Toc242290312 \h </w:instrText>
+          <w:instrText xml:space="preserve"> PAGEREF _Toc242339733 \h </w:instrText>
         </w:r>
         <w:r>
           <w:rPr>
@@ -849,7 +849,7 @@
           <w:lang w:val="es-CO" w:eastAsia="es-CO"/>
         </w:rPr>
       </w:pPr>
-      <w:hyperlink w:anchor="_Toc242290313" w:history="1">
+      <w:hyperlink w:anchor="_Toc242339734" w:history="1">
         <w:r>
           <w:rPr>
             <w:rStyle w:val="Hyperlink"/>
@@ -876,7 +876,7 @@
             <w:noProof/>
             <w:webHidden/>
           </w:rPr>
-          <w:instrText xml:space="preserve"> PAGEREF _Toc242290313 \h </w:instrText>
+          <w:instrText xml:space="preserve"> PAGEREF _Toc242339734 \h </w:instrText>
         </w:r>
         <w:r>
           <w:rPr>
@@ -921,7 +921,7 @@
           <w:lang w:val="es-CO" w:eastAsia="es-CO"/>
         </w:rPr>
       </w:pPr>
-      <w:hyperlink w:anchor="_Toc242290314" w:history="1">
+      <w:hyperlink w:anchor="_Toc242339735" w:history="1">
         <w:r>
           <w:rPr>
             <w:rStyle w:val="Hyperlink"/>
@@ -948,7 +948,7 @@
             <w:noProof/>
             <w:webHidden/>
           </w:rPr>
-          <w:instrText xml:space="preserve"> PAGEREF _Toc242290314 \h </w:instrText>
+          <w:instrText xml:space="preserve"> PAGEREF _Toc242339735 \h </w:instrText>
         </w:r>
         <w:r>
           <w:rPr>
@@ -993,7 +993,7 @@
           <w:lang w:val="es-CO" w:eastAsia="es-CO"/>
         </w:rPr>
       </w:pPr>
-      <w:hyperlink w:anchor="_Toc242290315" w:history="1">
+      <w:hyperlink w:anchor="_Toc242339736" w:history="1">
         <w:r>
           <w:rPr>
             <w:rStyle w:val="Hyperlink"/>
@@ -1020,7 +1020,7 @@
             <w:noProof/>
             <w:webHidden/>
           </w:rPr>
-          <w:instrText xml:space="preserve"> PAGEREF _Toc242290315 \h </w:instrText>
+          <w:instrText xml:space="preserve"> PAGEREF _Toc242339736 \h </w:instrText>
         </w:r>
         <w:r>
           <w:rPr>
@@ -1065,7 +1065,7 @@
           <w:lang w:val="es-CO" w:eastAsia="es-CO"/>
         </w:rPr>
       </w:pPr>
-      <w:hyperlink w:anchor="_Toc242290316" w:history="1">
+      <w:hyperlink w:anchor="_Toc242339737" w:history="1">
         <w:r>
           <w:rPr>
             <w:rStyle w:val="Hyperlink"/>
@@ -1092,7 +1092,7 @@
             <w:noProof/>
             <w:webHidden/>
           </w:rPr>
-          <w:instrText xml:space="preserve"> PAGEREF _Toc242290316 \h </w:instrText>
+          <w:instrText xml:space="preserve"> PAGEREF _Toc242339737 \h </w:instrText>
         </w:r>
         <w:r>
           <w:rPr>
@@ -1137,7 +1137,7 @@
           <w:lang w:val="es-CO" w:eastAsia="es-CO"/>
         </w:rPr>
       </w:pPr>
-      <w:hyperlink w:anchor="_Toc242290317" w:history="1">
+      <w:hyperlink w:anchor="_Toc242339738" w:history="1">
         <w:r>
           <w:rPr>
             <w:rStyle w:val="Hyperlink"/>
@@ -1164,7 +1164,7 @@
             <w:noProof/>
             <w:webHidden/>
           </w:rPr>
-          <w:instrText xml:space="preserve"> PAGEREF _Toc242290317 \h </w:instrText>
+          <w:instrText xml:space="preserve"> PAGEREF _Toc242339738 \h </w:instrText>
         </w:r>
         <w:r>
           <w:rPr>
@@ -1209,7 +1209,7 @@
           <w:lang w:val="es-CO" w:eastAsia="es-CO"/>
         </w:rPr>
       </w:pPr>
-      <w:hyperlink w:anchor="_Toc242290318" w:history="1">
+      <w:hyperlink w:anchor="_Toc242339739" w:history="1">
         <w:r>
           <w:rPr>
             <w:rStyle w:val="Hyperlink"/>
@@ -1236,7 +1236,7 @@
             <w:noProof/>
             <w:webHidden/>
           </w:rPr>
-          <w:instrText xml:space="preserve"> PAGEREF _Toc242290318 \h </w:instrText>
+          <w:instrText xml:space="preserve"> PAGEREF _Toc242339739 \h </w:instrText>
         </w:r>
         <w:r>
           <w:rPr>
@@ -1281,7 +1281,7 @@
           <w:lang w:val="es-CO" w:eastAsia="es-CO"/>
         </w:rPr>
       </w:pPr>
-      <w:hyperlink w:anchor="_Toc242290319" w:history="1">
+      <w:hyperlink w:anchor="_Toc242339740" w:history="1">
         <w:r>
           <w:rPr>
             <w:rStyle w:val="Hyperlink"/>
@@ -1308,7 +1308,7 @@
             <w:noProof/>
             <w:webHidden/>
           </w:rPr>
-          <w:instrText xml:space="preserve"> PAGEREF _Toc242290319 \h </w:instrText>
+          <w:instrText xml:space="preserve"> PAGEREF _Toc242339740 \h </w:instrText>
         </w:r>
         <w:r>
           <w:rPr>
@@ -1353,7 +1353,7 @@
           <w:lang w:val="es-CO" w:eastAsia="es-CO"/>
         </w:rPr>
       </w:pPr>
-      <w:hyperlink w:anchor="_Toc242290320" w:history="1">
+      <w:hyperlink w:anchor="_Toc242339741" w:history="1">
         <w:r>
           <w:rPr>
             <w:rStyle w:val="Hyperlink"/>
@@ -1380,7 +1380,7 @@
             <w:noProof/>
             <w:webHidden/>
           </w:rPr>
-          <w:instrText xml:space="preserve"> PAGEREF _Toc242290320 \h </w:instrText>
+          <w:instrText xml:space="preserve"> PAGEREF _Toc242339741 \h </w:instrText>
         </w:r>
         <w:r>
           <w:rPr>
@@ -1425,7 +1425,7 @@
           <w:lang w:val="es-CO" w:eastAsia="es-CO"/>
         </w:rPr>
       </w:pPr>
-      <w:hyperlink w:anchor="_Toc242290321" w:history="1">
+      <w:hyperlink w:anchor="_Toc242339742" w:history="1">
         <w:r>
           <w:rPr>
             <w:rStyle w:val="Hyperlink"/>
@@ -1452,7 +1452,7 @@
             <w:noProof/>
             <w:webHidden/>
           </w:rPr>
-          <w:instrText xml:space="preserve"> PAGEREF _Toc242290321 \h </w:instrText>
+          <w:instrText xml:space="preserve"> PAGEREF _Toc242339742 \h </w:instrText>
         </w:r>
         <w:r>
           <w:rPr>
@@ -1497,7 +1497,7 @@
           <w:lang w:val="es-CO" w:eastAsia="es-CO"/>
         </w:rPr>
       </w:pPr>
-      <w:hyperlink w:anchor="_Toc242290322" w:history="1">
+      <w:hyperlink w:anchor="_Toc242339743" w:history="1">
         <w:r>
           <w:rPr>
             <w:rStyle w:val="Hyperlink"/>
@@ -1524,7 +1524,7 @@
             <w:noProof/>
             <w:webHidden/>
           </w:rPr>
-          <w:instrText xml:space="preserve"> PAGEREF _Toc242290322 \h </w:instrText>
+          <w:instrText xml:space="preserve"> PAGEREF _Toc242339743 \h </w:instrText>
         </w:r>
         <w:r>
           <w:rPr>
@@ -1569,7 +1569,7 @@
           <w:lang w:val="es-CO" w:eastAsia="es-CO"/>
         </w:rPr>
       </w:pPr>
-      <w:hyperlink w:anchor="_Toc242290323" w:history="1">
+      <w:hyperlink w:anchor="_Toc242339744" w:history="1">
         <w:r>
           <w:rPr>
             <w:rStyle w:val="Hyperlink"/>
@@ -1596,7 +1596,7 @@
             <w:noProof/>
             <w:webHidden/>
           </w:rPr>
-          <w:instrText xml:space="preserve"> PAGEREF _Toc242290323 \h </w:instrText>
+          <w:instrText xml:space="preserve"> PAGEREF _Toc242339744 \h </w:instrText>
         </w:r>
         <w:r>
           <w:rPr>
@@ -1641,7 +1641,7 @@
           <w:lang w:val="es-CO" w:eastAsia="es-CO"/>
         </w:rPr>
       </w:pPr>
-      <w:hyperlink w:anchor="_Toc242290324" w:history="1">
+      <w:hyperlink w:anchor="_Toc242339745" w:history="1">
         <w:r>
           <w:rPr>
             <w:rStyle w:val="Hyperlink"/>
@@ -1668,7 +1668,7 @@
             <w:noProof/>
             <w:webHidden/>
           </w:rPr>
-          <w:instrText xml:space="preserve"> PAGEREF _Toc242290324 \h </w:instrText>
+          <w:instrText xml:space="preserve"> PAGEREF _Toc242339745 \h </w:instrText>
         </w:r>
         <w:r>
           <w:rPr>
@@ -1713,7 +1713,7 @@
           <w:lang w:val="es-CO" w:eastAsia="es-CO"/>
         </w:rPr>
       </w:pPr>
-      <w:hyperlink w:anchor="_Toc242290325" w:history="1">
+      <w:hyperlink w:anchor="_Toc242339746" w:history="1">
         <w:r>
           <w:rPr>
             <w:rStyle w:val="Hyperlink"/>
@@ -1740,7 +1740,7 @@
             <w:noProof/>
             <w:webHidden/>
           </w:rPr>
-          <w:instrText xml:space="preserve"> PAGEREF _Toc242290325 \h </w:instrText>
+          <w:instrText xml:space="preserve"> PAGEREF _Toc242339746 \h </w:instrText>
         </w:r>
         <w:r>
           <w:rPr>
@@ -1785,7 +1785,7 @@
           <w:lang w:val="es-CO" w:eastAsia="es-CO"/>
         </w:rPr>
       </w:pPr>
-      <w:hyperlink w:anchor="_Toc242290326" w:history="1">
+      <w:hyperlink w:anchor="_Toc242339747" w:history="1">
         <w:r>
           <w:rPr>
             <w:rStyle w:val="Hyperlink"/>
@@ -1812,7 +1812,7 @@
             <w:noProof/>
             <w:webHidden/>
           </w:rPr>
-          <w:instrText xml:space="preserve"> PAGEREF _Toc242290326 \h </w:instrText>
+          <w:instrText xml:space="preserve"> PAGEREF _Toc242339747 \h </w:instrText>
         </w:r>
         <w:r>
           <w:rPr>
@@ -1857,7 +1857,7 @@
           <w:lang w:val="es-CO" w:eastAsia="es-CO"/>
         </w:rPr>
       </w:pPr>
-      <w:hyperlink w:anchor="_Toc242290327" w:history="1">
+      <w:hyperlink w:anchor="_Toc242339748" w:history="1">
         <w:r>
           <w:rPr>
             <w:rStyle w:val="Hyperlink"/>
@@ -1884,7 +1884,7 @@
             <w:noProof/>
             <w:webHidden/>
           </w:rPr>
-          <w:instrText xml:space="preserve"> PAGEREF _Toc242290327 \h </w:instrText>
+          <w:instrText xml:space="preserve"> PAGEREF _Toc242339748 \h </w:instrText>
         </w:r>
         <w:r>
           <w:rPr>
@@ -1929,7 +1929,7 @@
           <w:lang w:val="es-CO" w:eastAsia="es-CO"/>
         </w:rPr>
       </w:pPr>
-      <w:hyperlink w:anchor="_Toc242290328" w:history="1">
+      <w:hyperlink w:anchor="_Toc242339749" w:history="1">
         <w:r>
           <w:rPr>
             <w:rStyle w:val="Hyperlink"/>
@@ -1956,7 +1956,7 @@
             <w:noProof/>
             <w:webHidden/>
           </w:rPr>
-          <w:instrText xml:space="preserve"> PAGEREF _Toc242290328 \h </w:instrText>
+          <w:instrText xml:space="preserve"> PAGEREF _Toc242339749 \h </w:instrText>
         </w:r>
         <w:r>
           <w:rPr>
@@ -2001,7 +2001,7 @@
           <w:lang w:val="es-CO" w:eastAsia="es-CO"/>
         </w:rPr>
       </w:pPr>
-      <w:hyperlink w:anchor="_Toc242290329" w:history="1">
+      <w:hyperlink w:anchor="_Toc242339750" w:history="1">
         <w:r>
           <w:rPr>
             <w:rStyle w:val="Hyperlink"/>
@@ -2028,7 +2028,7 @@
             <w:noProof/>
             <w:webHidden/>
           </w:rPr>
-          <w:instrText xml:space="preserve"> PAGEREF _Toc242290329 \h </w:instrText>
+          <w:instrText xml:space="preserve"> PAGEREF _Toc242339750 \h </w:instrText>
         </w:r>
         <w:r>
           <w:rPr>
@@ -2073,7 +2073,7 @@
           <w:lang w:val="es-CO" w:eastAsia="es-CO"/>
         </w:rPr>
       </w:pPr>
-      <w:hyperlink w:anchor="_Toc242290330" w:history="1">
+      <w:hyperlink w:anchor="_Toc242339751" w:history="1">
         <w:r>
           <w:rPr>
             <w:rStyle w:val="Hyperlink"/>
@@ -2100,7 +2100,7 @@
             <w:noProof/>
             <w:webHidden/>
           </w:rPr>
-          <w:instrText xml:space="preserve"> PAGEREF _Toc242290330 \h </w:instrText>
+          <w:instrText xml:space="preserve"> PAGEREF _Toc242339751 \h </w:instrText>
         </w:r>
         <w:r>
           <w:rPr>
@@ -2145,7 +2145,7 @@
           <w:lang w:val="es-CO" w:eastAsia="es-CO"/>
         </w:rPr>
       </w:pPr>
-      <w:hyperlink w:anchor="_Toc242290331" w:history="1">
+      <w:hyperlink w:anchor="_Toc242339752" w:history="1">
         <w:r>
           <w:rPr>
             <w:rStyle w:val="Hyperlink"/>
@@ -2172,7 +2172,7 @@
             <w:noProof/>
             <w:webHidden/>
           </w:rPr>
-          <w:instrText xml:space="preserve"> PAGEREF _Toc242290331 \h </w:instrText>
+          <w:instrText xml:space="preserve"> PAGEREF _Toc242339752 \h </w:instrText>
         </w:r>
         <w:r>
           <w:rPr>
@@ -2223,7 +2223,7 @@
       <w:pPr>
         <w:pStyle w:val="Heading1"/>
       </w:pPr>
-      <w:bookmarkStart w:id="0" w:name="_Toc242290309"/>
+      <w:bookmarkStart w:id="0" w:name="_Toc242339730"/>
       <w:r>
         <w:lastRenderedPageBreak/>
         <w:t>1. Introducción</w:t>
@@ -2234,7 +2234,7 @@
       <w:pPr>
         <w:pStyle w:val="Heading2"/>
       </w:pPr>
-      <w:bookmarkStart w:id="1" w:name="_Toc242290310"/>
+      <w:bookmarkStart w:id="1" w:name="_Toc242339731"/>
       <w:r>
         <w:t>1.1 Propósito del software</w:t>
       </w:r>
@@ -2249,7 +2249,7 @@
       <w:pPr>
         <w:pStyle w:val="Heading2"/>
       </w:pPr>
-      <w:bookmarkStart w:id="2" w:name="_Toc242290311"/>
+      <w:bookmarkStart w:id="2" w:name="_Toc242339732"/>
       <w:r>
         <w:t>1.2 Contexto y alcance</w:t>
       </w:r>
@@ -2275,7 +2275,7 @@
       <w:pPr>
         <w:pStyle w:val="Heading1"/>
       </w:pPr>
-      <w:bookmarkStart w:id="3" w:name="_Toc242290312"/>
+      <w:bookmarkStart w:id="3" w:name="_Toc242339733"/>
       <w:r>
         <w:lastRenderedPageBreak/>
         <w:t>2. Arquitectura del sistema</w:t>
@@ -2286,7 +2286,7 @@
       <w:pPr>
         <w:pStyle w:val="Heading2"/>
       </w:pPr>
-      <w:bookmarkStart w:id="4" w:name="_Toc242290313"/>
+      <w:bookmarkStart w:id="4" w:name="_Toc242339734"/>
       <w:r>
         <w:t>2.1 Arquitectura y responsabilidades</w:t>
       </w:r>
@@ -3181,7 +3181,7 @@
       <w:pPr>
         <w:pStyle w:val="Heading1"/>
       </w:pPr>
-      <w:bookmarkStart w:id="5" w:name="_Toc242290314"/>
+      <w:bookmarkStart w:id="5" w:name="_Toc242339735"/>
       <w:r>
         <w:lastRenderedPageBreak/>
         <w:t>3. Componentes del software</w:t>
@@ -3192,7 +3192,7 @@
       <w:pPr>
         <w:pStyle w:val="Heading2"/>
       </w:pPr>
-      <w:bookmarkStart w:id="6" w:name="_Toc242290315"/>
+      <w:bookmarkStart w:id="6" w:name="_Toc242339736"/>
       <w:r>
         <w:t>3.1 Clases públicas y uso de la API</w:t>
       </w:r>
@@ -3368,7 +3368,7 @@
       <w:pPr>
         <w:pStyle w:val="Heading2"/>
       </w:pPr>
-      <w:bookmarkStart w:id="7" w:name="_Toc242290316"/>
+      <w:bookmarkStart w:id="7" w:name="_Toc242339737"/>
       <w:r>
         <w:t>3.2 Configuración y parámetros físicos</w:t>
       </w:r>
@@ -3904,7 +3904,7 @@
       <w:pPr>
         <w:pStyle w:val="Heading1"/>
       </w:pPr>
-      <w:bookmarkStart w:id="8" w:name="_Toc242290317"/>
+      <w:bookmarkStart w:id="8" w:name="_Toc242339738"/>
       <w:r>
         <w:lastRenderedPageBreak/>
         <w:t>4. Adquisición y procesamiento de datos</w:t>
@@ -3915,7 +3915,7 @@
       <w:pPr>
         <w:pStyle w:val="Heading2"/>
       </w:pPr>
-      <w:bookmarkStart w:id="9" w:name="_Toc242290318"/>
+      <w:bookmarkStart w:id="9" w:name="_Toc242339739"/>
       <w:r>
         <w:t>4.1 Rutas y telemetría</w:t>
       </w:r>
@@ -3956,7 +3956,7 @@
       <w:pPr>
         <w:pStyle w:val="Heading1"/>
       </w:pPr>
-      <w:bookmarkStart w:id="10" w:name="_Toc242290319"/>
+      <w:bookmarkStart w:id="10" w:name="_Toc242339740"/>
       <w:r>
         <w:lastRenderedPageBreak/>
         <w:t>5. Flujo de operación del sistema</w:t>
@@ -3967,7 +3967,7 @@
       <w:pPr>
         <w:pStyle w:val="Heading2"/>
       </w:pPr>
-      <w:bookmarkStart w:id="11" w:name="_Toc242290320"/>
+      <w:bookmarkStart w:id="11" w:name="_Toc242339741"/>
       <w:r>
         <w:t>5.1 Interfaz gráfica y tareas en segundo plano</w:t>
       </w:r>
@@ -3997,7 +3997,7 @@
       <w:pPr>
         <w:pStyle w:val="Heading2"/>
       </w:pPr>
-      <w:bookmarkStart w:id="12" w:name="_Toc242290321"/>
+      <w:bookmarkStart w:id="12" w:name="_Toc242339742"/>
       <w:r>
         <w:t>5.2 Artefactos y reproducción</w:t>
       </w:r>
@@ -4027,7 +4027,7 @@
       <w:pPr>
         <w:pStyle w:val="Heading1"/>
       </w:pPr>
-      <w:bookmarkStart w:id="13" w:name="_Toc242290322"/>
+      <w:bookmarkStart w:id="13" w:name="_Toc242339743"/>
       <w:r>
         <w:lastRenderedPageBreak/>
         <w:t>6. Algoritmos y métodos implementados</w:t>
@@ -4038,7 +4038,7 @@
       <w:pPr>
         <w:pStyle w:val="Heading2"/>
       </w:pPr>
-      <w:bookmarkStart w:id="14" w:name="_Toc242290323"/>
+      <w:bookmarkStart w:id="14" w:name="_Toc242339744"/>
       <w:r>
         <w:t>6.1 Calibración y aprendizaje residual</w:t>
       </w:r>
@@ -4063,7 +4063,7 @@
       <w:pPr>
         <w:pStyle w:val="Heading2"/>
       </w:pPr>
-      <w:bookmarkStart w:id="15" w:name="_Toc242290324"/>
+      <w:bookmarkStart w:id="15" w:name="_Toc242339745"/>
       <w:r>
         <w:t>6.2 Adaptación y evaluación causal</w:t>
       </w:r>
@@ -4117,7 +4117,7 @@
       <w:pPr>
         <w:pStyle w:val="Heading2"/>
       </w:pPr>
-      <w:bookmarkStart w:id="16" w:name="_Toc242290325"/>
+      <w:bookmarkStart w:id="16" w:name="_Toc242339746"/>
       <w:r>
         <w:t>6.3 Incertidumbre y sensibilidad</w:t>
       </w:r>
@@ -4188,7 +4188,7 @@
       <w:pPr>
         <w:pStyle w:val="Heading1"/>
       </w:pPr>
-      <w:bookmarkStart w:id="17" w:name="_Toc242290326"/>
+      <w:bookmarkStart w:id="17" w:name="_Toc242339747"/>
       <w:r>
         <w:lastRenderedPageBreak/>
         <w:t>7. Restricciones y límites</w:t>
@@ -4199,7 +4199,7 @@
       <w:pPr>
         <w:pStyle w:val="Heading2"/>
       </w:pPr>
-      <w:bookmarkStart w:id="18" w:name="_Toc242290327"/>
+      <w:bookmarkStart w:id="18" w:name="_Toc242339748"/>
       <w:r>
         <w:t>7.1 Identidad de la entrega y límites</w:t>
       </w:r>
@@ -4246,7 +4246,7 @@
       <w:pPr>
         <w:pStyle w:val="Heading1"/>
       </w:pPr>
-      <w:bookmarkStart w:id="19" w:name="_Toc242290328"/>
+      <w:bookmarkStart w:id="19" w:name="_Toc242339749"/>
       <w:r>
         <w:lastRenderedPageBreak/>
         <w:t>8. Despliegue y ejecución</w:t>
@@ -4257,7 +4257,7 @@
       <w:pPr>
         <w:pStyle w:val="Heading2"/>
       </w:pPr>
-      <w:bookmarkStart w:id="20" w:name="_Toc242290329"/>
+      <w:bookmarkStart w:id="20" w:name="_Toc242339750"/>
       <w:r>
         <w:t>8.1 Pruebas y distribución Windows</w:t>
       </w:r>
@@ -4315,7 +4315,7 @@
     </w:p>
     <w:p>
       <w:r>
-        <w:t>La carpeta Entregables reúne BikeEnergyLab.exe con _internal, los cinco DOCX, el ZIP portátil, un ZIP de código fuente y los registros de verificación.</w:t>
+        <w:t>La carpeta Entregables contiene únicamente los cinco DOCX, el ZIP portátil y el ZIP de código fuente. El EXE y sus dependencias están dentro del ZIP portátil. Extraiga el paquete fuera de Entregables y conserve la carpeta BikeEnergyLab completa. Los registros de revisión y hashes de la entrega se guardan por separado en results/delivery-1.0.0.</w:t>
       </w:r>
     </w:p>
     <w:p>
@@ -4332,7 +4332,7 @@
       <w:pPr>
         <w:pStyle w:val="Heading1"/>
       </w:pPr>
-      <w:bookmarkStart w:id="21" w:name="_Toc242290330"/>
+      <w:bookmarkStart w:id="21" w:name="_Toc242339751"/>
       <w:r>
         <w:lastRenderedPageBreak/>
         <w:t>9. Glosario de términos</w:t>
@@ -5103,7 +5103,7 @@
       <w:pPr>
         <w:pStyle w:val="Heading2"/>
       </w:pPr>
-      <w:bookmarkStart w:id="22" w:name="_Toc242290331"/>
+      <w:bookmarkStart w:id="22" w:name="_Toc242339752"/>
       <w:r>
         <w:t>Autoría y condiciones de uso</w:t>
       </w:r>

--- a/docs/docx/Manual_tecnico_BikeEnergyLab_1.0.0.docx
+++ b/docs/docx/Manual_tecnico_BikeEnergyLab_1.0.0.docx
@@ -73,7 +73,7 @@
           <w:iCs/>
           <w:lang w:val="es-CO"/>
         </w:rPr>
-        <w:t>Este manual describe la arquitectura, las clases públicas, la configuración, los algoritmos y la reproducción de BikeEnergyLab. Está dirigido a desarrolladores e investigadores que necesitan utilizar la API, revisar decisiones de implementación y repetir las verificaciones de la distribución.</w:t>
+        <w:t>Este manual describe la arquitectura, la API, la configuración y la metodología científica de BikeEnergyLab. Integra las ecuaciones editables, los supuestos, la calibración, la incertidumbre y los resultados sintéticos conservados. Está dirigido a desarrolladores e investigadores que necesitan utilizar la API, revisar decisiones de implementación y repetir las verificaciones de la distribución.</w:t>
       </w:r>
     </w:p>
     <w:tbl>
@@ -341,7 +341,7 @@
                 <w:rFonts w:cs="Calibri"/>
                 <w:lang w:val="es-CO"/>
               </w:rPr>
-              <w:t>7 de octubre de 2026</w:t>
+              <w:t>8 de octubre de 2026</w:t>
             </w:r>
           </w:p>
         </w:tc>
@@ -421,7 +421,7 @@
                 <w:rFonts w:cs="Calibri"/>
                 <w:lang w:val="es-CO"/>
               </w:rPr>
-              <w:t>Revisión de entrega del 8 de octubre de 2026</w:t>
+              <w:t>Integración documental del 8 de octubre de 2026</w:t>
             </w:r>
           </w:p>
         </w:tc>
@@ -561,7 +561,7 @@
       <w:r>
         <w:fldChar w:fldCharType="separate"/>
       </w:r>
-      <w:hyperlink w:anchor="_Toc242339730" w:history="1">
+      <w:hyperlink w:anchor="_Toc242341221" w:history="1">
         <w:r>
           <w:rPr>
             <w:rStyle w:val="Hyperlink"/>
@@ -588,7 +588,7 @@
             <w:noProof/>
             <w:webHidden/>
           </w:rPr>
-          <w:instrText xml:space="preserve"> PAGEREF _Toc242339730 \h </w:instrText>
+          <w:instrText xml:space="preserve"> PAGEREF _Toc242341221 \h </w:instrText>
         </w:r>
         <w:r>
           <w:rPr>
@@ -608,7 +608,7 @@
             <w:noProof/>
             <w:webHidden/>
           </w:rPr>
-          <w:t>3</w:t>
+          <w:t>4</w:t>
         </w:r>
         <w:r>
           <w:rPr>
@@ -633,7 +633,7 @@
           <w:lang w:val="es-CO" w:eastAsia="es-CO"/>
         </w:rPr>
       </w:pPr>
-      <w:hyperlink w:anchor="_Toc242339731" w:history="1">
+      <w:hyperlink w:anchor="_Toc242341222" w:history="1">
         <w:r>
           <w:rPr>
             <w:rStyle w:val="Hyperlink"/>
@@ -660,7 +660,7 @@
             <w:noProof/>
             <w:webHidden/>
           </w:rPr>
-          <w:instrText xml:space="preserve"> PAGEREF _Toc242339731 \h </w:instrText>
+          <w:instrText xml:space="preserve"> PAGEREF _Toc242341222 \h </w:instrText>
         </w:r>
         <w:r>
           <w:rPr>
@@ -680,7 +680,7 @@
             <w:noProof/>
             <w:webHidden/>
           </w:rPr>
-          <w:t>3</w:t>
+          <w:t>4</w:t>
         </w:r>
         <w:r>
           <w:rPr>
@@ -705,7 +705,7 @@
           <w:lang w:val="es-CO" w:eastAsia="es-CO"/>
         </w:rPr>
       </w:pPr>
-      <w:hyperlink w:anchor="_Toc242339732" w:history="1">
+      <w:hyperlink w:anchor="_Toc242341223" w:history="1">
         <w:r>
           <w:rPr>
             <w:rStyle w:val="Hyperlink"/>
@@ -732,7 +732,7 @@
             <w:noProof/>
             <w:webHidden/>
           </w:rPr>
-          <w:instrText xml:space="preserve"> PAGEREF _Toc242339732 \h </w:instrText>
+          <w:instrText xml:space="preserve"> PAGEREF _Toc242341223 \h </w:instrText>
         </w:r>
         <w:r>
           <w:rPr>
@@ -752,7 +752,7 @@
             <w:noProof/>
             <w:webHidden/>
           </w:rPr>
-          <w:t>3</w:t>
+          <w:t>4</w:t>
         </w:r>
         <w:r>
           <w:rPr>
@@ -765,7 +765,7 @@
     </w:p>
     <w:p>
       <w:pPr>
-        <w:pStyle w:val="TOC1"/>
+        <w:pStyle w:val="TOC2"/>
         <w:tabs>
           <w:tab w:val="right" w:leader="dot" w:pos="9350"/>
         </w:tabs>
@@ -777,13 +777,13 @@
           <w:lang w:val="es-CO" w:eastAsia="es-CO"/>
         </w:rPr>
       </w:pPr>
-      <w:hyperlink w:anchor="_Toc242339733" w:history="1">
+      <w:hyperlink w:anchor="_Toc242341224" w:history="1">
         <w:r>
           <w:rPr>
             <w:rStyle w:val="Hyperlink"/>
             <w:noProof/>
           </w:rPr>
-          <w:t>2. Arquitectura del sistema</w:t>
+          <w:t>1.3 Pregunta de investigación y alcance</w:t>
         </w:r>
         <w:r>
           <w:rPr>
@@ -804,7 +804,7 @@
             <w:noProof/>
             <w:webHidden/>
           </w:rPr>
-          <w:instrText xml:space="preserve"> PAGEREF _Toc242339733 \h </w:instrText>
+          <w:instrText xml:space="preserve"> PAGEREF _Toc242341224 \h </w:instrText>
         </w:r>
         <w:r>
           <w:rPr>
@@ -837,7 +837,7 @@
     </w:p>
     <w:p>
       <w:pPr>
-        <w:pStyle w:val="TOC2"/>
+        <w:pStyle w:val="TOC1"/>
         <w:tabs>
           <w:tab w:val="right" w:leader="dot" w:pos="9350"/>
         </w:tabs>
@@ -849,13 +849,13 @@
           <w:lang w:val="es-CO" w:eastAsia="es-CO"/>
         </w:rPr>
       </w:pPr>
-      <w:hyperlink w:anchor="_Toc242339734" w:history="1">
+      <w:hyperlink w:anchor="_Toc242341225" w:history="1">
         <w:r>
           <w:rPr>
             <w:rStyle w:val="Hyperlink"/>
             <w:noProof/>
           </w:rPr>
-          <w:t>2.1 Arquitectura y responsabilidades</w:t>
+          <w:t>2. Arquitectura del sistema</w:t>
         </w:r>
         <w:r>
           <w:rPr>
@@ -876,7 +876,7 @@
             <w:noProof/>
             <w:webHidden/>
           </w:rPr>
-          <w:instrText xml:space="preserve"> PAGEREF _Toc242339734 \h </w:instrText>
+          <w:instrText xml:space="preserve"> PAGEREF _Toc242341225 \h </w:instrText>
         </w:r>
         <w:r>
           <w:rPr>
@@ -896,7 +896,7 @@
             <w:noProof/>
             <w:webHidden/>
           </w:rPr>
-          <w:t>4</w:t>
+          <w:t>5</w:t>
         </w:r>
         <w:r>
           <w:rPr>
@@ -909,7 +909,7 @@
     </w:p>
     <w:p>
       <w:pPr>
-        <w:pStyle w:val="TOC1"/>
+        <w:pStyle w:val="TOC2"/>
         <w:tabs>
           <w:tab w:val="right" w:leader="dot" w:pos="9350"/>
         </w:tabs>
@@ -921,13 +921,13 @@
           <w:lang w:val="es-CO" w:eastAsia="es-CO"/>
         </w:rPr>
       </w:pPr>
-      <w:hyperlink w:anchor="_Toc242339735" w:history="1">
+      <w:hyperlink w:anchor="_Toc242341226" w:history="1">
         <w:r>
           <w:rPr>
             <w:rStyle w:val="Hyperlink"/>
             <w:noProof/>
           </w:rPr>
-          <w:t>3. Componentes del software</w:t>
+          <w:t>2.1 Arquitectura y responsabilidades</w:t>
         </w:r>
         <w:r>
           <w:rPr>
@@ -948,7 +948,7 @@
             <w:noProof/>
             <w:webHidden/>
           </w:rPr>
-          <w:instrText xml:space="preserve"> PAGEREF _Toc242339735 \h </w:instrText>
+          <w:instrText xml:space="preserve"> PAGEREF _Toc242341226 \h </w:instrText>
         </w:r>
         <w:r>
           <w:rPr>
@@ -968,7 +968,7 @@
             <w:noProof/>
             <w:webHidden/>
           </w:rPr>
-          <w:t>6</w:t>
+          <w:t>5</w:t>
         </w:r>
         <w:r>
           <w:rPr>
@@ -981,7 +981,7 @@
     </w:p>
     <w:p>
       <w:pPr>
-        <w:pStyle w:val="TOC2"/>
+        <w:pStyle w:val="TOC1"/>
         <w:tabs>
           <w:tab w:val="right" w:leader="dot" w:pos="9350"/>
         </w:tabs>
@@ -993,13 +993,13 @@
           <w:lang w:val="es-CO" w:eastAsia="es-CO"/>
         </w:rPr>
       </w:pPr>
-      <w:hyperlink w:anchor="_Toc242339736" w:history="1">
+      <w:hyperlink w:anchor="_Toc242341227" w:history="1">
         <w:r>
           <w:rPr>
             <w:rStyle w:val="Hyperlink"/>
             <w:noProof/>
           </w:rPr>
-          <w:t>3.1 Clases públicas y uso de la API</w:t>
+          <w:t>3. Componentes del software</w:t>
         </w:r>
         <w:r>
           <w:rPr>
@@ -1020,7 +1020,7 @@
             <w:noProof/>
             <w:webHidden/>
           </w:rPr>
-          <w:instrText xml:space="preserve"> PAGEREF _Toc242339736 \h </w:instrText>
+          <w:instrText xml:space="preserve"> PAGEREF _Toc242341227 \h </w:instrText>
         </w:r>
         <w:r>
           <w:rPr>
@@ -1040,7 +1040,7 @@
             <w:noProof/>
             <w:webHidden/>
           </w:rPr>
-          <w:t>6</w:t>
+          <w:t>7</w:t>
         </w:r>
         <w:r>
           <w:rPr>
@@ -1065,13 +1065,13 @@
           <w:lang w:val="es-CO" w:eastAsia="es-CO"/>
         </w:rPr>
       </w:pPr>
-      <w:hyperlink w:anchor="_Toc242339737" w:history="1">
+      <w:hyperlink w:anchor="_Toc242341228" w:history="1">
         <w:r>
           <w:rPr>
             <w:rStyle w:val="Hyperlink"/>
             <w:noProof/>
           </w:rPr>
-          <w:t>3.2 Configuración y parámetros físicos</w:t>
+          <w:t>3.1 Clases públicas y uso de la API</w:t>
         </w:r>
         <w:r>
           <w:rPr>
@@ -1092,7 +1092,7 @@
             <w:noProof/>
             <w:webHidden/>
           </w:rPr>
-          <w:instrText xml:space="preserve"> PAGEREF _Toc242339737 \h </w:instrText>
+          <w:instrText xml:space="preserve"> PAGEREF _Toc242341228 \h </w:instrText>
         </w:r>
         <w:r>
           <w:rPr>
@@ -1112,7 +1112,7 @@
             <w:noProof/>
             <w:webHidden/>
           </w:rPr>
-          <w:t>6</w:t>
+          <w:t>7</w:t>
         </w:r>
         <w:r>
           <w:rPr>
@@ -1125,7 +1125,7 @@
     </w:p>
     <w:p>
       <w:pPr>
-        <w:pStyle w:val="TOC1"/>
+        <w:pStyle w:val="TOC2"/>
         <w:tabs>
           <w:tab w:val="right" w:leader="dot" w:pos="9350"/>
         </w:tabs>
@@ -1137,13 +1137,13 @@
           <w:lang w:val="es-CO" w:eastAsia="es-CO"/>
         </w:rPr>
       </w:pPr>
-      <w:hyperlink w:anchor="_Toc242339738" w:history="1">
+      <w:hyperlink w:anchor="_Toc242341229" w:history="1">
         <w:r>
           <w:rPr>
             <w:rStyle w:val="Hyperlink"/>
             <w:noProof/>
           </w:rPr>
-          <w:t>4. Adquisición y procesamiento de datos</w:t>
+          <w:t>3.2 Configuración y parámetros físicos</w:t>
         </w:r>
         <w:r>
           <w:rPr>
@@ -1164,7 +1164,7 @@
             <w:noProof/>
             <w:webHidden/>
           </w:rPr>
-          <w:instrText xml:space="preserve"> PAGEREF _Toc242339738 \h </w:instrText>
+          <w:instrText xml:space="preserve"> PAGEREF _Toc242341229 \h </w:instrText>
         </w:r>
         <w:r>
           <w:rPr>
@@ -1184,7 +1184,7 @@
             <w:noProof/>
             <w:webHidden/>
           </w:rPr>
-          <w:t>8</w:t>
+          <w:t>7</w:t>
         </w:r>
         <w:r>
           <w:rPr>
@@ -1209,13 +1209,13 @@
           <w:lang w:val="es-CO" w:eastAsia="es-CO"/>
         </w:rPr>
       </w:pPr>
-      <w:hyperlink w:anchor="_Toc242339739" w:history="1">
+      <w:hyperlink w:anchor="_Toc242341230" w:history="1">
         <w:r>
           <w:rPr>
             <w:rStyle w:val="Hyperlink"/>
             <w:noProof/>
           </w:rPr>
-          <w:t>4.1 Rutas y telemetría</w:t>
+          <w:t>3.3 Unidades y convenciones</w:t>
         </w:r>
         <w:r>
           <w:rPr>
@@ -1236,7 +1236,7 @@
             <w:noProof/>
             <w:webHidden/>
           </w:rPr>
-          <w:instrText xml:space="preserve"> PAGEREF _Toc242339739 \h </w:instrText>
+          <w:instrText xml:space="preserve"> PAGEREF _Toc242341230 \h </w:instrText>
         </w:r>
         <w:r>
           <w:rPr>
@@ -1281,13 +1281,13 @@
           <w:lang w:val="es-CO" w:eastAsia="es-CO"/>
         </w:rPr>
       </w:pPr>
-      <w:hyperlink w:anchor="_Toc242339740" w:history="1">
+      <w:hyperlink w:anchor="_Toc242341231" w:history="1">
         <w:r>
           <w:rPr>
             <w:rStyle w:val="Hyperlink"/>
             <w:noProof/>
           </w:rPr>
-          <w:t>5. Flujo de operación del sistema</w:t>
+          <w:t>4. Adquisición y procesamiento de datos</w:t>
         </w:r>
         <w:r>
           <w:rPr>
@@ -1308,7 +1308,7 @@
             <w:noProof/>
             <w:webHidden/>
           </w:rPr>
-          <w:instrText xml:space="preserve"> PAGEREF _Toc242339740 \h </w:instrText>
+          <w:instrText xml:space="preserve"> PAGEREF _Toc242341231 \h </w:instrText>
         </w:r>
         <w:r>
           <w:rPr>
@@ -1328,7 +1328,7 @@
             <w:noProof/>
             <w:webHidden/>
           </w:rPr>
-          <w:t>9</w:t>
+          <w:t>10</w:t>
         </w:r>
         <w:r>
           <w:rPr>
@@ -1353,13 +1353,13 @@
           <w:lang w:val="es-CO" w:eastAsia="es-CO"/>
         </w:rPr>
       </w:pPr>
-      <w:hyperlink w:anchor="_Toc242339741" w:history="1">
+      <w:hyperlink w:anchor="_Toc242341232" w:history="1">
         <w:r>
           <w:rPr>
             <w:rStyle w:val="Hyperlink"/>
             <w:noProof/>
           </w:rPr>
-          <w:t>5.1 Interfaz gráfica y tareas en segundo plano</w:t>
+          <w:t>4.1 Rutas y telemetría</w:t>
         </w:r>
         <w:r>
           <w:rPr>
@@ -1380,7 +1380,7 @@
             <w:noProof/>
             <w:webHidden/>
           </w:rPr>
-          <w:instrText xml:space="preserve"> PAGEREF _Toc242339741 \h </w:instrText>
+          <w:instrText xml:space="preserve"> PAGEREF _Toc242341232 \h </w:instrText>
         </w:r>
         <w:r>
           <w:rPr>
@@ -1400,7 +1400,7 @@
             <w:noProof/>
             <w:webHidden/>
           </w:rPr>
-          <w:t>9</w:t>
+          <w:t>10</w:t>
         </w:r>
         <w:r>
           <w:rPr>
@@ -1413,7 +1413,7 @@
     </w:p>
     <w:p>
       <w:pPr>
-        <w:pStyle w:val="TOC2"/>
+        <w:pStyle w:val="TOC1"/>
         <w:tabs>
           <w:tab w:val="right" w:leader="dot" w:pos="9350"/>
         </w:tabs>
@@ -1425,13 +1425,13 @@
           <w:lang w:val="es-CO" w:eastAsia="es-CO"/>
         </w:rPr>
       </w:pPr>
-      <w:hyperlink w:anchor="_Toc242339742" w:history="1">
+      <w:hyperlink w:anchor="_Toc242341233" w:history="1">
         <w:r>
           <w:rPr>
             <w:rStyle w:val="Hyperlink"/>
             <w:noProof/>
           </w:rPr>
-          <w:t>5.2 Artefactos y reproducción</w:t>
+          <w:t>5. Flujo de operación del sistema</w:t>
         </w:r>
         <w:r>
           <w:rPr>
@@ -1452,7 +1452,7 @@
             <w:noProof/>
             <w:webHidden/>
           </w:rPr>
-          <w:instrText xml:space="preserve"> PAGEREF _Toc242339742 \h </w:instrText>
+          <w:instrText xml:space="preserve"> PAGEREF _Toc242341233 \h </w:instrText>
         </w:r>
         <w:r>
           <w:rPr>
@@ -1472,7 +1472,7 @@
             <w:noProof/>
             <w:webHidden/>
           </w:rPr>
-          <w:t>9</w:t>
+          <w:t>11</w:t>
         </w:r>
         <w:r>
           <w:rPr>
@@ -1485,7 +1485,7 @@
     </w:p>
     <w:p>
       <w:pPr>
-        <w:pStyle w:val="TOC1"/>
+        <w:pStyle w:val="TOC2"/>
         <w:tabs>
           <w:tab w:val="right" w:leader="dot" w:pos="9350"/>
         </w:tabs>
@@ -1497,13 +1497,13 @@
           <w:lang w:val="es-CO" w:eastAsia="es-CO"/>
         </w:rPr>
       </w:pPr>
-      <w:hyperlink w:anchor="_Toc242339743" w:history="1">
+      <w:hyperlink w:anchor="_Toc242341234" w:history="1">
         <w:r>
           <w:rPr>
             <w:rStyle w:val="Hyperlink"/>
             <w:noProof/>
           </w:rPr>
-          <w:t>6. Algoritmos y métodos implementados</w:t>
+          <w:t>5.1 Interfaz gráfica y tareas en segundo plano</w:t>
         </w:r>
         <w:r>
           <w:rPr>
@@ -1524,7 +1524,7 @@
             <w:noProof/>
             <w:webHidden/>
           </w:rPr>
-          <w:instrText xml:space="preserve"> PAGEREF _Toc242339743 \h </w:instrText>
+          <w:instrText xml:space="preserve"> PAGEREF _Toc242341234 \h </w:instrText>
         </w:r>
         <w:r>
           <w:rPr>
@@ -1544,7 +1544,7 @@
             <w:noProof/>
             <w:webHidden/>
           </w:rPr>
-          <w:t>10</w:t>
+          <w:t>11</w:t>
         </w:r>
         <w:r>
           <w:rPr>
@@ -1569,13 +1569,13 @@
           <w:lang w:val="es-CO" w:eastAsia="es-CO"/>
         </w:rPr>
       </w:pPr>
-      <w:hyperlink w:anchor="_Toc242339744" w:history="1">
+      <w:hyperlink w:anchor="_Toc242341235" w:history="1">
         <w:r>
           <w:rPr>
             <w:rStyle w:val="Hyperlink"/>
             <w:noProof/>
           </w:rPr>
-          <w:t>6.1 Calibración y aprendizaje residual</w:t>
+          <w:t>5.2 Artefactos y reproducción</w:t>
         </w:r>
         <w:r>
           <w:rPr>
@@ -1596,7 +1596,7 @@
             <w:noProof/>
             <w:webHidden/>
           </w:rPr>
-          <w:instrText xml:space="preserve"> PAGEREF _Toc242339744 \h </w:instrText>
+          <w:instrText xml:space="preserve"> PAGEREF _Toc242341235 \h </w:instrText>
         </w:r>
         <w:r>
           <w:rPr>
@@ -1616,7 +1616,7 @@
             <w:noProof/>
             <w:webHidden/>
           </w:rPr>
-          <w:t>10</w:t>
+          <w:t>11</w:t>
         </w:r>
         <w:r>
           <w:rPr>
@@ -1629,7 +1629,7 @@
     </w:p>
     <w:p>
       <w:pPr>
-        <w:pStyle w:val="TOC2"/>
+        <w:pStyle w:val="TOC1"/>
         <w:tabs>
           <w:tab w:val="right" w:leader="dot" w:pos="9350"/>
         </w:tabs>
@@ -1641,13 +1641,13 @@
           <w:lang w:val="es-CO" w:eastAsia="es-CO"/>
         </w:rPr>
       </w:pPr>
-      <w:hyperlink w:anchor="_Toc242339745" w:history="1">
+      <w:hyperlink w:anchor="_Toc242341236" w:history="1">
         <w:r>
           <w:rPr>
             <w:rStyle w:val="Hyperlink"/>
             <w:noProof/>
           </w:rPr>
-          <w:t>6.2 Adaptación y evaluación causal</w:t>
+          <w:t>6. Algoritmos y metodología científica</w:t>
         </w:r>
         <w:r>
           <w:rPr>
@@ -1668,7 +1668,7 @@
             <w:noProof/>
             <w:webHidden/>
           </w:rPr>
-          <w:instrText xml:space="preserve"> PAGEREF _Toc242339745 \h </w:instrText>
+          <w:instrText xml:space="preserve"> PAGEREF _Toc242341236 \h </w:instrText>
         </w:r>
         <w:r>
           <w:rPr>
@@ -1688,7 +1688,7 @@
             <w:noProof/>
             <w:webHidden/>
           </w:rPr>
-          <w:t>10</w:t>
+          <w:t>12</w:t>
         </w:r>
         <w:r>
           <w:rPr>
@@ -1713,13 +1713,13 @@
           <w:lang w:val="es-CO" w:eastAsia="es-CO"/>
         </w:rPr>
       </w:pPr>
-      <w:hyperlink w:anchor="_Toc242339746" w:history="1">
+      <w:hyperlink w:anchor="_Toc242341237" w:history="1">
         <w:r>
           <w:rPr>
             <w:rStyle w:val="Hyperlink"/>
             <w:noProof/>
           </w:rPr>
-          <w:t>6.3 Incertidumbre y sensibilidad</w:t>
+          <w:t>6.1 Fuerzas y potencia longitudinal</w:t>
         </w:r>
         <w:r>
           <w:rPr>
@@ -1740,7 +1740,7 @@
             <w:noProof/>
             <w:webHidden/>
           </w:rPr>
-          <w:instrText xml:space="preserve"> PAGEREF _Toc242339746 \h </w:instrText>
+          <w:instrText xml:space="preserve"> PAGEREF _Toc242341237 \h </w:instrText>
         </w:r>
         <w:r>
           <w:rPr>
@@ -1760,7 +1760,7 @@
             <w:noProof/>
             <w:webHidden/>
           </w:rPr>
-          <w:t>10</w:t>
+          <w:t>12</w:t>
         </w:r>
         <w:r>
           <w:rPr>
@@ -1773,7 +1773,7 @@
     </w:p>
     <w:p>
       <w:pPr>
-        <w:pStyle w:val="TOC1"/>
+        <w:pStyle w:val="TOC2"/>
         <w:tabs>
           <w:tab w:val="right" w:leader="dot" w:pos="9350"/>
         </w:tabs>
@@ -1785,13 +1785,13 @@
           <w:lang w:val="es-CO" w:eastAsia="es-CO"/>
         </w:rPr>
       </w:pPr>
-      <w:hyperlink w:anchor="_Toc242339747" w:history="1">
+      <w:hyperlink w:anchor="_Toc242341238" w:history="1">
         <w:r>
           <w:rPr>
             <w:rStyle w:val="Hyperlink"/>
             <w:noProof/>
           </w:rPr>
-          <w:t>7. Restricciones y límites</w:t>
+          <w:t>6.2 Ciclista transmisión y motor</w:t>
         </w:r>
         <w:r>
           <w:rPr>
@@ -1812,7 +1812,7 @@
             <w:noProof/>
             <w:webHidden/>
           </w:rPr>
-          <w:instrText xml:space="preserve"> PAGEREF _Toc242339747 \h </w:instrText>
+          <w:instrText xml:space="preserve"> PAGEREF _Toc242341238 \h </w:instrText>
         </w:r>
         <w:r>
           <w:rPr>
@@ -1857,13 +1857,13 @@
           <w:lang w:val="es-CO" w:eastAsia="es-CO"/>
         </w:rPr>
       </w:pPr>
-      <w:hyperlink w:anchor="_Toc242339748" w:history="1">
+      <w:hyperlink w:anchor="_Toc242341239" w:history="1">
         <w:r>
           <w:rPr>
             <w:rStyle w:val="Hyperlink"/>
             <w:noProof/>
           </w:rPr>
-          <w:t>7.1 Identidad de la entrega y límites</w:t>
+          <w:t>6.3 Batería energética y estado de carga</w:t>
         </w:r>
         <w:r>
           <w:rPr>
@@ -1884,7 +1884,7 @@
             <w:noProof/>
             <w:webHidden/>
           </w:rPr>
-          <w:instrText xml:space="preserve"> PAGEREF _Toc242339748 \h </w:instrText>
+          <w:instrText xml:space="preserve"> PAGEREF _Toc242341239 \h </w:instrText>
         </w:r>
         <w:r>
           <w:rPr>
@@ -1917,7 +1917,7 @@
     </w:p>
     <w:p>
       <w:pPr>
-        <w:pStyle w:val="TOC1"/>
+        <w:pStyle w:val="TOC2"/>
         <w:tabs>
           <w:tab w:val="right" w:leader="dot" w:pos="9350"/>
         </w:tabs>
@@ -1929,13 +1929,13 @@
           <w:lang w:val="es-CO" w:eastAsia="es-CO"/>
         </w:rPr>
       </w:pPr>
-      <w:hyperlink w:anchor="_Toc242339749" w:history="1">
+      <w:hyperlink w:anchor="_Toc242341240" w:history="1">
         <w:r>
           <w:rPr>
             <w:rStyle w:val="Hyperlink"/>
             <w:noProof/>
           </w:rPr>
-          <w:t>8. Despliegue y ejecución</w:t>
+          <w:t>6.4 Circuito equivalente de batería</w:t>
         </w:r>
         <w:r>
           <w:rPr>
@@ -1956,7 +1956,7 @@
             <w:noProof/>
             <w:webHidden/>
           </w:rPr>
-          <w:instrText xml:space="preserve"> PAGEREF _Toc242339749 \h </w:instrText>
+          <w:instrText xml:space="preserve"> PAGEREF _Toc242341240 \h </w:instrText>
         </w:r>
         <w:r>
           <w:rPr>
@@ -2001,13 +2001,13 @@
           <w:lang w:val="es-CO" w:eastAsia="es-CO"/>
         </w:rPr>
       </w:pPr>
-      <w:hyperlink w:anchor="_Toc242339750" w:history="1">
+      <w:hyperlink w:anchor="_Toc242341241" w:history="1">
         <w:r>
           <w:rPr>
             <w:rStyle w:val="Hyperlink"/>
             <w:noProof/>
           </w:rPr>
-          <w:t>8.1 Pruebas y distribución Windows</w:t>
+          <w:t>6.5 Límites regeneración y balance</w:t>
         </w:r>
         <w:r>
           <w:rPr>
@@ -2028,7 +2028,7 @@
             <w:noProof/>
             <w:webHidden/>
           </w:rPr>
-          <w:instrText xml:space="preserve"> PAGEREF _Toc242339750 \h </w:instrText>
+          <w:instrText xml:space="preserve"> PAGEREF _Toc242341241 \h </w:instrText>
         </w:r>
         <w:r>
           <w:rPr>
@@ -2061,7 +2061,7 @@
     </w:p>
     <w:p>
       <w:pPr>
-        <w:pStyle w:val="TOC1"/>
+        <w:pStyle w:val="TOC2"/>
         <w:tabs>
           <w:tab w:val="right" w:leader="dot" w:pos="9350"/>
         </w:tabs>
@@ -2073,13 +2073,13 @@
           <w:lang w:val="es-CO" w:eastAsia="es-CO"/>
         </w:rPr>
       </w:pPr>
-      <w:hyperlink w:anchor="_Toc242339751" w:history="1">
+      <w:hyperlink w:anchor="_Toc242341242" w:history="1">
         <w:r>
           <w:rPr>
             <w:rStyle w:val="Hyperlink"/>
             <w:noProof/>
           </w:rPr>
-          <w:t>9. Glosario de términos</w:t>
+          <w:t>6.6 Calibración e identificabilidad</w:t>
         </w:r>
         <w:r>
           <w:rPr>
@@ -2100,7 +2100,7 @@
             <w:noProof/>
             <w:webHidden/>
           </w:rPr>
-          <w:instrText xml:space="preserve"> PAGEREF _Toc242339751 \h </w:instrText>
+          <w:instrText xml:space="preserve"> PAGEREF _Toc242341242 \h </w:instrText>
         </w:r>
         <w:r>
           <w:rPr>
@@ -2120,7 +2120,7 @@
             <w:noProof/>
             <w:webHidden/>
           </w:rPr>
-          <w:t>14</w:t>
+          <w:t>13</w:t>
         </w:r>
         <w:r>
           <w:rPr>
@@ -2145,12 +2145,1092 @@
           <w:lang w:val="es-CO" w:eastAsia="es-CO"/>
         </w:rPr>
       </w:pPr>
-      <w:hyperlink w:anchor="_Toc242339752" w:history="1">
+      <w:hyperlink w:anchor="_Toc242341243" w:history="1">
         <w:r>
           <w:rPr>
             <w:rStyle w:val="Hyperlink"/>
             <w:noProof/>
           </w:rPr>
+          <w:t>6.7 Aprendizaje residual y modelos comparados</w:t>
+        </w:r>
+        <w:r>
+          <w:rPr>
+            <w:noProof/>
+            <w:webHidden/>
+          </w:rPr>
+          <w:tab/>
+        </w:r>
+        <w:r>
+          <w:rPr>
+            <w:noProof/>
+            <w:webHidden/>
+          </w:rPr>
+          <w:fldChar w:fldCharType="begin"/>
+        </w:r>
+        <w:r>
+          <w:rPr>
+            <w:noProof/>
+            <w:webHidden/>
+          </w:rPr>
+          <w:instrText xml:space="preserve"> PAGEREF _Toc242341243 \h </w:instrText>
+        </w:r>
+        <w:r>
+          <w:rPr>
+            <w:noProof/>
+            <w:webHidden/>
+          </w:rPr>
+        </w:r>
+        <w:r>
+          <w:rPr>
+            <w:noProof/>
+            <w:webHidden/>
+          </w:rPr>
+          <w:fldChar w:fldCharType="separate"/>
+        </w:r>
+        <w:r>
+          <w:rPr>
+            <w:noProof/>
+            <w:webHidden/>
+          </w:rPr>
+          <w:t>14</w:t>
+        </w:r>
+        <w:r>
+          <w:rPr>
+            <w:noProof/>
+            <w:webHidden/>
+          </w:rPr>
+          <w:fldChar w:fldCharType="end"/>
+        </w:r>
+      </w:hyperlink>
+    </w:p>
+    <w:p>
+      <w:pPr>
+        <w:pStyle w:val="TOC2"/>
+        <w:tabs>
+          <w:tab w:val="right" w:leader="dot" w:pos="9350"/>
+        </w:tabs>
+        <w:rPr>
+          <w:rFonts w:asciiTheme="minorHAnsi" w:eastAsiaTheme="minorEastAsia" w:hAnsiTheme="minorHAnsi"/>
+          <w:noProof/>
+          <w:sz w:val="24"/>
+          <w:szCs w:val="24"/>
+          <w:lang w:val="es-CO" w:eastAsia="es-CO"/>
+        </w:rPr>
+      </w:pPr>
+      <w:hyperlink w:anchor="_Toc242341244" w:history="1">
+        <w:r>
+          <w:rPr>
+            <w:rStyle w:val="Hyperlink"/>
+            <w:noProof/>
+          </w:rPr>
+          <w:t>6.8 Compuerta de confianza y soporte OOD</w:t>
+        </w:r>
+        <w:r>
+          <w:rPr>
+            <w:noProof/>
+            <w:webHidden/>
+          </w:rPr>
+          <w:tab/>
+        </w:r>
+        <w:r>
+          <w:rPr>
+            <w:noProof/>
+            <w:webHidden/>
+          </w:rPr>
+          <w:fldChar w:fldCharType="begin"/>
+        </w:r>
+        <w:r>
+          <w:rPr>
+            <w:noProof/>
+            <w:webHidden/>
+          </w:rPr>
+          <w:instrText xml:space="preserve"> PAGEREF _Toc242341244 \h </w:instrText>
+        </w:r>
+        <w:r>
+          <w:rPr>
+            <w:noProof/>
+            <w:webHidden/>
+          </w:rPr>
+        </w:r>
+        <w:r>
+          <w:rPr>
+            <w:noProof/>
+            <w:webHidden/>
+          </w:rPr>
+          <w:fldChar w:fldCharType="separate"/>
+        </w:r>
+        <w:r>
+          <w:rPr>
+            <w:noProof/>
+            <w:webHidden/>
+          </w:rPr>
+          <w:t>14</w:t>
+        </w:r>
+        <w:r>
+          <w:rPr>
+            <w:noProof/>
+            <w:webHidden/>
+          </w:rPr>
+          <w:fldChar w:fldCharType="end"/>
+        </w:r>
+      </w:hyperlink>
+    </w:p>
+    <w:p>
+      <w:pPr>
+        <w:pStyle w:val="TOC2"/>
+        <w:tabs>
+          <w:tab w:val="right" w:leader="dot" w:pos="9350"/>
+        </w:tabs>
+        <w:rPr>
+          <w:rFonts w:asciiTheme="minorHAnsi" w:eastAsiaTheme="minorEastAsia" w:hAnsiTheme="minorHAnsi"/>
+          <w:noProof/>
+          <w:sz w:val="24"/>
+          <w:szCs w:val="24"/>
+          <w:lang w:val="es-CO" w:eastAsia="es-CO"/>
+        </w:rPr>
+      </w:pPr>
+      <w:hyperlink w:anchor="_Toc242341245" w:history="1">
+        <w:r>
+          <w:rPr>
+            <w:rStyle w:val="Hyperlink"/>
+            <w:noProof/>
+          </w:rPr>
+          <w:t>6.9 Adaptación y evaluación causal</w:t>
+        </w:r>
+        <w:r>
+          <w:rPr>
+            <w:noProof/>
+            <w:webHidden/>
+          </w:rPr>
+          <w:tab/>
+        </w:r>
+        <w:r>
+          <w:rPr>
+            <w:noProof/>
+            <w:webHidden/>
+          </w:rPr>
+          <w:fldChar w:fldCharType="begin"/>
+        </w:r>
+        <w:r>
+          <w:rPr>
+            <w:noProof/>
+            <w:webHidden/>
+          </w:rPr>
+          <w:instrText xml:space="preserve"> PAGEREF _Toc242341245 \h </w:instrText>
+        </w:r>
+        <w:r>
+          <w:rPr>
+            <w:noProof/>
+            <w:webHidden/>
+          </w:rPr>
+        </w:r>
+        <w:r>
+          <w:rPr>
+            <w:noProof/>
+            <w:webHidden/>
+          </w:rPr>
+          <w:fldChar w:fldCharType="separate"/>
+        </w:r>
+        <w:r>
+          <w:rPr>
+            <w:noProof/>
+            <w:webHidden/>
+          </w:rPr>
+          <w:t>15</w:t>
+        </w:r>
+        <w:r>
+          <w:rPr>
+            <w:noProof/>
+            <w:webHidden/>
+          </w:rPr>
+          <w:fldChar w:fldCharType="end"/>
+        </w:r>
+      </w:hyperlink>
+    </w:p>
+    <w:p>
+      <w:pPr>
+        <w:pStyle w:val="TOC2"/>
+        <w:tabs>
+          <w:tab w:val="right" w:leader="dot" w:pos="9350"/>
+        </w:tabs>
+        <w:rPr>
+          <w:rFonts w:asciiTheme="minorHAnsi" w:eastAsiaTheme="minorEastAsia" w:hAnsiTheme="minorHAnsi"/>
+          <w:noProof/>
+          <w:sz w:val="24"/>
+          <w:szCs w:val="24"/>
+          <w:lang w:val="es-CO" w:eastAsia="es-CO"/>
+        </w:rPr>
+      </w:pPr>
+      <w:hyperlink w:anchor="_Toc242341246" w:history="1">
+        <w:r>
+          <w:rPr>
+            <w:rStyle w:val="Hyperlink"/>
+            <w:noProof/>
+          </w:rPr>
+          <w:t>6.10 Intervalos y propagación de incertidumbre</w:t>
+        </w:r>
+        <w:r>
+          <w:rPr>
+            <w:noProof/>
+            <w:webHidden/>
+          </w:rPr>
+          <w:tab/>
+        </w:r>
+        <w:r>
+          <w:rPr>
+            <w:noProof/>
+            <w:webHidden/>
+          </w:rPr>
+          <w:fldChar w:fldCharType="begin"/>
+        </w:r>
+        <w:r>
+          <w:rPr>
+            <w:noProof/>
+            <w:webHidden/>
+          </w:rPr>
+          <w:instrText xml:space="preserve"> PAGEREF _Toc242341246 \h </w:instrText>
+        </w:r>
+        <w:r>
+          <w:rPr>
+            <w:noProof/>
+            <w:webHidden/>
+          </w:rPr>
+        </w:r>
+        <w:r>
+          <w:rPr>
+            <w:noProof/>
+            <w:webHidden/>
+          </w:rPr>
+          <w:fldChar w:fldCharType="separate"/>
+        </w:r>
+        <w:r>
+          <w:rPr>
+            <w:noProof/>
+            <w:webHidden/>
+          </w:rPr>
+          <w:t>15</w:t>
+        </w:r>
+        <w:r>
+          <w:rPr>
+            <w:noProof/>
+            <w:webHidden/>
+          </w:rPr>
+          <w:fldChar w:fldCharType="end"/>
+        </w:r>
+      </w:hyperlink>
+    </w:p>
+    <w:p>
+      <w:pPr>
+        <w:pStyle w:val="TOC2"/>
+        <w:tabs>
+          <w:tab w:val="right" w:leader="dot" w:pos="9350"/>
+        </w:tabs>
+        <w:rPr>
+          <w:rFonts w:asciiTheme="minorHAnsi" w:eastAsiaTheme="minorEastAsia" w:hAnsiTheme="minorHAnsi"/>
+          <w:noProof/>
+          <w:sz w:val="24"/>
+          <w:szCs w:val="24"/>
+          <w:lang w:val="es-CO" w:eastAsia="es-CO"/>
+        </w:rPr>
+      </w:pPr>
+      <w:hyperlink w:anchor="_Toc242341247" w:history="1">
+        <w:r>
+          <w:rPr>
+            <w:rStyle w:val="Hyperlink"/>
+            <w:noProof/>
+          </w:rPr>
+          <w:t>6.11 Misión autonomía y trayectorias</w:t>
+        </w:r>
+        <w:r>
+          <w:rPr>
+            <w:noProof/>
+            <w:webHidden/>
+          </w:rPr>
+          <w:tab/>
+        </w:r>
+        <w:r>
+          <w:rPr>
+            <w:noProof/>
+            <w:webHidden/>
+          </w:rPr>
+          <w:fldChar w:fldCharType="begin"/>
+        </w:r>
+        <w:r>
+          <w:rPr>
+            <w:noProof/>
+            <w:webHidden/>
+          </w:rPr>
+          <w:instrText xml:space="preserve"> PAGEREF _Toc242341247 \h </w:instrText>
+        </w:r>
+        <w:r>
+          <w:rPr>
+            <w:noProof/>
+            <w:webHidden/>
+          </w:rPr>
+        </w:r>
+        <w:r>
+          <w:rPr>
+            <w:noProof/>
+            <w:webHidden/>
+          </w:rPr>
+          <w:fldChar w:fldCharType="separate"/>
+        </w:r>
+        <w:r>
+          <w:rPr>
+            <w:noProof/>
+            <w:webHidden/>
+          </w:rPr>
+          <w:t>15</w:t>
+        </w:r>
+        <w:r>
+          <w:rPr>
+            <w:noProof/>
+            <w:webHidden/>
+          </w:rPr>
+          <w:fldChar w:fldCharType="end"/>
+        </w:r>
+      </w:hyperlink>
+    </w:p>
+    <w:p>
+      <w:pPr>
+        <w:pStyle w:val="TOC2"/>
+        <w:tabs>
+          <w:tab w:val="right" w:leader="dot" w:pos="9350"/>
+        </w:tabs>
+        <w:rPr>
+          <w:rFonts w:asciiTheme="minorHAnsi" w:eastAsiaTheme="minorEastAsia" w:hAnsiTheme="minorHAnsi"/>
+          <w:noProof/>
+          <w:sz w:val="24"/>
+          <w:szCs w:val="24"/>
+          <w:lang w:val="es-CO" w:eastAsia="es-CO"/>
+        </w:rPr>
+      </w:pPr>
+      <w:hyperlink w:anchor="_Toc242341248" w:history="1">
+        <w:r>
+          <w:rPr>
+            <w:rStyle w:val="Hyperlink"/>
+            <w:noProof/>
+          </w:rPr>
+          <w:t>6.12 Sensibilidad local y global</w:t>
+        </w:r>
+        <w:r>
+          <w:rPr>
+            <w:noProof/>
+            <w:webHidden/>
+          </w:rPr>
+          <w:tab/>
+        </w:r>
+        <w:r>
+          <w:rPr>
+            <w:noProof/>
+            <w:webHidden/>
+          </w:rPr>
+          <w:fldChar w:fldCharType="begin"/>
+        </w:r>
+        <w:r>
+          <w:rPr>
+            <w:noProof/>
+            <w:webHidden/>
+          </w:rPr>
+          <w:instrText xml:space="preserve"> PAGEREF _Toc242341248 \h </w:instrText>
+        </w:r>
+        <w:r>
+          <w:rPr>
+            <w:noProof/>
+            <w:webHidden/>
+          </w:rPr>
+        </w:r>
+        <w:r>
+          <w:rPr>
+            <w:noProof/>
+            <w:webHidden/>
+          </w:rPr>
+          <w:fldChar w:fldCharType="separate"/>
+        </w:r>
+        <w:r>
+          <w:rPr>
+            <w:noProof/>
+            <w:webHidden/>
+          </w:rPr>
+          <w:t>16</w:t>
+        </w:r>
+        <w:r>
+          <w:rPr>
+            <w:noProof/>
+            <w:webHidden/>
+          </w:rPr>
+          <w:fldChar w:fldCharType="end"/>
+        </w:r>
+      </w:hyperlink>
+    </w:p>
+    <w:p>
+      <w:pPr>
+        <w:pStyle w:val="TOC1"/>
+        <w:tabs>
+          <w:tab w:val="right" w:leader="dot" w:pos="9350"/>
+        </w:tabs>
+        <w:rPr>
+          <w:rFonts w:asciiTheme="minorHAnsi" w:eastAsiaTheme="minorEastAsia" w:hAnsiTheme="minorHAnsi"/>
+          <w:noProof/>
+          <w:sz w:val="24"/>
+          <w:szCs w:val="24"/>
+          <w:lang w:val="es-CO" w:eastAsia="es-CO"/>
+        </w:rPr>
+      </w:pPr>
+      <w:hyperlink w:anchor="_Toc242341249" w:history="1">
+        <w:r>
+          <w:rPr>
+            <w:rStyle w:val="Hyperlink"/>
+            <w:noProof/>
+          </w:rPr>
+          <w:t>7. Restricciones y límites</w:t>
+        </w:r>
+        <w:r>
+          <w:rPr>
+            <w:noProof/>
+            <w:webHidden/>
+          </w:rPr>
+          <w:tab/>
+        </w:r>
+        <w:r>
+          <w:rPr>
+            <w:noProof/>
+            <w:webHidden/>
+          </w:rPr>
+          <w:fldChar w:fldCharType="begin"/>
+        </w:r>
+        <w:r>
+          <w:rPr>
+            <w:noProof/>
+            <w:webHidden/>
+          </w:rPr>
+          <w:instrText xml:space="preserve"> PAGEREF _Toc242341249 \h </w:instrText>
+        </w:r>
+        <w:r>
+          <w:rPr>
+            <w:noProof/>
+            <w:webHidden/>
+          </w:rPr>
+        </w:r>
+        <w:r>
+          <w:rPr>
+            <w:noProof/>
+            <w:webHidden/>
+          </w:rPr>
+          <w:fldChar w:fldCharType="separate"/>
+        </w:r>
+        <w:r>
+          <w:rPr>
+            <w:noProof/>
+            <w:webHidden/>
+          </w:rPr>
+          <w:t>17</w:t>
+        </w:r>
+        <w:r>
+          <w:rPr>
+            <w:noProof/>
+            <w:webHidden/>
+          </w:rPr>
+          <w:fldChar w:fldCharType="end"/>
+        </w:r>
+      </w:hyperlink>
+    </w:p>
+    <w:p>
+      <w:pPr>
+        <w:pStyle w:val="TOC2"/>
+        <w:tabs>
+          <w:tab w:val="right" w:leader="dot" w:pos="9350"/>
+        </w:tabs>
+        <w:rPr>
+          <w:rFonts w:asciiTheme="minorHAnsi" w:eastAsiaTheme="minorEastAsia" w:hAnsiTheme="minorHAnsi"/>
+          <w:noProof/>
+          <w:sz w:val="24"/>
+          <w:szCs w:val="24"/>
+          <w:lang w:val="es-CO" w:eastAsia="es-CO"/>
+        </w:rPr>
+      </w:pPr>
+      <w:hyperlink w:anchor="_Toc242341250" w:history="1">
+        <w:r>
+          <w:rPr>
+            <w:rStyle w:val="Hyperlink"/>
+            <w:noProof/>
+          </w:rPr>
+          <w:t>7.1 Identidad de la entrega y límites</w:t>
+        </w:r>
+        <w:r>
+          <w:rPr>
+            <w:noProof/>
+            <w:webHidden/>
+          </w:rPr>
+          <w:tab/>
+        </w:r>
+        <w:r>
+          <w:rPr>
+            <w:noProof/>
+            <w:webHidden/>
+          </w:rPr>
+          <w:fldChar w:fldCharType="begin"/>
+        </w:r>
+        <w:r>
+          <w:rPr>
+            <w:noProof/>
+            <w:webHidden/>
+          </w:rPr>
+          <w:instrText xml:space="preserve"> PAGEREF _Toc242341250 \h </w:instrText>
+        </w:r>
+        <w:r>
+          <w:rPr>
+            <w:noProof/>
+            <w:webHidden/>
+          </w:rPr>
+        </w:r>
+        <w:r>
+          <w:rPr>
+            <w:noProof/>
+            <w:webHidden/>
+          </w:rPr>
+          <w:fldChar w:fldCharType="separate"/>
+        </w:r>
+        <w:r>
+          <w:rPr>
+            <w:noProof/>
+            <w:webHidden/>
+          </w:rPr>
+          <w:t>17</w:t>
+        </w:r>
+        <w:r>
+          <w:rPr>
+            <w:noProof/>
+            <w:webHidden/>
+          </w:rPr>
+          <w:fldChar w:fldCharType="end"/>
+        </w:r>
+      </w:hyperlink>
+    </w:p>
+    <w:p>
+      <w:pPr>
+        <w:pStyle w:val="TOC2"/>
+        <w:tabs>
+          <w:tab w:val="right" w:leader="dot" w:pos="9350"/>
+        </w:tabs>
+        <w:rPr>
+          <w:rFonts w:asciiTheme="minorHAnsi" w:eastAsiaTheme="minorEastAsia" w:hAnsiTheme="minorHAnsi"/>
+          <w:noProof/>
+          <w:sz w:val="24"/>
+          <w:szCs w:val="24"/>
+          <w:lang w:val="es-CO" w:eastAsia="es-CO"/>
+        </w:rPr>
+      </w:pPr>
+      <w:hyperlink w:anchor="_Toc242341251" w:history="1">
+        <w:r>
+          <w:rPr>
+            <w:rStyle w:val="Hyperlink"/>
+            <w:noProof/>
+          </w:rPr>
+          <w:t>7.2 Protocolos y resultados sintéticos</w:t>
+        </w:r>
+        <w:r>
+          <w:rPr>
+            <w:noProof/>
+            <w:webHidden/>
+          </w:rPr>
+          <w:tab/>
+        </w:r>
+        <w:r>
+          <w:rPr>
+            <w:noProof/>
+            <w:webHidden/>
+          </w:rPr>
+          <w:fldChar w:fldCharType="begin"/>
+        </w:r>
+        <w:r>
+          <w:rPr>
+            <w:noProof/>
+            <w:webHidden/>
+          </w:rPr>
+          <w:instrText xml:space="preserve"> PAGEREF _Toc242341251 \h </w:instrText>
+        </w:r>
+        <w:r>
+          <w:rPr>
+            <w:noProof/>
+            <w:webHidden/>
+          </w:rPr>
+        </w:r>
+        <w:r>
+          <w:rPr>
+            <w:noProof/>
+            <w:webHidden/>
+          </w:rPr>
+          <w:fldChar w:fldCharType="separate"/>
+        </w:r>
+        <w:r>
+          <w:rPr>
+            <w:noProof/>
+            <w:webHidden/>
+          </w:rPr>
+          <w:t>17</w:t>
+        </w:r>
+        <w:r>
+          <w:rPr>
+            <w:noProof/>
+            <w:webHidden/>
+          </w:rPr>
+          <w:fldChar w:fldCharType="end"/>
+        </w:r>
+      </w:hyperlink>
+    </w:p>
+    <w:p>
+      <w:pPr>
+        <w:pStyle w:val="TOC2"/>
+        <w:tabs>
+          <w:tab w:val="right" w:leader="dot" w:pos="9350"/>
+        </w:tabs>
+        <w:rPr>
+          <w:rFonts w:asciiTheme="minorHAnsi" w:eastAsiaTheme="minorEastAsia" w:hAnsiTheme="minorHAnsi"/>
+          <w:noProof/>
+          <w:sz w:val="24"/>
+          <w:szCs w:val="24"/>
+          <w:lang w:val="es-CO" w:eastAsia="es-CO"/>
+        </w:rPr>
+      </w:pPr>
+      <w:hyperlink w:anchor="_Toc242341252" w:history="1">
+        <w:r>
+          <w:rPr>
+            <w:rStyle w:val="Hyperlink"/>
+            <w:noProof/>
+          </w:rPr>
+          <w:t>7.3 Reproducción y límites de la evidencia</w:t>
+        </w:r>
+        <w:r>
+          <w:rPr>
+            <w:noProof/>
+            <w:webHidden/>
+          </w:rPr>
+          <w:tab/>
+        </w:r>
+        <w:r>
+          <w:rPr>
+            <w:noProof/>
+            <w:webHidden/>
+          </w:rPr>
+          <w:fldChar w:fldCharType="begin"/>
+        </w:r>
+        <w:r>
+          <w:rPr>
+            <w:noProof/>
+            <w:webHidden/>
+          </w:rPr>
+          <w:instrText xml:space="preserve"> PAGEREF _Toc242341252 \h </w:instrText>
+        </w:r>
+        <w:r>
+          <w:rPr>
+            <w:noProof/>
+            <w:webHidden/>
+          </w:rPr>
+        </w:r>
+        <w:r>
+          <w:rPr>
+            <w:noProof/>
+            <w:webHidden/>
+          </w:rPr>
+          <w:fldChar w:fldCharType="separate"/>
+        </w:r>
+        <w:r>
+          <w:rPr>
+            <w:noProof/>
+            <w:webHidden/>
+          </w:rPr>
+          <w:t>18</w:t>
+        </w:r>
+        <w:r>
+          <w:rPr>
+            <w:noProof/>
+            <w:webHidden/>
+          </w:rPr>
+          <w:fldChar w:fldCharType="end"/>
+        </w:r>
+      </w:hyperlink>
+    </w:p>
+    <w:p>
+      <w:pPr>
+        <w:pStyle w:val="TOC1"/>
+        <w:tabs>
+          <w:tab w:val="right" w:leader="dot" w:pos="9350"/>
+        </w:tabs>
+        <w:rPr>
+          <w:rFonts w:asciiTheme="minorHAnsi" w:eastAsiaTheme="minorEastAsia" w:hAnsiTheme="minorHAnsi"/>
+          <w:noProof/>
+          <w:sz w:val="24"/>
+          <w:szCs w:val="24"/>
+          <w:lang w:val="es-CO" w:eastAsia="es-CO"/>
+        </w:rPr>
+      </w:pPr>
+      <w:hyperlink w:anchor="_Toc242341253" w:history="1">
+        <w:r>
+          <w:rPr>
+            <w:rStyle w:val="Hyperlink"/>
+            <w:noProof/>
+          </w:rPr>
+          <w:t>8. Despliegue y ejecución</w:t>
+        </w:r>
+        <w:r>
+          <w:rPr>
+            <w:noProof/>
+            <w:webHidden/>
+          </w:rPr>
+          <w:tab/>
+        </w:r>
+        <w:r>
+          <w:rPr>
+            <w:noProof/>
+            <w:webHidden/>
+          </w:rPr>
+          <w:fldChar w:fldCharType="begin"/>
+        </w:r>
+        <w:r>
+          <w:rPr>
+            <w:noProof/>
+            <w:webHidden/>
+          </w:rPr>
+          <w:instrText xml:space="preserve"> PAGEREF _Toc242341253 \h </w:instrText>
+        </w:r>
+        <w:r>
+          <w:rPr>
+            <w:noProof/>
+            <w:webHidden/>
+          </w:rPr>
+        </w:r>
+        <w:r>
+          <w:rPr>
+            <w:noProof/>
+            <w:webHidden/>
+          </w:rPr>
+          <w:fldChar w:fldCharType="separate"/>
+        </w:r>
+        <w:r>
+          <w:rPr>
+            <w:noProof/>
+            <w:webHidden/>
+          </w:rPr>
+          <w:t>19</w:t>
+        </w:r>
+        <w:r>
+          <w:rPr>
+            <w:noProof/>
+            <w:webHidden/>
+          </w:rPr>
+          <w:fldChar w:fldCharType="end"/>
+        </w:r>
+      </w:hyperlink>
+    </w:p>
+    <w:p>
+      <w:pPr>
+        <w:pStyle w:val="TOC2"/>
+        <w:tabs>
+          <w:tab w:val="right" w:leader="dot" w:pos="9350"/>
+        </w:tabs>
+        <w:rPr>
+          <w:rFonts w:asciiTheme="minorHAnsi" w:eastAsiaTheme="minorEastAsia" w:hAnsiTheme="minorHAnsi"/>
+          <w:noProof/>
+          <w:sz w:val="24"/>
+          <w:szCs w:val="24"/>
+          <w:lang w:val="es-CO" w:eastAsia="es-CO"/>
+        </w:rPr>
+      </w:pPr>
+      <w:hyperlink w:anchor="_Toc242341254" w:history="1">
+        <w:r>
+          <w:rPr>
+            <w:rStyle w:val="Hyperlink"/>
+            <w:noProof/>
+          </w:rPr>
+          <w:t>8.1 Pruebas y distribución Windows</w:t>
+        </w:r>
+        <w:r>
+          <w:rPr>
+            <w:noProof/>
+            <w:webHidden/>
+          </w:rPr>
+          <w:tab/>
+        </w:r>
+        <w:r>
+          <w:rPr>
+            <w:noProof/>
+            <w:webHidden/>
+          </w:rPr>
+          <w:fldChar w:fldCharType="begin"/>
+        </w:r>
+        <w:r>
+          <w:rPr>
+            <w:noProof/>
+            <w:webHidden/>
+          </w:rPr>
+          <w:instrText xml:space="preserve"> PAGEREF _Toc242341254 \h </w:instrText>
+        </w:r>
+        <w:r>
+          <w:rPr>
+            <w:noProof/>
+            <w:webHidden/>
+          </w:rPr>
+        </w:r>
+        <w:r>
+          <w:rPr>
+            <w:noProof/>
+            <w:webHidden/>
+          </w:rPr>
+          <w:fldChar w:fldCharType="separate"/>
+        </w:r>
+        <w:r>
+          <w:rPr>
+            <w:noProof/>
+            <w:webHidden/>
+          </w:rPr>
+          <w:t>19</w:t>
+        </w:r>
+        <w:r>
+          <w:rPr>
+            <w:noProof/>
+            <w:webHidden/>
+          </w:rPr>
+          <w:fldChar w:fldCharType="end"/>
+        </w:r>
+      </w:hyperlink>
+    </w:p>
+    <w:p>
+      <w:pPr>
+        <w:pStyle w:val="TOC1"/>
+        <w:tabs>
+          <w:tab w:val="right" w:leader="dot" w:pos="9350"/>
+        </w:tabs>
+        <w:rPr>
+          <w:rFonts w:asciiTheme="minorHAnsi" w:eastAsiaTheme="minorEastAsia" w:hAnsiTheme="minorHAnsi"/>
+          <w:noProof/>
+          <w:sz w:val="24"/>
+          <w:szCs w:val="24"/>
+          <w:lang w:val="es-CO" w:eastAsia="es-CO"/>
+        </w:rPr>
+      </w:pPr>
+      <w:hyperlink w:anchor="_Toc242341255" w:history="1">
+        <w:r>
+          <w:rPr>
+            <w:rStyle w:val="Hyperlink"/>
+            <w:noProof/>
+          </w:rPr>
+          <w:t>9. Glosario y referencias académicas</w:t>
+        </w:r>
+        <w:r>
+          <w:rPr>
+            <w:noProof/>
+            <w:webHidden/>
+          </w:rPr>
+          <w:tab/>
+        </w:r>
+        <w:r>
+          <w:rPr>
+            <w:noProof/>
+            <w:webHidden/>
+          </w:rPr>
+          <w:fldChar w:fldCharType="begin"/>
+        </w:r>
+        <w:r>
+          <w:rPr>
+            <w:noProof/>
+            <w:webHidden/>
+          </w:rPr>
+          <w:instrText xml:space="preserve"> PAGEREF _Toc242341255 \h </w:instrText>
+        </w:r>
+        <w:r>
+          <w:rPr>
+            <w:noProof/>
+            <w:webHidden/>
+          </w:rPr>
+        </w:r>
+        <w:r>
+          <w:rPr>
+            <w:noProof/>
+            <w:webHidden/>
+          </w:rPr>
+          <w:fldChar w:fldCharType="separate"/>
+        </w:r>
+        <w:r>
+          <w:rPr>
+            <w:noProof/>
+            <w:webHidden/>
+          </w:rPr>
+          <w:t>20</w:t>
+        </w:r>
+        <w:r>
+          <w:rPr>
+            <w:noProof/>
+            <w:webHidden/>
+          </w:rPr>
+          <w:fldChar w:fldCharType="end"/>
+        </w:r>
+      </w:hyperlink>
+    </w:p>
+    <w:p>
+      <w:pPr>
+        <w:pStyle w:val="TOC2"/>
+        <w:tabs>
+          <w:tab w:val="right" w:leader="dot" w:pos="9350"/>
+        </w:tabs>
+        <w:rPr>
+          <w:rFonts w:asciiTheme="minorHAnsi" w:eastAsiaTheme="minorEastAsia" w:hAnsiTheme="minorHAnsi"/>
+          <w:noProof/>
+          <w:sz w:val="24"/>
+          <w:szCs w:val="24"/>
+          <w:lang w:val="es-CO" w:eastAsia="es-CO"/>
+        </w:rPr>
+      </w:pPr>
+      <w:hyperlink w:anchor="_Toc242341256" w:history="1">
+        <w:r>
+          <w:rPr>
+            <w:rStyle w:val="Hyperlink"/>
+            <w:noProof/>
+          </w:rPr>
+          <w:t>9.1 Glosario de términos</w:t>
+        </w:r>
+        <w:r>
+          <w:rPr>
+            <w:noProof/>
+            <w:webHidden/>
+          </w:rPr>
+          <w:tab/>
+        </w:r>
+        <w:r>
+          <w:rPr>
+            <w:noProof/>
+            <w:webHidden/>
+          </w:rPr>
+          <w:fldChar w:fldCharType="begin"/>
+        </w:r>
+        <w:r>
+          <w:rPr>
+            <w:noProof/>
+            <w:webHidden/>
+          </w:rPr>
+          <w:instrText xml:space="preserve"> PAGEREF _Toc242341256 \h </w:instrText>
+        </w:r>
+        <w:r>
+          <w:rPr>
+            <w:noProof/>
+            <w:webHidden/>
+          </w:rPr>
+        </w:r>
+        <w:r>
+          <w:rPr>
+            <w:noProof/>
+            <w:webHidden/>
+          </w:rPr>
+          <w:fldChar w:fldCharType="separate"/>
+        </w:r>
+        <w:r>
+          <w:rPr>
+            <w:noProof/>
+            <w:webHidden/>
+          </w:rPr>
+          <w:t>20</w:t>
+        </w:r>
+        <w:r>
+          <w:rPr>
+            <w:noProof/>
+            <w:webHidden/>
+          </w:rPr>
+          <w:fldChar w:fldCharType="end"/>
+        </w:r>
+      </w:hyperlink>
+    </w:p>
+    <w:p>
+      <w:pPr>
+        <w:pStyle w:val="TOC2"/>
+        <w:tabs>
+          <w:tab w:val="right" w:leader="dot" w:pos="9350"/>
+        </w:tabs>
+        <w:rPr>
+          <w:rFonts w:asciiTheme="minorHAnsi" w:eastAsiaTheme="minorEastAsia" w:hAnsiTheme="minorHAnsi"/>
+          <w:noProof/>
+          <w:sz w:val="24"/>
+          <w:szCs w:val="24"/>
+          <w:lang w:val="es-CO" w:eastAsia="es-CO"/>
+        </w:rPr>
+      </w:pPr>
+      <w:hyperlink w:anchor="_Toc242341257" w:history="1">
+        <w:r>
+          <w:rPr>
+            <w:rStyle w:val="Hyperlink"/>
+            <w:noProof/>
+          </w:rPr>
+          <w:t>9.2 Referencias académicas</w:t>
+        </w:r>
+        <w:r>
+          <w:rPr>
+            <w:noProof/>
+            <w:webHidden/>
+          </w:rPr>
+          <w:tab/>
+        </w:r>
+        <w:r>
+          <w:rPr>
+            <w:noProof/>
+            <w:webHidden/>
+          </w:rPr>
+          <w:fldChar w:fldCharType="begin"/>
+        </w:r>
+        <w:r>
+          <w:rPr>
+            <w:noProof/>
+            <w:webHidden/>
+          </w:rPr>
+          <w:instrText xml:space="preserve"> PAGEREF _Toc242341257 \h </w:instrText>
+        </w:r>
+        <w:r>
+          <w:rPr>
+            <w:noProof/>
+            <w:webHidden/>
+          </w:rPr>
+        </w:r>
+        <w:r>
+          <w:rPr>
+            <w:noProof/>
+            <w:webHidden/>
+          </w:rPr>
+          <w:fldChar w:fldCharType="separate"/>
+        </w:r>
+        <w:r>
+          <w:rPr>
+            <w:noProof/>
+            <w:webHidden/>
+          </w:rPr>
+          <w:t>20</w:t>
+        </w:r>
+        <w:r>
+          <w:rPr>
+            <w:noProof/>
+            <w:webHidden/>
+          </w:rPr>
+          <w:fldChar w:fldCharType="end"/>
+        </w:r>
+      </w:hyperlink>
+    </w:p>
+    <w:p>
+      <w:pPr>
+        <w:pStyle w:val="TOC2"/>
+        <w:tabs>
+          <w:tab w:val="right" w:leader="dot" w:pos="9350"/>
+        </w:tabs>
+        <w:rPr>
+          <w:rFonts w:asciiTheme="minorHAnsi" w:eastAsiaTheme="minorEastAsia" w:hAnsiTheme="minorHAnsi"/>
+          <w:noProof/>
+          <w:sz w:val="24"/>
+          <w:szCs w:val="24"/>
+          <w:lang w:val="es-CO" w:eastAsia="es-CO"/>
+        </w:rPr>
+      </w:pPr>
+      <w:hyperlink w:anchor="_Toc242341258" w:history="1">
+        <w:r>
+          <w:rPr>
+            <w:rStyle w:val="Hyperlink"/>
+            <w:noProof/>
+          </w:rPr>
           <w:t>Autoría y condiciones de uso</w:t>
         </w:r>
         <w:r>
@@ -2172,7 +3252,7 @@
             <w:noProof/>
             <w:webHidden/>
           </w:rPr>
-          <w:instrText xml:space="preserve"> PAGEREF _Toc242339752 \h </w:instrText>
+          <w:instrText xml:space="preserve"> PAGEREF _Toc242341258 \h </w:instrText>
         </w:r>
         <w:r>
           <w:rPr>
@@ -2192,7 +3272,7 @@
             <w:noProof/>
             <w:webHidden/>
           </w:rPr>
-          <w:t>14</w:t>
+          <w:t>21</w:t>
         </w:r>
         <w:r>
           <w:rPr>
@@ -2223,7 +3303,7 @@
       <w:pPr>
         <w:pStyle w:val="Heading1"/>
       </w:pPr>
-      <w:bookmarkStart w:id="0" w:name="_Toc242339730"/>
+      <w:bookmarkStart w:id="0" w:name="_Toc242341221"/>
       <w:r>
         <w:lastRenderedPageBreak/>
         <w:t>1. Introducción</w:t>
@@ -2234,7 +3314,7 @@
       <w:pPr>
         <w:pStyle w:val="Heading2"/>
       </w:pPr>
-      <w:bookmarkStart w:id="1" w:name="_Toc242339731"/>
+      <w:bookmarkStart w:id="1" w:name="_Toc242341222"/>
       <w:r>
         <w:t>1.1 Propósito del software</w:t>
       </w:r>
@@ -2249,7 +3329,7 @@
       <w:pPr>
         <w:pStyle w:val="Heading2"/>
       </w:pPr>
-      <w:bookmarkStart w:id="2" w:name="_Toc242339732"/>
+      <w:bookmarkStart w:id="2" w:name="_Toc242341223"/>
       <w:r>
         <w:t>1.2 Contexto y alcance</w:t>
       </w:r>
@@ -2257,7 +3337,27 @@
     </w:p>
     <w:p>
       <w:r>
-        <w:t>La revisión editorial del 7 de octubre de 2026 conserva la identidad de algoritmos y resultados históricos. Los ejemplos son sintéticos. Contacto: fjburgosf@gmail.com.</w:t>
+        <w:t>La revisión de integración documental del 8 de octubre de 2026 conserva la identidad de algoritmos y resultados históricos. Los ejemplos son sintéticos. Contacto: fjburgosf@gmail.com.</w:t>
+      </w:r>
+    </w:p>
+    <w:p>
+      <w:pPr>
+        <w:pStyle w:val="Heading2"/>
+      </w:pPr>
+      <w:bookmarkStart w:id="3" w:name="_Toc242341224"/>
+      <w:r>
+        <w:t>1.3 Pregunta de investigación y alcance</w:t>
+      </w:r>
+      <w:bookmarkEnd w:id="3"/>
+    </w:p>
+    <w:p>
+      <w:r>
+        <w:t>La pregunta es si la física calibrada, el aprendizaje residual y una compuerta de confianza pueden mejorar la predicción energética ante nuevas rutas, ciclistas y condiciones. La hipótesis contrastable es que CGPRA mantiene o mejora el error respecto a M1, M2 y M3, especialmente ante cambios de distribución. Los protocolos permiten refutarla. El nombre del método no establece superioridad, novedad ni aceptación académica.</w:t>
+      </w:r>
+    </w:p>
+    <w:p>
+      <w:r>
+        <w:t>La entrega utiliza datos sintéticos con verdad física y discrepancia declaradas. Los resultados que siguen pertenecen a esos protocolos, no a mediciones de una bicicleta real. La versión 1.0.0 incluye los ejemplos y el tutorial. Su núcleo numérico conserva el comportamiento de la revisión científica histórica del 4 de octubre de 2026. Se conserva la identidad de cada experimento para distinguirlos de las pruebas de software.</w:t>
       </w:r>
     </w:p>
     <w:p>
@@ -2275,26 +3375,26 @@
       <w:pPr>
         <w:pStyle w:val="Heading1"/>
       </w:pPr>
-      <w:bookmarkStart w:id="3" w:name="_Toc242339733"/>
+      <w:bookmarkStart w:id="4" w:name="_Toc242341225"/>
       <w:r>
         <w:lastRenderedPageBreak/>
         <w:t>2. Arquitectura del sistema</w:t>
       </w:r>
-      <w:bookmarkEnd w:id="3"/>
+      <w:bookmarkEnd w:id="4"/>
     </w:p>
     <w:p>
       <w:pPr>
         <w:pStyle w:val="Heading2"/>
       </w:pPr>
-      <w:bookmarkStart w:id="4" w:name="_Toc242339734"/>
+      <w:bookmarkStart w:id="5" w:name="_Toc242341226"/>
       <w:r>
         <w:t>2.1 Arquitectura y responsabilidades</w:t>
       </w:r>
-      <w:bookmarkEnd w:id="4"/>
+      <w:bookmarkEnd w:id="5"/>
     </w:p>
     <w:p>
       <w:r>
-        <w:t>BikeEnergyLab separa la configuración, los cálculos numéricos, los datos y la interfaz. La API y la CLI permiten ejecutar experimentos sin Tk ni interacción gráfica. La GUI adapta los mismos componentes y presenta los resultados. No introduce un segundo modelo físico. Las ecuaciones y sus supuestos se desarrollan en el documento Metodología científica de BikeEnergyLab.</w:t>
+        <w:t>BikeEnergyLab separa la configuración, los cálculos numéricos, los datos y la interfaz. La API y la CLI permiten ejecutar experimentos sin Tk ni interacción gráfica. La GUI adapta los mismos componentes y presenta los resultados. No introduce un segundo modelo físico. Las ecuaciones y sus supuestos se desarrollan en el capítulo 6 de este manual técnico.</w:t>
       </w:r>
     </w:p>
     <w:tbl>
@@ -3181,22 +4281,22 @@
       <w:pPr>
         <w:pStyle w:val="Heading1"/>
       </w:pPr>
-      <w:bookmarkStart w:id="5" w:name="_Toc242339735"/>
+      <w:bookmarkStart w:id="6" w:name="_Toc242341227"/>
       <w:r>
         <w:lastRenderedPageBreak/>
         <w:t>3. Componentes del software</w:t>
       </w:r>
-      <w:bookmarkEnd w:id="5"/>
+      <w:bookmarkEnd w:id="6"/>
     </w:p>
     <w:p>
       <w:pPr>
         <w:pStyle w:val="Heading2"/>
       </w:pPr>
-      <w:bookmarkStart w:id="6" w:name="_Toc242339736"/>
+      <w:bookmarkStart w:id="7" w:name="_Toc242341228"/>
       <w:r>
         <w:t>3.1 Clases públicas y uso de la API</w:t>
       </w:r>
-      <w:bookmarkEnd w:id="6"/>
+      <w:bookmarkEnd w:id="7"/>
     </w:p>
     <w:p>
       <w:r>
@@ -3368,11 +4468,11 @@
       <w:pPr>
         <w:pStyle w:val="Heading2"/>
       </w:pPr>
-      <w:bookmarkStart w:id="7" w:name="_Toc242339737"/>
+      <w:bookmarkStart w:id="8" w:name="_Toc242341229"/>
       <w:r>
         <w:t>3.2 Configuración y parámetros físicos</w:t>
       </w:r>
-      <w:bookmarkEnd w:id="7"/>
+      <w:bookmarkEnd w:id="8"/>
     </w:p>
     <w:p>
       <w:r>
@@ -3892,452 +4992,13 @@
     </w:p>
     <w:p>
       <w:pPr>
-        <w:sectPr>
-          <w:pgSz w:w="12240" w:h="15840"/>
-          <w:pgMar w:top="1440" w:right="1440" w:bottom="1440" w:left="1440" w:header="720" w:footer="720" w:gutter="0"/>
-          <w:cols w:space="720"/>
-          <w:docGrid w:linePitch="360"/>
-        </w:sectPr>
-      </w:pPr>
-    </w:p>
-    <w:p>
-      <w:pPr>
-        <w:pStyle w:val="Heading1"/>
-      </w:pPr>
-      <w:bookmarkStart w:id="8" w:name="_Toc242339738"/>
+        <w:pStyle w:val="Heading2"/>
+      </w:pPr>
+      <w:bookmarkStart w:id="9" w:name="_Toc242341230"/>
       <w:r>
-        <w:lastRenderedPageBreak/>
-        <w:t>4. Adquisición y procesamiento de datos</w:t>
-      </w:r>
-      <w:bookmarkEnd w:id="8"/>
-    </w:p>
-    <w:p>
-      <w:pPr>
-        <w:pStyle w:val="Heading2"/>
-      </w:pPr>
-      <w:bookmarkStart w:id="9" w:name="_Toc242339739"/>
-      <w:r>
-        <w:t>4.1 Rutas y telemetría</w:t>
+        <w:t>3.3 Unidades y convenciones</w:t>
       </w:r>
       <w:bookmarkEnd w:id="9"/>
-    </w:p>
-    <w:p>
-      <w:r>
-        <w:t>Los CSV de ruta requieren length_m, dt_s, speed_mps y grade. Se verifica la relación entre distancia, velocidad y duración. No se corrigen silenciosamente inconsistencias. Las columnas temporales de viento, temperatura, potencia humana u otras condiciones tienen prioridad sobre los valores escalares. Una distribución escalar incompatible con un perfil temporal se rechaza para evitar una propagación de incertidumbre ficticia.</w:t>
-      </w:r>
-    </w:p>
-    <w:p>
-      <w:r>
-        <w:t>Los GPX con tiempos permiten derivar velocidades y conservar paradas. Sin tiempos, se requiere una velocidad supuesta. Las discontinuidades entre segmentos necesitan preparación explícita. El filtro mediano de elevaciones y la segmentación quedan registrados. El primer intervalo no se trata como una aceleración inventada desde reposo.</w:t>
-      </w:r>
-    </w:p>
-    <w:p>
-      <w:r>
-        <w:rPr>
-          <w:b/>
-        </w:rPr>
-        <w:t>io.telemetry.load_telemetry</w:t>
-      </w:r>
-      <w:r>
-        <w:t xml:space="preserve"> valida grupos, deriva velocidad de distancia y tiempo, e integra potencia terminal V por I mediante trapecios entre muestras. La duración se convierte a segundos independientemente de la resolución del datetime. El resultado incluye observaciones exportables, procedencia de la conversión y advertencias de calidad.</w:t>
-      </w:r>
-    </w:p>
-    <w:p>
-      <w:pPr>
-        <w:sectPr>
-          <w:pgSz w:w="12240" w:h="15840"/>
-          <w:pgMar w:top="1440" w:right="1440" w:bottom="1440" w:left="1440" w:header="720" w:footer="720" w:gutter="0"/>
-          <w:cols w:space="720"/>
-          <w:docGrid w:linePitch="360"/>
-        </w:sectPr>
-      </w:pPr>
-    </w:p>
-    <w:p>
-      <w:pPr>
-        <w:pStyle w:val="Heading1"/>
-      </w:pPr>
-      <w:bookmarkStart w:id="10" w:name="_Toc242339740"/>
-      <w:r>
-        <w:lastRenderedPageBreak/>
-        <w:t>5. Flujo de operación del sistema</w:t>
-      </w:r>
-      <w:bookmarkEnd w:id="10"/>
-    </w:p>
-    <w:p>
-      <w:pPr>
-        <w:pStyle w:val="Heading2"/>
-      </w:pPr>
-      <w:bookmarkStart w:id="11" w:name="_Toc242339741"/>
-      <w:r>
-        <w:t>5.1 Interfaz gráfica y tareas en segundo plano</w:t>
-      </w:r>
-      <w:bookmarkEnd w:id="11"/>
-    </w:p>
-    <w:p>
-      <w:r>
-        <w:t>Tk gestiona quince secciones. Un ejecutor con un trabajador realiza los cálculos. El hilo principal actualiza widgets y dibuja resultados. Durante un cálculo se bloquean los controles de edición. Los errores se presentan y se registran. No se fabrican resultados exitosos.</w:t>
-      </w:r>
-    </w:p>
-    <w:p>
-      <w:r>
-        <w:t>El catálogo de nueve ejemplos y el tutorial de ocho pasos están incluidos en gui.onboarding. Funcionan en la instalación Python y en el ejecutable, sin depender de scripts externos. El tutorial conserva el paso al cambiar ES y EN. Cargar un ejemplo reemplaza la configuración, el resultado y el modelo activos, con una explicación visible en Inicio.</w:t>
-      </w:r>
-    </w:p>
-    <w:p>
-      <w:r>
-        <w:t>El ejemplo cargado se registra por separado de la selección del desplegable. El flujo ofrece Cargar ejemplo y Simular. Simular despacha el flujo activo: física, calibración, incertidumbre o entrenamiento híbrido inicial. Un modelo híbrido ya entrenado se reutiliza. Abrir otro YAML descarta el contexto del ejemplo.</w:t>
-      </w:r>
-    </w:p>
-    <w:p>
-      <w:r>
-        <w:t>Las pruebas GUI utilizan el bucle real de eventos de Tk y fallan ante errores de callbacks o limpieza. Los ciclos obsoletos de Tk y Matplotlib se recolectan en el hilo principal, también al cerrar. Se verifica el recorrido de la guía hasta exportar figuras PNG, SVG y PDF.</w:t>
-      </w:r>
-    </w:p>
-    <w:p>
-      <w:pPr>
-        <w:pStyle w:val="Heading2"/>
-      </w:pPr>
-      <w:bookmarkStart w:id="12" w:name="_Toc242339742"/>
-      <w:r>
-        <w:t>5.2 Artefactos y reproducción</w:t>
-      </w:r>
-      <w:bookmarkEnd w:id="12"/>
-    </w:p>
-    <w:p>
-      <w:r>
-        <w:t>Cada exportación crea una carpeta EXP nueva. Conserva configuración YAML, tablas CSV, resumen JSON, semilla, versiones de dependencias, fecha de Bogotá y hashes SHA256. Las rutas importadas y los mapas utilizados se copian para permitir reproducción portátil. La CLI devuelve código 2 ante errores previstos de entrada o archivo y muestra trazas de fallos inesperados.</w:t>
-      </w:r>
-    </w:p>
-    <w:p>
-      <w:r>
-        <w:t>Los modelos se guardan como datos CSV y JSON con comprobaciones de integridad y predicciones de referencia. load reconstruye el ajuste y verifica el replay. Se debe conservar la carpeta completa. No basta con copiar un JSON aislado. En el ejecutable se incorpora la misma identidad de fuentes que en el modo Python.</w:t>
-      </w:r>
-    </w:p>
-    <w:p>
-      <w:pPr>
-        <w:sectPr>
-          <w:pgSz w:w="12240" w:h="15840"/>
-          <w:pgMar w:top="1440" w:right="1440" w:bottom="1440" w:left="1440" w:header="720" w:footer="720" w:gutter="0"/>
-          <w:cols w:space="720"/>
-          <w:docGrid w:linePitch="360"/>
-        </w:sectPr>
-      </w:pPr>
-    </w:p>
-    <w:p>
-      <w:pPr>
-        <w:pStyle w:val="Heading1"/>
-      </w:pPr>
-      <w:bookmarkStart w:id="13" w:name="_Toc242339743"/>
-      <w:r>
-        <w:lastRenderedPageBreak/>
-        <w:t>6. Algoritmos y métodos implementados</w:t>
-      </w:r>
-      <w:bookmarkEnd w:id="13"/>
-    </w:p>
-    <w:p>
-      <w:pPr>
-        <w:pStyle w:val="Heading2"/>
-      </w:pPr>
-      <w:bookmarkStart w:id="14" w:name="_Toc242339744"/>
-      <w:r>
-        <w:t>6.1 Calibración y aprendizaje residual</w:t>
-      </w:r>
-      <w:bookmarkEnd w:id="14"/>
-    </w:p>
-    <w:p>
-      <w:r>
-        <w:t>La calibración minimiza errores de energía por rutas completas con pesos y límites explícitos. Por defecto ajusta Crr y CdA. Para ajustar más parámetros, hacen falta límites razonables y variación operativa que permita distinguir sus efectos. Se revisan rango del Jacobiano, valores singulares, condición, colinealidad y soluciones en fronteras. La covarianza local es una aproximación y no un posterior calibrado.</w:t>
-      </w:r>
-    </w:p>
-    <w:p>
-      <w:r>
-        <w:t>M1 utiliza física calibrada. M2 utiliza datos. M3 añade el residual completo. M4 aplica CGPRA y su peso alpha. El objetivo residual está expresado en Wh/km. Las características resumen velocidad, pendientes, aceleración, viento, temperatura, aporte humano, masa, asistencia, Crr y variación de velocidad. La pérdida de información temporal por agregación es un límite de fidelidad.</w:t>
-      </w:r>
-    </w:p>
-    <w:p>
-      <w:r>
-        <w:t>El entrenamiento, la calibración de intervalos y la prueba usan grupos de rutas distintos. Los intervalos conformales se ajustan con errores absolutos por distancia. Su interpretación depende de intercambiabilidad. El soporte OOD y el peso alpha no garantizan exactitud ni cobertura.</w:t>
-      </w:r>
-    </w:p>
-    <w:p>
-      <w:pPr>
-        <w:pStyle w:val="Heading2"/>
-      </w:pPr>
-      <w:bookmarkStart w:id="15" w:name="_Toc242339745"/>
-      <w:r>
-        <w:t>6.2 Adaptación y evaluación causal</w:t>
-      </w:r>
-      <w:bookmarkEnd w:id="15"/>
-    </w:p>
-    <w:p>
-      <w:r>
-        <w:rPr>
-          <w:b/>
-        </w:rPr>
-        <w:t>model.adapt(new_observation)</w:t>
-      </w:r>
-      <w:r>
-        <w:t xml:space="preserve"> actualiza los parámetros físicos mediante RLS acotado y vuelve a construir los residuos respecto a la física actualizada. Solo acepta rutas nuevas. Cada actualización invalida cuantiles conformales y muestras previas de error. Hasta disponer de una calibración independiente fresca, se conserva la predicción puntual.</w:t>
-      </w:r>
-    </w:p>
-    <w:p>
-      <w:r>
-        <w:t>Las operaciones fit y adapt trabajan de forma transaccional. Si falla una etapa, el objeto original mantiene su estado válido. Las observaciones utilizadas para intervalos no se reutilizan como nuevas rutas de adaptación ni como una nueva calibración posterior.</w:t>
-      </w:r>
-    </w:p>
-    <w:p>
-      <w:r>
-        <w:rPr>
-          <w:b/>
-        </w:rPr>
-        <w:t>experiments.adaptive.prequential_evaluate</w:t>
-      </w:r>
-      <w:r>
-        <w:t xml:space="preserve"> compara modelos congelados y adaptativos. Predice cada ruta antes de consumir su energía observada. El protocolo sintético permite verificar esta causalidad, pero no establece eficacia ante deriva real ni identificación universal de parámetros.</w:t>
-      </w:r>
-    </w:p>
-    <w:p>
-      <w:pPr>
-        <w:pStyle w:val="Code"/>
-        <w:keepNext/>
-      </w:pPr>
-      <w:r>
-        <w:t>bikeenergylab adapt CARPETA_MODELO nuevas_rutas.csv --output resultados</w:t>
-      </w:r>
-    </w:p>
-    <w:p>
-      <w:pPr>
-        <w:pStyle w:val="Code"/>
-      </w:pPr>
-      <w:r>
-        <w:t>bikeenergylab predict configs/flat.yaml --model CARPETA_ADAPTADA --point-only</w:t>
-      </w:r>
-    </w:p>
-    <w:p>
-      <w:pPr>
-        <w:pStyle w:val="Heading2"/>
-      </w:pPr>
-      <w:bookmarkStart w:id="16" w:name="_Toc242339746"/>
-      <w:r>
-        <w:t>6.3 Incertidumbre y sensibilidad</w:t>
-      </w:r>
-      <w:bookmarkEnd w:id="16"/>
-    </w:p>
-    <w:p>
-      <w:r>
-        <w:t>Monte Carlo propaga las distribuciones físicas configuradas y mantiene separado el análisis opcional de errores predictivos CGPRA. La probabilidad física de misión exige completar la ruta, disponer de potencia y terminar por encima de la reserva. El análisis energy_budget_probability evalúa un presupuesto energético. No corrige dinámicamente corriente, voltaje o SOC.</w:t>
-      </w:r>
-    </w:p>
-    <w:p>
-      <w:r>
-        <w:t>Las bandas de trayectoria usan el avance normalizado y contabilizan cuántas realizaciones llegan a cada punto. No extrapolan después del agotamiento. La autonomía que supera el horizonte se informa como censurada. Una trayectoria imposible por potencia no genera una autonomía admisible.</w:t>
-      </w:r>
-    </w:p>
-    <w:p>
-      <w:r>
-        <w:rPr>
-          <w:b/>
-        </w:rPr>
-        <w:t>uncertainty.global_sensitivity.physical_sensitivity</w:t>
-      </w:r>
-      <w:r>
-        <w:t xml:space="preserve"> ofrece Morris, Sobol y Spearman con semilla y dominios explícitos. </w:t>
-      </w:r>
-      <w:r>
-        <w:rPr>
-          <w:b/>
-        </w:rPr>
-        <w:t>analyze_global</w:t>
-      </w:r>
-      <w:r>
-        <w:t xml:space="preserve"> admite cualquier respuesta escalar. OAT proporciona cambios locales. </w:t>
-      </w:r>
-      <w:r>
-        <w:lastRenderedPageBreak/>
-        <w:t>Los índices de Sobol ordinarios requieren entradas independientes. No se trasladan automáticamente a una distribución conjunta correlacionada de Monte Carlo.</w:t>
-      </w:r>
-    </w:p>
-    <w:p>
-      <w:pPr>
-        <w:pStyle w:val="Code"/>
-        <w:keepNext/>
-      </w:pPr>
-      <w:r>
-        <w:t>bikeenergylab sensitivity configs/flat.yaml --method morris --samples 16</w:t>
-      </w:r>
-    </w:p>
-    <w:p>
-      <w:pPr>
-        <w:pStyle w:val="Code"/>
-      </w:pPr>
-      <w:r>
-        <w:t>bikeenergylab sensitivity configs/flat.yaml --method sobol --samples 256</w:t>
-      </w:r>
-    </w:p>
-    <w:p>
-      <w:pPr>
-        <w:sectPr>
-          <w:pgSz w:w="12240" w:h="15840"/>
-          <w:pgMar w:top="1440" w:right="1440" w:bottom="1440" w:left="1440" w:header="720" w:footer="720" w:gutter="0"/>
-          <w:cols w:space="720"/>
-          <w:docGrid w:linePitch="360"/>
-        </w:sectPr>
-      </w:pPr>
-    </w:p>
-    <w:p>
-      <w:pPr>
-        <w:pStyle w:val="Heading1"/>
-      </w:pPr>
-      <w:bookmarkStart w:id="17" w:name="_Toc242339747"/>
-      <w:r>
-        <w:lastRenderedPageBreak/>
-        <w:t>7. Restricciones y límites</w:t>
-      </w:r>
-      <w:bookmarkEnd w:id="17"/>
-    </w:p>
-    <w:p>
-      <w:pPr>
-        <w:pStyle w:val="Heading2"/>
-      </w:pPr>
-      <w:bookmarkStart w:id="18" w:name="_Toc242339748"/>
-      <w:r>
-        <w:t>7.1 Identidad de la entrega y límites</w:t>
-      </w:r>
-      <w:bookmarkEnd w:id="18"/>
-    </w:p>
-    <w:p>
-      <w:r>
-        <w:t>Identidad SHA256 de las fuentes de la versión 1.0.0</w:t>
-      </w:r>
-    </w:p>
-    <w:p>
-      <w:pPr>
-        <w:spacing w:after="200"/>
-      </w:pPr>
-      <w:r>
-        <w:rPr>
-          <w:rFonts w:ascii="Consolas" w:hAnsi="Consolas"/>
-          <w:sz w:val="19"/>
-        </w:rPr>
-        <w:t>25a63aafb85d6936b886c5b15f9f5addc3086267861aad7702fe4b53fa98338f</w:t>
-      </w:r>
-    </w:p>
-    <w:p>
-      <w:r>
-        <w:t>El núcleo fuera de la GUI coincide con el wheel de la revisión científica histórica del 4 de octubre de 2026, conservado en results/history. La validación científica histórica conserva sus propios hashes y resultados. Los cambios de interfaz no se presentan como nuevos experimentos. La verificación actual está en results/release_verification.json y la histórica en results/release_verification_1.0.0.json.</w:t>
-      </w:r>
-    </w:p>
-    <w:p>
-      <w:r>
-        <w:t>La precisión con bicicletas reales, la calibración de probabilidades, los parámetros independientes de hardware y la novedad académica requieren evidencia adicional. El software utiliza dinámica inversa con velocidad prescrita. Los residuos por ruta no identifican una corrección temporal aprendida de SOC, corriente o voltaje.</w:t>
-      </w:r>
-    </w:p>
-    <w:p>
-      <w:pPr>
-        <w:sectPr>
-          <w:pgSz w:w="12240" w:h="15840"/>
-          <w:pgMar w:top="1440" w:right="1440" w:bottom="1440" w:left="1440" w:header="720" w:footer="720" w:gutter="0"/>
-          <w:cols w:space="720"/>
-          <w:docGrid w:linePitch="360"/>
-        </w:sectPr>
-      </w:pPr>
-    </w:p>
-    <w:p>
-      <w:pPr>
-        <w:pStyle w:val="Heading1"/>
-      </w:pPr>
-      <w:bookmarkStart w:id="19" w:name="_Toc242339749"/>
-      <w:r>
-        <w:lastRenderedPageBreak/>
-        <w:t>8. Despliegue y ejecución</w:t>
-      </w:r>
-      <w:bookmarkEnd w:id="19"/>
-    </w:p>
-    <w:p>
-      <w:pPr>
-        <w:pStyle w:val="Heading2"/>
-      </w:pPr>
-      <w:bookmarkStart w:id="20" w:name="_Toc242339750"/>
-      <w:r>
-        <w:t>8.1 Pruebas y distribución Windows</w:t>
-      </w:r>
-      <w:bookmarkEnd w:id="20"/>
-    </w:p>
-    <w:p>
-      <w:r>
-        <w:t>La versión 1.0.0 pasó 80 pruebas, lint y formato, y el recorrido GUI en español e inglés. La instalación wheel aislada y el ejecutable se comprobaron con replay M1 a M4, exportación híbrida, Monte Carlo predictivo, sensibilidad, telemetría, adaptación y tutorial. Las predicciones coincidieron con tolerancia de 1e-8 y pip check no detectó dependencias rotas.</w:t>
-      </w:r>
-    </w:p>
-    <w:p>
-      <w:pPr>
-        <w:pStyle w:val="Code"/>
-        <w:keepNext/>
-      </w:pPr>
-      <w:r>
-        <w:t>.\.venv\Scripts\python.exe -m pytest -q</w:t>
-      </w:r>
-    </w:p>
-    <w:p>
-      <w:pPr>
-        <w:pStyle w:val="Code"/>
-        <w:keepNext/>
-      </w:pPr>
-      <w:r>
-        <w:t>.\.venv\Scripts\python.exe -m bikeenergylab gui --smoke-test</w:t>
-      </w:r>
-    </w:p>
-    <w:p>
-      <w:pPr>
-        <w:pStyle w:val="Code"/>
-        <w:keepNext/>
-      </w:pPr>
-      <w:r>
-        <w:t>.\.venv\Scripts\python.exe scripts/build_package.py</w:t>
-      </w:r>
-    </w:p>
-    <w:p>
-      <w:pPr>
-        <w:pStyle w:val="Code"/>
-      </w:pPr>
-      <w:r>
-        <w:t>.\scripts\build_windows.ps1</w:t>
-      </w:r>
-    </w:p>
-    <w:p>
-      <w:r>
-        <w:t>PyInstaller genera una carpeta onedir. El ejecutable necesita conservar _internal con las DLL, recursos Tk y Matplotlib, metadatos y dependencias. Los backends SVG y PDF y los datos de scipy.stats requeridos por Sobol se incluyen explícitamente. El ZIP incorpora manuales, configuraciones, ejemplos, datos sintéticos, avisos de terceros y SHA256SUMS.json. No hay instalador ni firma digital.</w:t>
-      </w:r>
-    </w:p>
-    <w:p>
-      <w:r>
-        <w:t>Las fuentes, el lock y los scripts permiten repetir el proceso. No se promete igualdad binaria entre builds. La revisión ampliada invoca los botones reales de Tk con respuestas controladas de diálogos, incluyendo archivos, ejemplos, tutorial, modelos, sensibilidad, benchmark, EXP 01 a 15 y exportación. Otra máquina Windows y una revisión de todos los diálogos nativos aportarían evidencia adicional.</w:t>
-      </w:r>
-    </w:p>
-    <w:p>
-      <w:r>
-        <w:t>La carpeta Entregables contiene únicamente los cinco DOCX, el ZIP portátil y el ZIP de código fuente. El EXE y sus dependencias están dentro del ZIP portátil. Extraiga el paquete fuera de Entregables y conserve la carpeta BikeEnergyLab completa. Los registros de revisión y hashes de la entrega se guardan por separado en results/delivery-1.0.0.</w:t>
-      </w:r>
-    </w:p>
-    <w:p>
-      <w:pPr>
-        <w:sectPr>
-          <w:pgSz w:w="12240" w:h="15840"/>
-          <w:pgMar w:top="1440" w:right="1440" w:bottom="1440" w:left="1440" w:header="720" w:footer="720" w:gutter="0"/>
-          <w:cols w:space="720"/>
-          <w:docGrid w:linePitch="360"/>
-        </w:sectPr>
-      </w:pPr>
-    </w:p>
-    <w:p>
-      <w:pPr>
-        <w:pStyle w:val="Heading1"/>
-      </w:pPr>
-      <w:bookmarkStart w:id="21" w:name="_Toc242339751"/>
-      <w:r>
-        <w:lastRenderedPageBreak/>
-        <w:t>9. Glosario de términos</w:t>
-      </w:r>
-      <w:bookmarkEnd w:id="21"/>
     </w:p>
     <w:tbl>
       <w:tblPr>
@@ -4385,6 +5046,5921 @@
                 <w:bCs/>
                 <w:lang w:val="es-CO"/>
               </w:rPr>
+              <w:t>Símbolo o magnitud</w:t>
+            </w:r>
+          </w:p>
+        </w:tc>
+        <w:tc>
+          <w:tcPr>
+            <w:tcW w:w="6264" w:type="dxa"/>
+            <w:vAlign w:val="center"/>
+            <w:hideMark/>
+          </w:tcPr>
+          <w:p>
+            <w:pPr>
+              <w:jc w:val="left"/>
+              <w:rPr>
+                <w:rFonts w:cs="Calibri"/>
+                <w:b/>
+                <w:bCs/>
+                <w:lang w:val="es-CO"/>
+              </w:rPr>
+            </w:pPr>
+            <w:r>
+              <w:rPr>
+                <w:rFonts w:cs="Calibri"/>
+                <w:b/>
+                <w:bCs/>
+                <w:lang w:val="es-CO"/>
+              </w:rPr>
+              <w:t>Definición y unidad</w:t>
+            </w:r>
+          </w:p>
+        </w:tc>
+      </w:tr>
+      <w:tr>
+        <w:trPr>
+          <w:cantSplit/>
+          <w:tblCellSpacing w:w="15" w:type="dxa"/>
+        </w:trPr>
+        <w:tc>
+          <w:tcPr>
+            <w:tcW w:w="3096" w:type="dxa"/>
+            <w:vAlign w:val="center"/>
+            <w:hideMark/>
+          </w:tcPr>
+          <w:p>
+            <w:pPr>
+              <w:jc w:val="left"/>
+              <w:rPr>
+                <w:rFonts w:cs="Calibri"/>
+                <w:lang w:val="es-CO"/>
+              </w:rPr>
+            </w:pPr>
+            <w:r>
+              <w:rPr>
+                <w:rFonts w:cs="Calibri"/>
+                <w:lang w:val="es-CO"/>
+              </w:rPr>
+              <w:t>m y g</w:t>
+            </w:r>
+          </w:p>
+        </w:tc>
+        <w:tc>
+          <w:tcPr>
+            <w:tcW w:w="6264" w:type="dxa"/>
+            <w:vAlign w:val="center"/>
+            <w:hideMark/>
+          </w:tcPr>
+          <w:p>
+            <w:pPr>
+              <w:jc w:val="left"/>
+              <w:rPr>
+                <w:rFonts w:cs="Calibri"/>
+                <w:lang w:val="es-CO"/>
+              </w:rPr>
+            </w:pPr>
+            <w:r>
+              <w:rPr>
+                <w:rFonts w:cs="Calibri"/>
+                <w:lang w:val="es-CO"/>
+              </w:rPr>
+              <w:t>Masa total en kg y gravedad en m/s²</w:t>
+            </w:r>
+          </w:p>
+        </w:tc>
+      </w:tr>
+      <w:tr>
+        <w:trPr>
+          <w:cantSplit/>
+          <w:tblCellSpacing w:w="15" w:type="dxa"/>
+        </w:trPr>
+        <w:tc>
+          <w:tcPr>
+            <w:tcW w:w="3096" w:type="dxa"/>
+            <w:vAlign w:val="center"/>
+            <w:hideMark/>
+          </w:tcPr>
+          <w:p>
+            <w:pPr>
+              <w:jc w:val="left"/>
+              <w:rPr>
+                <w:rFonts w:cs="Calibri"/>
+                <w:lang w:val="es-CO"/>
+              </w:rPr>
+            </w:pPr>
+            <w:r>
+              <w:rPr>
+                <w:rFonts w:cs="Calibri"/>
+                <w:lang w:val="es-CO"/>
+              </w:rPr>
+              <w:t>v y a</w:t>
+            </w:r>
+          </w:p>
+        </w:tc>
+        <w:tc>
+          <w:tcPr>
+            <w:tcW w:w="6264" w:type="dxa"/>
+            <w:vAlign w:val="center"/>
+            <w:hideMark/>
+          </w:tcPr>
+          <w:p>
+            <w:pPr>
+              <w:jc w:val="left"/>
+              <w:rPr>
+                <w:rFonts w:cs="Calibri"/>
+                <w:lang w:val="es-CO"/>
+              </w:rPr>
+            </w:pPr>
+            <w:r>
+              <w:rPr>
+                <w:rFonts w:cs="Calibri"/>
+                <w:lang w:val="es-CO"/>
+              </w:rPr>
+              <w:t>Velocidad longitudinal en m/s y aceleración en m/s²</w:t>
+            </w:r>
+          </w:p>
+        </w:tc>
+      </w:tr>
+      <w:tr>
+        <w:trPr>
+          <w:cantSplit/>
+          <w:tblCellSpacing w:w="15" w:type="dxa"/>
+        </w:trPr>
+        <w:tc>
+          <w:tcPr>
+            <w:tcW w:w="3096" w:type="dxa"/>
+            <w:vAlign w:val="center"/>
+            <w:hideMark/>
+          </w:tcPr>
+          <w:p>
+            <w:pPr>
+              <w:jc w:val="left"/>
+              <w:rPr>
+                <w:rFonts w:cs="Calibri"/>
+                <w:lang w:val="es-CO"/>
+              </w:rPr>
+            </w:pPr>
+            <w:r>
+              <w:rPr>
+                <w:rFonts w:cs="Calibri"/>
+                <w:lang w:val="es-CO"/>
+              </w:rPr>
+              <w:t>w y vrel</w:t>
+            </w:r>
+          </w:p>
+        </w:tc>
+        <w:tc>
+          <w:tcPr>
+            <w:tcW w:w="6264" w:type="dxa"/>
+            <w:vAlign w:val="center"/>
+            <w:hideMark/>
+          </w:tcPr>
+          <w:p>
+            <w:pPr>
+              <w:jc w:val="left"/>
+              <w:rPr>
+                <w:rFonts w:cs="Calibri"/>
+                <w:lang w:val="es-CO"/>
+              </w:rPr>
+            </w:pPr>
+            <w:r>
+              <w:rPr>
+                <w:rFonts w:cs="Calibri"/>
+                <w:lang w:val="es-CO"/>
+              </w:rPr>
+              <w:t>Viento longitudinal y velocidad relativa en m/s</w:t>
+            </w:r>
+          </w:p>
+        </w:tc>
+      </w:tr>
+      <w:tr>
+        <w:trPr>
+          <w:cantSplit/>
+          <w:tblCellSpacing w:w="15" w:type="dxa"/>
+        </w:trPr>
+        <w:tc>
+          <w:tcPr>
+            <w:tcW w:w="3096" w:type="dxa"/>
+            <w:vAlign w:val="center"/>
+            <w:hideMark/>
+          </w:tcPr>
+          <w:p>
+            <w:pPr>
+              <w:jc w:val="left"/>
+              <w:rPr>
+                <w:rFonts w:cs="Calibri"/>
+                <w:lang w:val="es-CO"/>
+              </w:rPr>
+            </w:pPr>
+            <w:r>
+              <w:rPr>
+                <w:rFonts w:cs="Calibri"/>
+                <w:lang w:val="es-CO"/>
+              </w:rPr>
+              <w:t>grade y theta</w:t>
+            </w:r>
+          </w:p>
+        </w:tc>
+        <w:tc>
+          <w:tcPr>
+            <w:tcW w:w="6264" w:type="dxa"/>
+            <w:vAlign w:val="center"/>
+            <w:hideMark/>
+          </w:tcPr>
+          <w:p>
+            <w:pPr>
+              <w:jc w:val="left"/>
+              <w:rPr>
+                <w:rFonts w:cs="Calibri"/>
+                <w:lang w:val="es-CO"/>
+              </w:rPr>
+            </w:pPr>
+            <w:r>
+              <w:rPr>
+                <w:rFonts w:cs="Calibri"/>
+                <w:lang w:val="es-CO"/>
+              </w:rPr>
+              <w:t>Elevación sobre horizontal y ángulo de pendiente en radianes</w:t>
+            </w:r>
+          </w:p>
+        </w:tc>
+      </w:tr>
+      <w:tr>
+        <w:trPr>
+          <w:cantSplit/>
+          <w:tblCellSpacing w:w="15" w:type="dxa"/>
+        </w:trPr>
+        <w:tc>
+          <w:tcPr>
+            <w:tcW w:w="3096" w:type="dxa"/>
+            <w:vAlign w:val="center"/>
+            <w:hideMark/>
+          </w:tcPr>
+          <w:p>
+            <w:pPr>
+              <w:jc w:val="left"/>
+              <w:rPr>
+                <w:rFonts w:cs="Calibri"/>
+                <w:lang w:val="es-CO"/>
+              </w:rPr>
+            </w:pPr>
+            <w:r>
+              <w:rPr>
+                <w:rFonts w:cs="Calibri"/>
+                <w:lang w:val="es-CO"/>
+              </w:rPr>
+              <w:t>Crr y CdA</w:t>
+            </w:r>
+          </w:p>
+        </w:tc>
+        <w:tc>
+          <w:tcPr>
+            <w:tcW w:w="6264" w:type="dxa"/>
+            <w:vAlign w:val="center"/>
+            <w:hideMark/>
+          </w:tcPr>
+          <w:p>
+            <w:pPr>
+              <w:jc w:val="left"/>
+              <w:rPr>
+                <w:rFonts w:cs="Calibri"/>
+                <w:lang w:val="es-CO"/>
+              </w:rPr>
+            </w:pPr>
+            <w:r>
+              <w:rPr>
+                <w:rFonts w:cs="Calibri"/>
+                <w:lang w:val="es-CO"/>
+              </w:rPr>
+              <w:t>Rodadura adimensional y área por coeficiente aerodinámico en m²</w:t>
+            </w:r>
+          </w:p>
+        </w:tc>
+      </w:tr>
+      <w:tr>
+        <w:trPr>
+          <w:cantSplit/>
+          <w:tblCellSpacing w:w="15" w:type="dxa"/>
+        </w:trPr>
+        <w:tc>
+          <w:tcPr>
+            <w:tcW w:w="3096" w:type="dxa"/>
+            <w:vAlign w:val="center"/>
+            <w:hideMark/>
+          </w:tcPr>
+          <w:p>
+            <w:pPr>
+              <w:jc w:val="left"/>
+              <w:rPr>
+                <w:rFonts w:cs="Calibri"/>
+                <w:lang w:val="es-CO"/>
+              </w:rPr>
+            </w:pPr>
+            <w:r>
+              <w:rPr>
+                <w:rFonts w:cs="Calibri"/>
+                <w:lang w:val="es-CO"/>
+              </w:rPr>
+              <w:t>rho y p</w:t>
+            </w:r>
+          </w:p>
+        </w:tc>
+        <w:tc>
+          <w:tcPr>
+            <w:tcW w:w="6264" w:type="dxa"/>
+            <w:vAlign w:val="center"/>
+            <w:hideMark/>
+          </w:tcPr>
+          <w:p>
+            <w:pPr>
+              <w:jc w:val="left"/>
+              <w:rPr>
+                <w:rFonts w:cs="Calibri"/>
+                <w:lang w:val="es-CO"/>
+              </w:rPr>
+            </w:pPr>
+            <w:r>
+              <w:rPr>
+                <w:rFonts w:cs="Calibri"/>
+                <w:lang w:val="es-CO"/>
+              </w:rPr>
+              <w:t>Densidad del aire en kg/m³ y presión en Pa</w:t>
+            </w:r>
+          </w:p>
+        </w:tc>
+      </w:tr>
+      <w:tr>
+        <w:trPr>
+          <w:cantSplit/>
+          <w:tblCellSpacing w:w="15" w:type="dxa"/>
+        </w:trPr>
+        <w:tc>
+          <w:tcPr>
+            <w:tcW w:w="3096" w:type="dxa"/>
+            <w:vAlign w:val="center"/>
+            <w:hideMark/>
+          </w:tcPr>
+          <w:p>
+            <w:pPr>
+              <w:jc w:val="left"/>
+              <w:rPr>
+                <w:rFonts w:cs="Calibri"/>
+                <w:lang w:val="es-CO"/>
+              </w:rPr>
+            </w:pPr>
+            <w:r>
+              <w:rPr>
+                <w:rFonts w:cs="Calibri"/>
+                <w:lang w:val="es-CO"/>
+              </w:rPr>
+              <w:t>P y E</w:t>
+            </w:r>
+          </w:p>
+        </w:tc>
+        <w:tc>
+          <w:tcPr>
+            <w:tcW w:w="6264" w:type="dxa"/>
+            <w:vAlign w:val="center"/>
+            <w:hideMark/>
+          </w:tcPr>
+          <w:p>
+            <w:pPr>
+              <w:jc w:val="left"/>
+              <w:rPr>
+                <w:rFonts w:cs="Calibri"/>
+                <w:lang w:val="es-CO"/>
+              </w:rPr>
+            </w:pPr>
+            <w:r>
+              <w:rPr>
+                <w:rFonts w:cs="Calibri"/>
+                <w:lang w:val="es-CO"/>
+              </w:rPr>
+              <w:t>Potencia en W y energía en Wh</w:t>
+            </w:r>
+          </w:p>
+        </w:tc>
+      </w:tr>
+      <w:tr>
+        <w:trPr>
+          <w:cantSplit/>
+          <w:tblCellSpacing w:w="15" w:type="dxa"/>
+        </w:trPr>
+        <w:tc>
+          <w:tcPr>
+            <w:tcW w:w="3096" w:type="dxa"/>
+            <w:vAlign w:val="center"/>
+            <w:hideMark/>
+          </w:tcPr>
+          <w:p>
+            <w:pPr>
+              <w:jc w:val="left"/>
+              <w:rPr>
+                <w:rFonts w:cs="Calibri"/>
+                <w:lang w:val="es-CO"/>
+              </w:rPr>
+            </w:pPr>
+            <w:r>
+              <w:rPr>
+                <w:rFonts w:cs="Calibri"/>
+                <w:lang w:val="es-CO"/>
+              </w:rPr>
+              <w:t>SOC</w:t>
+            </w:r>
+          </w:p>
+        </w:tc>
+        <w:tc>
+          <w:tcPr>
+            <w:tcW w:w="6264" w:type="dxa"/>
+            <w:vAlign w:val="center"/>
+            <w:hideMark/>
+          </w:tcPr>
+          <w:p>
+            <w:pPr>
+              <w:jc w:val="left"/>
+              <w:rPr>
+                <w:rFonts w:cs="Calibri"/>
+                <w:lang w:val="es-CO"/>
+              </w:rPr>
+            </w:pPr>
+            <w:r>
+              <w:rPr>
+                <w:rFonts w:cs="Calibri"/>
+                <w:lang w:val="es-CO"/>
+              </w:rPr>
+              <w:t>Fracción de carga sobre la capacidad efectiva configurada</w:t>
+            </w:r>
+          </w:p>
+        </w:tc>
+      </w:tr>
+      <w:tr>
+        <w:trPr>
+          <w:cantSplit/>
+          <w:tblCellSpacing w:w="15" w:type="dxa"/>
+        </w:trPr>
+        <w:tc>
+          <w:tcPr>
+            <w:tcW w:w="3096" w:type="dxa"/>
+            <w:vAlign w:val="center"/>
+            <w:hideMark/>
+          </w:tcPr>
+          <w:p>
+            <w:pPr>
+              <w:jc w:val="left"/>
+              <w:rPr>
+                <w:rFonts w:cs="Calibri"/>
+                <w:lang w:val="es-CO"/>
+              </w:rPr>
+            </w:pPr>
+            <w:r>
+              <w:rPr>
+                <w:rFonts w:cs="Calibri"/>
+                <w:lang w:val="es-CO"/>
+              </w:rPr>
+              <w:t>L</w:t>
+            </w:r>
+          </w:p>
+        </w:tc>
+        <w:tc>
+          <w:tcPr>
+            <w:tcW w:w="6264" w:type="dxa"/>
+            <w:vAlign w:val="center"/>
+            <w:hideMark/>
+          </w:tcPr>
+          <w:p>
+            <w:pPr>
+              <w:jc w:val="left"/>
+              <w:rPr>
+                <w:rFonts w:cs="Calibri"/>
+                <w:lang w:val="es-CO"/>
+              </w:rPr>
+            </w:pPr>
+            <w:r>
+              <w:rPr>
+                <w:rFonts w:cs="Calibri"/>
+                <w:lang w:val="es-CO"/>
+              </w:rPr>
+              <w:t>Longitud de la ruta en km en las ecuaciones de residuos</w:t>
+            </w:r>
+          </w:p>
+        </w:tc>
+      </w:tr>
+    </w:tbl>
+    <w:p>
+      <w:pPr>
+        <w:spacing w:after="0"/>
+      </w:pPr>
+    </w:p>
+    <w:p>
+      <w:r>
+        <w:t xml:space="preserve">El movimiento positivo avanza sobre la vía. El viento positivo es posterior. Una pendiente 0.03 equivale al 3%. El ángulo se obtiene con atan(grade). La aceleración inferida usa diferencias entre intervalos y no </w:t>
+      </w:r>
+      <w:r>
+        <w:lastRenderedPageBreak/>
+        <w:t>inventa una salida desde reposo en la primera muestra. Si se dispone de aceleración medida, puede suministrarse explícitamente.</w:t>
+      </w:r>
+    </w:p>
+    <w:p>
+      <w:pPr>
+        <w:sectPr>
+          <w:pgSz w:w="12240" w:h="15840"/>
+          <w:pgMar w:top="1440" w:right="1440" w:bottom="1440" w:left="1440" w:header="720" w:footer="720" w:gutter="0"/>
+          <w:cols w:space="720"/>
+          <w:docGrid w:linePitch="360"/>
+        </w:sectPr>
+      </w:pPr>
+    </w:p>
+    <w:p>
+      <w:pPr>
+        <w:pStyle w:val="Heading1"/>
+      </w:pPr>
+      <w:bookmarkStart w:id="10" w:name="_Toc242341231"/>
+      <w:r>
+        <w:lastRenderedPageBreak/>
+        <w:t>4. Adquisición y procesamiento de datos</w:t>
+      </w:r>
+      <w:bookmarkEnd w:id="10"/>
+    </w:p>
+    <w:p>
+      <w:pPr>
+        <w:pStyle w:val="Heading2"/>
+      </w:pPr>
+      <w:bookmarkStart w:id="11" w:name="_Toc242341232"/>
+      <w:r>
+        <w:t>4.1 Rutas y telemetría</w:t>
+      </w:r>
+      <w:bookmarkEnd w:id="11"/>
+    </w:p>
+    <w:p>
+      <w:r>
+        <w:t>Los CSV de ruta requieren length_m, dt_s, speed_mps y grade. Se verifica la relación entre distancia, velocidad y duración. No se corrigen silenciosamente inconsistencias. Las columnas temporales de viento, temperatura, potencia humana u otras condiciones tienen prioridad sobre los valores escalares. Una distribución escalar incompatible con un perfil temporal se rechaza para evitar una propagación de incertidumbre ficticia.</w:t>
+      </w:r>
+    </w:p>
+    <w:p>
+      <w:r>
+        <w:t>Los GPX con tiempos permiten derivar velocidades y conservar paradas. Sin tiempos, se requiere una velocidad supuesta. Las discontinuidades entre segmentos necesitan preparación explícita. El filtro mediano de elevaciones y la segmentación quedan registrados. El primer intervalo no se trata como una aceleración inventada desde reposo.</w:t>
+      </w:r>
+    </w:p>
+    <w:p>
+      <w:r>
+        <w:rPr>
+          <w:b/>
+        </w:rPr>
+        <w:t>io.telemetry.load_telemetry</w:t>
+      </w:r>
+      <w:r>
+        <w:t xml:space="preserve"> valida grupos, deriva velocidad de distancia y tiempo, e integra potencia terminal V por I mediante trapecios entre muestras. La duración se convierte a segundos independientemente de la resolución del datetime. El resultado incluye observaciones exportables, procedencia de la conversión y advertencias de calidad.</w:t>
+      </w:r>
+    </w:p>
+    <w:p>
+      <w:pPr>
+        <w:sectPr>
+          <w:pgSz w:w="12240" w:h="15840"/>
+          <w:pgMar w:top="1440" w:right="1440" w:bottom="1440" w:left="1440" w:header="720" w:footer="720" w:gutter="0"/>
+          <w:cols w:space="720"/>
+          <w:docGrid w:linePitch="360"/>
+        </w:sectPr>
+      </w:pPr>
+    </w:p>
+    <w:p>
+      <w:pPr>
+        <w:pStyle w:val="Heading1"/>
+      </w:pPr>
+      <w:bookmarkStart w:id="12" w:name="_Toc242341233"/>
+      <w:r>
+        <w:lastRenderedPageBreak/>
+        <w:t>5. Flujo de operación del sistema</w:t>
+      </w:r>
+      <w:bookmarkEnd w:id="12"/>
+    </w:p>
+    <w:p>
+      <w:pPr>
+        <w:pStyle w:val="Heading2"/>
+      </w:pPr>
+      <w:bookmarkStart w:id="13" w:name="_Toc242341234"/>
+      <w:r>
+        <w:t>5.1 Interfaz gráfica y tareas en segundo plano</w:t>
+      </w:r>
+      <w:bookmarkEnd w:id="13"/>
+    </w:p>
+    <w:p>
+      <w:r>
+        <w:t>Tk gestiona quince secciones. Un ejecutor con un trabajador realiza los cálculos. El hilo principal actualiza widgets y dibuja resultados. Durante un cálculo se bloquean los controles de edición. Los errores se presentan y se registran. No se fabrican resultados exitosos.</w:t>
+      </w:r>
+    </w:p>
+    <w:p>
+      <w:r>
+        <w:t>El catálogo de nueve ejemplos y el tutorial de ocho pasos están incluidos en gui.onboarding. Funcionan en la instalación Python y en el ejecutable, sin depender de scripts externos. El tutorial conserva el paso al cambiar ES y EN. Cargar un ejemplo reemplaza la configuración, el resultado y el modelo activos, con una explicación visible en Inicio.</w:t>
+      </w:r>
+    </w:p>
+    <w:p>
+      <w:r>
+        <w:t>El ejemplo cargado se registra por separado de la selección del desplegable. El flujo ofrece Cargar ejemplo y Simular. Simular despacha el flujo activo: física, calibración, incertidumbre o entrenamiento híbrido inicial. Un modelo híbrido ya entrenado se reutiliza. Abrir otro YAML descarta el contexto del ejemplo.</w:t>
+      </w:r>
+    </w:p>
+    <w:p>
+      <w:r>
+        <w:t>Las pruebas GUI utilizan el bucle real de eventos de Tk y fallan ante errores de callbacks o limpieza. Los ciclos obsoletos de Tk y Matplotlib se recolectan en el hilo principal, también al cerrar. Se verifica el recorrido de la guía hasta exportar figuras PNG, SVG y PDF.</w:t>
+      </w:r>
+    </w:p>
+    <w:p>
+      <w:pPr>
+        <w:pStyle w:val="Heading2"/>
+      </w:pPr>
+      <w:bookmarkStart w:id="14" w:name="_Toc242341235"/>
+      <w:r>
+        <w:t>5.2 Artefactos y reproducción</w:t>
+      </w:r>
+      <w:bookmarkEnd w:id="14"/>
+    </w:p>
+    <w:p>
+      <w:r>
+        <w:t>Cada exportación crea una carpeta EXP nueva. Conserva configuración YAML, tablas CSV, resumen JSON, semilla, versiones de dependencias, fecha de Bogotá y hashes SHA256. Las rutas importadas y los mapas utilizados se copian para permitir reproducción portátil. La CLI devuelve código 2 ante errores previstos de entrada o archivo y muestra trazas de fallos inesperados.</w:t>
+      </w:r>
+    </w:p>
+    <w:p>
+      <w:r>
+        <w:t>Los modelos se guardan como datos CSV y JSON con comprobaciones de integridad y predicciones de referencia. load reconstruye el ajuste y verifica el replay. Se debe conservar la carpeta completa. No basta con copiar un JSON aislado. En el ejecutable se incorpora la misma identidad de fuentes que en el modo Python.</w:t>
+      </w:r>
+    </w:p>
+    <w:p>
+      <w:pPr>
+        <w:sectPr>
+          <w:pgSz w:w="12240" w:h="15840"/>
+          <w:pgMar w:top="1440" w:right="1440" w:bottom="1440" w:left="1440" w:header="720" w:footer="720" w:gutter="0"/>
+          <w:cols w:space="720"/>
+          <w:docGrid w:linePitch="360"/>
+        </w:sectPr>
+      </w:pPr>
+    </w:p>
+    <w:p>
+      <w:pPr>
+        <w:pStyle w:val="Heading1"/>
+      </w:pPr>
+      <w:bookmarkStart w:id="15" w:name="_Toc242341236"/>
+      <w:r>
+        <w:lastRenderedPageBreak/>
+        <w:t>6. Algoritmos y metodología científica</w:t>
+      </w:r>
+      <w:bookmarkEnd w:id="15"/>
+    </w:p>
+    <w:p>
+      <w:pPr>
+        <w:pStyle w:val="Heading2"/>
+      </w:pPr>
+      <w:bookmarkStart w:id="16" w:name="_Toc242341237"/>
+      <w:r>
+        <w:t>6.1 Fuerzas y potencia longitudinal</w:t>
+      </w:r>
+      <w:bookmarkEnd w:id="16"/>
+    </w:p>
+    <w:p>
+      <w:pPr>
+        <w:spacing w:before="60" w:after="140"/>
+        <w:jc w:val="center"/>
+      </w:pPr>
+      <m:oMathPara>
+        <m:oMath>
+          <m:r>
+            <w:rPr>
+              <w:rFonts w:ascii="Cambria Math" w:hAnsi="Cambria Math"/>
+            </w:rPr>
+            <m:t>θ</m:t>
+          </m:r>
+          <m:r>
+            <w:rPr>
+              <w:rFonts w:ascii="Cambria Math" w:hAnsi="Cambria Math"/>
+            </w:rPr>
+            <m:t xml:space="preserve"> = </m:t>
+          </m:r>
+          <m:r>
+            <w:rPr>
+              <w:rFonts w:ascii="Cambria Math" w:hAnsi="Cambria Math"/>
+            </w:rPr>
+            <m:t>atan</m:t>
+          </m:r>
+          <m:r>
+            <w:rPr>
+              <w:rFonts w:ascii="Cambria Math" w:hAnsi="Cambria Math"/>
+            </w:rPr>
+            <m:t>(</m:t>
+          </m:r>
+          <m:r>
+            <w:rPr>
+              <w:rFonts w:ascii="Cambria Math" w:hAnsi="Cambria Math"/>
+            </w:rPr>
+            <m:t>grade</m:t>
+          </m:r>
+          <m:r>
+            <w:rPr>
+              <w:rFonts w:ascii="Cambria Math" w:hAnsi="Cambria Math"/>
+            </w:rPr>
+            <m:t xml:space="preserve">)     </m:t>
+          </m:r>
+          <m:r>
+            <w:rPr>
+              <w:rFonts w:ascii="Cambria Math" w:hAnsi="Cambria Math"/>
+            </w:rPr>
+            <m:t>m</m:t>
+          </m:r>
+          <m:r>
+            <w:rPr>
+              <w:rFonts w:ascii="Cambria Math" w:hAnsi="Cambria Math"/>
+            </w:rPr>
+            <m:t xml:space="preserve"> = </m:t>
+          </m:r>
+          <m:sSub>
+            <m:sSubPr>
+              <m:ctrlPr>
+                <w:rPr>
+                  <w:rFonts w:ascii="Cambria Math" w:hAnsi="Cambria Math"/>
+                </w:rPr>
+              </m:ctrlPr>
+            </m:sSubPr>
+            <m:e>
+              <m:r>
+                <w:rPr>
+                  <w:rFonts w:ascii="Cambria Math" w:hAnsi="Cambria Math"/>
+                </w:rPr>
+                <m:t>m</m:t>
+              </m:r>
+            </m:e>
+            <m:sub>
+              <m:r>
+                <w:rPr>
+                  <w:rFonts w:ascii="Cambria Math" w:hAnsi="Cambria Math"/>
+                </w:rPr>
+                <m:t>bike</m:t>
+              </m:r>
+            </m:sub>
+          </m:sSub>
+          <m:r>
+            <w:rPr>
+              <w:rFonts w:ascii="Cambria Math" w:hAnsi="Cambria Math"/>
+            </w:rPr>
+            <m:t xml:space="preserve"> + </m:t>
+          </m:r>
+          <m:sSub>
+            <m:sSubPr>
+              <m:ctrlPr>
+                <w:rPr>
+                  <w:rFonts w:ascii="Cambria Math" w:hAnsi="Cambria Math"/>
+                </w:rPr>
+              </m:ctrlPr>
+            </m:sSubPr>
+            <m:e>
+              <m:r>
+                <w:rPr>
+                  <w:rFonts w:ascii="Cambria Math" w:hAnsi="Cambria Math"/>
+                </w:rPr>
+                <m:t>m</m:t>
+              </m:r>
+            </m:e>
+            <m:sub>
+              <m:r>
+                <w:rPr>
+                  <w:rFonts w:ascii="Cambria Math" w:hAnsi="Cambria Math"/>
+                </w:rPr>
+                <m:t>rider</m:t>
+              </m:r>
+            </m:sub>
+          </m:sSub>
+          <m:r>
+            <w:rPr>
+              <w:rFonts w:ascii="Cambria Math" w:hAnsi="Cambria Math"/>
+            </w:rPr>
+            <m:t xml:space="preserve"> + </m:t>
+          </m:r>
+          <m:sSub>
+            <m:sSubPr>
+              <m:ctrlPr>
+                <w:rPr>
+                  <w:rFonts w:ascii="Cambria Math" w:hAnsi="Cambria Math"/>
+                </w:rPr>
+              </m:ctrlPr>
+            </m:sSubPr>
+            <m:e>
+              <m:r>
+                <w:rPr>
+                  <w:rFonts w:ascii="Cambria Math" w:hAnsi="Cambria Math"/>
+                </w:rPr>
+                <m:t>m</m:t>
+              </m:r>
+            </m:e>
+            <m:sub>
+              <m:r>
+                <w:rPr>
+                  <w:rFonts w:ascii="Cambria Math" w:hAnsi="Cambria Math"/>
+                </w:rPr>
+                <m:t>cargo</m:t>
+              </m:r>
+            </m:sub>
+          </m:sSub>
+        </m:oMath>
+      </m:oMathPara>
+    </w:p>
+    <w:p>
+      <w:pPr>
+        <w:spacing w:before="60" w:after="140"/>
+        <w:jc w:val="center"/>
+      </w:pPr>
+      <m:oMathPara>
+        <m:oMath>
+          <m:sSub>
+            <m:sSubPr>
+              <m:ctrlPr>
+                <w:rPr>
+                  <w:rFonts w:ascii="Cambria Math" w:hAnsi="Cambria Math"/>
+                </w:rPr>
+              </m:ctrlPr>
+            </m:sSubPr>
+            <m:e>
+              <m:r>
+                <w:rPr>
+                  <w:rFonts w:ascii="Cambria Math" w:hAnsi="Cambria Math"/>
+                </w:rPr>
+                <m:t>F</m:t>
+              </m:r>
+            </m:e>
+            <m:sub>
+              <m:r>
+                <w:rPr>
+                  <w:rFonts w:ascii="Cambria Math" w:hAnsi="Cambria Math"/>
+                </w:rPr>
+                <m:t>roll</m:t>
+              </m:r>
+            </m:sub>
+          </m:sSub>
+          <m:r>
+            <w:rPr>
+              <w:rFonts w:ascii="Cambria Math" w:hAnsi="Cambria Math"/>
+            </w:rPr>
+            <m:t xml:space="preserve"> = </m:t>
+          </m:r>
+          <m:r>
+            <w:rPr>
+              <w:rFonts w:ascii="Cambria Math" w:hAnsi="Cambria Math"/>
+            </w:rPr>
+            <m:t>mg</m:t>
+          </m:r>
+          <m:sSub>
+            <m:sSubPr>
+              <m:ctrlPr>
+                <w:rPr>
+                  <w:rFonts w:ascii="Cambria Math" w:hAnsi="Cambria Math"/>
+                </w:rPr>
+              </m:ctrlPr>
+            </m:sSubPr>
+            <m:e>
+              <m:r>
+                <w:rPr>
+                  <w:rFonts w:ascii="Cambria Math" w:hAnsi="Cambria Math"/>
+                </w:rPr>
+                <m:t>C</m:t>
+              </m:r>
+            </m:e>
+            <m:sub>
+              <m:r>
+                <w:rPr>
+                  <w:rFonts w:ascii="Cambria Math" w:hAnsi="Cambria Math"/>
+                </w:rPr>
+                <m:t>rr</m:t>
+              </m:r>
+            </m:sub>
+          </m:sSub>
+          <m:r>
+            <w:rPr>
+              <w:rFonts w:ascii="Cambria Math" w:hAnsi="Cambria Math"/>
+            </w:rPr>
+            <m:t>cos</m:t>
+          </m:r>
+          <m:r>
+            <w:rPr>
+              <w:rFonts w:ascii="Cambria Math" w:hAnsi="Cambria Math"/>
+            </w:rPr>
+            <m:t>(</m:t>
+          </m:r>
+          <m:r>
+            <w:rPr>
+              <w:rFonts w:ascii="Cambria Math" w:hAnsi="Cambria Math"/>
+            </w:rPr>
+            <m:t>θ</m:t>
+          </m:r>
+          <m:r>
+            <w:rPr>
+              <w:rFonts w:ascii="Cambria Math" w:hAnsi="Cambria Math"/>
+            </w:rPr>
+            <m:t xml:space="preserve">)     </m:t>
+          </m:r>
+          <m:sSub>
+            <m:sSubPr>
+              <m:ctrlPr>
+                <w:rPr>
+                  <w:rFonts w:ascii="Cambria Math" w:hAnsi="Cambria Math"/>
+                </w:rPr>
+              </m:ctrlPr>
+            </m:sSubPr>
+            <m:e>
+              <m:r>
+                <w:rPr>
+                  <w:rFonts w:ascii="Cambria Math" w:hAnsi="Cambria Math"/>
+                </w:rPr>
+                <m:t>F</m:t>
+              </m:r>
+            </m:e>
+            <m:sub>
+              <m:r>
+                <w:rPr>
+                  <w:rFonts w:ascii="Cambria Math" w:hAnsi="Cambria Math"/>
+                </w:rPr>
+                <m:t>grade</m:t>
+              </m:r>
+            </m:sub>
+          </m:sSub>
+          <m:r>
+            <w:rPr>
+              <w:rFonts w:ascii="Cambria Math" w:hAnsi="Cambria Math"/>
+            </w:rPr>
+            <m:t xml:space="preserve"> = </m:t>
+          </m:r>
+          <m:r>
+            <w:rPr>
+              <w:rFonts w:ascii="Cambria Math" w:hAnsi="Cambria Math"/>
+            </w:rPr>
+            <m:t>mg</m:t>
+          </m:r>
+          <m:r>
+            <w:rPr>
+              <w:rFonts w:ascii="Cambria Math" w:hAnsi="Cambria Math"/>
+            </w:rPr>
+            <m:t xml:space="preserve"> </m:t>
+          </m:r>
+          <m:r>
+            <w:rPr>
+              <w:rFonts w:ascii="Cambria Math" w:hAnsi="Cambria Math"/>
+            </w:rPr>
+            <m:t>sin</m:t>
+          </m:r>
+          <m:r>
+            <w:rPr>
+              <w:rFonts w:ascii="Cambria Math" w:hAnsi="Cambria Math"/>
+            </w:rPr>
+            <m:t>(</m:t>
+          </m:r>
+          <m:r>
+            <w:rPr>
+              <w:rFonts w:ascii="Cambria Math" w:hAnsi="Cambria Math"/>
+            </w:rPr>
+            <m:t>θ</m:t>
+          </m:r>
+          <m:r>
+            <w:rPr>
+              <w:rFonts w:ascii="Cambria Math" w:hAnsi="Cambria Math"/>
+            </w:rPr>
+            <m:t>)</m:t>
+          </m:r>
+        </m:oMath>
+      </m:oMathPara>
+    </w:p>
+    <w:p>
+      <w:pPr>
+        <w:spacing w:before="60" w:after="140"/>
+        <w:jc w:val="center"/>
+      </w:pPr>
+      <m:oMathPara>
+        <m:oMath>
+          <m:sSub>
+            <m:sSubPr>
+              <m:ctrlPr>
+                <w:rPr>
+                  <w:rFonts w:ascii="Cambria Math" w:hAnsi="Cambria Math"/>
+                </w:rPr>
+              </m:ctrlPr>
+            </m:sSubPr>
+            <m:e>
+              <m:r>
+                <w:rPr>
+                  <w:rFonts w:ascii="Cambria Math" w:hAnsi="Cambria Math"/>
+                </w:rPr>
+                <m:t>v</m:t>
+              </m:r>
+            </m:e>
+            <m:sub>
+              <m:r>
+                <w:rPr>
+                  <w:rFonts w:ascii="Cambria Math" w:hAnsi="Cambria Math"/>
+                </w:rPr>
+                <m:t>rel</m:t>
+              </m:r>
+            </m:sub>
+          </m:sSub>
+          <m:r>
+            <w:rPr>
+              <w:rFonts w:ascii="Cambria Math" w:hAnsi="Cambria Math"/>
+            </w:rPr>
+            <m:t xml:space="preserve"> = </m:t>
+          </m:r>
+          <m:r>
+            <w:rPr>
+              <w:rFonts w:ascii="Cambria Math" w:hAnsi="Cambria Math"/>
+            </w:rPr>
+            <m:t>v</m:t>
+          </m:r>
+          <m:r>
+            <w:rPr>
+              <w:rFonts w:ascii="Cambria Math" w:hAnsi="Cambria Math"/>
+            </w:rPr>
+            <m:t xml:space="preserve"> - </m:t>
+          </m:r>
+          <m:r>
+            <w:rPr>
+              <w:rFonts w:ascii="Cambria Math" w:hAnsi="Cambria Math"/>
+            </w:rPr>
+            <m:t>w</m:t>
+          </m:r>
+          <m:r>
+            <w:rPr>
+              <w:rFonts w:ascii="Cambria Math" w:hAnsi="Cambria Math"/>
+            </w:rPr>
+            <m:t xml:space="preserve">     </m:t>
+          </m:r>
+          <m:sSub>
+            <m:sSubPr>
+              <m:ctrlPr>
+                <w:rPr>
+                  <w:rFonts w:ascii="Cambria Math" w:hAnsi="Cambria Math"/>
+                </w:rPr>
+              </m:ctrlPr>
+            </m:sSubPr>
+            <m:e>
+              <m:r>
+                <w:rPr>
+                  <w:rFonts w:ascii="Cambria Math" w:hAnsi="Cambria Math"/>
+                </w:rPr>
+                <m:t>F</m:t>
+              </m:r>
+            </m:e>
+            <m:sub>
+              <m:r>
+                <w:rPr>
+                  <w:rFonts w:ascii="Cambria Math" w:hAnsi="Cambria Math"/>
+                </w:rPr>
+                <m:t>aero</m:t>
+              </m:r>
+            </m:sub>
+          </m:sSub>
+          <m:r>
+            <w:rPr>
+              <w:rFonts w:ascii="Cambria Math" w:hAnsi="Cambria Math"/>
+            </w:rPr>
+            <m:t xml:space="preserve"> = </m:t>
+          </m:r>
+          <m:f>
+            <m:fPr>
+              <m:ctrlPr>
+                <w:rPr>
+                  <w:rFonts w:ascii="Cambria Math" w:hAnsi="Cambria Math"/>
+                </w:rPr>
+              </m:ctrlPr>
+            </m:fPr>
+            <m:num>
+              <m:r>
+                <w:rPr>
+                  <w:rFonts w:ascii="Cambria Math" w:hAnsi="Cambria Math"/>
+                </w:rPr>
+                <m:t>1</m:t>
+              </m:r>
+            </m:num>
+            <m:den>
+              <m:r>
+                <w:rPr>
+                  <w:rFonts w:ascii="Cambria Math" w:hAnsi="Cambria Math"/>
+                </w:rPr>
+                <m:t>2</m:t>
+              </m:r>
+            </m:den>
+          </m:f>
+          <m:r>
+            <w:rPr>
+              <w:rFonts w:ascii="Cambria Math" w:hAnsi="Cambria Math"/>
+            </w:rPr>
+            <m:t>ρ</m:t>
+          </m:r>
+          <m:sSub>
+            <m:sSubPr>
+              <m:ctrlPr>
+                <w:rPr>
+                  <w:rFonts w:ascii="Cambria Math" w:hAnsi="Cambria Math"/>
+                </w:rPr>
+              </m:ctrlPr>
+            </m:sSubPr>
+            <m:e>
+              <m:r>
+                <w:rPr>
+                  <w:rFonts w:ascii="Cambria Math" w:hAnsi="Cambria Math"/>
+                </w:rPr>
+                <m:t>C</m:t>
+              </m:r>
+            </m:e>
+            <m:sub>
+              <m:r>
+                <w:rPr>
+                  <w:rFonts w:ascii="Cambria Math" w:hAnsi="Cambria Math"/>
+                </w:rPr>
+                <m:t>d</m:t>
+              </m:r>
+            </m:sub>
+          </m:sSub>
+          <m:r>
+            <w:rPr>
+              <w:rFonts w:ascii="Cambria Math" w:hAnsi="Cambria Math"/>
+            </w:rPr>
+            <m:t>A</m:t>
+          </m:r>
+          <m:sSub>
+            <m:sSubPr>
+              <m:ctrlPr>
+                <w:rPr>
+                  <w:rFonts w:ascii="Cambria Math" w:hAnsi="Cambria Math"/>
+                </w:rPr>
+              </m:ctrlPr>
+            </m:sSubPr>
+            <m:e>
+              <m:r>
+                <w:rPr>
+                  <w:rFonts w:ascii="Cambria Math" w:hAnsi="Cambria Math"/>
+                </w:rPr>
+                <m:t>v</m:t>
+              </m:r>
+            </m:e>
+            <m:sub>
+              <m:r>
+                <w:rPr>
+                  <w:rFonts w:ascii="Cambria Math" w:hAnsi="Cambria Math"/>
+                </w:rPr>
+                <m:t>rel</m:t>
+              </m:r>
+            </m:sub>
+          </m:sSub>
+          <m:r>
+            <w:rPr>
+              <w:rFonts w:ascii="Cambria Math" w:hAnsi="Cambria Math"/>
+            </w:rPr>
+            <m:t>|</m:t>
+          </m:r>
+          <m:sSub>
+            <m:sSubPr>
+              <m:ctrlPr>
+                <w:rPr>
+                  <w:rFonts w:ascii="Cambria Math" w:hAnsi="Cambria Math"/>
+                </w:rPr>
+              </m:ctrlPr>
+            </m:sSubPr>
+            <m:e>
+              <m:r>
+                <w:rPr>
+                  <w:rFonts w:ascii="Cambria Math" w:hAnsi="Cambria Math"/>
+                </w:rPr>
+                <m:t>v</m:t>
+              </m:r>
+            </m:e>
+            <m:sub>
+              <m:r>
+                <w:rPr>
+                  <w:rFonts w:ascii="Cambria Math" w:hAnsi="Cambria Math"/>
+                </w:rPr>
+                <m:t>rel</m:t>
+              </m:r>
+            </m:sub>
+          </m:sSub>
+          <m:r>
+            <w:rPr>
+              <w:rFonts w:ascii="Cambria Math" w:hAnsi="Cambria Math"/>
+            </w:rPr>
+            <m:t>|</m:t>
+          </m:r>
+        </m:oMath>
+      </m:oMathPara>
+    </w:p>
+    <w:p>
+      <w:pPr>
+        <w:spacing w:before="60" w:after="140"/>
+        <w:jc w:val="center"/>
+      </w:pPr>
+      <m:oMathPara>
+        <m:oMath>
+          <m:sSub>
+            <m:sSubPr>
+              <m:ctrlPr>
+                <w:rPr>
+                  <w:rFonts w:ascii="Cambria Math" w:hAnsi="Cambria Math"/>
+                </w:rPr>
+              </m:ctrlPr>
+            </m:sSubPr>
+            <m:e>
+              <m:r>
+                <w:rPr>
+                  <w:rFonts w:ascii="Cambria Math" w:hAnsi="Cambria Math"/>
+                </w:rPr>
+                <m:t>F</m:t>
+              </m:r>
+            </m:e>
+            <m:sub>
+              <m:r>
+                <w:rPr>
+                  <w:rFonts w:ascii="Cambria Math" w:hAnsi="Cambria Math"/>
+                </w:rPr>
+                <m:t>acc</m:t>
+              </m:r>
+            </m:sub>
+          </m:sSub>
+          <m:r>
+            <w:rPr>
+              <w:rFonts w:ascii="Cambria Math" w:hAnsi="Cambria Math"/>
+            </w:rPr>
+            <m:t xml:space="preserve"> = </m:t>
+          </m:r>
+          <m:r>
+            <w:rPr>
+              <w:rFonts w:ascii="Cambria Math" w:hAnsi="Cambria Math"/>
+            </w:rPr>
+            <m:t>ma</m:t>
+          </m:r>
+        </m:oMath>
+      </m:oMathPara>
+    </w:p>
+    <w:p>
+      <w:pPr>
+        <w:spacing w:before="60" w:after="140"/>
+        <w:jc w:val="center"/>
+      </w:pPr>
+      <m:oMathPara>
+        <m:oMath>
+          <m:sSub>
+            <m:sSubPr>
+              <m:ctrlPr>
+                <w:rPr>
+                  <w:rFonts w:ascii="Cambria Math" w:hAnsi="Cambria Math"/>
+                </w:rPr>
+              </m:ctrlPr>
+            </m:sSubPr>
+            <m:e>
+              <m:r>
+                <w:rPr>
+                  <w:rFonts w:ascii="Cambria Math" w:hAnsi="Cambria Math"/>
+                </w:rPr>
+                <m:t>P</m:t>
+              </m:r>
+            </m:e>
+            <m:sub>
+              <m:r>
+                <w:rPr>
+                  <w:rFonts w:ascii="Cambria Math" w:hAnsi="Cambria Math"/>
+                </w:rPr>
+                <m:t>w</m:t>
+              </m:r>
+              <m:r>
+                <w:rPr>
+                  <w:rFonts w:ascii="Cambria Math" w:hAnsi="Cambria Math"/>
+                </w:rPr>
+                <m:t>h</m:t>
+              </m:r>
+              <m:r>
+                <w:rPr>
+                  <w:rFonts w:ascii="Cambria Math" w:hAnsi="Cambria Math"/>
+                </w:rPr>
+                <m:t>eel</m:t>
+              </m:r>
+            </m:sub>
+          </m:sSub>
+          <m:r>
+            <w:rPr>
+              <w:rFonts w:ascii="Cambria Math" w:hAnsi="Cambria Math"/>
+            </w:rPr>
+            <m:t xml:space="preserve"> = (</m:t>
+          </m:r>
+          <m:sSub>
+            <m:sSubPr>
+              <m:ctrlPr>
+                <w:rPr>
+                  <w:rFonts w:ascii="Cambria Math" w:hAnsi="Cambria Math"/>
+                </w:rPr>
+              </m:ctrlPr>
+            </m:sSubPr>
+            <m:e>
+              <m:r>
+                <w:rPr>
+                  <w:rFonts w:ascii="Cambria Math" w:hAnsi="Cambria Math"/>
+                </w:rPr>
+                <m:t>F</m:t>
+              </m:r>
+            </m:e>
+            <m:sub>
+              <m:r>
+                <w:rPr>
+                  <w:rFonts w:ascii="Cambria Math" w:hAnsi="Cambria Math"/>
+                </w:rPr>
+                <m:t>roll</m:t>
+              </m:r>
+            </m:sub>
+          </m:sSub>
+          <m:r>
+            <w:rPr>
+              <w:rFonts w:ascii="Cambria Math" w:hAnsi="Cambria Math"/>
+            </w:rPr>
+            <m:t xml:space="preserve"> + </m:t>
+          </m:r>
+          <m:sSub>
+            <m:sSubPr>
+              <m:ctrlPr>
+                <w:rPr>
+                  <w:rFonts w:ascii="Cambria Math" w:hAnsi="Cambria Math"/>
+                </w:rPr>
+              </m:ctrlPr>
+            </m:sSubPr>
+            <m:e>
+              <m:r>
+                <w:rPr>
+                  <w:rFonts w:ascii="Cambria Math" w:hAnsi="Cambria Math"/>
+                </w:rPr>
+                <m:t>F</m:t>
+              </m:r>
+            </m:e>
+            <m:sub>
+              <m:r>
+                <w:rPr>
+                  <w:rFonts w:ascii="Cambria Math" w:hAnsi="Cambria Math"/>
+                </w:rPr>
+                <m:t>grade</m:t>
+              </m:r>
+            </m:sub>
+          </m:sSub>
+          <m:r>
+            <w:rPr>
+              <w:rFonts w:ascii="Cambria Math" w:hAnsi="Cambria Math"/>
+            </w:rPr>
+            <m:t xml:space="preserve"> + </m:t>
+          </m:r>
+          <m:sSub>
+            <m:sSubPr>
+              <m:ctrlPr>
+                <w:rPr>
+                  <w:rFonts w:ascii="Cambria Math" w:hAnsi="Cambria Math"/>
+                </w:rPr>
+              </m:ctrlPr>
+            </m:sSubPr>
+            <m:e>
+              <m:r>
+                <w:rPr>
+                  <w:rFonts w:ascii="Cambria Math" w:hAnsi="Cambria Math"/>
+                </w:rPr>
+                <m:t>F</m:t>
+              </m:r>
+            </m:e>
+            <m:sub>
+              <m:r>
+                <w:rPr>
+                  <w:rFonts w:ascii="Cambria Math" w:hAnsi="Cambria Math"/>
+                </w:rPr>
+                <m:t>aero</m:t>
+              </m:r>
+            </m:sub>
+          </m:sSub>
+          <m:r>
+            <w:rPr>
+              <w:rFonts w:ascii="Cambria Math" w:hAnsi="Cambria Math"/>
+            </w:rPr>
+            <m:t xml:space="preserve"> + </m:t>
+          </m:r>
+          <m:sSub>
+            <m:sSubPr>
+              <m:ctrlPr>
+                <w:rPr>
+                  <w:rFonts w:ascii="Cambria Math" w:hAnsi="Cambria Math"/>
+                </w:rPr>
+              </m:ctrlPr>
+            </m:sSubPr>
+            <m:e>
+              <m:r>
+                <w:rPr>
+                  <w:rFonts w:ascii="Cambria Math" w:hAnsi="Cambria Math"/>
+                </w:rPr>
+                <m:t>F</m:t>
+              </m:r>
+            </m:e>
+            <m:sub>
+              <m:r>
+                <w:rPr>
+                  <w:rFonts w:ascii="Cambria Math" w:hAnsi="Cambria Math"/>
+                </w:rPr>
+                <m:t>acc</m:t>
+              </m:r>
+            </m:sub>
+          </m:sSub>
+          <m:r>
+            <w:rPr>
+              <w:rFonts w:ascii="Cambria Math" w:hAnsi="Cambria Math"/>
+            </w:rPr>
+            <m:t>)</m:t>
+          </m:r>
+          <m:r>
+            <w:rPr>
+              <w:rFonts w:ascii="Cambria Math" w:hAnsi="Cambria Math"/>
+            </w:rPr>
+            <m:t>v</m:t>
+          </m:r>
+        </m:oMath>
+      </m:oMathPara>
+    </w:p>
+    <w:p>
+      <w:pPr>
+        <w:spacing w:before="60" w:after="140"/>
+        <w:jc w:val="center"/>
+      </w:pPr>
+      <m:oMathPara>
+        <m:oMath>
+          <m:r>
+            <w:rPr>
+              <w:rFonts w:ascii="Cambria Math" w:hAnsi="Cambria Math"/>
+            </w:rPr>
+            <m:t>ρ</m:t>
+          </m:r>
+          <m:r>
+            <w:rPr>
+              <w:rFonts w:ascii="Cambria Math" w:hAnsi="Cambria Math"/>
+            </w:rPr>
+            <m:t xml:space="preserve"> = </m:t>
+          </m:r>
+          <m:f>
+            <m:fPr>
+              <m:ctrlPr>
+                <w:rPr>
+                  <w:rFonts w:ascii="Cambria Math" w:hAnsi="Cambria Math"/>
+                </w:rPr>
+              </m:ctrlPr>
+            </m:fPr>
+            <m:num>
+              <m:r>
+                <w:rPr>
+                  <w:rFonts w:ascii="Cambria Math" w:hAnsi="Cambria Math"/>
+                </w:rPr>
+                <m:t>p</m:t>
+              </m:r>
+            </m:num>
+            <m:den>
+              <m:r>
+                <w:rPr>
+                  <w:rFonts w:ascii="Cambria Math" w:hAnsi="Cambria Math"/>
+                </w:rPr>
+                <m:t>287.05(</m:t>
+              </m:r>
+              <m:r>
+                <w:rPr>
+                  <w:rFonts w:ascii="Cambria Math" w:hAnsi="Cambria Math"/>
+                </w:rPr>
+                <m:t>T</m:t>
+              </m:r>
+              <m:r>
+                <w:rPr>
+                  <w:rFonts w:ascii="Cambria Math" w:hAnsi="Cambria Math"/>
+                </w:rPr>
+                <m:t xml:space="preserve"> + 273.15)</m:t>
+              </m:r>
+            </m:den>
+          </m:f>
+          <m:r>
+            <w:rPr>
+              <w:rFonts w:ascii="Cambria Math" w:hAnsi="Cambria Math"/>
+            </w:rPr>
+            <m:t xml:space="preserve">     </m:t>
+          </m:r>
+          <m:r>
+            <w:rPr>
+              <w:rFonts w:ascii="Cambria Math" w:hAnsi="Cambria Math"/>
+            </w:rPr>
+            <m:t>T</m:t>
+          </m:r>
+          <m:r>
+            <w:rPr>
+              <w:rFonts w:ascii="Cambria Math" w:hAnsi="Cambria Math"/>
+            </w:rPr>
+            <m:t xml:space="preserve"> </m:t>
+          </m:r>
+          <m:r>
+            <w:rPr>
+              <w:rFonts w:ascii="Cambria Math" w:hAnsi="Cambria Math"/>
+            </w:rPr>
+            <m:t>en</m:t>
+          </m:r>
+          <m:r>
+            <w:rPr>
+              <w:rFonts w:ascii="Cambria Math" w:hAnsi="Cambria Math"/>
+            </w:rPr>
+            <m:t xml:space="preserve"> °</m:t>
+          </m:r>
+          <m:r>
+            <w:rPr>
+              <w:rFonts w:ascii="Cambria Math" w:hAnsi="Cambria Math"/>
+            </w:rPr>
+            <m:t>C</m:t>
+          </m:r>
+        </m:oMath>
+      </m:oMathPara>
+    </w:p>
+    <w:p>
+      <w:r>
+        <w:t>La forma con signo de la fuerza aerodinámica permite que un viento posterior más rápido que la bicicleta aporte fuerza favorable. Elevar al cuadrado la velocidad relativa sin conservar el signo sería incorrecto. A velocidad cero, la potencia longitudinal es cero. La fricción estática queda fuera del modelo y la fuerza de rodadura se anula en reposo.</w:t>
+      </w:r>
+    </w:p>
+    <w:p>
+      <w:r>
+        <w:t>Se usa dinámica inversa con velocidad prescrita. El modelo calcula lo necesario para seguir ese perfil y señala demanda no satisfecha cuando los límites lo impiden. No resuelve una trayectoria de velocidad libre. Se omiten viento transversal, inercia rotacional y dinámica del cambio de marchas. El suavizado y la unión de segmentos son aproximaciones. Hace falta comprobar convergencia de la segmentación.</w:t>
+      </w:r>
+    </w:p>
+    <w:p>
+      <w:pPr>
+        <w:pStyle w:val="Heading2"/>
+      </w:pPr>
+      <w:bookmarkStart w:id="17" w:name="_Toc242341238"/>
+      <w:r>
+        <w:t>6.2 Ciclista transmisión y motor</w:t>
+      </w:r>
+      <w:bookmarkEnd w:id="17"/>
+    </w:p>
+    <w:p>
+      <w:pPr>
+        <w:spacing w:before="60" w:after="140"/>
+        <w:jc w:val="center"/>
+      </w:pPr>
+      <m:oMathPara>
+        <m:oMath>
+          <m:sSub>
+            <m:sSubPr>
+              <m:ctrlPr>
+                <w:rPr>
+                  <w:rFonts w:ascii="Cambria Math" w:hAnsi="Cambria Math"/>
+                </w:rPr>
+              </m:ctrlPr>
+            </m:sSubPr>
+            <m:e>
+              <m:r>
+                <w:rPr>
+                  <w:rFonts w:ascii="Cambria Math" w:hAnsi="Cambria Math"/>
+                </w:rPr>
+                <m:t>P</m:t>
+              </m:r>
+            </m:e>
+            <m:sub>
+              <m:r>
+                <w:rPr>
+                  <w:rFonts w:ascii="Cambria Math" w:hAnsi="Cambria Math"/>
+                </w:rPr>
+                <m:t>h</m:t>
+              </m:r>
+              <m:r>
+                <w:rPr>
+                  <w:rFonts w:ascii="Cambria Math" w:hAnsi="Cambria Math"/>
+                </w:rPr>
+                <m:t>uman</m:t>
+              </m:r>
+              <m:r>
+                <w:rPr>
+                  <w:rFonts w:ascii="Cambria Math" w:hAnsi="Cambria Math"/>
+                </w:rPr>
+                <m:t xml:space="preserve"> </m:t>
+              </m:r>
+              <m:r>
+                <w:rPr>
+                  <w:rFonts w:ascii="Cambria Math" w:hAnsi="Cambria Math"/>
+                </w:rPr>
+                <m:t>w</m:t>
+              </m:r>
+              <m:r>
+                <w:rPr>
+                  <w:rFonts w:ascii="Cambria Math" w:hAnsi="Cambria Math"/>
+                </w:rPr>
+                <m:t>h</m:t>
+              </m:r>
+              <m:r>
+                <w:rPr>
+                  <w:rFonts w:ascii="Cambria Math" w:hAnsi="Cambria Math"/>
+                </w:rPr>
+                <m:t>eel</m:t>
+              </m:r>
+            </m:sub>
+          </m:sSub>
+          <m:r>
+            <w:rPr>
+              <w:rFonts w:ascii="Cambria Math" w:hAnsi="Cambria Math"/>
+            </w:rPr>
+            <m:t xml:space="preserve"> = </m:t>
+          </m:r>
+          <m:sSub>
+            <m:sSubPr>
+              <m:ctrlPr>
+                <w:rPr>
+                  <w:rFonts w:ascii="Cambria Math" w:hAnsi="Cambria Math"/>
+                </w:rPr>
+              </m:ctrlPr>
+            </m:sSubPr>
+            <m:e>
+              <m:r>
+                <w:rPr>
+                  <w:rFonts w:ascii="Cambria Math" w:hAnsi="Cambria Math"/>
+                </w:rPr>
+                <m:t>η</m:t>
+              </m:r>
+            </m:e>
+            <m:sub>
+              <m:r>
+                <w:rPr>
+                  <w:rFonts w:ascii="Cambria Math" w:hAnsi="Cambria Math"/>
+                </w:rPr>
+                <m:t>drive</m:t>
+              </m:r>
+            </m:sub>
+          </m:sSub>
+          <m:sSub>
+            <m:sSubPr>
+              <m:ctrlPr>
+                <w:rPr>
+                  <w:rFonts w:ascii="Cambria Math" w:hAnsi="Cambria Math"/>
+                </w:rPr>
+              </m:ctrlPr>
+            </m:sSubPr>
+            <m:e>
+              <m:r>
+                <w:rPr>
+                  <w:rFonts w:ascii="Cambria Math" w:hAnsi="Cambria Math"/>
+                </w:rPr>
+                <m:t>P</m:t>
+              </m:r>
+            </m:e>
+            <m:sub>
+              <m:r>
+                <w:rPr>
+                  <w:rFonts w:ascii="Cambria Math" w:hAnsi="Cambria Math"/>
+                </w:rPr>
+                <m:t>pedal</m:t>
+              </m:r>
+            </m:sub>
+          </m:sSub>
+          <m:r>
+            <w:rPr>
+              <w:rFonts w:ascii="Cambria Math" w:hAnsi="Cambria Math"/>
+            </w:rPr>
+            <m:t xml:space="preserve">     </m:t>
+          </m:r>
+          <m:r>
+            <w:rPr>
+              <w:rFonts w:ascii="Cambria Math" w:hAnsi="Cambria Math"/>
+            </w:rPr>
+            <m:t>limitado</m:t>
+          </m:r>
+          <m:r>
+            <w:rPr>
+              <w:rFonts w:ascii="Cambria Math" w:hAnsi="Cambria Math"/>
+            </w:rPr>
+            <m:t xml:space="preserve"> </m:t>
+          </m:r>
+          <m:r>
+            <w:rPr>
+              <w:rFonts w:ascii="Cambria Math" w:hAnsi="Cambria Math"/>
+            </w:rPr>
+            <m:t>a</m:t>
+          </m:r>
+          <m:r>
+            <w:rPr>
+              <w:rFonts w:ascii="Cambria Math" w:hAnsi="Cambria Math"/>
+            </w:rPr>
+            <m:t xml:space="preserve"> </m:t>
+          </m:r>
+          <m:r>
+            <w:rPr>
+              <w:rFonts w:ascii="Cambria Math" w:hAnsi="Cambria Math"/>
+            </w:rPr>
+            <m:t>demanda</m:t>
+          </m:r>
+          <m:r>
+            <w:rPr>
+              <w:rFonts w:ascii="Cambria Math" w:hAnsi="Cambria Math"/>
+            </w:rPr>
+            <m:t xml:space="preserve"> </m:t>
+          </m:r>
+          <m:r>
+            <w:rPr>
+              <w:rFonts w:ascii="Cambria Math" w:hAnsi="Cambria Math"/>
+            </w:rPr>
+            <m:t>positiva</m:t>
+          </m:r>
+        </m:oMath>
+      </m:oMathPara>
+    </w:p>
+    <w:p>
+      <w:pPr>
+        <w:spacing w:before="60" w:after="140"/>
+        <w:jc w:val="center"/>
+      </w:pPr>
+      <m:oMathPara>
+        <m:oMath>
+          <m:sSub>
+            <m:sSubPr>
+              <m:ctrlPr>
+                <w:rPr>
+                  <w:rFonts w:ascii="Cambria Math" w:hAnsi="Cambria Math"/>
+                </w:rPr>
+              </m:ctrlPr>
+            </m:sSubPr>
+            <m:e>
+              <m:r>
+                <w:rPr>
+                  <w:rFonts w:ascii="Cambria Math" w:hAnsi="Cambria Math"/>
+                </w:rPr>
+                <m:t>P</m:t>
+              </m:r>
+            </m:e>
+            <m:sub>
+              <m:r>
+                <w:rPr>
+                  <w:rFonts w:ascii="Cambria Math" w:hAnsi="Cambria Math"/>
+                </w:rPr>
+                <m:t>s</m:t>
+              </m:r>
+              <m:r>
+                <w:rPr>
+                  <w:rFonts w:ascii="Cambria Math" w:hAnsi="Cambria Math"/>
+                </w:rPr>
+                <m:t>h</m:t>
+              </m:r>
+              <m:r>
+                <w:rPr>
+                  <w:rFonts w:ascii="Cambria Math" w:hAnsi="Cambria Math"/>
+                </w:rPr>
+                <m:t>aft</m:t>
+              </m:r>
+            </m:sub>
+          </m:sSub>
+          <m:r>
+            <w:rPr>
+              <w:rFonts w:ascii="Cambria Math" w:hAnsi="Cambria Math"/>
+            </w:rPr>
+            <m:t xml:space="preserve"> = </m:t>
+          </m:r>
+          <m:f>
+            <m:fPr>
+              <m:ctrlPr>
+                <w:rPr>
+                  <w:rFonts w:ascii="Cambria Math" w:hAnsi="Cambria Math"/>
+                </w:rPr>
+              </m:ctrlPr>
+            </m:fPr>
+            <m:num>
+              <m:sSub>
+                <m:sSubPr>
+                  <m:ctrlPr>
+                    <w:rPr>
+                      <w:rFonts w:ascii="Cambria Math" w:hAnsi="Cambria Math"/>
+                    </w:rPr>
+                  </m:ctrlPr>
+                </m:sSubPr>
+                <m:e>
+                  <m:r>
+                    <w:rPr>
+                      <w:rFonts w:ascii="Cambria Math" w:hAnsi="Cambria Math"/>
+                    </w:rPr>
+                    <m:t>P</m:t>
+                  </m:r>
+                </m:e>
+                <m:sub>
+                  <m:r>
+                    <w:rPr>
+                      <w:rFonts w:ascii="Cambria Math" w:hAnsi="Cambria Math"/>
+                    </w:rPr>
+                    <m:t>motor</m:t>
+                  </m:r>
+                  <m:r>
+                    <w:rPr>
+                      <w:rFonts w:ascii="Cambria Math" w:hAnsi="Cambria Math"/>
+                    </w:rPr>
+                    <m:t xml:space="preserve"> </m:t>
+                  </m:r>
+                  <m:r>
+                    <w:rPr>
+                      <w:rFonts w:ascii="Cambria Math" w:hAnsi="Cambria Math"/>
+                    </w:rPr>
+                    <m:t>w</m:t>
+                  </m:r>
+                  <m:r>
+                    <w:rPr>
+                      <w:rFonts w:ascii="Cambria Math" w:hAnsi="Cambria Math"/>
+                    </w:rPr>
+                    <m:t>h</m:t>
+                  </m:r>
+                  <m:r>
+                    <w:rPr>
+                      <w:rFonts w:ascii="Cambria Math" w:hAnsi="Cambria Math"/>
+                    </w:rPr>
+                    <m:t>eel</m:t>
+                  </m:r>
+                </m:sub>
+              </m:sSub>
+            </m:num>
+            <m:den>
+              <m:sSub>
+                <m:sSubPr>
+                  <m:ctrlPr>
+                    <w:rPr>
+                      <w:rFonts w:ascii="Cambria Math" w:hAnsi="Cambria Math"/>
+                    </w:rPr>
+                  </m:ctrlPr>
+                </m:sSubPr>
+                <m:e>
+                  <m:r>
+                    <w:rPr>
+                      <w:rFonts w:ascii="Cambria Math" w:hAnsi="Cambria Math"/>
+                    </w:rPr>
+                    <m:t>η</m:t>
+                  </m:r>
+                </m:e>
+                <m:sub>
+                  <m:r>
+                    <w:rPr>
+                      <w:rFonts w:ascii="Cambria Math" w:hAnsi="Cambria Math"/>
+                    </w:rPr>
+                    <m:t>drive</m:t>
+                  </m:r>
+                </m:sub>
+              </m:sSub>
+            </m:den>
+          </m:f>
+          <m:r>
+            <w:rPr>
+              <w:rFonts w:ascii="Cambria Math" w:hAnsi="Cambria Math"/>
+            </w:rPr>
+            <m:t xml:space="preserve">     </m:t>
+          </m:r>
+          <m:sSub>
+            <m:sSubPr>
+              <m:ctrlPr>
+                <w:rPr>
+                  <w:rFonts w:ascii="Cambria Math" w:hAnsi="Cambria Math"/>
+                </w:rPr>
+              </m:ctrlPr>
+            </m:sSubPr>
+            <m:e>
+              <m:r>
+                <w:rPr>
+                  <w:rFonts w:ascii="Cambria Math" w:hAnsi="Cambria Math"/>
+                </w:rPr>
+                <m:t>P</m:t>
+              </m:r>
+            </m:e>
+            <m:sub>
+              <m:r>
+                <w:rPr>
+                  <w:rFonts w:ascii="Cambria Math" w:hAnsi="Cambria Math"/>
+                </w:rPr>
+                <m:t>electric</m:t>
+              </m:r>
+              <m:r>
+                <w:rPr>
+                  <w:rFonts w:ascii="Cambria Math" w:hAnsi="Cambria Math"/>
+                </w:rPr>
+                <m:t xml:space="preserve"> </m:t>
+              </m:r>
+              <m:r>
+                <w:rPr>
+                  <w:rFonts w:ascii="Cambria Math" w:hAnsi="Cambria Math"/>
+                </w:rPr>
+                <m:t>motor</m:t>
+              </m:r>
+            </m:sub>
+          </m:sSub>
+          <m:r>
+            <w:rPr>
+              <w:rFonts w:ascii="Cambria Math" w:hAnsi="Cambria Math"/>
+            </w:rPr>
+            <m:t xml:space="preserve"> = </m:t>
+          </m:r>
+          <m:f>
+            <m:fPr>
+              <m:ctrlPr>
+                <w:rPr>
+                  <w:rFonts w:ascii="Cambria Math" w:hAnsi="Cambria Math"/>
+                </w:rPr>
+              </m:ctrlPr>
+            </m:fPr>
+            <m:num>
+              <m:sSub>
+                <m:sSubPr>
+                  <m:ctrlPr>
+                    <w:rPr>
+                      <w:rFonts w:ascii="Cambria Math" w:hAnsi="Cambria Math"/>
+                    </w:rPr>
+                  </m:ctrlPr>
+                </m:sSubPr>
+                <m:e>
+                  <m:r>
+                    <w:rPr>
+                      <w:rFonts w:ascii="Cambria Math" w:hAnsi="Cambria Math"/>
+                    </w:rPr>
+                    <m:t>P</m:t>
+                  </m:r>
+                </m:e>
+                <m:sub>
+                  <m:r>
+                    <w:rPr>
+                      <w:rFonts w:ascii="Cambria Math" w:hAnsi="Cambria Math"/>
+                    </w:rPr>
+                    <m:t>s</m:t>
+                  </m:r>
+                  <m:r>
+                    <w:rPr>
+                      <w:rFonts w:ascii="Cambria Math" w:hAnsi="Cambria Math"/>
+                    </w:rPr>
+                    <m:t>h</m:t>
+                  </m:r>
+                  <m:r>
+                    <w:rPr>
+                      <w:rFonts w:ascii="Cambria Math" w:hAnsi="Cambria Math"/>
+                    </w:rPr>
+                    <m:t>aft</m:t>
+                  </m:r>
+                </m:sub>
+              </m:sSub>
+            </m:num>
+            <m:den>
+              <m:sSub>
+                <m:sSubPr>
+                  <m:ctrlPr>
+                    <w:rPr>
+                      <w:rFonts w:ascii="Cambria Math" w:hAnsi="Cambria Math"/>
+                    </w:rPr>
+                  </m:ctrlPr>
+                </m:sSubPr>
+                <m:e>
+                  <m:r>
+                    <w:rPr>
+                      <w:rFonts w:ascii="Cambria Math" w:hAnsi="Cambria Math"/>
+                    </w:rPr>
+                    <m:t>η</m:t>
+                  </m:r>
+                </m:e>
+                <m:sub>
+                  <m:r>
+                    <w:rPr>
+                      <w:rFonts w:ascii="Cambria Math" w:hAnsi="Cambria Math"/>
+                    </w:rPr>
+                    <m:t>motor</m:t>
+                  </m:r>
+                </m:sub>
+              </m:sSub>
+            </m:den>
+          </m:f>
+        </m:oMath>
+      </m:oMathPara>
+    </w:p>
+    <w:p>
+      <w:r>
+        <w:t>La masa total reúne bicicleta, ciclista y carga. Crr puede calibrarse para la superficie default o definirse por superficie. Los valores iniciales de rodadura, CdA y transmisión son supuestos, no constantes universales. La contribución humana se limita a la demanda positiva y la potencia sobrante no carga la batería.</w:t>
+      </w:r>
+    </w:p>
+    <w:p>
+      <w:r>
+        <w:t>La potencia humana admite un valor constante, columnas temporales o un modo condicionado por cadencia, pendiente y fatiga. Los coeficientes iniciales no añaden fatiga ni ganancia por pendiente. Este modo es operativo y no constituye un modelo fisiológico validado.</w:t>
+      </w:r>
+    </w:p>
+    <w:p>
+      <w:r>
+        <w:t>La asistencia demand ordena una fracción de la demanda. Proportional depende del aporte humano multiplicado por la relación de asistencia. Se aplican límites mecánicos, torque equivalente y corte de velocidad configurables. No se supone una normativa territorial. La eficiencia usa una constante o un mapa bilineal en velocidad angular equivalente y torque. Se informa si un punto queda fuera de su dominio.</w:t>
+      </w:r>
+    </w:p>
+    <w:p>
+      <w:pPr>
+        <w:pStyle w:val="Heading2"/>
+      </w:pPr>
+      <w:bookmarkStart w:id="18" w:name="_Toc242341239"/>
+      <w:r>
+        <w:t>6.3 Batería energética y estado de carga</w:t>
+      </w:r>
+      <w:bookmarkEnd w:id="18"/>
+    </w:p>
+    <w:p>
+      <w:pPr>
+        <w:spacing w:before="60" w:after="140"/>
+        <w:jc w:val="center"/>
+      </w:pPr>
+      <m:oMathPara>
+        <m:oMath>
+          <m:sSub>
+            <m:sSubPr>
+              <m:ctrlPr>
+                <w:rPr>
+                  <w:rFonts w:ascii="Cambria Math" w:hAnsi="Cambria Math"/>
+                </w:rPr>
+              </m:ctrlPr>
+            </m:sSubPr>
+            <m:e>
+              <m:r>
+                <w:rPr>
+                  <w:rFonts w:ascii="Cambria Math" w:hAnsi="Cambria Math"/>
+                </w:rPr>
+                <m:t>E</m:t>
+              </m:r>
+            </m:e>
+            <m:sub>
+              <m:r>
+                <w:rPr>
+                  <w:rFonts w:ascii="Cambria Math" w:hAnsi="Cambria Math"/>
+                </w:rPr>
+                <m:t>full</m:t>
+              </m:r>
+            </m:sub>
+          </m:sSub>
+          <m:r>
+            <w:rPr>
+              <w:rFonts w:ascii="Cambria Math" w:hAnsi="Cambria Math"/>
+            </w:rPr>
+            <m:t xml:space="preserve"> = </m:t>
+          </m:r>
+          <m:sSub>
+            <m:sSubPr>
+              <m:ctrlPr>
+                <w:rPr>
+                  <w:rFonts w:ascii="Cambria Math" w:hAnsi="Cambria Math"/>
+                </w:rPr>
+              </m:ctrlPr>
+            </m:sSubPr>
+            <m:e>
+              <m:r>
+                <w:rPr>
+                  <w:rFonts w:ascii="Cambria Math" w:hAnsi="Cambria Math"/>
+                </w:rPr>
+                <m:t>E</m:t>
+              </m:r>
+            </m:e>
+            <m:sub>
+              <m:r>
+                <w:rPr>
+                  <w:rFonts w:ascii="Cambria Math" w:hAnsi="Cambria Math"/>
+                </w:rPr>
+                <m:t>nominal</m:t>
+              </m:r>
+            </m:sub>
+          </m:sSub>
+          <m:sSub>
+            <m:sSubPr>
+              <m:ctrlPr>
+                <w:rPr>
+                  <w:rFonts w:ascii="Cambria Math" w:hAnsi="Cambria Math"/>
+                </w:rPr>
+              </m:ctrlPr>
+            </m:sSubPr>
+            <m:e>
+              <m:r>
+                <w:rPr>
+                  <w:rFonts w:ascii="Cambria Math" w:hAnsi="Cambria Math"/>
+                </w:rPr>
+                <m:t>f</m:t>
+              </m:r>
+            </m:e>
+            <m:sub>
+              <m:r>
+                <w:rPr>
+                  <w:rFonts w:ascii="Cambria Math" w:hAnsi="Cambria Math"/>
+                </w:rPr>
+                <m:t>usable</m:t>
+              </m:r>
+            </m:sub>
+          </m:sSub>
+          <m:sSub>
+            <m:sSubPr>
+              <m:ctrlPr>
+                <w:rPr>
+                  <w:rFonts w:ascii="Cambria Math" w:hAnsi="Cambria Math"/>
+                </w:rPr>
+              </m:ctrlPr>
+            </m:sSubPr>
+            <m:e>
+              <m:r>
+                <w:rPr>
+                  <w:rFonts w:ascii="Cambria Math" w:hAnsi="Cambria Math"/>
+                </w:rPr>
+                <m:t>f</m:t>
+              </m:r>
+            </m:e>
+            <m:sub>
+              <m:r>
+                <w:rPr>
+                  <w:rFonts w:ascii="Cambria Math" w:hAnsi="Cambria Math"/>
+                </w:rPr>
+                <m:t>temperature</m:t>
+              </m:r>
+            </m:sub>
+          </m:sSub>
+        </m:oMath>
+      </m:oMathPara>
+    </w:p>
+    <w:p>
+      <w:pPr>
+        <w:spacing w:before="60" w:after="140"/>
+        <w:jc w:val="center"/>
+      </w:pPr>
+      <m:oMathPara>
+        <m:oMath>
+          <m:sSub>
+            <m:sSubPr>
+              <m:ctrlPr>
+                <w:rPr>
+                  <w:rFonts w:ascii="Cambria Math" w:hAnsi="Cambria Math"/>
+                </w:rPr>
+              </m:ctrlPr>
+            </m:sSubPr>
+            <m:e>
+              <m:r>
+                <w:rPr>
+                  <w:rFonts w:ascii="Cambria Math" w:hAnsi="Cambria Math"/>
+                </w:rPr>
+                <m:t>E</m:t>
+              </m:r>
+            </m:e>
+            <m:sub>
+              <m:r>
+                <w:rPr>
+                  <w:rFonts w:ascii="Cambria Math" w:hAnsi="Cambria Math"/>
+                </w:rPr>
+                <m:t>available</m:t>
+              </m:r>
+            </m:sub>
+          </m:sSub>
+          <m:r>
+            <w:rPr>
+              <w:rFonts w:ascii="Cambria Math" w:hAnsi="Cambria Math"/>
+            </w:rPr>
+            <m:t xml:space="preserve"> = </m:t>
+          </m:r>
+          <m:sSub>
+            <m:sSubPr>
+              <m:ctrlPr>
+                <w:rPr>
+                  <w:rFonts w:ascii="Cambria Math" w:hAnsi="Cambria Math"/>
+                </w:rPr>
+              </m:ctrlPr>
+            </m:sSubPr>
+            <m:e>
+              <m:r>
+                <w:rPr>
+                  <w:rFonts w:ascii="Cambria Math" w:hAnsi="Cambria Math"/>
+                </w:rPr>
+                <m:t>E</m:t>
+              </m:r>
+            </m:e>
+            <m:sub>
+              <m:r>
+                <w:rPr>
+                  <w:rFonts w:ascii="Cambria Math" w:hAnsi="Cambria Math"/>
+                </w:rPr>
+                <m:t>full</m:t>
+              </m:r>
+            </m:sub>
+          </m:sSub>
+          <m:r>
+            <w:rPr>
+              <w:rFonts w:ascii="Cambria Math" w:hAnsi="Cambria Math"/>
+            </w:rPr>
+            <m:t>(</m:t>
+          </m:r>
+          <m:sSub>
+            <m:sSubPr>
+              <m:ctrlPr>
+                <w:rPr>
+                  <w:rFonts w:ascii="Cambria Math" w:hAnsi="Cambria Math"/>
+                </w:rPr>
+              </m:ctrlPr>
+            </m:sSubPr>
+            <m:e>
+              <m:r>
+                <w:rPr>
+                  <w:rFonts w:ascii="Cambria Math" w:hAnsi="Cambria Math"/>
+                </w:rPr>
+                <m:t>SOC</m:t>
+              </m:r>
+            </m:e>
+            <m:sub>
+              <m:r>
+                <w:rPr>
+                  <w:rFonts w:ascii="Cambria Math" w:hAnsi="Cambria Math"/>
+                </w:rPr>
+                <m:t>initial</m:t>
+              </m:r>
+            </m:sub>
+          </m:sSub>
+          <m:r>
+            <w:rPr>
+              <w:rFonts w:ascii="Cambria Math" w:hAnsi="Cambria Math"/>
+            </w:rPr>
+            <m:t xml:space="preserve"> - </m:t>
+          </m:r>
+          <m:sSub>
+            <m:sSubPr>
+              <m:ctrlPr>
+                <w:rPr>
+                  <w:rFonts w:ascii="Cambria Math" w:hAnsi="Cambria Math"/>
+                </w:rPr>
+              </m:ctrlPr>
+            </m:sSubPr>
+            <m:e>
+              <m:r>
+                <w:rPr>
+                  <w:rFonts w:ascii="Cambria Math" w:hAnsi="Cambria Math"/>
+                </w:rPr>
+                <m:t>SOC</m:t>
+              </m:r>
+            </m:e>
+            <m:sub>
+              <m:r>
+                <w:rPr>
+                  <w:rFonts w:ascii="Cambria Math" w:hAnsi="Cambria Math"/>
+                </w:rPr>
+                <m:t>min</m:t>
+              </m:r>
+            </m:sub>
+          </m:sSub>
+          <m:r>
+            <w:rPr>
+              <w:rFonts w:ascii="Cambria Math" w:hAnsi="Cambria Math"/>
+            </w:rPr>
+            <m:t>)</m:t>
+          </m:r>
+        </m:oMath>
+      </m:oMathPara>
+    </w:p>
+    <w:p>
+      <w:pPr>
+        <w:spacing w:before="60" w:after="140"/>
+        <w:jc w:val="center"/>
+      </w:pPr>
+      <m:oMathPara>
+        <m:oMath>
+          <m:r>
+            <w:rPr>
+              <w:rFonts w:ascii="Cambria Math" w:hAnsi="Cambria Math"/>
+            </w:rPr>
+            <m:t>ΔSOC</m:t>
+          </m:r>
+          <m:r>
+            <w:rPr>
+              <w:rFonts w:ascii="Cambria Math" w:hAnsi="Cambria Math"/>
+            </w:rPr>
+            <m:t xml:space="preserve"> = -</m:t>
+          </m:r>
+          <m:f>
+            <m:fPr>
+              <m:ctrlPr>
+                <w:rPr>
+                  <w:rFonts w:ascii="Cambria Math" w:hAnsi="Cambria Math"/>
+                </w:rPr>
+              </m:ctrlPr>
+            </m:fPr>
+            <m:num>
+              <m:sSub>
+                <m:sSubPr>
+                  <m:ctrlPr>
+                    <w:rPr>
+                      <w:rFonts w:ascii="Cambria Math" w:hAnsi="Cambria Math"/>
+                    </w:rPr>
+                  </m:ctrlPr>
+                </m:sSubPr>
+                <m:e>
+                  <m:r>
+                    <w:rPr>
+                      <w:rFonts w:ascii="Cambria Math" w:hAnsi="Cambria Math"/>
+                    </w:rPr>
+                    <m:t>P</m:t>
+                  </m:r>
+                </m:e>
+                <m:sub>
+                  <m:r>
+                    <w:rPr>
+                      <w:rFonts w:ascii="Cambria Math" w:hAnsi="Cambria Math"/>
+                    </w:rPr>
+                    <m:t>terminal</m:t>
+                  </m:r>
+                </m:sub>
+              </m:sSub>
+              <m:r>
+                <w:rPr>
+                  <w:rFonts w:ascii="Cambria Math" w:hAnsi="Cambria Math"/>
+                </w:rPr>
+                <m:t>Δt</m:t>
+              </m:r>
+            </m:num>
+            <m:den>
+              <m:r>
+                <w:rPr>
+                  <w:rFonts w:ascii="Cambria Math" w:hAnsi="Cambria Math"/>
+                </w:rPr>
+                <m:t>3600</m:t>
+              </m:r>
+              <m:sSub>
+                <m:sSubPr>
+                  <m:ctrlPr>
+                    <w:rPr>
+                      <w:rFonts w:ascii="Cambria Math" w:hAnsi="Cambria Math"/>
+                    </w:rPr>
+                  </m:ctrlPr>
+                </m:sSubPr>
+                <m:e>
+                  <m:r>
+                    <w:rPr>
+                      <w:rFonts w:ascii="Cambria Math" w:hAnsi="Cambria Math"/>
+                    </w:rPr>
+                    <m:t>E</m:t>
+                  </m:r>
+                </m:e>
+                <m:sub>
+                  <m:r>
+                    <w:rPr>
+                      <w:rFonts w:ascii="Cambria Math" w:hAnsi="Cambria Math"/>
+                    </w:rPr>
+                    <m:t>full</m:t>
+                  </m:r>
+                </m:sub>
+              </m:sSub>
+            </m:den>
+          </m:f>
+          <m:r>
+            <w:rPr>
+              <w:rFonts w:ascii="Cambria Math" w:hAnsi="Cambria Math"/>
+            </w:rPr>
+            <m:t xml:space="preserve">     </m:t>
+          </m:r>
+          <m:r>
+            <w:rPr>
+              <w:rFonts w:ascii="Cambria Math" w:hAnsi="Cambria Math"/>
+            </w:rPr>
+            <m:t>Δt</m:t>
+          </m:r>
+          <m:r>
+            <w:rPr>
+              <w:rFonts w:ascii="Cambria Math" w:hAnsi="Cambria Math"/>
+            </w:rPr>
+            <m:t xml:space="preserve"> </m:t>
+          </m:r>
+          <m:r>
+            <w:rPr>
+              <w:rFonts w:ascii="Cambria Math" w:hAnsi="Cambria Math"/>
+            </w:rPr>
+            <m:t>en</m:t>
+          </m:r>
+          <m:r>
+            <w:rPr>
+              <w:rFonts w:ascii="Cambria Math" w:hAnsi="Cambria Math"/>
+            </w:rPr>
+            <m:t xml:space="preserve"> </m:t>
+          </m:r>
+          <m:r>
+            <w:rPr>
+              <w:rFonts w:ascii="Cambria Math" w:hAnsi="Cambria Math"/>
+            </w:rPr>
+            <m:t>s</m:t>
+          </m:r>
+          <m:r>
+            <w:rPr>
+              <w:rFonts w:ascii="Cambria Math" w:hAnsi="Cambria Math"/>
+            </w:rPr>
+            <m:t xml:space="preserve"> </m:t>
+          </m:r>
+          <m:r>
+            <w:rPr>
+              <w:rFonts w:ascii="Cambria Math" w:hAnsi="Cambria Math"/>
+            </w:rPr>
+            <m:t>y</m:t>
+          </m:r>
+          <m:r>
+            <w:rPr>
+              <w:rFonts w:ascii="Cambria Math" w:hAnsi="Cambria Math"/>
+            </w:rPr>
+            <m:t xml:space="preserve"> </m:t>
+          </m:r>
+          <m:r>
+            <w:rPr>
+              <w:rFonts w:ascii="Cambria Math" w:hAnsi="Cambria Math"/>
+            </w:rPr>
+            <m:t>E</m:t>
+          </m:r>
+          <m:r>
+            <w:rPr>
+              <w:rFonts w:ascii="Cambria Math" w:hAnsi="Cambria Math"/>
+            </w:rPr>
+            <m:t xml:space="preserve"> </m:t>
+          </m:r>
+          <m:r>
+            <w:rPr>
+              <w:rFonts w:ascii="Cambria Math" w:hAnsi="Cambria Math"/>
+            </w:rPr>
+            <m:t>en</m:t>
+          </m:r>
+          <m:r>
+            <w:rPr>
+              <w:rFonts w:ascii="Cambria Math" w:hAnsi="Cambria Math"/>
+            </w:rPr>
+            <m:t xml:space="preserve"> </m:t>
+          </m:r>
+          <m:r>
+            <w:rPr>
+              <w:rFonts w:ascii="Cambria Math" w:hAnsi="Cambria Math"/>
+            </w:rPr>
+            <m:t>W</m:t>
+          </m:r>
+          <m:r>
+            <w:rPr>
+              <w:rFonts w:ascii="Cambria Math" w:hAnsi="Cambria Math"/>
+            </w:rPr>
+            <m:t>h</m:t>
+          </m:r>
+        </m:oMath>
+      </m:oMathPara>
+    </w:p>
+    <w:p>
+      <w:r>
+        <w:t>Efull es la capacidad nominal por la fracción usable y un multiplicador térmico empírico, si existe. SOC se define sobre esa base efectiva. Con 500 Wh nominales, fracción 0.95 y SOC de 0.90 a 0.10 hay 380 Wh disponibles. Energy y soc son representaciones equivalentes de esta contabilidad en la versión actual.</w:t>
+      </w:r>
+    </w:p>
+    <w:p>
+      <w:r>
+        <w:t>La actualización de SOC usa potencia terminal con signo positivo de descarga. Si la temperatura cambia, se usa una aproximación de capacidad efectiva local. No representa retraso térmico ni liberación reversible de capacidad. Sin curvas empíricas no se introduce una pérdida de capacidad por frío. Fuera del dominio de una curva definida se rechaza la extrapolación.</w:t>
+      </w:r>
+    </w:p>
+    <w:p>
+      <w:pPr>
+        <w:pStyle w:val="Heading2"/>
+      </w:pPr>
+      <w:bookmarkStart w:id="19" w:name="_Toc242341240"/>
+      <w:r>
+        <w:t>6.4 Circuito equivalente de batería</w:t>
+      </w:r>
+      <w:bookmarkEnd w:id="19"/>
+    </w:p>
+    <w:p>
+      <w:pPr>
+        <w:spacing w:before="60" w:after="140"/>
+        <w:jc w:val="center"/>
+      </w:pPr>
+      <m:oMathPara>
+        <m:oMath>
+          <m:r>
+            <w:rPr>
+              <w:rFonts w:ascii="Cambria Math" w:hAnsi="Cambria Math"/>
+            </w:rPr>
+            <m:t>V</m:t>
+          </m:r>
+          <m:r>
+            <w:rPr>
+              <w:rFonts w:ascii="Cambria Math" w:hAnsi="Cambria Math"/>
+            </w:rPr>
+            <m:t xml:space="preserve"> = </m:t>
+          </m:r>
+          <m:r>
+            <w:rPr>
+              <w:rFonts w:ascii="Cambria Math" w:hAnsi="Cambria Math"/>
+            </w:rPr>
+            <m:t>OCV</m:t>
+          </m:r>
+          <m:r>
+            <w:rPr>
+              <w:rFonts w:ascii="Cambria Math" w:hAnsi="Cambria Math"/>
+            </w:rPr>
+            <m:t>(</m:t>
+          </m:r>
+          <m:r>
+            <w:rPr>
+              <w:rFonts w:ascii="Cambria Math" w:hAnsi="Cambria Math"/>
+            </w:rPr>
+            <m:t>SOC</m:t>
+          </m:r>
+          <m:r>
+            <w:rPr>
+              <w:rFonts w:ascii="Cambria Math" w:hAnsi="Cambria Math"/>
+            </w:rPr>
+            <m:t xml:space="preserve">) - </m:t>
+          </m:r>
+          <m:sSub>
+            <m:sSubPr>
+              <m:ctrlPr>
+                <w:rPr>
+                  <w:rFonts w:ascii="Cambria Math" w:hAnsi="Cambria Math"/>
+                </w:rPr>
+              </m:ctrlPr>
+            </m:sSubPr>
+            <m:e>
+              <m:r>
+                <w:rPr>
+                  <w:rFonts w:ascii="Cambria Math" w:hAnsi="Cambria Math"/>
+                </w:rPr>
+                <m:t>R</m:t>
+              </m:r>
+            </m:e>
+            <m:sub>
+              <m:r>
+                <w:rPr>
+                  <w:rFonts w:ascii="Cambria Math" w:hAnsi="Cambria Math"/>
+                </w:rPr>
+                <m:t>0</m:t>
+              </m:r>
+            </m:sub>
+          </m:sSub>
+          <m:r>
+            <w:rPr>
+              <w:rFonts w:ascii="Cambria Math" w:hAnsi="Cambria Math"/>
+            </w:rPr>
+            <m:t>I</m:t>
+          </m:r>
+          <m:r>
+            <w:rPr>
+              <w:rFonts w:ascii="Cambria Math" w:hAnsi="Cambria Math"/>
+            </w:rPr>
+            <m:t xml:space="preserve"> - </m:t>
+          </m:r>
+          <m:sSub>
+            <m:sSubPr>
+              <m:ctrlPr>
+                <w:rPr>
+                  <w:rFonts w:ascii="Cambria Math" w:hAnsi="Cambria Math"/>
+                </w:rPr>
+              </m:ctrlPr>
+            </m:sSubPr>
+            <m:e>
+              <m:r>
+                <w:rPr>
+                  <w:rFonts w:ascii="Cambria Math" w:hAnsi="Cambria Math"/>
+                </w:rPr>
+                <m:t>V</m:t>
+              </m:r>
+            </m:e>
+            <m:sub>
+              <m:r>
+                <w:rPr>
+                  <w:rFonts w:ascii="Cambria Math" w:hAnsi="Cambria Math"/>
+                </w:rPr>
+                <m:t>RC</m:t>
+              </m:r>
+            </m:sub>
+          </m:sSub>
+        </m:oMath>
+      </m:oMathPara>
+    </w:p>
+    <w:p>
+      <w:pPr>
+        <w:spacing w:before="60" w:after="140"/>
+        <w:jc w:val="center"/>
+      </w:pPr>
+      <m:oMathPara>
+        <m:oMath>
+          <m:f>
+            <m:fPr>
+              <m:ctrlPr>
+                <w:rPr>
+                  <w:rFonts w:ascii="Cambria Math" w:hAnsi="Cambria Math"/>
+                </w:rPr>
+              </m:ctrlPr>
+            </m:fPr>
+            <m:num>
+              <m:r>
+                <w:rPr>
+                  <w:rFonts w:ascii="Cambria Math" w:hAnsi="Cambria Math"/>
+                </w:rPr>
+                <m:t>d</m:t>
+              </m:r>
+              <m:sSub>
+                <m:sSubPr>
+                  <m:ctrlPr>
+                    <w:rPr>
+                      <w:rFonts w:ascii="Cambria Math" w:hAnsi="Cambria Math"/>
+                    </w:rPr>
+                  </m:ctrlPr>
+                </m:sSubPr>
+                <m:e>
+                  <m:r>
+                    <w:rPr>
+                      <w:rFonts w:ascii="Cambria Math" w:hAnsi="Cambria Math"/>
+                    </w:rPr>
+                    <m:t>V</m:t>
+                  </m:r>
+                </m:e>
+                <m:sub>
+                  <m:r>
+                    <w:rPr>
+                      <w:rFonts w:ascii="Cambria Math" w:hAnsi="Cambria Math"/>
+                    </w:rPr>
+                    <m:t>RC</m:t>
+                  </m:r>
+                </m:sub>
+              </m:sSub>
+            </m:num>
+            <m:den>
+              <m:r>
+                <w:rPr>
+                  <w:rFonts w:ascii="Cambria Math" w:hAnsi="Cambria Math"/>
+                </w:rPr>
+                <m:t>dt</m:t>
+              </m:r>
+            </m:den>
+          </m:f>
+          <m:r>
+            <w:rPr>
+              <w:rFonts w:ascii="Cambria Math" w:hAnsi="Cambria Math"/>
+            </w:rPr>
+            <m:t xml:space="preserve"> = -</m:t>
+          </m:r>
+          <m:f>
+            <m:fPr>
+              <m:ctrlPr>
+                <w:rPr>
+                  <w:rFonts w:ascii="Cambria Math" w:hAnsi="Cambria Math"/>
+                </w:rPr>
+              </m:ctrlPr>
+            </m:fPr>
+            <m:num>
+              <m:sSub>
+                <m:sSubPr>
+                  <m:ctrlPr>
+                    <w:rPr>
+                      <w:rFonts w:ascii="Cambria Math" w:hAnsi="Cambria Math"/>
+                    </w:rPr>
+                  </m:ctrlPr>
+                </m:sSubPr>
+                <m:e>
+                  <m:r>
+                    <w:rPr>
+                      <w:rFonts w:ascii="Cambria Math" w:hAnsi="Cambria Math"/>
+                    </w:rPr>
+                    <m:t>V</m:t>
+                  </m:r>
+                </m:e>
+                <m:sub>
+                  <m:r>
+                    <w:rPr>
+                      <w:rFonts w:ascii="Cambria Math" w:hAnsi="Cambria Math"/>
+                    </w:rPr>
+                    <m:t>RC</m:t>
+                  </m:r>
+                </m:sub>
+              </m:sSub>
+            </m:num>
+            <m:den>
+              <m:sSub>
+                <m:sSubPr>
+                  <m:ctrlPr>
+                    <w:rPr>
+                      <w:rFonts w:ascii="Cambria Math" w:hAnsi="Cambria Math"/>
+                    </w:rPr>
+                  </m:ctrlPr>
+                </m:sSubPr>
+                <m:e>
+                  <m:r>
+                    <w:rPr>
+                      <w:rFonts w:ascii="Cambria Math" w:hAnsi="Cambria Math"/>
+                    </w:rPr>
+                    <m:t>R</m:t>
+                  </m:r>
+                </m:e>
+                <m:sub>
+                  <m:r>
+                    <w:rPr>
+                      <w:rFonts w:ascii="Cambria Math" w:hAnsi="Cambria Math"/>
+                    </w:rPr>
+                    <m:t>1</m:t>
+                  </m:r>
+                </m:sub>
+              </m:sSub>
+              <m:sSub>
+                <m:sSubPr>
+                  <m:ctrlPr>
+                    <w:rPr>
+                      <w:rFonts w:ascii="Cambria Math" w:hAnsi="Cambria Math"/>
+                    </w:rPr>
+                  </m:ctrlPr>
+                </m:sSubPr>
+                <m:e>
+                  <m:r>
+                    <w:rPr>
+                      <w:rFonts w:ascii="Cambria Math" w:hAnsi="Cambria Math"/>
+                    </w:rPr>
+                    <m:t>C</m:t>
+                  </m:r>
+                </m:e>
+                <m:sub>
+                  <m:r>
+                    <w:rPr>
+                      <w:rFonts w:ascii="Cambria Math" w:hAnsi="Cambria Math"/>
+                    </w:rPr>
+                    <m:t>1</m:t>
+                  </m:r>
+                </m:sub>
+              </m:sSub>
+            </m:den>
+          </m:f>
+          <m:r>
+            <w:rPr>
+              <w:rFonts w:ascii="Cambria Math" w:hAnsi="Cambria Math"/>
+            </w:rPr>
+            <m:t xml:space="preserve"> + </m:t>
+          </m:r>
+          <m:f>
+            <m:fPr>
+              <m:ctrlPr>
+                <w:rPr>
+                  <w:rFonts w:ascii="Cambria Math" w:hAnsi="Cambria Math"/>
+                </w:rPr>
+              </m:ctrlPr>
+            </m:fPr>
+            <m:num>
+              <m:r>
+                <w:rPr>
+                  <w:rFonts w:ascii="Cambria Math" w:hAnsi="Cambria Math"/>
+                </w:rPr>
+                <m:t>I</m:t>
+              </m:r>
+            </m:num>
+            <m:den>
+              <m:sSub>
+                <m:sSubPr>
+                  <m:ctrlPr>
+                    <w:rPr>
+                      <w:rFonts w:ascii="Cambria Math" w:hAnsi="Cambria Math"/>
+                    </w:rPr>
+                  </m:ctrlPr>
+                </m:sSubPr>
+                <m:e>
+                  <m:r>
+                    <w:rPr>
+                      <w:rFonts w:ascii="Cambria Math" w:hAnsi="Cambria Math"/>
+                    </w:rPr>
+                    <m:t>C</m:t>
+                  </m:r>
+                </m:e>
+                <m:sub>
+                  <m:r>
+                    <w:rPr>
+                      <w:rFonts w:ascii="Cambria Math" w:hAnsi="Cambria Math"/>
+                    </w:rPr>
+                    <m:t>1</m:t>
+                  </m:r>
+                </m:sub>
+              </m:sSub>
+            </m:den>
+          </m:f>
+        </m:oMath>
+      </m:oMathPara>
+    </w:p>
+    <w:p>
+      <w:pPr>
+        <w:spacing w:before="60" w:after="140"/>
+        <w:jc w:val="center"/>
+      </w:pPr>
+      <m:oMathPara>
+        <m:oMath>
+          <m:r>
+            <w:rPr>
+              <w:rFonts w:ascii="Cambria Math" w:hAnsi="Cambria Math"/>
+            </w:rPr>
+            <m:t>ΔSOC</m:t>
+          </m:r>
+          <m:r>
+            <w:rPr>
+              <w:rFonts w:ascii="Cambria Math" w:hAnsi="Cambria Math"/>
+            </w:rPr>
+            <m:t xml:space="preserve"> = -</m:t>
+          </m:r>
+          <m:f>
+            <m:fPr>
+              <m:ctrlPr>
+                <w:rPr>
+                  <w:rFonts w:ascii="Cambria Math" w:hAnsi="Cambria Math"/>
+                </w:rPr>
+              </m:ctrlPr>
+            </m:fPr>
+            <m:num>
+              <m:r>
+                <w:rPr>
+                  <w:rFonts w:ascii="Cambria Math" w:hAnsi="Cambria Math"/>
+                </w:rPr>
+                <m:t>IΔt</m:t>
+              </m:r>
+            </m:num>
+            <m:den>
+              <m:r>
+                <w:rPr>
+                  <w:rFonts w:ascii="Cambria Math" w:hAnsi="Cambria Math"/>
+                </w:rPr>
+                <m:t>3600</m:t>
+              </m:r>
+              <m:sSub>
+                <m:sSubPr>
+                  <m:ctrlPr>
+                    <w:rPr>
+                      <w:rFonts w:ascii="Cambria Math" w:hAnsi="Cambria Math"/>
+                    </w:rPr>
+                  </m:ctrlPr>
+                </m:sSubPr>
+                <m:e>
+                  <m:r>
+                    <w:rPr>
+                      <w:rFonts w:ascii="Cambria Math" w:hAnsi="Cambria Math"/>
+                    </w:rPr>
+                    <m:t>Q</m:t>
+                  </m:r>
+                </m:e>
+                <m:sub>
+                  <m:r>
+                    <w:rPr>
+                      <w:rFonts w:ascii="Cambria Math" w:hAnsi="Cambria Math"/>
+                    </w:rPr>
+                    <m:t>effective</m:t>
+                  </m:r>
+                </m:sub>
+              </m:sSub>
+            </m:den>
+          </m:f>
+          <m:r>
+            <w:rPr>
+              <w:rFonts w:ascii="Cambria Math" w:hAnsi="Cambria Math"/>
+            </w:rPr>
+            <m:t xml:space="preserve">     </m:t>
+          </m:r>
+          <m:r>
+            <w:rPr>
+              <w:rFonts w:ascii="Cambria Math" w:hAnsi="Cambria Math"/>
+            </w:rPr>
+            <m:t>Q</m:t>
+          </m:r>
+          <m:r>
+            <w:rPr>
+              <w:rFonts w:ascii="Cambria Math" w:hAnsi="Cambria Math"/>
+            </w:rPr>
+            <m:t xml:space="preserve"> </m:t>
+          </m:r>
+          <m:r>
+            <w:rPr>
+              <w:rFonts w:ascii="Cambria Math" w:hAnsi="Cambria Math"/>
+            </w:rPr>
+            <m:t>en</m:t>
+          </m:r>
+          <m:r>
+            <w:rPr>
+              <w:rFonts w:ascii="Cambria Math" w:hAnsi="Cambria Math"/>
+            </w:rPr>
+            <m:t xml:space="preserve"> </m:t>
+          </m:r>
+          <m:r>
+            <w:rPr>
+              <w:rFonts w:ascii="Cambria Math" w:hAnsi="Cambria Math"/>
+            </w:rPr>
+            <m:t>A</m:t>
+          </m:r>
+          <m:r>
+            <w:rPr>
+              <w:rFonts w:ascii="Cambria Math" w:hAnsi="Cambria Math"/>
+            </w:rPr>
+            <m:t>h</m:t>
+          </m:r>
+        </m:oMath>
+      </m:oMathPara>
+    </w:p>
+    <w:p>
+      <w:r>
+        <w:t>El ECM Thevenin de una rama RC resuelve potencia terminal P igual a V por I mediante la raíz de corriente pequeña estable. Limita corriente de descarga, corriente de carga y voltaje. La carga se integra con capacidad efectiva en Ah y la rama RC se actualiza exactamente para corriente constante en cada subpaso.</w:t>
+      </w:r>
+    </w:p>
+    <w:p>
+      <w:r>
+        <w:t>La energía terminal y la potencia química OCV por I son distintas y se exportan por separado. Ah requiere caracterización propia. Cambiar Wh no modifica automáticamente la capacidad de conteo de carga. OCV, R0, R1 y C1 iniciales son ilustrativos. El voltaje se evalúa al inicio del subpaso. Reducir dt y comprobar convergencia es necesario. No se modelan envejecimiento, electroquímica detallada ni temperatura interna.</w:t>
+      </w:r>
+    </w:p>
+    <w:p>
+      <w:pPr>
+        <w:pStyle w:val="Heading2"/>
+      </w:pPr>
+      <w:bookmarkStart w:id="20" w:name="_Toc242341241"/>
+      <w:r>
+        <w:t>6.5 Límites regeneración y balance</w:t>
+      </w:r>
+      <w:bookmarkEnd w:id="20"/>
+    </w:p>
+    <w:p>
+      <w:r>
+        <w:t>La batería detiene o acorta el subpaso al alcanzar el límite de energía o SOC. La regeneración está desactivada por defecto. Activarla requiere hardware capaz, frenado o descenso, velocidad mínima, límite eléctrico y margen de corriente y SOC para cargar. Los auxiliares pueden consumir potencia regenerada incluso con la batería llena.</w:t>
+      </w:r>
+    </w:p>
+    <w:p>
+      <w:pPr>
+        <w:spacing w:before="60" w:after="140"/>
+        <w:jc w:val="center"/>
+      </w:pPr>
+      <m:oMathPara>
+        <m:oMath>
+          <m:sSub>
+            <m:sSubPr>
+              <m:ctrlPr>
+                <w:rPr>
+                  <w:rFonts w:ascii="Cambria Math" w:hAnsi="Cambria Math"/>
+                </w:rPr>
+              </m:ctrlPr>
+            </m:sSubPr>
+            <m:e>
+              <m:r>
+                <w:rPr>
+                  <w:rFonts w:ascii="Cambria Math" w:hAnsi="Cambria Math"/>
+                </w:rPr>
+                <m:t>P</m:t>
+              </m:r>
+            </m:e>
+            <m:sub>
+              <m:r>
+                <w:rPr>
+                  <w:rFonts w:ascii="Cambria Math" w:hAnsi="Cambria Math"/>
+                </w:rPr>
+                <m:t>terminal</m:t>
+              </m:r>
+            </m:sub>
+          </m:sSub>
+          <m:r>
+            <w:rPr>
+              <w:rFonts w:ascii="Cambria Math" w:hAnsi="Cambria Math"/>
+            </w:rPr>
+            <m:t xml:space="preserve"> = </m:t>
+          </m:r>
+          <m:sSub>
+            <m:sSubPr>
+              <m:ctrlPr>
+                <w:rPr>
+                  <w:rFonts w:ascii="Cambria Math" w:hAnsi="Cambria Math"/>
+                </w:rPr>
+              </m:ctrlPr>
+            </m:sSubPr>
+            <m:e>
+              <m:r>
+                <w:rPr>
+                  <w:rFonts w:ascii="Cambria Math" w:hAnsi="Cambria Math"/>
+                </w:rPr>
+                <m:t>P</m:t>
+              </m:r>
+            </m:e>
+            <m:sub>
+              <m:r>
+                <w:rPr>
+                  <w:rFonts w:ascii="Cambria Math" w:hAnsi="Cambria Math"/>
+                </w:rPr>
+                <m:t>electric</m:t>
+              </m:r>
+              <m:r>
+                <w:rPr>
+                  <w:rFonts w:ascii="Cambria Math" w:hAnsi="Cambria Math"/>
+                </w:rPr>
+                <m:t xml:space="preserve"> </m:t>
+              </m:r>
+              <m:r>
+                <w:rPr>
+                  <w:rFonts w:ascii="Cambria Math" w:hAnsi="Cambria Math"/>
+                </w:rPr>
+                <m:t>motor</m:t>
+              </m:r>
+            </m:sub>
+          </m:sSub>
+          <m:r>
+            <w:rPr>
+              <w:rFonts w:ascii="Cambria Math" w:hAnsi="Cambria Math"/>
+            </w:rPr>
+            <m:t xml:space="preserve"> + </m:t>
+          </m:r>
+          <m:sSub>
+            <m:sSubPr>
+              <m:ctrlPr>
+                <w:rPr>
+                  <w:rFonts w:ascii="Cambria Math" w:hAnsi="Cambria Math"/>
+                </w:rPr>
+              </m:ctrlPr>
+            </m:sSubPr>
+            <m:e>
+              <m:r>
+                <w:rPr>
+                  <w:rFonts w:ascii="Cambria Math" w:hAnsi="Cambria Math"/>
+                </w:rPr>
+                <m:t>P</m:t>
+              </m:r>
+            </m:e>
+            <m:sub>
+              <m:r>
+                <w:rPr>
+                  <w:rFonts w:ascii="Cambria Math" w:hAnsi="Cambria Math"/>
+                </w:rPr>
+                <m:t>aux</m:t>
+              </m:r>
+            </m:sub>
+          </m:sSub>
+          <m:r>
+            <w:rPr>
+              <w:rFonts w:ascii="Cambria Math" w:hAnsi="Cambria Math"/>
+            </w:rPr>
+            <m:t xml:space="preserve"> - </m:t>
+          </m:r>
+          <m:sSub>
+            <m:sSubPr>
+              <m:ctrlPr>
+                <w:rPr>
+                  <w:rFonts w:ascii="Cambria Math" w:hAnsi="Cambria Math"/>
+                </w:rPr>
+              </m:ctrlPr>
+            </m:sSubPr>
+            <m:e>
+              <m:r>
+                <w:rPr>
+                  <w:rFonts w:ascii="Cambria Math" w:hAnsi="Cambria Math"/>
+                </w:rPr>
+                <m:t>P</m:t>
+              </m:r>
+            </m:e>
+            <m:sub>
+              <m:r>
+                <w:rPr>
+                  <w:rFonts w:ascii="Cambria Math" w:hAnsi="Cambria Math"/>
+                </w:rPr>
+                <m:t>regen</m:t>
+              </m:r>
+            </m:sub>
+          </m:sSub>
+        </m:oMath>
+      </m:oMathPara>
+    </w:p>
+    <w:p>
+      <w:r>
+        <w:t>El balance completo suma contribuciones mecánicas con signo, pérdidas de transmisión y motor, conversión regenerativa, disipación de frenado, auxiliares y demanda no satisfecha. energy_balance_error_w comprueba la identidad implementada. La recuperación se informa aparte. No debe restarse de nuevo a la energía de pendiente, porque duplicaría el efecto del descenso.</w:t>
+      </w:r>
+    </w:p>
+    <w:p>
+      <w:pPr>
+        <w:pStyle w:val="Heading2"/>
+      </w:pPr>
+      <w:bookmarkStart w:id="21" w:name="_Toc242341242"/>
+      <w:r>
+        <w:t>6.6 Calibración e identificabilidad</w:t>
+      </w:r>
+      <w:bookmarkEnd w:id="21"/>
+    </w:p>
+    <w:p>
+      <w:pPr>
+        <w:spacing w:before="60" w:after="140"/>
+        <w:jc w:val="center"/>
+      </w:pPr>
+      <m:oMathPara>
+        <m:oMath>
+          <m:r>
+            <w:rPr>
+              <w:rFonts w:ascii="Cambria Math" w:hAnsi="Cambria Math"/>
+            </w:rPr>
+            <m:t>θ</m:t>
+          </m:r>
+          <m:r>
+            <w:rPr>
+              <w:rFonts w:ascii="Cambria Math" w:hAnsi="Cambria Math"/>
+            </w:rPr>
+            <m:t>*</m:t>
+          </m:r>
+          <m:r>
+            <w:rPr>
+              <w:rFonts w:ascii="Cambria Math" w:hAnsi="Cambria Math"/>
+            </w:rPr>
+            <m:t xml:space="preserve"> = </m:t>
+          </m:r>
+          <m:sSub>
+            <m:sSubPr>
+              <m:ctrlPr>
+                <w:rPr>
+                  <w:rFonts w:ascii="Cambria Math" w:hAnsi="Cambria Math"/>
+                </w:rPr>
+              </m:ctrlPr>
+            </m:sSubPr>
+            <m:e>
+              <m:r>
+                <w:rPr>
+                  <w:rFonts w:ascii="Cambria Math" w:hAnsi="Cambria Math"/>
+                </w:rPr>
+                <m:t>arg</m:t>
+              </m:r>
+              <m:r>
+                <w:rPr>
+                  <w:rFonts w:ascii="Cambria Math" w:hAnsi="Cambria Math"/>
+                </w:rPr>
+                <m:t xml:space="preserve"> </m:t>
+              </m:r>
+              <m:r>
+                <w:rPr>
+                  <w:rFonts w:ascii="Cambria Math" w:hAnsi="Cambria Math"/>
+                </w:rPr>
+                <m:t>min</m:t>
+              </m:r>
+            </m:e>
+            <m:sub>
+              <m:r>
+                <w:rPr>
+                  <w:rFonts w:ascii="Cambria Math" w:hAnsi="Cambria Math"/>
+                </w:rPr>
+                <m:t>θ</m:t>
+              </m:r>
+            </m:sub>
+          </m:sSub>
+          <m:sSub>
+            <m:sSubPr>
+              <m:ctrlPr>
+                <w:rPr>
+                  <w:rFonts w:ascii="Cambria Math" w:hAnsi="Cambria Math"/>
+                </w:rPr>
+              </m:ctrlPr>
+            </m:sSubPr>
+            <m:e>
+              <m:r>
+                <w:rPr>
+                  <w:rFonts w:ascii="Cambria Math" w:hAnsi="Cambria Math"/>
+                </w:rPr>
+                <m:t>Σ</m:t>
+              </m:r>
+            </m:e>
+            <m:sub>
+              <m:r>
+                <w:rPr>
+                  <w:rFonts w:ascii="Cambria Math" w:hAnsi="Cambria Math"/>
+                </w:rPr>
+                <m:t>i</m:t>
+              </m:r>
+            </m:sub>
+          </m:sSub>
+          <m:sSub>
+            <m:sSubPr>
+              <m:ctrlPr>
+                <w:rPr>
+                  <w:rFonts w:ascii="Cambria Math" w:hAnsi="Cambria Math"/>
+                </w:rPr>
+              </m:ctrlPr>
+            </m:sSubPr>
+            <m:e>
+              <m:r>
+                <w:rPr>
+                  <w:rFonts w:ascii="Cambria Math" w:hAnsi="Cambria Math"/>
+                </w:rPr>
+                <m:t>w</m:t>
+              </m:r>
+            </m:e>
+            <m:sub>
+              <m:r>
+                <w:rPr>
+                  <w:rFonts w:ascii="Cambria Math" w:hAnsi="Cambria Math"/>
+                </w:rPr>
+                <m:t>i</m:t>
+              </m:r>
+            </m:sub>
+          </m:sSub>
+          <m:sSup>
+            <m:sSupPr>
+              <m:ctrlPr>
+                <w:rPr>
+                  <w:rFonts w:ascii="Cambria Math" w:hAnsi="Cambria Math"/>
+                </w:rPr>
+              </m:ctrlPr>
+            </m:sSupPr>
+            <m:e>
+              <m:r>
+                <w:rPr>
+                  <w:rFonts w:ascii="Cambria Math" w:hAnsi="Cambria Math"/>
+                </w:rPr>
+                <m:t>(</m:t>
+              </m:r>
+              <m:sSub>
+                <m:sSubPr>
+                  <m:ctrlPr>
+                    <w:rPr>
+                      <w:rFonts w:ascii="Cambria Math" w:hAnsi="Cambria Math"/>
+                    </w:rPr>
+                  </m:ctrlPr>
+                </m:sSubPr>
+                <m:e>
+                  <m:r>
+                    <w:rPr>
+                      <w:rFonts w:ascii="Cambria Math" w:hAnsi="Cambria Math"/>
+                    </w:rPr>
+                    <m:t>E</m:t>
+                  </m:r>
+                </m:e>
+                <m:sub>
+                  <m:r>
+                    <w:rPr>
+                      <w:rFonts w:ascii="Cambria Math" w:hAnsi="Cambria Math"/>
+                    </w:rPr>
+                    <m:t>pred</m:t>
+                  </m:r>
+                  <m:r>
+                    <w:rPr>
+                      <w:rFonts w:ascii="Cambria Math" w:hAnsi="Cambria Math"/>
+                    </w:rPr>
+                    <m:t xml:space="preserve"> </m:t>
+                  </m:r>
+                  <m:r>
+                    <w:rPr>
+                      <w:rFonts w:ascii="Cambria Math" w:hAnsi="Cambria Math"/>
+                    </w:rPr>
+                    <m:t>i</m:t>
+                  </m:r>
+                </m:sub>
+              </m:sSub>
+              <m:r>
+                <w:rPr>
+                  <w:rFonts w:ascii="Cambria Math" w:hAnsi="Cambria Math"/>
+                </w:rPr>
+                <m:t>(</m:t>
+              </m:r>
+              <m:r>
+                <w:rPr>
+                  <w:rFonts w:ascii="Cambria Math" w:hAnsi="Cambria Math"/>
+                </w:rPr>
+                <m:t>θ</m:t>
+              </m:r>
+              <m:r>
+                <w:rPr>
+                  <w:rFonts w:ascii="Cambria Math" w:hAnsi="Cambria Math"/>
+                </w:rPr>
+                <m:t xml:space="preserve">) - </m:t>
+              </m:r>
+              <m:sSub>
+                <m:sSubPr>
+                  <m:ctrlPr>
+                    <w:rPr>
+                      <w:rFonts w:ascii="Cambria Math" w:hAnsi="Cambria Math"/>
+                    </w:rPr>
+                  </m:ctrlPr>
+                </m:sSubPr>
+                <m:e>
+                  <m:r>
+                    <w:rPr>
+                      <w:rFonts w:ascii="Cambria Math" w:hAnsi="Cambria Math"/>
+                    </w:rPr>
+                    <m:t>E</m:t>
+                  </m:r>
+                </m:e>
+                <m:sub>
+                  <m:r>
+                    <w:rPr>
+                      <w:rFonts w:ascii="Cambria Math" w:hAnsi="Cambria Math"/>
+                    </w:rPr>
+                    <m:t>obs</m:t>
+                  </m:r>
+                  <m:r>
+                    <w:rPr>
+                      <w:rFonts w:ascii="Cambria Math" w:hAnsi="Cambria Math"/>
+                    </w:rPr>
+                    <m:t xml:space="preserve"> </m:t>
+                  </m:r>
+                  <m:r>
+                    <w:rPr>
+                      <w:rFonts w:ascii="Cambria Math" w:hAnsi="Cambria Math"/>
+                    </w:rPr>
+                    <m:t>i</m:t>
+                  </m:r>
+                </m:sub>
+              </m:sSub>
+              <m:r>
+                <w:rPr>
+                  <w:rFonts w:ascii="Cambria Math" w:hAnsi="Cambria Math"/>
+                </w:rPr>
+                <m:t>)</m:t>
+              </m:r>
+            </m:e>
+            <m:sup>
+              <m:r>
+                <w:rPr>
+                  <w:rFonts w:ascii="Cambria Math" w:hAnsi="Cambria Math"/>
+                </w:rPr>
+                <m:t>2</m:t>
+              </m:r>
+            </m:sup>
+          </m:sSup>
+        </m:oMath>
+      </m:oMathPara>
+    </w:p>
+    <w:p>
+      <w:r>
+        <w:lastRenderedPageBreak/>
+        <w:t>El ajuste usa least_squares acotado y rutas completas con pesos wi. Los parámetros por defecto son Crr y CdA. Ajustar eficiencia, potencia humana o auxiliares requiere límites y excitación independiente suficientes. Las condiciones de cada observación se conservan y solo se transfieren los parámetros ajustados.</w:t>
+      </w:r>
+    </w:p>
+    <w:p>
+      <w:r>
+        <w:t>La identificabilidad práctica se examina con Jacobiano normalizado por amplitud de parámetros, rango SVD, condición y coseno entre columnas. Parámetros en fronteras, sensibilidades colineales o rango insuficiente deben informarse. Un residuo pequeño no demuestra identificación física. La covarianza local aproximada no constituye un posterior calibrado bajo deficiencia de rango o pérdidas robustas.</w:t>
+      </w:r>
+    </w:p>
+    <w:p>
+      <w:r>
+        <w:t>El experimento de recuperación utiliza cero discrepancia y cero ruido. El benchmark también introduce discrepancia estructural: los parámetros físicos pueden absorber sesgo residual. Deben analizarse errores y diagnósticos junto con los valores de parámetros.</w:t>
+      </w:r>
+    </w:p>
+    <w:p>
+      <w:pPr>
+        <w:pStyle w:val="Heading2"/>
+      </w:pPr>
+      <w:bookmarkStart w:id="22" w:name="_Toc242341243"/>
+      <w:r>
+        <w:t>6.7 Aprendizaje residual y modelos comparados</w:t>
+      </w:r>
+      <w:bookmarkEnd w:id="22"/>
+    </w:p>
+    <w:p>
+      <w:pPr>
+        <w:spacing w:before="60" w:after="140"/>
+        <w:jc w:val="center"/>
+      </w:pPr>
+      <m:oMathPara>
+        <m:oMath>
+          <m:sSub>
+            <m:sSubPr>
+              <m:ctrlPr>
+                <w:rPr>
+                  <w:rFonts w:ascii="Cambria Math" w:hAnsi="Cambria Math"/>
+                </w:rPr>
+              </m:ctrlPr>
+            </m:sSubPr>
+            <m:e>
+              <m:r>
+                <w:rPr>
+                  <w:rFonts w:ascii="Cambria Math" w:hAnsi="Cambria Math"/>
+                </w:rPr>
+                <m:t>r</m:t>
+              </m:r>
+            </m:e>
+            <m:sub>
+              <m:r>
+                <w:rPr>
+                  <w:rFonts w:ascii="Cambria Math" w:hAnsi="Cambria Math"/>
+                </w:rPr>
+                <m:t>i</m:t>
+              </m:r>
+            </m:sub>
+          </m:sSub>
+          <m:r>
+            <w:rPr>
+              <w:rFonts w:ascii="Cambria Math" w:hAnsi="Cambria Math"/>
+            </w:rPr>
+            <m:t xml:space="preserve"> = </m:t>
+          </m:r>
+          <m:f>
+            <m:fPr>
+              <m:ctrlPr>
+                <w:rPr>
+                  <w:rFonts w:ascii="Cambria Math" w:hAnsi="Cambria Math"/>
+                </w:rPr>
+              </m:ctrlPr>
+            </m:fPr>
+            <m:num>
+              <m:sSub>
+                <m:sSubPr>
+                  <m:ctrlPr>
+                    <w:rPr>
+                      <w:rFonts w:ascii="Cambria Math" w:hAnsi="Cambria Math"/>
+                    </w:rPr>
+                  </m:ctrlPr>
+                </m:sSubPr>
+                <m:e>
+                  <m:r>
+                    <w:rPr>
+                      <w:rFonts w:ascii="Cambria Math" w:hAnsi="Cambria Math"/>
+                    </w:rPr>
+                    <m:t>E</m:t>
+                  </m:r>
+                </m:e>
+                <m:sub>
+                  <m:r>
+                    <w:rPr>
+                      <w:rFonts w:ascii="Cambria Math" w:hAnsi="Cambria Math"/>
+                    </w:rPr>
+                    <m:t>obs</m:t>
+                  </m:r>
+                  <m:r>
+                    <w:rPr>
+                      <w:rFonts w:ascii="Cambria Math" w:hAnsi="Cambria Math"/>
+                    </w:rPr>
+                    <m:t xml:space="preserve"> </m:t>
+                  </m:r>
+                  <m:r>
+                    <w:rPr>
+                      <w:rFonts w:ascii="Cambria Math" w:hAnsi="Cambria Math"/>
+                    </w:rPr>
+                    <m:t>i</m:t>
+                  </m:r>
+                </m:sub>
+              </m:sSub>
+              <m:r>
+                <w:rPr>
+                  <w:rFonts w:ascii="Cambria Math" w:hAnsi="Cambria Math"/>
+                </w:rPr>
+                <m:t xml:space="preserve"> - </m:t>
+              </m:r>
+              <m:sSub>
+                <m:sSubPr>
+                  <m:ctrlPr>
+                    <w:rPr>
+                      <w:rFonts w:ascii="Cambria Math" w:hAnsi="Cambria Math"/>
+                    </w:rPr>
+                  </m:ctrlPr>
+                </m:sSubPr>
+                <m:e>
+                  <m:r>
+                    <w:rPr>
+                      <w:rFonts w:ascii="Cambria Math" w:hAnsi="Cambria Math"/>
+                    </w:rPr>
+                    <m:t>E</m:t>
+                  </m:r>
+                </m:e>
+                <m:sub>
+                  <m:r>
+                    <w:rPr>
+                      <w:rFonts w:ascii="Cambria Math" w:hAnsi="Cambria Math"/>
+                    </w:rPr>
+                    <m:t>p</m:t>
+                  </m:r>
+                  <m:r>
+                    <w:rPr>
+                      <w:rFonts w:ascii="Cambria Math" w:hAnsi="Cambria Math"/>
+                    </w:rPr>
+                    <m:t>h</m:t>
+                  </m:r>
+                  <m:r>
+                    <w:rPr>
+                      <w:rFonts w:ascii="Cambria Math" w:hAnsi="Cambria Math"/>
+                    </w:rPr>
+                    <m:t>ys</m:t>
+                  </m:r>
+                  <m:r>
+                    <w:rPr>
+                      <w:rFonts w:ascii="Cambria Math" w:hAnsi="Cambria Math"/>
+                    </w:rPr>
+                    <m:t xml:space="preserve"> </m:t>
+                  </m:r>
+                  <m:r>
+                    <w:rPr>
+                      <w:rFonts w:ascii="Cambria Math" w:hAnsi="Cambria Math"/>
+                    </w:rPr>
+                    <m:t>i</m:t>
+                  </m:r>
+                </m:sub>
+              </m:sSub>
+            </m:num>
+            <m:den>
+              <m:sSub>
+                <m:sSubPr>
+                  <m:ctrlPr>
+                    <w:rPr>
+                      <w:rFonts w:ascii="Cambria Math" w:hAnsi="Cambria Math"/>
+                    </w:rPr>
+                  </m:ctrlPr>
+                </m:sSubPr>
+                <m:e>
+                  <m:r>
+                    <w:rPr>
+                      <w:rFonts w:ascii="Cambria Math" w:hAnsi="Cambria Math"/>
+                    </w:rPr>
+                    <m:t>L</m:t>
+                  </m:r>
+                </m:e>
+                <m:sub>
+                  <m:r>
+                    <w:rPr>
+                      <w:rFonts w:ascii="Cambria Math" w:hAnsi="Cambria Math"/>
+                    </w:rPr>
+                    <m:t>i</m:t>
+                  </m:r>
+                </m:sub>
+              </m:sSub>
+            </m:den>
+          </m:f>
+          <m:r>
+            <w:rPr>
+              <w:rFonts w:ascii="Cambria Math" w:hAnsi="Cambria Math"/>
+            </w:rPr>
+            <m:t xml:space="preserve">     </m:t>
+          </m:r>
+          <m:r>
+            <w:rPr>
+              <w:rFonts w:ascii="Cambria Math" w:hAnsi="Cambria Math"/>
+            </w:rPr>
+            <m:t>r</m:t>
+          </m:r>
+          <m:r>
+            <w:rPr>
+              <w:rFonts w:ascii="Cambria Math" w:hAnsi="Cambria Math"/>
+            </w:rPr>
+            <m:t xml:space="preserve"> </m:t>
+          </m:r>
+          <m:r>
+            <w:rPr>
+              <w:rFonts w:ascii="Cambria Math" w:hAnsi="Cambria Math"/>
+            </w:rPr>
+            <m:t>en</m:t>
+          </m:r>
+          <m:r>
+            <w:rPr>
+              <w:rFonts w:ascii="Cambria Math" w:hAnsi="Cambria Math"/>
+            </w:rPr>
+            <m:t xml:space="preserve"> </m:t>
+          </m:r>
+          <m:r>
+            <w:rPr>
+              <w:rFonts w:ascii="Cambria Math" w:hAnsi="Cambria Math"/>
+            </w:rPr>
+            <m:t>W</m:t>
+          </m:r>
+          <m:r>
+            <w:rPr>
+              <w:rFonts w:ascii="Cambria Math" w:hAnsi="Cambria Math"/>
+            </w:rPr>
+            <m:t>h</m:t>
+          </m:r>
+          <m:r>
+            <w:rPr>
+              <w:rFonts w:ascii="Cambria Math" w:hAnsi="Cambria Math"/>
+            </w:rPr>
+            <m:t>/</m:t>
+          </m:r>
+          <m:r>
+            <w:rPr>
+              <w:rFonts w:ascii="Cambria Math" w:hAnsi="Cambria Math"/>
+            </w:rPr>
+            <m:t>km</m:t>
+          </m:r>
+        </m:oMath>
+      </m:oMathPara>
+    </w:p>
+    <w:p>
+      <w:pPr>
+        <w:spacing w:before="60" w:after="140"/>
+        <w:jc w:val="center"/>
+      </w:pPr>
+      <m:oMathPara>
+        <m:oMath>
+          <m:r>
+            <w:rPr>
+              <w:rFonts w:ascii="Cambria Math" w:hAnsi="Cambria Math"/>
+            </w:rPr>
+            <m:t>M</m:t>
+          </m:r>
+          <m:r>
+            <w:rPr>
+              <w:rFonts w:ascii="Cambria Math" w:hAnsi="Cambria Math"/>
+            </w:rPr>
+            <m:t xml:space="preserve">1     Ê = </m:t>
+          </m:r>
+          <m:sSub>
+            <m:sSubPr>
+              <m:ctrlPr>
+                <w:rPr>
+                  <w:rFonts w:ascii="Cambria Math" w:hAnsi="Cambria Math"/>
+                </w:rPr>
+              </m:ctrlPr>
+            </m:sSubPr>
+            <m:e>
+              <m:r>
+                <w:rPr>
+                  <w:rFonts w:ascii="Cambria Math" w:hAnsi="Cambria Math"/>
+                </w:rPr>
+                <m:t>E</m:t>
+              </m:r>
+            </m:e>
+            <m:sub>
+              <m:r>
+                <w:rPr>
+                  <w:rFonts w:ascii="Cambria Math" w:hAnsi="Cambria Math"/>
+                </w:rPr>
+                <m:t>p</m:t>
+              </m:r>
+              <m:r>
+                <w:rPr>
+                  <w:rFonts w:ascii="Cambria Math" w:hAnsi="Cambria Math"/>
+                </w:rPr>
+                <m:t>h</m:t>
+              </m:r>
+              <m:r>
+                <w:rPr>
+                  <w:rFonts w:ascii="Cambria Math" w:hAnsi="Cambria Math"/>
+                </w:rPr>
+                <m:t>ys</m:t>
+              </m:r>
+            </m:sub>
+          </m:sSub>
+          <m:r>
+            <w:rPr>
+              <w:rFonts w:ascii="Cambria Math" w:hAnsi="Cambria Math"/>
+            </w:rPr>
+            <m:t xml:space="preserve">        </m:t>
+          </m:r>
+          <m:r>
+            <w:rPr>
+              <w:rFonts w:ascii="Cambria Math" w:hAnsi="Cambria Math"/>
+            </w:rPr>
+            <m:t>M</m:t>
+          </m:r>
+          <m:r>
+            <w:rPr>
+              <w:rFonts w:ascii="Cambria Math" w:hAnsi="Cambria Math"/>
+            </w:rPr>
+            <m:t xml:space="preserve">2     Ê = </m:t>
+          </m:r>
+          <m:sSub>
+            <m:sSubPr>
+              <m:ctrlPr>
+                <w:rPr>
+                  <w:rFonts w:ascii="Cambria Math" w:hAnsi="Cambria Math"/>
+                </w:rPr>
+              </m:ctrlPr>
+            </m:sSubPr>
+            <m:e>
+              <m:r>
+                <w:rPr>
+                  <w:rFonts w:ascii="Cambria Math" w:hAnsi="Cambria Math"/>
+                </w:rPr>
+                <m:t>E</m:t>
+              </m:r>
+            </m:e>
+            <m:sub>
+              <m:r>
+                <w:rPr>
+                  <w:rFonts w:ascii="Cambria Math" w:hAnsi="Cambria Math"/>
+                </w:rPr>
+                <m:t>data</m:t>
+              </m:r>
+            </m:sub>
+          </m:sSub>
+        </m:oMath>
+      </m:oMathPara>
+    </w:p>
+    <w:p>
+      <w:pPr>
+        <w:spacing w:before="60" w:after="140"/>
+        <w:jc w:val="center"/>
+      </w:pPr>
+      <m:oMathPara>
+        <m:oMath>
+          <m:r>
+            <w:rPr>
+              <w:rFonts w:ascii="Cambria Math" w:hAnsi="Cambria Math"/>
+            </w:rPr>
+            <m:t>M</m:t>
+          </m:r>
+          <m:r>
+            <w:rPr>
+              <w:rFonts w:ascii="Cambria Math" w:hAnsi="Cambria Math"/>
+            </w:rPr>
+            <m:t xml:space="preserve">3     Ê = </m:t>
+          </m:r>
+          <m:sSub>
+            <m:sSubPr>
+              <m:ctrlPr>
+                <w:rPr>
+                  <w:rFonts w:ascii="Cambria Math" w:hAnsi="Cambria Math"/>
+                </w:rPr>
+              </m:ctrlPr>
+            </m:sSubPr>
+            <m:e>
+              <m:r>
+                <w:rPr>
+                  <w:rFonts w:ascii="Cambria Math" w:hAnsi="Cambria Math"/>
+                </w:rPr>
+                <m:t>E</m:t>
+              </m:r>
+            </m:e>
+            <m:sub>
+              <m:r>
+                <w:rPr>
+                  <w:rFonts w:ascii="Cambria Math" w:hAnsi="Cambria Math"/>
+                </w:rPr>
+                <m:t>p</m:t>
+              </m:r>
+              <m:r>
+                <w:rPr>
+                  <w:rFonts w:ascii="Cambria Math" w:hAnsi="Cambria Math"/>
+                </w:rPr>
+                <m:t>h</m:t>
+              </m:r>
+              <m:r>
+                <w:rPr>
+                  <w:rFonts w:ascii="Cambria Math" w:hAnsi="Cambria Math"/>
+                </w:rPr>
+                <m:t>ys</m:t>
+              </m:r>
+            </m:sub>
+          </m:sSub>
+          <m:r>
+            <w:rPr>
+              <w:rFonts w:ascii="Cambria Math" w:hAnsi="Cambria Math"/>
+            </w:rPr>
+            <m:t xml:space="preserve"> + </m:t>
+          </m:r>
+          <m:r>
+            <w:rPr>
+              <w:rFonts w:ascii="Cambria Math" w:hAnsi="Cambria Math"/>
+            </w:rPr>
+            <m:t>r̂L</m:t>
+          </m:r>
+        </m:oMath>
+      </m:oMathPara>
+    </w:p>
+    <w:p>
+      <w:pPr>
+        <w:spacing w:before="60" w:after="140"/>
+        <w:jc w:val="center"/>
+      </w:pPr>
+      <m:oMathPara>
+        <m:oMath>
+          <m:r>
+            <w:rPr>
+              <w:rFonts w:ascii="Cambria Math" w:hAnsi="Cambria Math"/>
+            </w:rPr>
+            <m:t>M</m:t>
+          </m:r>
+          <m:r>
+            <w:rPr>
+              <w:rFonts w:ascii="Cambria Math" w:hAnsi="Cambria Math"/>
+            </w:rPr>
+            <m:t xml:space="preserve">4     Ê = </m:t>
+          </m:r>
+          <m:sSub>
+            <m:sSubPr>
+              <m:ctrlPr>
+                <w:rPr>
+                  <w:rFonts w:ascii="Cambria Math" w:hAnsi="Cambria Math"/>
+                </w:rPr>
+              </m:ctrlPr>
+            </m:sSubPr>
+            <m:e>
+              <m:r>
+                <w:rPr>
+                  <w:rFonts w:ascii="Cambria Math" w:hAnsi="Cambria Math"/>
+                </w:rPr>
+                <m:t>E</m:t>
+              </m:r>
+            </m:e>
+            <m:sub>
+              <m:r>
+                <w:rPr>
+                  <w:rFonts w:ascii="Cambria Math" w:hAnsi="Cambria Math"/>
+                </w:rPr>
+                <m:t>p</m:t>
+              </m:r>
+              <m:r>
+                <w:rPr>
+                  <w:rFonts w:ascii="Cambria Math" w:hAnsi="Cambria Math"/>
+                </w:rPr>
+                <m:t>h</m:t>
+              </m:r>
+              <m:r>
+                <w:rPr>
+                  <w:rFonts w:ascii="Cambria Math" w:hAnsi="Cambria Math"/>
+                </w:rPr>
+                <m:t>ys</m:t>
+              </m:r>
+            </m:sub>
+          </m:sSub>
+          <m:r>
+            <w:rPr>
+              <w:rFonts w:ascii="Cambria Math" w:hAnsi="Cambria Math"/>
+            </w:rPr>
+            <m:t xml:space="preserve"> + </m:t>
+          </m:r>
+          <m:r>
+            <w:rPr>
+              <w:rFonts w:ascii="Cambria Math" w:hAnsi="Cambria Math"/>
+            </w:rPr>
+            <m:t>α</m:t>
+          </m:r>
+          <m:r>
+            <w:rPr>
+              <w:rFonts w:ascii="Cambria Math" w:hAnsi="Cambria Math"/>
+            </w:rPr>
+            <m:t>(</m:t>
+          </m:r>
+          <m:r>
+            <w:rPr>
+              <w:rFonts w:ascii="Cambria Math" w:hAnsi="Cambria Math"/>
+            </w:rPr>
+            <m:t>x</m:t>
+          </m:r>
+          <m:r>
+            <w:rPr>
+              <w:rFonts w:ascii="Cambria Math" w:hAnsi="Cambria Math"/>
+            </w:rPr>
+            <m:t>)</m:t>
+          </m:r>
+          <m:r>
+            <w:rPr>
+              <w:rFonts w:ascii="Cambria Math" w:hAnsi="Cambria Math"/>
+            </w:rPr>
+            <m:t>r̂L</m:t>
+          </m:r>
+        </m:oMath>
+      </m:oMathPara>
+    </w:p>
+    <w:p>
+      <w:r>
+        <w:t>r es el residuo en Wh/km y L la distancia en km, de modo que la corrección final queda en Wh. M2 usa Ridge escalado y el aprendizaje residual usa Random Forest con semilla. No se presupone que una arquitectura profunda mejore este problema.</w:t>
+      </w:r>
+    </w:p>
+    <w:p>
+      <w:r>
+        <w:t>Las características incluyen medias temporales de velocidad, velocidad cúbica, aceleración, pendiente con signo y positiva, viento, temperatura, potencia humana, masa, asistencia, Crr y variación de velocidad. Estos resúmenes descartan parte de la secuencia de la ruta. Un piso numérico de escala 1e-6 evita que redondeo en columnas casi constantes produzca soporte OOD artificialmente extremo. No representa precisión de sensor.</w:t>
+      </w:r>
+    </w:p>
+    <w:p>
+      <w:pPr>
+        <w:pStyle w:val="Heading2"/>
+      </w:pPr>
+      <w:bookmarkStart w:id="23" w:name="_Toc242341244"/>
+      <w:r>
+        <w:t>6.8 Compuerta de confianza y soporte OOD</w:t>
+      </w:r>
+      <w:bookmarkEnd w:id="23"/>
+    </w:p>
+    <w:p>
+      <w:pPr>
+        <w:spacing w:before="60" w:after="140"/>
+        <w:jc w:val="center"/>
+      </w:pPr>
+      <m:oMathPara>
+        <m:oMath>
+          <m:r>
+            <w:rPr>
+              <w:rFonts w:ascii="Cambria Math" w:hAnsi="Cambria Math"/>
+            </w:rPr>
+            <m:t>α</m:t>
+          </m:r>
+          <m:r>
+            <w:rPr>
+              <w:rFonts w:ascii="Cambria Math" w:hAnsi="Cambria Math"/>
+            </w:rPr>
+            <m:t>(</m:t>
+          </m:r>
+          <m:r>
+            <w:rPr>
+              <w:rFonts w:ascii="Cambria Math" w:hAnsi="Cambria Math"/>
+            </w:rPr>
+            <m:t>x</m:t>
+          </m:r>
+          <m:r>
+            <w:rPr>
+              <w:rFonts w:ascii="Cambria Math" w:hAnsi="Cambria Math"/>
+            </w:rPr>
+            <m:t xml:space="preserve">) = </m:t>
+          </m:r>
+          <m:f>
+            <m:fPr>
+              <m:ctrlPr>
+                <w:rPr>
+                  <w:rFonts w:ascii="Cambria Math" w:hAnsi="Cambria Math"/>
+                </w:rPr>
+              </m:ctrlPr>
+            </m:fPr>
+            <m:num>
+              <m:r>
+                <w:rPr>
+                  <w:rFonts w:ascii="Cambria Math" w:hAnsi="Cambria Math"/>
+                </w:rPr>
+                <m:t>n</m:t>
+              </m:r>
+            </m:num>
+            <m:den>
+              <m:r>
+                <w:rPr>
+                  <w:rFonts w:ascii="Cambria Math" w:hAnsi="Cambria Math"/>
+                </w:rPr>
+                <m:t>n</m:t>
+              </m:r>
+              <m:r>
+                <w:rPr>
+                  <w:rFonts w:ascii="Cambria Math" w:hAnsi="Cambria Math"/>
+                </w:rPr>
+                <m:t xml:space="preserve"> + 20</m:t>
+              </m:r>
+            </m:den>
+          </m:f>
+          <m:f>
+            <m:fPr>
+              <m:ctrlPr>
+                <w:rPr>
+                  <w:rFonts w:ascii="Cambria Math" w:hAnsi="Cambria Math"/>
+                </w:rPr>
+              </m:ctrlPr>
+            </m:fPr>
+            <m:num>
+              <m:r>
+                <w:rPr>
+                  <w:rFonts w:ascii="Cambria Math" w:hAnsi="Cambria Math"/>
+                </w:rPr>
+                <m:t>exp</m:t>
+              </m:r>
+              <m:r>
+                <w:rPr>
+                  <w:rFonts w:ascii="Cambria Math" w:hAnsi="Cambria Math"/>
+                </w:rPr>
+                <m:t>(-</m:t>
+              </m:r>
+              <m:sSup>
+                <m:sSupPr>
+                  <m:ctrlPr>
+                    <w:rPr>
+                      <w:rFonts w:ascii="Cambria Math" w:hAnsi="Cambria Math"/>
+                    </w:rPr>
+                  </m:ctrlPr>
+                </m:sSupPr>
+                <m:e>
+                  <m:r>
+                    <w:rPr>
+                      <w:rFonts w:ascii="Cambria Math" w:hAnsi="Cambria Math"/>
+                    </w:rPr>
+                    <m:t>max</m:t>
+                  </m:r>
+                  <m:r>
+                    <w:rPr>
+                      <w:rFonts w:ascii="Cambria Math" w:hAnsi="Cambria Math"/>
+                    </w:rPr>
+                    <m:t>(</m:t>
+                  </m:r>
+                  <m:r>
+                    <w:rPr>
+                      <w:rFonts w:ascii="Cambria Math" w:hAnsi="Cambria Math"/>
+                    </w:rPr>
+                    <m:t>d</m:t>
+                  </m:r>
+                  <m:r>
+                    <w:rPr>
+                      <w:rFonts w:ascii="Cambria Math" w:hAnsi="Cambria Math"/>
+                    </w:rPr>
+                    <m:t xml:space="preserve"> - 1, 0)</m:t>
+                  </m:r>
+                </m:e>
+                <m:sup>
+                  <m:r>
+                    <w:rPr>
+                      <w:rFonts w:ascii="Cambria Math" w:hAnsi="Cambria Math"/>
+                    </w:rPr>
+                    <m:t>2</m:t>
+                  </m:r>
+                </m:sup>
+              </m:sSup>
+              <m:r>
+                <w:rPr>
+                  <w:rFonts w:ascii="Cambria Math" w:hAnsi="Cambria Math"/>
+                </w:rPr>
+                <m:t>)</m:t>
+              </m:r>
+            </m:num>
+            <m:den>
+              <m:r>
+                <w:rPr>
+                  <w:rFonts w:ascii="Cambria Math" w:hAnsi="Cambria Math"/>
+                </w:rPr>
+                <m:t xml:space="preserve">1 + </m:t>
+              </m:r>
+              <m:sSup>
+                <m:sSupPr>
+                  <m:ctrlPr>
+                    <w:rPr>
+                      <w:rFonts w:ascii="Cambria Math" w:hAnsi="Cambria Math"/>
+                    </w:rPr>
+                  </m:ctrlPr>
+                </m:sSupPr>
+                <m:e>
+                  <m:r>
+                    <w:rPr>
+                      <w:rFonts w:ascii="Cambria Math" w:hAnsi="Cambria Math"/>
+                    </w:rPr>
+                    <m:t>u</m:t>
+                  </m:r>
+                </m:e>
+                <m:sup>
+                  <m:r>
+                    <w:rPr>
+                      <w:rFonts w:ascii="Cambria Math" w:hAnsi="Cambria Math"/>
+                    </w:rPr>
+                    <m:t>2</m:t>
+                  </m:r>
+                </m:sup>
+              </m:sSup>
+            </m:den>
+          </m:f>
+        </m:oMath>
+      </m:oMathPara>
+    </w:p>
+    <w:p>
+      <w:r>
+        <w:t>La compuerta simple normaliza distancias kNN mediante el percentil 95 de distancias de entrenamiento dejando fuera el punto propio. La avanzada usa el mayor soporte normalizado entre kNN y Mahalanobis con covarianza regularizada, y penaliza dispersión de árboles. n es el número de rutas de entrenamiento, d el soporte normalizado y u la dispersión normalizada por la desviación de residuos de entrenamiento. La simple usa u igual a cero.</w:t>
+      </w:r>
+    </w:p>
+    <w:p>
+      <w:r>
+        <w:t>Los coeficientes se fijan antes de probar. La dispersión de árboles es heurística y no una desviación bayesiana. Alpha es un peso residual, no una probabilidad de acierto. Un alpha pequeño devuelve la predicción hacia la física calibrada, que también puede tener sesgo. La distancia OOD no detecta todos los cambios condicionales.</w:t>
+      </w:r>
+    </w:p>
+    <w:p>
+      <w:pPr>
+        <w:pStyle w:val="Heading2"/>
+      </w:pPr>
+      <w:bookmarkStart w:id="24" w:name="_Toc242341245"/>
+      <w:r>
+        <w:lastRenderedPageBreak/>
+        <w:t>6.9 Adaptación y evaluación causal</w:t>
+      </w:r>
+      <w:bookmarkEnd w:id="24"/>
+    </w:p>
+    <w:p>
+      <w:r>
+        <w:rPr>
+          <w:b/>
+        </w:rPr>
+        <w:t>model.adapt(new_observation)</w:t>
+      </w:r>
+      <w:r>
+        <w:t xml:space="preserve"> actualiza los parámetros físicos mediante RLS acotado y vuelve a construir los residuos respecto a la física actualizada. Solo acepta rutas nuevas. Cada actualización invalida cuantiles conformales y muestras previas de error. Hasta disponer de una calibración independiente fresca, se conserva la predicción puntual.</w:t>
+      </w:r>
+    </w:p>
+    <w:p>
+      <w:r>
+        <w:t>Las operaciones fit y adapt trabajan de forma transaccional. Si falla una etapa, el objeto original mantiene su estado válido. Las observaciones utilizadas para intervalos no se reutilizan como nuevas rutas de adaptación ni como una nueva calibración posterior.</w:t>
+      </w:r>
+    </w:p>
+    <w:p>
+      <w:r>
+        <w:rPr>
+          <w:b/>
+        </w:rPr>
+        <w:t>experiments.adaptive.prequential_evaluate</w:t>
+      </w:r>
+      <w:r>
+        <w:t xml:space="preserve"> compara modelos congelados y adaptativos. Predice cada ruta antes de consumir su energía observada. El protocolo sintético permite verificar esta causalidad, pero no establece eficacia ante deriva real ni identificación universal de parámetros.</w:t>
+      </w:r>
+    </w:p>
+    <w:p>
+      <w:pPr>
+        <w:pStyle w:val="Code"/>
+        <w:keepNext/>
+      </w:pPr>
+      <w:r>
+        <w:t>bikeenergylab adapt CARPETA_MODELO nuevas_rutas.csv --output resultados</w:t>
+      </w:r>
+    </w:p>
+    <w:p>
+      <w:pPr>
+        <w:pStyle w:val="Code"/>
+      </w:pPr>
+      <w:r>
+        <w:t>bikeenergylab predict configs/flat.yaml --model CARPETA_ADAPTADA --point-only</w:t>
+      </w:r>
+    </w:p>
+    <w:p>
+      <w:pPr>
+        <w:pStyle w:val="Heading2"/>
+      </w:pPr>
+      <w:bookmarkStart w:id="25" w:name="_Toc242341246"/>
+      <w:r>
+        <w:t>6.10 Intervalos y propagación de incertidumbre</w:t>
+      </w:r>
+      <w:bookmarkEnd w:id="25"/>
+    </w:p>
+    <w:p>
+      <w:pPr>
+        <w:spacing w:before="60" w:after="140"/>
+        <w:jc w:val="center"/>
+      </w:pPr>
+      <m:oMathPara>
+        <m:oMath>
+          <m:r>
+            <w:rPr>
+              <w:rFonts w:ascii="Cambria Math" w:hAnsi="Cambria Math"/>
+            </w:rPr>
+            <m:t>k</m:t>
+          </m:r>
+          <m:r>
+            <w:rPr>
+              <w:rFonts w:ascii="Cambria Math" w:hAnsi="Cambria Math"/>
+            </w:rPr>
+            <m:t xml:space="preserve"> = ⌈(</m:t>
+          </m:r>
+          <m:r>
+            <w:rPr>
+              <w:rFonts w:ascii="Cambria Math" w:hAnsi="Cambria Math"/>
+            </w:rPr>
+            <m:t>n</m:t>
+          </m:r>
+          <m:r>
+            <w:rPr>
+              <w:rFonts w:ascii="Cambria Math" w:hAnsi="Cambria Math"/>
+            </w:rPr>
+            <m:t xml:space="preserve"> + 1)</m:t>
+          </m:r>
+          <m:r>
+            <w:rPr>
+              <w:rFonts w:ascii="Cambria Math" w:hAnsi="Cambria Math"/>
+            </w:rPr>
+            <m:t>c</m:t>
+          </m:r>
+          <m:r>
+            <w:rPr>
+              <w:rFonts w:ascii="Cambria Math" w:hAnsi="Cambria Math"/>
+            </w:rPr>
+            <m:t>⌉</m:t>
+          </m:r>
+        </m:oMath>
+      </m:oMathPara>
+    </w:p>
+    <w:p>
+      <w:pPr>
+        <w:spacing w:before="60" w:after="140"/>
+        <w:jc w:val="center"/>
+      </w:pPr>
+      <m:oMathPara>
+        <m:oMath>
+          <m:sSub>
+            <m:sSubPr>
+              <m:ctrlPr>
+                <w:rPr>
+                  <w:rFonts w:ascii="Cambria Math" w:hAnsi="Cambria Math"/>
+                </w:rPr>
+              </m:ctrlPr>
+            </m:sSubPr>
+            <m:e>
+              <m:r>
+                <w:rPr>
+                  <w:rFonts w:ascii="Cambria Math" w:hAnsi="Cambria Math"/>
+                </w:rPr>
+                <m:t>I</m:t>
+              </m:r>
+            </m:e>
+            <m:sub>
+              <m:r>
+                <w:rPr>
+                  <w:rFonts w:ascii="Cambria Math" w:hAnsi="Cambria Math"/>
+                </w:rPr>
+                <m:t>c</m:t>
+              </m:r>
+            </m:sub>
+          </m:sSub>
+          <m:r>
+            <w:rPr>
+              <w:rFonts w:ascii="Cambria Math" w:hAnsi="Cambria Math"/>
+            </w:rPr>
+            <m:t xml:space="preserve"> = [Ê - </m:t>
+          </m:r>
+          <m:sSub>
+            <m:sSubPr>
+              <m:ctrlPr>
+                <w:rPr>
+                  <w:rFonts w:ascii="Cambria Math" w:hAnsi="Cambria Math"/>
+                </w:rPr>
+              </m:ctrlPr>
+            </m:sSubPr>
+            <m:e>
+              <m:r>
+                <w:rPr>
+                  <w:rFonts w:ascii="Cambria Math" w:hAnsi="Cambria Math"/>
+                </w:rPr>
+                <m:t>q</m:t>
+              </m:r>
+            </m:e>
+            <m:sub>
+              <m:r>
+                <w:rPr>
+                  <w:rFonts w:ascii="Cambria Math" w:hAnsi="Cambria Math"/>
+                </w:rPr>
+                <m:t>c</m:t>
+              </m:r>
+            </m:sub>
+          </m:sSub>
+          <m:r>
+            <w:rPr>
+              <w:rFonts w:ascii="Cambria Math" w:hAnsi="Cambria Math"/>
+            </w:rPr>
+            <m:t>L</m:t>
+          </m:r>
+          <m:r>
+            <w:rPr>
+              <w:rFonts w:ascii="Cambria Math" w:hAnsi="Cambria Math"/>
+            </w:rPr>
+            <m:t xml:space="preserve">, Ê + </m:t>
+          </m:r>
+          <m:sSub>
+            <m:sSubPr>
+              <m:ctrlPr>
+                <w:rPr>
+                  <w:rFonts w:ascii="Cambria Math" w:hAnsi="Cambria Math"/>
+                </w:rPr>
+              </m:ctrlPr>
+            </m:sSubPr>
+            <m:e>
+              <m:r>
+                <w:rPr>
+                  <w:rFonts w:ascii="Cambria Math" w:hAnsi="Cambria Math"/>
+                </w:rPr>
+                <m:t>q</m:t>
+              </m:r>
+            </m:e>
+            <m:sub>
+              <m:r>
+                <w:rPr>
+                  <w:rFonts w:ascii="Cambria Math" w:hAnsi="Cambria Math"/>
+                </w:rPr>
+                <m:t>c</m:t>
+              </m:r>
+            </m:sub>
+          </m:sSub>
+          <m:r>
+            <w:rPr>
+              <w:rFonts w:ascii="Cambria Math" w:hAnsi="Cambria Math"/>
+            </w:rPr>
+            <m:t>L</m:t>
+          </m:r>
+          <m:r>
+            <w:rPr>
+              <w:rFonts w:ascii="Cambria Math" w:hAnsi="Cambria Math"/>
+            </w:rPr>
+            <m:t>]</m:t>
+          </m:r>
+        </m:oMath>
+      </m:oMathPara>
+    </w:p>
+    <w:p>
+      <w:r>
+        <w:t>La calibración conformal usa grupos independientes y errores absolutos en Wh/km. El rango del cuantil k usa n rutas de calibración y cobertura c. Para 95% se necesitan al menos 19 rutas. Cada modelo usa sus propios errores retenidos. Las garantías finitas requieren intercambiabilidad, por lo que la cobertura OOD se mide y no se garantiza.</w:t>
+      </w:r>
+    </w:p>
+    <w:p>
+      <w:r>
+        <w:t>Monte Carlo muestrea distribuciones físicas configuradas, normales truncadas o uniformes, y admite una distribución gaussiana conjunta acotada. La covarianza local de calibración, si se utiliza, conserva su carácter aproximado. Se pueden propagar errores de elevación con el filtro mediano registrado. Los perfiles temporales tienen prioridad. Se rechaza incertidumbre escalar que no pudiera afectar al perfil.</w:t>
+      </w:r>
+    </w:p>
+    <w:p>
+      <w:r>
+        <w:t>Los errores firmados retenidos CGPRA pueden añadirse a la demanda de ruta completa como un análisis predictivo separado. Ese muestreo necesita calibración vigente y supuestos de transferencia de error. El presupuesto energético no identifica una corrección dinámica de SOC, voltaje o corriente. Un conjunto conformal por sí solo no define una distribución para calcular CRPS.</w:t>
+      </w:r>
+    </w:p>
+    <w:p>
+      <w:pPr>
+        <w:pStyle w:val="Heading2"/>
+      </w:pPr>
+      <w:bookmarkStart w:id="26" w:name="_Toc242341247"/>
+      <w:r>
+        <w:t>6.11 Misión autonomía y trayectorias</w:t>
+      </w:r>
+      <w:bookmarkEnd w:id="26"/>
+    </w:p>
+    <w:p>
+      <w:pPr>
+        <w:spacing w:before="60" w:after="140"/>
+        <w:jc w:val="center"/>
+      </w:pPr>
+      <m:oMathPara>
+        <m:oMath>
+          <m:r>
+            <w:rPr>
+              <w:rFonts w:ascii="Cambria Math" w:hAnsi="Cambria Math"/>
+            </w:rPr>
+            <m:t>p̂</m:t>
+          </m:r>
+          <m:r>
+            <w:rPr>
+              <w:rFonts w:ascii="Cambria Math" w:hAnsi="Cambria Math"/>
+            </w:rPr>
+            <m:t xml:space="preserve"> = </m:t>
+          </m:r>
+          <m:f>
+            <m:fPr>
+              <m:ctrlPr>
+                <w:rPr>
+                  <w:rFonts w:ascii="Cambria Math" w:hAnsi="Cambria Math"/>
+                </w:rPr>
+              </m:ctrlPr>
+            </m:fPr>
+            <m:num>
+              <m:sSub>
+                <m:sSubPr>
+                  <m:ctrlPr>
+                    <w:rPr>
+                      <w:rFonts w:ascii="Cambria Math" w:hAnsi="Cambria Math"/>
+                    </w:rPr>
+                  </m:ctrlPr>
+                </m:sSubPr>
+                <m:e>
+                  <m:r>
+                    <w:rPr>
+                      <w:rFonts w:ascii="Cambria Math" w:hAnsi="Cambria Math"/>
+                    </w:rPr>
+                    <m:t>N</m:t>
+                  </m:r>
+                </m:e>
+                <m:sub>
+                  <m:r>
+                    <w:rPr>
+                      <w:rFonts w:ascii="Cambria Math" w:hAnsi="Cambria Math"/>
+                    </w:rPr>
+                    <m:t>successful</m:t>
+                  </m:r>
+                </m:sub>
+              </m:sSub>
+            </m:num>
+            <m:den>
+              <m:r>
+                <w:rPr>
+                  <w:rFonts w:ascii="Cambria Math" w:hAnsi="Cambria Math"/>
+                </w:rPr>
+                <m:t>N</m:t>
+              </m:r>
+            </m:den>
+          </m:f>
+        </m:oMath>
+      </m:oMathPara>
+    </w:p>
+    <w:p>
+      <w:r>
+        <w:t>El éxito requiere ruta completa, potencia suficiente y SOC final por encima de la reserva. El intervalo de Wilson refleja error de muestreo Monte Carlo, no exactitud de las distribuciones elegidas. La autonomía repite el perfil prescrito hasta la reserva y señala censura a la derecha si alcanza el horizonte. Las transiciones entre ciclos deben ser físicamente compatibles.</w:t>
+      </w:r>
+    </w:p>
+    <w:p>
+      <w:r>
+        <w:lastRenderedPageBreak/>
+        <w:t>Un perfil imposible por potencia no tiene autonomía admisible inferida y devuelve cero. La autonomía equivalente estacionaria se identifica aparte. Las bandas físicas de SOC y energía interpolan avance normalizado, indican cuántas realizaciones llegan a cada punto y no extrapolan después del agotamiento.</w:t>
+      </w:r>
+    </w:p>
+    <w:p>
+      <w:pPr>
+        <w:pStyle w:val="Heading2"/>
+      </w:pPr>
+      <w:bookmarkStart w:id="27" w:name="_Toc242341248"/>
+      <w:r>
+        <w:t>6.12 Sensibilidad local y global</w:t>
+      </w:r>
+      <w:bookmarkEnd w:id="27"/>
+    </w:p>
+    <w:p>
+      <w:r>
+        <w:t>OAT utiliza cambios locales. Spearman usa rangos en un diseño Latin hypercube. Morris estima efectos elementales sobre una malla de niveles pares y conserva media con signo, media absoluta y dispersión. Su dispersión indica no linealidad e interacciones, no error predictivo.</w:t>
+      </w:r>
+    </w:p>
+    <w:p>
+      <w:pPr>
+        <w:spacing w:before="60" w:after="140"/>
+        <w:jc w:val="center"/>
+      </w:pPr>
+      <m:oMathPara>
+        <m:oMath>
+          <m:sSub>
+            <m:sSubPr>
+              <m:ctrlPr>
+                <w:rPr>
+                  <w:rFonts w:ascii="Cambria Math" w:hAnsi="Cambria Math"/>
+                </w:rPr>
+              </m:ctrlPr>
+            </m:sSubPr>
+            <m:e>
+              <m:r>
+                <w:rPr>
+                  <w:rFonts w:ascii="Cambria Math" w:hAnsi="Cambria Math"/>
+                </w:rPr>
+                <m:t>S</m:t>
+              </m:r>
+            </m:e>
+            <m:sub>
+              <m:r>
+                <w:rPr>
+                  <w:rFonts w:ascii="Cambria Math" w:hAnsi="Cambria Math"/>
+                </w:rPr>
+                <m:t>i</m:t>
+              </m:r>
+            </m:sub>
+          </m:sSub>
+          <m:r>
+            <w:rPr>
+              <w:rFonts w:ascii="Cambria Math" w:hAnsi="Cambria Math"/>
+            </w:rPr>
+            <m:t xml:space="preserve"> = </m:t>
+          </m:r>
+          <m:f>
+            <m:fPr>
+              <m:ctrlPr>
+                <w:rPr>
+                  <w:rFonts w:ascii="Cambria Math" w:hAnsi="Cambria Math"/>
+                </w:rPr>
+              </m:ctrlPr>
+            </m:fPr>
+            <m:num>
+              <m:r>
+                <w:rPr>
+                  <w:rFonts w:ascii="Cambria Math" w:hAnsi="Cambria Math"/>
+                </w:rPr>
+                <m:t>mean</m:t>
+              </m:r>
+              <m:r>
+                <w:rPr>
+                  <w:rFonts w:ascii="Cambria Math" w:hAnsi="Cambria Math"/>
+                </w:rPr>
+                <m:t>[(</m:t>
+              </m:r>
+              <m:r>
+                <w:rPr>
+                  <w:rFonts w:ascii="Cambria Math" w:hAnsi="Cambria Math"/>
+                </w:rPr>
+                <m:t>f</m:t>
+              </m:r>
+              <m:r>
+                <w:rPr>
+                  <w:rFonts w:ascii="Cambria Math" w:hAnsi="Cambria Math"/>
+                </w:rPr>
+                <m:t>(</m:t>
+              </m:r>
+              <m:r>
+                <w:rPr>
+                  <w:rFonts w:ascii="Cambria Math" w:hAnsi="Cambria Math"/>
+                </w:rPr>
+                <m:t>B</m:t>
+              </m:r>
+              <m:r>
+                <w:rPr>
+                  <w:rFonts w:ascii="Cambria Math" w:hAnsi="Cambria Math"/>
+                </w:rPr>
+                <m:t xml:space="preserve">) - </m:t>
+              </m:r>
+              <m:r>
+                <w:rPr>
+                  <w:rFonts w:ascii="Cambria Math" w:hAnsi="Cambria Math"/>
+                </w:rPr>
+                <m:t>f̄</m:t>
+              </m:r>
+              <m:r>
+                <w:rPr>
+                  <w:rFonts w:ascii="Cambria Math" w:hAnsi="Cambria Math"/>
+                </w:rPr>
+                <m:t>)(</m:t>
+              </m:r>
+              <m:r>
+                <w:rPr>
+                  <w:rFonts w:ascii="Cambria Math" w:hAnsi="Cambria Math"/>
+                </w:rPr>
+                <m:t>f</m:t>
+              </m:r>
+              <m:r>
+                <w:rPr>
+                  <w:rFonts w:ascii="Cambria Math" w:hAnsi="Cambria Math"/>
+                </w:rPr>
+                <m:t>(</m:t>
+              </m:r>
+              <m:sSub>
+                <m:sSubPr>
+                  <m:ctrlPr>
+                    <w:rPr>
+                      <w:rFonts w:ascii="Cambria Math" w:hAnsi="Cambria Math"/>
+                    </w:rPr>
+                  </m:ctrlPr>
+                </m:sSubPr>
+                <m:e>
+                  <m:r>
+                    <w:rPr>
+                      <w:rFonts w:ascii="Cambria Math" w:hAnsi="Cambria Math"/>
+                    </w:rPr>
+                    <m:t>AB</m:t>
+                  </m:r>
+                </m:e>
+                <m:sub>
+                  <m:r>
+                    <w:rPr>
+                      <w:rFonts w:ascii="Cambria Math" w:hAnsi="Cambria Math"/>
+                    </w:rPr>
+                    <m:t>i</m:t>
+                  </m:r>
+                </m:sub>
+              </m:sSub>
+              <m:r>
+                <w:rPr>
+                  <w:rFonts w:ascii="Cambria Math" w:hAnsi="Cambria Math"/>
+                </w:rPr>
+                <m:t xml:space="preserve">) - </m:t>
+              </m:r>
+              <m:r>
+                <w:rPr>
+                  <w:rFonts w:ascii="Cambria Math" w:hAnsi="Cambria Math"/>
+                </w:rPr>
+                <m:t>f</m:t>
+              </m:r>
+              <m:r>
+                <w:rPr>
+                  <w:rFonts w:ascii="Cambria Math" w:hAnsi="Cambria Math"/>
+                </w:rPr>
+                <m:t>(</m:t>
+              </m:r>
+              <m:r>
+                <w:rPr>
+                  <w:rFonts w:ascii="Cambria Math" w:hAnsi="Cambria Math"/>
+                </w:rPr>
+                <m:t>A</m:t>
+              </m:r>
+              <m:r>
+                <w:rPr>
+                  <w:rFonts w:ascii="Cambria Math" w:hAnsi="Cambria Math"/>
+                </w:rPr>
+                <m:t>))]</m:t>
+              </m:r>
+            </m:num>
+            <m:den>
+              <m:r>
+                <w:rPr>
+                  <w:rFonts w:ascii="Cambria Math" w:hAnsi="Cambria Math"/>
+                </w:rPr>
+                <m:t>Var</m:t>
+              </m:r>
+              <m:r>
+                <w:rPr>
+                  <w:rFonts w:ascii="Cambria Math" w:hAnsi="Cambria Math"/>
+                </w:rPr>
+                <m:t>(</m:t>
+              </m:r>
+              <m:r>
+                <w:rPr>
+                  <w:rFonts w:ascii="Cambria Math" w:hAnsi="Cambria Math"/>
+                </w:rPr>
+                <m:t>f</m:t>
+              </m:r>
+              <m:r>
+                <w:rPr>
+                  <w:rFonts w:ascii="Cambria Math" w:hAnsi="Cambria Math"/>
+                </w:rPr>
+                <m:t>)</m:t>
+              </m:r>
+            </m:den>
+          </m:f>
+        </m:oMath>
+      </m:oMathPara>
+    </w:p>
+    <w:p>
+      <w:pPr>
+        <w:spacing w:before="60" w:after="140"/>
+        <w:jc w:val="center"/>
+      </w:pPr>
+      <m:oMathPara>
+        <m:oMath>
+          <m:sSub>
+            <m:sSubPr>
+              <m:ctrlPr>
+                <w:rPr>
+                  <w:rFonts w:ascii="Cambria Math" w:hAnsi="Cambria Math"/>
+                </w:rPr>
+              </m:ctrlPr>
+            </m:sSubPr>
+            <m:e>
+              <m:r>
+                <w:rPr>
+                  <w:rFonts w:ascii="Cambria Math" w:hAnsi="Cambria Math"/>
+                </w:rPr>
+                <m:t>ST</m:t>
+              </m:r>
+            </m:e>
+            <m:sub>
+              <m:r>
+                <w:rPr>
+                  <w:rFonts w:ascii="Cambria Math" w:hAnsi="Cambria Math"/>
+                </w:rPr>
+                <m:t>i</m:t>
+              </m:r>
+            </m:sub>
+          </m:sSub>
+          <m:r>
+            <w:rPr>
+              <w:rFonts w:ascii="Cambria Math" w:hAnsi="Cambria Math"/>
+            </w:rPr>
+            <m:t xml:space="preserve"> = </m:t>
+          </m:r>
+          <m:f>
+            <m:fPr>
+              <m:ctrlPr>
+                <w:rPr>
+                  <w:rFonts w:ascii="Cambria Math" w:hAnsi="Cambria Math"/>
+                </w:rPr>
+              </m:ctrlPr>
+            </m:fPr>
+            <m:num>
+              <m:r>
+                <w:rPr>
+                  <w:rFonts w:ascii="Cambria Math" w:hAnsi="Cambria Math"/>
+                </w:rPr>
+                <m:t>mean</m:t>
+              </m:r>
+              <m:r>
+                <w:rPr>
+                  <w:rFonts w:ascii="Cambria Math" w:hAnsi="Cambria Math"/>
+                </w:rPr>
+                <m:t>[</m:t>
+              </m:r>
+              <m:sSup>
+                <m:sSupPr>
+                  <m:ctrlPr>
+                    <w:rPr>
+                      <w:rFonts w:ascii="Cambria Math" w:hAnsi="Cambria Math"/>
+                    </w:rPr>
+                  </m:ctrlPr>
+                </m:sSupPr>
+                <m:e>
+                  <m:r>
+                    <w:rPr>
+                      <w:rFonts w:ascii="Cambria Math" w:hAnsi="Cambria Math"/>
+                    </w:rPr>
+                    <m:t>(</m:t>
+                  </m:r>
+                  <m:r>
+                    <w:rPr>
+                      <w:rFonts w:ascii="Cambria Math" w:hAnsi="Cambria Math"/>
+                    </w:rPr>
+                    <m:t>f</m:t>
+                  </m:r>
+                  <m:r>
+                    <w:rPr>
+                      <w:rFonts w:ascii="Cambria Math" w:hAnsi="Cambria Math"/>
+                    </w:rPr>
+                    <m:t>(</m:t>
+                  </m:r>
+                  <m:r>
+                    <w:rPr>
+                      <w:rFonts w:ascii="Cambria Math" w:hAnsi="Cambria Math"/>
+                    </w:rPr>
+                    <m:t>A</m:t>
+                  </m:r>
+                  <m:r>
+                    <w:rPr>
+                      <w:rFonts w:ascii="Cambria Math" w:hAnsi="Cambria Math"/>
+                    </w:rPr>
+                    <m:t xml:space="preserve">) - </m:t>
+                  </m:r>
+                  <m:r>
+                    <w:rPr>
+                      <w:rFonts w:ascii="Cambria Math" w:hAnsi="Cambria Math"/>
+                    </w:rPr>
+                    <m:t>f</m:t>
+                  </m:r>
+                  <m:r>
+                    <w:rPr>
+                      <w:rFonts w:ascii="Cambria Math" w:hAnsi="Cambria Math"/>
+                    </w:rPr>
+                    <m:t>(</m:t>
+                  </m:r>
+                  <m:sSub>
+                    <m:sSubPr>
+                      <m:ctrlPr>
+                        <w:rPr>
+                          <w:rFonts w:ascii="Cambria Math" w:hAnsi="Cambria Math"/>
+                        </w:rPr>
+                      </m:ctrlPr>
+                    </m:sSubPr>
+                    <m:e>
+                      <m:r>
+                        <w:rPr>
+                          <w:rFonts w:ascii="Cambria Math" w:hAnsi="Cambria Math"/>
+                        </w:rPr>
+                        <m:t>AB</m:t>
+                      </m:r>
+                    </m:e>
+                    <m:sub>
+                      <m:r>
+                        <w:rPr>
+                          <w:rFonts w:ascii="Cambria Math" w:hAnsi="Cambria Math"/>
+                        </w:rPr>
+                        <m:t>i</m:t>
+                      </m:r>
+                    </m:sub>
+                  </m:sSub>
+                  <m:r>
+                    <w:rPr>
+                      <w:rFonts w:ascii="Cambria Math" w:hAnsi="Cambria Math"/>
+                    </w:rPr>
+                    <m:t>))</m:t>
+                  </m:r>
+                </m:e>
+                <m:sup>
+                  <m:r>
+                    <w:rPr>
+                      <w:rFonts w:ascii="Cambria Math" w:hAnsi="Cambria Math"/>
+                    </w:rPr>
+                    <m:t>2</m:t>
+                  </m:r>
+                </m:sup>
+              </m:sSup>
+              <m:r>
+                <w:rPr>
+                  <w:rFonts w:ascii="Cambria Math" w:hAnsi="Cambria Math"/>
+                </w:rPr>
+                <m:t>]</m:t>
+              </m:r>
+            </m:num>
+            <m:den>
+              <m:r>
+                <w:rPr>
+                  <w:rFonts w:ascii="Cambria Math" w:hAnsi="Cambria Math"/>
+                </w:rPr>
+                <m:t xml:space="preserve">2 </m:t>
+              </m:r>
+              <m:r>
+                <w:rPr>
+                  <w:rFonts w:ascii="Cambria Math" w:hAnsi="Cambria Math"/>
+                </w:rPr>
+                <m:t>Var</m:t>
+              </m:r>
+              <m:r>
+                <w:rPr>
+                  <w:rFonts w:ascii="Cambria Math" w:hAnsi="Cambria Math"/>
+                </w:rPr>
+                <m:t>(</m:t>
+              </m:r>
+              <m:r>
+                <w:rPr>
+                  <w:rFonts w:ascii="Cambria Math" w:hAnsi="Cambria Math"/>
+                </w:rPr>
+                <m:t>f</m:t>
+              </m:r>
+              <m:r>
+                <w:rPr>
+                  <w:rFonts w:ascii="Cambria Math" w:hAnsi="Cambria Math"/>
+                </w:rPr>
+                <m:t>)</m:t>
+              </m:r>
+            </m:den>
+          </m:f>
+        </m:oMath>
+      </m:oMathPara>
+    </w:p>
+    <w:p>
+      <w:r>
+        <w:t>El diseño Sobol utiliza A y B y una matriz ABi que sustituye la columna i de A por la de B. Los estimadores de primer orden y total se conservan aunque el muestreo finito produzca valores fuera de 0 a 1. Si la respuesta es constante, se informan índices indefinidos. El bootstrap emparejado aproxima error de diseño. Las entradas son uniformes independientes con límites explícitos. No se aplican índices ordinarios a entradas correlacionadas sin cambiar la interpretación.</w:t>
+      </w:r>
+    </w:p>
+    <w:p>
+      <w:r>
+        <w:t>Los parámetros exploratorios incluyen Crr, CdA, masa, potencia humana, velocidad, viento, temperatura y eficiencia. El resultado depende de los dominios elegidos y de la factibilidad del perfil. Las pruebas contrastan Morris con funciones lineales y Sobol con la referencia Ishigami, incluida la interacción.</w:t>
+      </w:r>
+    </w:p>
+    <w:p>
+      <w:pPr>
+        <w:pStyle w:val="Code"/>
+        <w:keepNext/>
+      </w:pPr>
+      <w:r>
+        <w:t>bikeenergylab sensitivity configs/flat.yaml --method morris --samples 16</w:t>
+      </w:r>
+    </w:p>
+    <w:p>
+      <w:pPr>
+        <w:pStyle w:val="Code"/>
+      </w:pPr>
+      <w:r>
+        <w:t>bikeenergylab sensitivity configs/flat.yaml --method sobol --samples 256</w:t>
+      </w:r>
+    </w:p>
+    <w:p>
+      <w:pPr>
+        <w:sectPr>
+          <w:pgSz w:w="12240" w:h="15840"/>
+          <w:pgMar w:top="1440" w:right="1440" w:bottom="1440" w:left="1440" w:header="720" w:footer="720" w:gutter="0"/>
+          <w:cols w:space="720"/>
+          <w:docGrid w:linePitch="360"/>
+        </w:sectPr>
+      </w:pPr>
+    </w:p>
+    <w:p>
+      <w:pPr>
+        <w:pStyle w:val="Heading1"/>
+      </w:pPr>
+      <w:bookmarkStart w:id="28" w:name="_Toc242341249"/>
+      <w:r>
+        <w:lastRenderedPageBreak/>
+        <w:t>7. Restricciones y límites</w:t>
+      </w:r>
+      <w:bookmarkEnd w:id="28"/>
+    </w:p>
+    <w:p>
+      <w:pPr>
+        <w:pStyle w:val="Heading2"/>
+      </w:pPr>
+      <w:bookmarkStart w:id="29" w:name="_Toc242341250"/>
+      <w:r>
+        <w:t>7.1 Identidad de la entrega y límites</w:t>
+      </w:r>
+      <w:bookmarkEnd w:id="29"/>
+    </w:p>
+    <w:p>
+      <w:r>
+        <w:t>Identidad SHA256 de las fuentes de la versión 1.0.0</w:t>
+      </w:r>
+    </w:p>
+    <w:p>
+      <w:pPr>
+        <w:spacing w:after="200"/>
+      </w:pPr>
+      <w:r>
+        <w:rPr>
+          <w:rFonts w:ascii="Consolas" w:hAnsi="Consolas"/>
+          <w:sz w:val="19"/>
+        </w:rPr>
+        <w:t>25a63aafb85d6936b886c5b15f9f5addc3086267861aad7702fe4b53fa98338f</w:t>
+      </w:r>
+    </w:p>
+    <w:p>
+      <w:r>
+        <w:t>El núcleo fuera de la GUI coincide con el wheel de la revisión científica histórica del 4 de octubre de 2026, conservado en results/history. La validación científica histórica conserva sus propios hashes y resultados. Los cambios de interfaz no se presentan como nuevos experimentos. La verificación actual está en results/release_verification.json y la histórica en results/release_verification_1.0.0.json.</w:t>
+      </w:r>
+    </w:p>
+    <w:p>
+      <w:r>
+        <w:t>La precisión con bicicletas reales, la calibración de probabilidades, los parámetros independientes de hardware y la novedad académica requieren evidencia adicional. El software utiliza dinámica inversa con velocidad prescrita. Los residuos por ruta no identifican una corrección temporal aprendida de SOC, corriente o voltaje.</w:t>
+      </w:r>
+    </w:p>
+    <w:p>
+      <w:pPr>
+        <w:pStyle w:val="Heading2"/>
+      </w:pPr>
+      <w:bookmarkStart w:id="30" w:name="_Toc242341251"/>
+      <w:r>
+        <w:t>7.2 Protocolos y resultados sintéticos</w:t>
+      </w:r>
+      <w:bookmarkEnd w:id="30"/>
+    </w:p>
+    <w:p>
+      <w:r>
+        <w:t>Entrenamiento, calibración de intervalos y prueba son grupos disjuntos. El protocolo predictivo usa tres semillas 42, 73 y 109. En cada una hay 60 rutas de entrenamiento, 30 de calibración y 15 de prueba por escenario. Se evalúan ID y siete cambios OOD de morfología, pendiente, temperatura, ciclista, masa, viento y combinación. Se conservan comparación de compuertas y ablaciones.</w:t>
+      </w:r>
+    </w:p>
+    <w:tbl>
+      <w:tblPr>
+        <w:tblW w:w="5039" w:type="dxa"/>
+        <w:tblBorders>
+          <w:top w:val="single" w:sz="4" w:space="0" w:color="auto"/>
+          <w:left w:val="single" w:sz="4" w:space="0" w:color="auto"/>
+          <w:bottom w:val="single" w:sz="4" w:space="0" w:color="auto"/>
+          <w:right w:val="single" w:sz="4" w:space="0" w:color="auto"/>
+          <w:insideH w:val="single" w:sz="4" w:space="0" w:color="auto"/>
+          <w:insideV w:val="single" w:sz="4" w:space="0" w:color="auto"/>
+        </w:tblBorders>
+        <w:tblLayout w:type="fixed"/>
+        <w:tblCellMar>
+          <w:left w:w="10" w:type="dxa"/>
+          <w:right w:w="10" w:type="dxa"/>
+        </w:tblCellMar>
+        <w:tblLook w:val="04A0" w:firstRow="1" w:lastRow="0" w:firstColumn="1" w:lastColumn="0" w:noHBand="0" w:noVBand="1"/>
+      </w:tblPr>
+      <w:tblGrid>
+        <w:gridCol w:w="779"/>
+        <w:gridCol w:w="932"/>
+        <w:gridCol w:w="932"/>
+        <w:gridCol w:w="1236"/>
+        <w:gridCol w:w="1160"/>
+      </w:tblGrid>
+      <w:tr>
+        <w:trPr>
+          <w:cantSplit/>
+          <w:tblHeader/>
+        </w:trPr>
+        <w:tc>
+          <w:tcPr>
+            <w:tcW w:w="1440" w:type="dxa"/>
+          </w:tcPr>
+          <w:p>
+            <w:pPr>
+              <w:jc w:val="left"/>
+            </w:pPr>
+            <w:r>
+              <w:rPr>
+                <w:b/>
+              </w:rPr>
+              <w:t>Modelo</w:t>
+            </w:r>
+          </w:p>
+        </w:tc>
+        <w:tc>
+          <w:tcPr>
+            <w:tcW w:w="1728" w:type="dxa"/>
+          </w:tcPr>
+          <w:p>
+            <w:pPr>
+              <w:jc w:val="left"/>
+            </w:pPr>
+            <w:r>
+              <w:rPr>
+                <w:b/>
+              </w:rPr>
+              <w:t>MAE Wh</w:t>
+            </w:r>
+          </w:p>
+        </w:tc>
+        <w:tc>
+          <w:tcPr>
+            <w:tcW w:w="1728" w:type="dxa"/>
+          </w:tcPr>
+          <w:p>
+            <w:pPr>
+              <w:jc w:val="left"/>
+            </w:pPr>
+            <w:r>
+              <w:rPr>
+                <w:b/>
+              </w:rPr>
+              <w:t>CRPS Wh</w:t>
+            </w:r>
+          </w:p>
+        </w:tc>
+        <w:tc>
+          <w:tcPr>
+            <w:tcW w:w="2304" w:type="dxa"/>
+          </w:tcPr>
+          <w:p>
+            <w:pPr>
+              <w:jc w:val="left"/>
+            </w:pPr>
+            <w:r>
+              <w:rPr>
+                <w:b/>
+              </w:rPr>
+              <w:t>Cobertura 95%</w:t>
+            </w:r>
+          </w:p>
+        </w:tc>
+        <w:tc>
+          <w:tcPr>
+            <w:tcW w:w="2160" w:type="dxa"/>
+          </w:tcPr>
+          <w:p>
+            <w:pPr>
+              <w:jc w:val="left"/>
+            </w:pPr>
+            <w:r>
+              <w:rPr>
+                <w:b/>
+              </w:rPr>
+              <w:t>Brier</w:t>
+            </w:r>
+          </w:p>
+        </w:tc>
+      </w:tr>
+      <w:tr>
+        <w:trPr>
+          <w:cantSplit/>
+        </w:trPr>
+        <w:tc>
+          <w:tcPr>
+            <w:tcW w:w="1440" w:type="dxa"/>
+          </w:tcPr>
+          <w:p>
+            <w:pPr>
+              <w:jc w:val="left"/>
+            </w:pPr>
+            <w:r>
+              <w:t>M1</w:t>
+            </w:r>
+          </w:p>
+        </w:tc>
+        <w:tc>
+          <w:tcPr>
+            <w:tcW w:w="1728" w:type="dxa"/>
+          </w:tcPr>
+          <w:p>
+            <w:pPr>
+              <w:jc w:val="left"/>
+            </w:pPr>
+            <w:r>
+              <w:t>0.503</w:t>
+            </w:r>
+          </w:p>
+        </w:tc>
+        <w:tc>
+          <w:tcPr>
+            <w:tcW w:w="1728" w:type="dxa"/>
+          </w:tcPr>
+          <w:p>
+            <w:pPr>
+              <w:jc w:val="left"/>
+            </w:pPr>
+            <w:r>
+              <w:t>0.386</w:t>
+            </w:r>
+          </w:p>
+        </w:tc>
+        <w:tc>
+          <w:tcPr>
+            <w:tcW w:w="2304" w:type="dxa"/>
+          </w:tcPr>
+          <w:p>
+            <w:pPr>
+              <w:jc w:val="left"/>
+            </w:pPr>
+            <w:r>
+              <w:t>95.56%</w:t>
+            </w:r>
+          </w:p>
+        </w:tc>
+        <w:tc>
+          <w:tcPr>
+            <w:tcW w:w="2160" w:type="dxa"/>
+          </w:tcPr>
+          <w:p>
+            <w:pPr>
+              <w:jc w:val="left"/>
+            </w:pPr>
+            <w:r>
+              <w:t>0.0816</w:t>
+            </w:r>
+          </w:p>
+        </w:tc>
+      </w:tr>
+      <w:tr>
+        <w:trPr>
+          <w:cantSplit/>
+        </w:trPr>
+        <w:tc>
+          <w:tcPr>
+            <w:tcW w:w="1440" w:type="dxa"/>
+          </w:tcPr>
+          <w:p>
+            <w:pPr>
+              <w:jc w:val="left"/>
+            </w:pPr>
+            <w:r>
+              <w:t>M2</w:t>
+            </w:r>
+          </w:p>
+        </w:tc>
+        <w:tc>
+          <w:tcPr>
+            <w:tcW w:w="1728" w:type="dxa"/>
+          </w:tcPr>
+          <w:p>
+            <w:pPr>
+              <w:jc w:val="left"/>
+            </w:pPr>
+            <w:r>
+              <w:t>0.876</w:t>
+            </w:r>
+          </w:p>
+        </w:tc>
+        <w:tc>
+          <w:tcPr>
+            <w:tcW w:w="1728" w:type="dxa"/>
+          </w:tcPr>
+          <w:p>
+            <w:pPr>
+              <w:jc w:val="left"/>
+            </w:pPr>
+            <w:r>
+              <w:t>0.617</w:t>
+            </w:r>
+          </w:p>
+        </w:tc>
+        <w:tc>
+          <w:tcPr>
+            <w:tcW w:w="2304" w:type="dxa"/>
+          </w:tcPr>
+          <w:p>
+            <w:pPr>
+              <w:jc w:val="left"/>
+            </w:pPr>
+            <w:r>
+              <w:t>93.33%</w:t>
+            </w:r>
+          </w:p>
+        </w:tc>
+        <w:tc>
+          <w:tcPr>
+            <w:tcW w:w="2160" w:type="dxa"/>
+          </w:tcPr>
+          <w:p>
+            <w:pPr>
+              <w:jc w:val="left"/>
+            </w:pPr>
+            <w:r>
+              <w:t>0.1081</w:t>
+            </w:r>
+          </w:p>
+        </w:tc>
+      </w:tr>
+      <w:tr>
+        <w:trPr>
+          <w:cantSplit/>
+        </w:trPr>
+        <w:tc>
+          <w:tcPr>
+            <w:tcW w:w="1440" w:type="dxa"/>
+          </w:tcPr>
+          <w:p>
+            <w:pPr>
+              <w:jc w:val="left"/>
+            </w:pPr>
+            <w:r>
+              <w:t>M3</w:t>
+            </w:r>
+          </w:p>
+        </w:tc>
+        <w:tc>
+          <w:tcPr>
+            <w:tcW w:w="1728" w:type="dxa"/>
+          </w:tcPr>
+          <w:p>
+            <w:pPr>
+              <w:jc w:val="left"/>
+            </w:pPr>
+            <w:r>
+              <w:t>0.454</w:t>
+            </w:r>
+          </w:p>
+        </w:tc>
+        <w:tc>
+          <w:tcPr>
+            <w:tcW w:w="1728" w:type="dxa"/>
+          </w:tcPr>
+          <w:p>
+            <w:pPr>
+              <w:jc w:val="left"/>
+            </w:pPr>
+            <w:r>
+              <w:t>0.330</w:t>
+            </w:r>
+          </w:p>
+        </w:tc>
+        <w:tc>
+          <w:tcPr>
+            <w:tcW w:w="2304" w:type="dxa"/>
+          </w:tcPr>
+          <w:p>
+            <w:pPr>
+              <w:jc w:val="left"/>
+            </w:pPr>
+            <w:r>
+              <w:t>95.56%</w:t>
+            </w:r>
+          </w:p>
+        </w:tc>
+        <w:tc>
+          <w:tcPr>
+            <w:tcW w:w="2160" w:type="dxa"/>
+          </w:tcPr>
+          <w:p>
+            <w:pPr>
+              <w:jc w:val="left"/>
+            </w:pPr>
+            <w:r>
+              <w:t>0.0665</w:t>
+            </w:r>
+          </w:p>
+        </w:tc>
+      </w:tr>
+      <w:tr>
+        <w:trPr>
+          <w:cantSplit/>
+        </w:trPr>
+        <w:tc>
+          <w:tcPr>
+            <w:tcW w:w="1440" w:type="dxa"/>
+          </w:tcPr>
+          <w:p>
+            <w:pPr>
+              <w:jc w:val="left"/>
+            </w:pPr>
+            <w:r>
+              <w:t>M4</w:t>
+            </w:r>
+          </w:p>
+        </w:tc>
+        <w:tc>
+          <w:tcPr>
+            <w:tcW w:w="1728" w:type="dxa"/>
+          </w:tcPr>
+          <w:p>
+            <w:pPr>
+              <w:jc w:val="left"/>
+            </w:pPr>
+            <w:r>
+              <w:t>0.465</w:t>
+            </w:r>
+          </w:p>
+        </w:tc>
+        <w:tc>
+          <w:tcPr>
+            <w:tcW w:w="1728" w:type="dxa"/>
+          </w:tcPr>
+          <w:p>
+            <w:pPr>
+              <w:jc w:val="left"/>
+            </w:pPr>
+            <w:r>
+              <w:t>0.347</w:t>
+            </w:r>
+          </w:p>
+        </w:tc>
+        <w:tc>
+          <w:tcPr>
+            <w:tcW w:w="2304" w:type="dxa"/>
+          </w:tcPr>
+          <w:p>
+            <w:pPr>
+              <w:jc w:val="left"/>
+            </w:pPr>
+            <w:r>
+              <w:t>95.56%</w:t>
+            </w:r>
+          </w:p>
+        </w:tc>
+        <w:tc>
+          <w:tcPr>
+            <w:tcW w:w="2160" w:type="dxa"/>
+          </w:tcPr>
+          <w:p>
+            <w:pPr>
+              <w:jc w:val="left"/>
+            </w:pPr>
+            <w:r>
+              <w:t>0.0722</w:t>
+            </w:r>
+          </w:p>
+        </w:tc>
+      </w:tr>
+    </w:tbl>
+    <w:p>
+      <w:pPr>
+        <w:spacing w:after="0"/>
+      </w:pPr>
+    </w:p>
+    <w:p>
+      <w:r>
+        <w:t>Los valores de la tabla son promedios de las tres semillas en ID. M3 tuvo menor CRPS que M4 en ese protocolo. La cobertura M4 en temperatura y combinación OOD fue cero en las tres semillas: la transferencia de errores aprendidos falló. Estos resultados no sostienen superioridad universal de CGPRA. El intervalo nominal del 95% no debe presentarse como garantía ante cambios de distribución.</w:t>
+      </w:r>
+    </w:p>
+    <w:p>
+      <w:r>
+        <w:t>El protocolo causal utiliza 32 rutas sintéticas con Crr de 0.008 a 0.011, CdA de 0.48 y ruido de 0.06 Wh/km. Cada predicción se registra antes de consumir el objetivo observado.</w:t>
+      </w:r>
+    </w:p>
+    <w:tbl>
+      <w:tblPr>
+        <w:tblW w:w="5039" w:type="dxa"/>
+        <w:tblBorders>
+          <w:top w:val="single" w:sz="4" w:space="0" w:color="auto"/>
+          <w:left w:val="single" w:sz="4" w:space="0" w:color="auto"/>
+          <w:bottom w:val="single" w:sz="4" w:space="0" w:color="auto"/>
+          <w:right w:val="single" w:sz="4" w:space="0" w:color="auto"/>
+          <w:insideH w:val="single" w:sz="4" w:space="0" w:color="auto"/>
+          <w:insideV w:val="single" w:sz="4" w:space="0" w:color="auto"/>
+        </w:tblBorders>
+        <w:tblLayout w:type="fixed"/>
+        <w:tblCellMar>
+          <w:left w:w="10" w:type="dxa"/>
+          <w:right w:w="10" w:type="dxa"/>
+        </w:tblCellMar>
+        <w:tblLook w:val="04A0" w:firstRow="1" w:lastRow="0" w:firstColumn="1" w:lastColumn="0" w:noHBand="0" w:noVBand="1"/>
+      </w:tblPr>
+      <w:tblGrid>
+        <w:gridCol w:w="1546"/>
+        <w:gridCol w:w="935"/>
+        <w:gridCol w:w="1279"/>
+        <w:gridCol w:w="1279"/>
+      </w:tblGrid>
+      <w:tr>
+        <w:trPr>
+          <w:cantSplit/>
+          <w:tblHeader/>
+        </w:trPr>
+        <w:tc>
+          <w:tcPr>
+            <w:tcW w:w="2880" w:type="dxa"/>
+          </w:tcPr>
+          <w:p>
+            <w:pPr>
+              <w:jc w:val="left"/>
+            </w:pPr>
+            <w:r>
+              <w:rPr>
+                <w:b/>
+              </w:rPr>
+              <w:t>Estrategia</w:t>
+            </w:r>
+          </w:p>
+        </w:tc>
+        <w:tc>
+          <w:tcPr>
+            <w:tcW w:w="1728" w:type="dxa"/>
+          </w:tcPr>
+          <w:p>
+            <w:pPr>
+              <w:jc w:val="left"/>
+            </w:pPr>
+            <w:r>
+              <w:rPr>
+                <w:b/>
+              </w:rPr>
+              <w:t>Modelo</w:t>
+            </w:r>
+          </w:p>
+        </w:tc>
+        <w:tc>
+          <w:tcPr>
+            <w:tcW w:w="2376" w:type="dxa"/>
+          </w:tcPr>
+          <w:p>
+            <w:pPr>
+              <w:jc w:val="left"/>
+            </w:pPr>
+            <w:r>
+              <w:rPr>
+                <w:b/>
+              </w:rPr>
+              <w:t>MAE Wh</w:t>
+            </w:r>
+          </w:p>
+        </w:tc>
+        <w:tc>
+          <w:tcPr>
+            <w:tcW w:w="2376" w:type="dxa"/>
+          </w:tcPr>
+          <w:p>
+            <w:pPr>
+              <w:jc w:val="left"/>
+            </w:pPr>
+            <w:r>
+              <w:rPr>
+                <w:b/>
+              </w:rPr>
+              <w:t>RMSE Wh</w:t>
+            </w:r>
+          </w:p>
+        </w:tc>
+      </w:tr>
+      <w:tr>
+        <w:trPr>
+          <w:cantSplit/>
+        </w:trPr>
+        <w:tc>
+          <w:tcPr>
+            <w:tcW w:w="2880" w:type="dxa"/>
+          </w:tcPr>
+          <w:p>
+            <w:pPr>
+              <w:jc w:val="left"/>
+            </w:pPr>
+            <w:r>
+              <w:t>Adaptativa</w:t>
+            </w:r>
+          </w:p>
+        </w:tc>
+        <w:tc>
+          <w:tcPr>
+            <w:tcW w:w="1728" w:type="dxa"/>
+          </w:tcPr>
+          <w:p>
+            <w:pPr>
+              <w:jc w:val="left"/>
+            </w:pPr>
+            <w:r>
+              <w:t>M1</w:t>
+            </w:r>
+          </w:p>
+        </w:tc>
+        <w:tc>
+          <w:tcPr>
+            <w:tcW w:w="2376" w:type="dxa"/>
+          </w:tcPr>
+          <w:p>
+            <w:pPr>
+              <w:jc w:val="left"/>
+            </w:pPr>
+            <w:r>
+              <w:t>0.988</w:t>
+            </w:r>
+          </w:p>
+        </w:tc>
+        <w:tc>
+          <w:tcPr>
+            <w:tcW w:w="2376" w:type="dxa"/>
+          </w:tcPr>
+          <w:p>
+            <w:pPr>
+              <w:jc w:val="left"/>
+            </w:pPr>
+            <w:r>
+              <w:t>1.194</w:t>
+            </w:r>
+          </w:p>
+        </w:tc>
+      </w:tr>
+      <w:tr>
+        <w:trPr>
+          <w:cantSplit/>
+        </w:trPr>
+        <w:tc>
+          <w:tcPr>
+            <w:tcW w:w="2880" w:type="dxa"/>
+          </w:tcPr>
+          <w:p>
+            <w:pPr>
+              <w:jc w:val="left"/>
+            </w:pPr>
+            <w:r>
+              <w:t>Adaptativa</w:t>
+            </w:r>
+          </w:p>
+        </w:tc>
+        <w:tc>
+          <w:tcPr>
+            <w:tcW w:w="1728" w:type="dxa"/>
+          </w:tcPr>
+          <w:p>
+            <w:pPr>
+              <w:jc w:val="left"/>
+            </w:pPr>
+            <w:r>
+              <w:t>M3</w:t>
+            </w:r>
+          </w:p>
+        </w:tc>
+        <w:tc>
+          <w:tcPr>
+            <w:tcW w:w="2376" w:type="dxa"/>
+          </w:tcPr>
+          <w:p>
+            <w:pPr>
+              <w:jc w:val="left"/>
+            </w:pPr>
+            <w:r>
+              <w:t>1.681</w:t>
+            </w:r>
+          </w:p>
+        </w:tc>
+        <w:tc>
+          <w:tcPr>
+            <w:tcW w:w="2376" w:type="dxa"/>
+          </w:tcPr>
+          <w:p>
+            <w:pPr>
+              <w:jc w:val="left"/>
+            </w:pPr>
+            <w:r>
+              <w:t>2.039</w:t>
+            </w:r>
+          </w:p>
+        </w:tc>
+      </w:tr>
+      <w:tr>
+        <w:trPr>
+          <w:cantSplit/>
+        </w:trPr>
+        <w:tc>
+          <w:tcPr>
+            <w:tcW w:w="2880" w:type="dxa"/>
+          </w:tcPr>
+          <w:p>
+            <w:pPr>
+              <w:jc w:val="left"/>
+            </w:pPr>
+            <w:r>
+              <w:lastRenderedPageBreak/>
+              <w:t>Adaptativa</w:t>
+            </w:r>
+          </w:p>
+        </w:tc>
+        <w:tc>
+          <w:tcPr>
+            <w:tcW w:w="1728" w:type="dxa"/>
+          </w:tcPr>
+          <w:p>
+            <w:pPr>
+              <w:jc w:val="left"/>
+            </w:pPr>
+            <w:r>
+              <w:t>M4</w:t>
+            </w:r>
+          </w:p>
+        </w:tc>
+        <w:tc>
+          <w:tcPr>
+            <w:tcW w:w="2376" w:type="dxa"/>
+          </w:tcPr>
+          <w:p>
+            <w:pPr>
+              <w:jc w:val="left"/>
+            </w:pPr>
+            <w:r>
+              <w:t>1.377</w:t>
+            </w:r>
+          </w:p>
+        </w:tc>
+        <w:tc>
+          <w:tcPr>
+            <w:tcW w:w="2376" w:type="dxa"/>
+          </w:tcPr>
+          <w:p>
+            <w:pPr>
+              <w:jc w:val="left"/>
+            </w:pPr>
+            <w:r>
+              <w:t>1.670</w:t>
+            </w:r>
+          </w:p>
+        </w:tc>
+      </w:tr>
+      <w:tr>
+        <w:trPr>
+          <w:cantSplit/>
+        </w:trPr>
+        <w:tc>
+          <w:tcPr>
+            <w:tcW w:w="2880" w:type="dxa"/>
+          </w:tcPr>
+          <w:p>
+            <w:pPr>
+              <w:jc w:val="left"/>
+            </w:pPr>
+            <w:r>
+              <w:t>Congelada</w:t>
+            </w:r>
+          </w:p>
+        </w:tc>
+        <w:tc>
+          <w:tcPr>
+            <w:tcW w:w="1728" w:type="dxa"/>
+          </w:tcPr>
+          <w:p>
+            <w:pPr>
+              <w:jc w:val="left"/>
+            </w:pPr>
+            <w:r>
+              <w:t>M1</w:t>
+            </w:r>
+          </w:p>
+        </w:tc>
+        <w:tc>
+          <w:tcPr>
+            <w:tcW w:w="2376" w:type="dxa"/>
+          </w:tcPr>
+          <w:p>
+            <w:pPr>
+              <w:jc w:val="left"/>
+            </w:pPr>
+            <w:r>
+              <w:t>2.036</w:t>
+            </w:r>
+          </w:p>
+        </w:tc>
+        <w:tc>
+          <w:tcPr>
+            <w:tcW w:w="2376" w:type="dxa"/>
+          </w:tcPr>
+          <w:p>
+            <w:pPr>
+              <w:jc w:val="left"/>
+            </w:pPr>
+            <w:r>
+              <w:t>2.442</w:t>
+            </w:r>
+          </w:p>
+        </w:tc>
+      </w:tr>
+      <w:tr>
+        <w:trPr>
+          <w:cantSplit/>
+        </w:trPr>
+        <w:tc>
+          <w:tcPr>
+            <w:tcW w:w="2880" w:type="dxa"/>
+          </w:tcPr>
+          <w:p>
+            <w:pPr>
+              <w:jc w:val="left"/>
+            </w:pPr>
+            <w:r>
+              <w:t>Congelada</w:t>
+            </w:r>
+          </w:p>
+        </w:tc>
+        <w:tc>
+          <w:tcPr>
+            <w:tcW w:w="1728" w:type="dxa"/>
+          </w:tcPr>
+          <w:p>
+            <w:pPr>
+              <w:jc w:val="left"/>
+            </w:pPr>
+            <w:r>
+              <w:t>M3</w:t>
+            </w:r>
+          </w:p>
+        </w:tc>
+        <w:tc>
+          <w:tcPr>
+            <w:tcW w:w="2376" w:type="dxa"/>
+          </w:tcPr>
+          <w:p>
+            <w:pPr>
+              <w:jc w:val="left"/>
+            </w:pPr>
+            <w:r>
+              <w:t>2.012</w:t>
+            </w:r>
+          </w:p>
+        </w:tc>
+        <w:tc>
+          <w:tcPr>
+            <w:tcW w:w="2376" w:type="dxa"/>
+          </w:tcPr>
+          <w:p>
+            <w:pPr>
+              <w:jc w:val="left"/>
+            </w:pPr>
+            <w:r>
+              <w:t>2.424</w:t>
+            </w:r>
+          </w:p>
+        </w:tc>
+      </w:tr>
+      <w:tr>
+        <w:trPr>
+          <w:cantSplit/>
+        </w:trPr>
+        <w:tc>
+          <w:tcPr>
+            <w:tcW w:w="2880" w:type="dxa"/>
+          </w:tcPr>
+          <w:p>
+            <w:pPr>
+              <w:jc w:val="left"/>
+            </w:pPr>
+            <w:r>
+              <w:t>Congelada</w:t>
+            </w:r>
+          </w:p>
+        </w:tc>
+        <w:tc>
+          <w:tcPr>
+            <w:tcW w:w="1728" w:type="dxa"/>
+          </w:tcPr>
+          <w:p>
+            <w:pPr>
+              <w:jc w:val="left"/>
+            </w:pPr>
+            <w:r>
+              <w:t>M4</w:t>
+            </w:r>
+          </w:p>
+        </w:tc>
+        <w:tc>
+          <w:tcPr>
+            <w:tcW w:w="2376" w:type="dxa"/>
+          </w:tcPr>
+          <w:p>
+            <w:pPr>
+              <w:jc w:val="left"/>
+            </w:pPr>
+            <w:r>
+              <w:t>2.023</w:t>
+            </w:r>
+          </w:p>
+        </w:tc>
+        <w:tc>
+          <w:tcPr>
+            <w:tcW w:w="2376" w:type="dxa"/>
+          </w:tcPr>
+          <w:p>
+            <w:pPr>
+              <w:jc w:val="left"/>
+            </w:pPr>
+            <w:r>
+              <w:t>2.432</w:t>
+            </w:r>
+          </w:p>
+        </w:tc>
+      </w:tr>
+    </w:tbl>
+    <w:p>
+      <w:pPr>
+        <w:spacing w:after="0"/>
+      </w:pPr>
+    </w:p>
+    <w:p>
+      <w:r>
+        <w:t>En este cambio declarado, M4 adaptativo mejoró al M4 congelado, pero la física adaptativa M1 tuvo el menor MAE. No se generaliza ese resultado a otros cambios ni a telemetría real. Los segmentos no se cuentan como observaciones independientes y tres semillas no justifican una afirmación estadística amplia.</w:t>
+      </w:r>
+    </w:p>
+    <w:p>
+      <w:r>
+        <w:t>Las rutas de evidencia son results/release-1.0.0/predictive/EXP-20261004-111801-cadfae83 y results/release-1.0.0/prequential/EXP-20261004-111931-387d9cfc. La suite EXP 01 a 15 y los once ejemplos API ejecutados se conservan bajo release-1.0.0 con sus metadatos. La GUI 1.0.0 ofrece nueve ejercicios de aprendizaje adicionales como catálogo integrado.</w:t>
+      </w:r>
+    </w:p>
+    <w:p>
+      <w:pPr>
+        <w:pStyle w:val="Heading2"/>
+      </w:pPr>
+      <w:bookmarkStart w:id="31" w:name="_Toc242341252"/>
+      <w:r>
+        <w:t>7.3 Reproducción y límites de la evidencia</w:t>
+      </w:r>
+      <w:bookmarkEnd w:id="31"/>
+    </w:p>
+    <w:p>
+      <w:r>
+        <w:t>Identidad SHA256 de las fuentes de la versión 1.0.0</w:t>
+      </w:r>
+    </w:p>
+    <w:p>
+      <w:pPr>
+        <w:spacing w:after="200"/>
+      </w:pPr>
+      <w:r>
+        <w:rPr>
+          <w:rFonts w:ascii="Consolas" w:hAnsi="Consolas"/>
+          <w:sz w:val="19"/>
+        </w:rPr>
+        <w:t>25a63aafb85d6936b886c5b15f9f5addc3086267861aad7702fe4b53fa98338f</w:t>
+      </w:r>
+    </w:p>
+    <w:p>
+      <w:r>
+        <w:t>La versión 1.0.0 pasó 80 pruebas de regresión y verificaciones de GUI, wheel aislado y ejecutable. Esa evidencia comprueba implementación y distribución. No reemplaza validación de precisión física. Cada ejecución conserva configuración, semillas, datos, versiones y hashes. Deben conservarse los resultados desfavorables y la identidad de sus fuentes.</w:t>
+      </w:r>
+    </w:p>
+    <w:p>
+      <w:r>
+        <w:t>La revisión de botones utiliza widgets reales y diálogos con respuestas controladas. También comprueba Cargar ejemplo seguido de Simular para los nueve casos. Esta revisión verifica el despacho de los procedimientos, no el aspecto de todos los diálogos de Windows ni todos los estados posibles. Las copias de las tablas históricas en docs/validation_data conservan sus hashes y permiten regenerar este documento desde el código fuente.</w:t>
+      </w:r>
+    </w:p>
+    <w:p>
+      <w:r>
+        <w:t>Faltan rutas reales independientes, caracterización de batería y motor, validación de probabilidades y evaluación de deriva observada. También se omiten dinámica directa, viento transversal, engranajes y envejecimiento. La originalidad académica necesita revisión sistemática de trabajos previos. Las referencias siguientes sustentan conceptos. No avalan los valores por defecto ni esta implementación particular.</w:t>
+      </w:r>
+    </w:p>
+    <w:p>
+      <w:pPr>
+        <w:sectPr>
+          <w:pgSz w:w="12240" w:h="15840"/>
+          <w:pgMar w:top="1440" w:right="1440" w:bottom="1440" w:left="1440" w:header="720" w:footer="720" w:gutter="0"/>
+          <w:cols w:space="720"/>
+          <w:docGrid w:linePitch="360"/>
+        </w:sectPr>
+      </w:pPr>
+    </w:p>
+    <w:p>
+      <w:pPr>
+        <w:pStyle w:val="Heading1"/>
+      </w:pPr>
+      <w:bookmarkStart w:id="32" w:name="_Toc242341253"/>
+      <w:r>
+        <w:lastRenderedPageBreak/>
+        <w:t>8. Despliegue y ejecución</w:t>
+      </w:r>
+      <w:bookmarkEnd w:id="32"/>
+    </w:p>
+    <w:p>
+      <w:pPr>
+        <w:pStyle w:val="Heading2"/>
+      </w:pPr>
+      <w:bookmarkStart w:id="33" w:name="_Toc242341254"/>
+      <w:r>
+        <w:t>8.1 Pruebas y distribución Windows</w:t>
+      </w:r>
+      <w:bookmarkEnd w:id="33"/>
+    </w:p>
+    <w:p>
+      <w:r>
+        <w:t>La versión 1.0.0 pasó 80 pruebas, lint y formato, y el recorrido GUI en español e inglés. La instalación wheel aislada y el ejecutable se comprobaron con replay M1 a M4, exportación híbrida, Monte Carlo predictivo, sensibilidad, telemetría, adaptación y tutorial. Las predicciones coincidieron con tolerancia de 1e-8 y pip check no detectó dependencias rotas.</w:t>
+      </w:r>
+    </w:p>
+    <w:p>
+      <w:pPr>
+        <w:pStyle w:val="Code"/>
+        <w:keepNext/>
+      </w:pPr>
+      <w:r>
+        <w:t>.\.venv\Scripts\python.exe -m pytest -q</w:t>
+      </w:r>
+    </w:p>
+    <w:p>
+      <w:pPr>
+        <w:pStyle w:val="Code"/>
+        <w:keepNext/>
+      </w:pPr>
+      <w:r>
+        <w:t>.\.venv\Scripts\python.exe -m bikeenergylab gui --smoke-test</w:t>
+      </w:r>
+    </w:p>
+    <w:p>
+      <w:pPr>
+        <w:pStyle w:val="Code"/>
+        <w:keepNext/>
+      </w:pPr>
+      <w:r>
+        <w:t>.\.venv\Scripts\python.exe scripts/build_package.py</w:t>
+      </w:r>
+    </w:p>
+    <w:p>
+      <w:pPr>
+        <w:pStyle w:val="Code"/>
+      </w:pPr>
+      <w:r>
+        <w:t>.\scripts\build_windows.ps1</w:t>
+      </w:r>
+    </w:p>
+    <w:p>
+      <w:r>
+        <w:t>PyInstaller genera una carpeta onedir. El ejecutable necesita conservar _internal con las DLL, recursos Tk y Matplotlib, metadatos y dependencias. Los backends SVG y PDF y los datos de scipy.stats requeridos por Sobol se incluyen explícitamente. El ZIP incorpora manuales, configuraciones, ejemplos, datos sintéticos, avisos de terceros y SHA256SUMS.json. No hay instalador ni firma digital.</w:t>
+      </w:r>
+    </w:p>
+    <w:p>
+      <w:r>
+        <w:t>Las fuentes, el lock y los scripts permiten repetir el proceso. No se promete igualdad binaria entre builds. La revisión ampliada invoca los botones reales de Tk con respuestas controladas de diálogos, incluyendo archivos, ejemplos, tutorial, modelos, sensibilidad, benchmark, EXP 01 a 15 y exportación. Otra máquina Windows y una revisión de todos los diálogos nativos aportarían evidencia adicional.</w:t>
+      </w:r>
+    </w:p>
+    <w:p>
+      <w:r>
+        <w:t>La carpeta Entregables contiene únicamente los cuatro DOCX, el ZIP portátil y el ZIP de código fuente. El EXE y sus dependencias están dentro del ZIP portátil. Extraiga el paquete fuera de Entregables y conserve la carpeta BikeEnergyLab completa. Los registros de revisión y hashes de la entrega se guardan por separado en results/delivery-1.0.0.</w:t>
+      </w:r>
+    </w:p>
+    <w:p>
+      <w:pPr>
+        <w:sectPr>
+          <w:pgSz w:w="12240" w:h="15840"/>
+          <w:pgMar w:top="1440" w:right="1440" w:bottom="1440" w:left="1440" w:header="720" w:footer="720" w:gutter="0"/>
+          <w:cols w:space="720"/>
+          <w:docGrid w:linePitch="360"/>
+        </w:sectPr>
+      </w:pPr>
+    </w:p>
+    <w:p>
+      <w:pPr>
+        <w:pStyle w:val="Heading1"/>
+      </w:pPr>
+      <w:bookmarkStart w:id="34" w:name="_Toc242341255"/>
+      <w:r>
+        <w:lastRenderedPageBreak/>
+        <w:t>9. Glosario y referencias académicas</w:t>
+      </w:r>
+      <w:bookmarkEnd w:id="34"/>
+    </w:p>
+    <w:p>
+      <w:pPr>
+        <w:pStyle w:val="Heading2"/>
+      </w:pPr>
+      <w:bookmarkStart w:id="35" w:name="_Toc242341256"/>
+      <w:r>
+        <w:t>9.1 Glosario de términos</w:t>
+      </w:r>
+      <w:bookmarkEnd w:id="35"/>
+    </w:p>
+    <w:tbl>
+      <w:tblPr>
+        <w:tblW w:w="0" w:type="auto"/>
+        <w:tblCellSpacing w:w="15" w:type="dxa"/>
+        <w:tblLayout w:type="fixed"/>
+        <w:tblCellMar>
+          <w:top w:w="15" w:type="dxa"/>
+          <w:left w:w="15" w:type="dxa"/>
+          <w:bottom w:w="15" w:type="dxa"/>
+          <w:right w:w="15" w:type="dxa"/>
+        </w:tblCellMar>
+        <w:tblLook w:val="04A0" w:firstRow="1" w:lastRow="0" w:firstColumn="1" w:lastColumn="0" w:noHBand="0" w:noVBand="1"/>
+      </w:tblPr>
+      <w:tblGrid>
+        <w:gridCol w:w="3141"/>
+        <w:gridCol w:w="6309"/>
+      </w:tblGrid>
+      <w:tr>
+        <w:trPr>
+          <w:cantSplit/>
+          <w:tblHeader/>
+          <w:tblCellSpacing w:w="15" w:type="dxa"/>
+        </w:trPr>
+        <w:tc>
+          <w:tcPr>
+            <w:tcW w:w="3096" w:type="dxa"/>
+            <w:vAlign w:val="center"/>
+            <w:hideMark/>
+          </w:tcPr>
+          <w:p>
+            <w:pPr>
+              <w:jc w:val="left"/>
+              <w:rPr>
+                <w:rFonts w:cs="Calibri"/>
+                <w:b/>
+                <w:bCs/>
+                <w:lang w:val="es-CO"/>
+              </w:rPr>
+            </w:pPr>
+            <w:r>
+              <w:rPr>
+                <w:rFonts w:cs="Calibri"/>
+                <w:b/>
+                <w:bCs/>
+                <w:lang w:val="es-CO"/>
+              </w:rPr>
               <w:t>Término</w:t>
             </w:r>
           </w:p>
@@ -5103,11 +11679,198 @@
       <w:pPr>
         <w:pStyle w:val="Heading2"/>
       </w:pPr>
-      <w:bookmarkStart w:id="22" w:name="_Toc242339752"/>
+      <w:bookmarkStart w:id="36" w:name="_Toc242341257"/>
+      <w:r>
+        <w:t>9.2 Referencias académicas</w:t>
+      </w:r>
+      <w:bookmarkEnd w:id="36"/>
+    </w:p>
+    <w:p>
+      <w:r>
+        <w:t>La bibliografía se conserva a partir de docs/references.md, donde consta la verificación de objetivos bibliográficos del 1 de octubre de 2026. No se transcriben valores experimentales de esos trabajos como resultados de BikeEnergyLab.</w:t>
+      </w:r>
+    </w:p>
+    <w:p>
+      <w:r>
+        <w:t xml:space="preserve">1. Validation of a Mathematical Model for Road Cycling Power. Journal of Applied Biomechanics 14(3), 276 a 291, 1998. Modelo longitudinal de ciclismo. </w:t>
+      </w:r>
+      <w:hyperlink r:id="rId16">
+        <w:r>
+          <w:rPr>
+            <w:color w:val="17517A"/>
+          </w:rPr>
+          <w:t>DOI del editor</w:t>
+        </w:r>
+      </w:hyperlink>
+      <w:r>
+        <w:t>.</w:t>
+      </w:r>
+    </w:p>
+    <w:p>
+      <w:r>
+        <w:t xml:space="preserve">2. A simulation and experimental study of dynamic performance and electric consumption of an electric bicycle. Energy Procedia 158, 2865 a 2871, 2019. </w:t>
+      </w:r>
+      <w:hyperlink r:id="rId17">
+        <w:r>
+          <w:rPr>
+            <w:color w:val="17517A"/>
+          </w:rPr>
+          <w:t>DOI del editor</w:t>
+        </w:r>
+      </w:hyperlink>
+      <w:r>
+        <w:t>. Se conservan título, revista, año y DOI sin añadir una lista de autores no verificada.</w:t>
+      </w:r>
+    </w:p>
+    <w:p>
+      <w:r>
+        <w:lastRenderedPageBreak/>
+        <w:t xml:space="preserve">3. Improving the Autonomy of a Mid-Drive Motor Electric Bicycle Based on System Efficiency Maps and Its Performance. World Electric Vehicle Journal 12(2), 59, 2021. </w:t>
+      </w:r>
+      <w:hyperlink r:id="rId18">
+        <w:r>
+          <w:rPr>
+            <w:color w:val="17517A"/>
+          </w:rPr>
+          <w:t>Artículo del editor</w:t>
+        </w:r>
+      </w:hyperlink>
+      <w:r>
+        <w:t xml:space="preserve">, </w:t>
+      </w:r>
+      <w:hyperlink r:id="rId19">
+        <w:r>
+          <w:rPr>
+            <w:color w:val="17517A"/>
+          </w:rPr>
+          <w:t>DOI</w:t>
+        </w:r>
+      </w:hyperlink>
+      <w:r>
+        <w:t>. Mapas de eficiencia. No proporciona coeficientes universales.</w:t>
+      </w:r>
+    </w:p>
+    <w:p>
+      <w:r>
+        <w:t xml:space="preserve">4. Bor Yann Liaw, Rudolph G. Jungst, Angel Urbina y Thomas L. Paez. Modeling of Battery Life I. The Equivalent Circuit Model (ECM) Approach. Sandia National Laboratories, EESAT, 2003. </w:t>
+      </w:r>
+      <w:hyperlink r:id="rId20">
+        <w:r>
+          <w:rPr>
+            <w:color w:val="17517A"/>
+          </w:rPr>
+          <w:t>Documento primario</w:t>
+        </w:r>
+      </w:hyperlink>
+      <w:r>
+        <w:t>. OCV e impedancia dependen de la química.</w:t>
+      </w:r>
+    </w:p>
+    <w:p>
+      <w:r>
+        <w:t xml:space="preserve">5. Physics-guided Neural Networks (PGNN): An Application in Lake Temperature Modeling. 2017. </w:t>
+      </w:r>
+      <w:hyperlink r:id="rId21">
+        <w:r>
+          <w:rPr>
+            <w:color w:val="17517A"/>
+          </w:rPr>
+          <w:t>Documento de autores</w:t>
+        </w:r>
+      </w:hyperlink>
+      <w:r>
+        <w:t>. Contexto de combinación física y datos. Este software utiliza residuos con árboles.</w:t>
+      </w:r>
+    </w:p>
+    <w:p>
+      <w:r>
+        <w:t xml:space="preserve">6. Balaji Lakshminarayanan, Alexander Pritzel y Charles Blundell. Simple and Scalable Predictive Uncertainty Estimation using Deep Ensembles. NeurIPS 2017. </w:t>
+      </w:r>
+      <w:hyperlink r:id="rId22">
+        <w:r>
+          <w:rPr>
+            <w:color w:val="17517A"/>
+          </w:rPr>
+          <w:t>Documento de autores</w:t>
+        </w:r>
+      </w:hyperlink>
+      <w:r>
+        <w:t>. La dispersión de árboles no se equipara a un posterior ni a ensembles profundos independientes.</w:t>
+      </w:r>
+    </w:p>
+    <w:p>
+      <w:r>
+        <w:t xml:space="preserve">7. Kimin Lee, Kibok Lee, Honglak Lee y Jinwoo Shin. A Simple Unified Framework for Detecting Out-of-Distribution Samples and Adversarial Attacks. NeurIPS 2018. </w:t>
+      </w:r>
+      <w:hyperlink r:id="rId23">
+        <w:r>
+          <w:rPr>
+            <w:color w:val="17517A"/>
+          </w:rPr>
+          <w:t>Documento de autores</w:t>
+        </w:r>
+      </w:hyperlink>
+      <w:r>
+        <w:t>. El soporte Mahalanobis de rutas no reproduce su detector neuronal por clases.</w:t>
+      </w:r>
+    </w:p>
+    <w:p>
+      <w:r>
+        <w:t xml:space="preserve">8. A Gentle Introduction to Conformal Prediction and Distribution-Free Uncertainty Quantification. 2021. </w:t>
+      </w:r>
+      <w:hyperlink r:id="rId24">
+        <w:r>
+          <w:rPr>
+            <w:color w:val="17517A"/>
+          </w:rPr>
+          <w:t>Tutorial de autores</w:t>
+        </w:r>
+      </w:hyperlink>
+      <w:r>
+        <w:t>. La interpretación conformal depende de intercambiabilidad.</w:t>
+      </w:r>
+    </w:p>
+    <w:p>
+      <w:r>
+        <w:t xml:space="preserve">9. Max D. Morris. Factorial Sampling Plans for Preliminary Computational Experiments. Technometrics 33(2), 161 a 174, 1991. </w:t>
+      </w:r>
+      <w:hyperlink r:id="rId25">
+        <w:r>
+          <w:rPr>
+            <w:color w:val="17517A"/>
+          </w:rPr>
+          <w:t>DOI del editor</w:t>
+        </w:r>
+      </w:hyperlink>
+      <w:r>
+        <w:t>.</w:t>
+      </w:r>
+    </w:p>
+    <w:p>
+      <w:r>
+        <w:t xml:space="preserve">10. Andrea Saltelli y colaboradores. Variance based sensitivity analysis of model output. Design and estimator for the total sensitivity index. Computer Physics Communications 181(2), 259 a 270, 2010. </w:t>
+      </w:r>
+      <w:hyperlink r:id="rId26">
+        <w:r>
+          <w:rPr>
+            <w:color w:val="17517A"/>
+          </w:rPr>
+          <w:t>DOI del editor</w:t>
+        </w:r>
+      </w:hyperlink>
+      <w:r>
+        <w:t>.</w:t>
+      </w:r>
+    </w:p>
+    <w:p>
+      <w:pPr>
+        <w:pStyle w:val="Heading2"/>
+      </w:pPr>
+      <w:bookmarkStart w:id="37" w:name="_Toc242341258"/>
       <w:r>
         <w:t>Autoría y condiciones de uso</w:t>
       </w:r>
-      <w:bookmarkEnd w:id="22"/>
+      <w:bookmarkEnd w:id="37"/>
     </w:p>
     <w:p>
       <w:r>

--- a/docs/docx/Manual_tecnico_BikeEnergyLab_1.0.0.docx
+++ b/docs/docx/Manual_tecnico_BikeEnergyLab_1.0.0.docx
@@ -421,7 +421,7 @@
                 <w:rFonts w:cs="Calibri"/>
                 <w:lang w:val="es-CO"/>
               </w:rPr>
-              <w:t>Integración documental del 8 de octubre de 2026</w:t>
+              <w:t>Corrección de auditoría del 8 de octubre de 2026</w:t>
             </w:r>
           </w:p>
         </w:tc>
@@ -544,6 +544,7 @@
         <w:tabs>
           <w:tab w:val="right" w:leader="dot" w:pos="9350"/>
         </w:tabs>
+        <w:spacing w:after="0" w:line="240" w:lineRule="auto"/>
         <w:rPr>
           <w:rFonts w:asciiTheme="minorHAnsi" w:eastAsiaTheme="minorEastAsia" w:hAnsiTheme="minorHAnsi"/>
           <w:noProof/>
@@ -561,7 +562,7 @@
       <w:r>
         <w:fldChar w:fldCharType="separate"/>
       </w:r>
-      <w:hyperlink w:anchor="_Toc242341221" w:history="1">
+      <w:hyperlink w:anchor="_Toc242347100" w:history="1">
         <w:r>
           <w:rPr>
             <w:rStyle w:val="Hyperlink"/>
@@ -588,7 +589,7 @@
             <w:noProof/>
             <w:webHidden/>
           </w:rPr>
-          <w:instrText xml:space="preserve"> PAGEREF _Toc242341221 \h </w:instrText>
+          <w:instrText xml:space="preserve"> PAGEREF _Toc242347100 \h </w:instrText>
         </w:r>
         <w:r>
           <w:rPr>
@@ -608,7 +609,7 @@
             <w:noProof/>
             <w:webHidden/>
           </w:rPr>
-          <w:t>4</w:t>
+          <w:t>3</w:t>
         </w:r>
         <w:r>
           <w:rPr>
@@ -625,6 +626,7 @@
         <w:tabs>
           <w:tab w:val="right" w:leader="dot" w:pos="9350"/>
         </w:tabs>
+        <w:spacing w:after="0" w:line="240" w:lineRule="auto"/>
         <w:rPr>
           <w:rFonts w:asciiTheme="minorHAnsi" w:eastAsiaTheme="minorEastAsia" w:hAnsiTheme="minorHAnsi"/>
           <w:noProof/>
@@ -633,7 +635,7 @@
           <w:lang w:val="es-CO" w:eastAsia="es-CO"/>
         </w:rPr>
       </w:pPr>
-      <w:hyperlink w:anchor="_Toc242341222" w:history="1">
+      <w:hyperlink w:anchor="_Toc242347101" w:history="1">
         <w:r>
           <w:rPr>
             <w:rStyle w:val="Hyperlink"/>
@@ -660,7 +662,7 @@
             <w:noProof/>
             <w:webHidden/>
           </w:rPr>
-          <w:instrText xml:space="preserve"> PAGEREF _Toc242341222 \h </w:instrText>
+          <w:instrText xml:space="preserve"> PAGEREF _Toc242347101 \h </w:instrText>
         </w:r>
         <w:r>
           <w:rPr>
@@ -680,7 +682,7 @@
             <w:noProof/>
             <w:webHidden/>
           </w:rPr>
-          <w:t>4</w:t>
+          <w:t>3</w:t>
         </w:r>
         <w:r>
           <w:rPr>
@@ -697,6 +699,7 @@
         <w:tabs>
           <w:tab w:val="right" w:leader="dot" w:pos="9350"/>
         </w:tabs>
+        <w:spacing w:after="0" w:line="240" w:lineRule="auto"/>
         <w:rPr>
           <w:rFonts w:asciiTheme="minorHAnsi" w:eastAsiaTheme="minorEastAsia" w:hAnsiTheme="minorHAnsi"/>
           <w:noProof/>
@@ -705,7 +708,7 @@
           <w:lang w:val="es-CO" w:eastAsia="es-CO"/>
         </w:rPr>
       </w:pPr>
-      <w:hyperlink w:anchor="_Toc242341223" w:history="1">
+      <w:hyperlink w:anchor="_Toc242347102" w:history="1">
         <w:r>
           <w:rPr>
             <w:rStyle w:val="Hyperlink"/>
@@ -732,7 +735,7 @@
             <w:noProof/>
             <w:webHidden/>
           </w:rPr>
-          <w:instrText xml:space="preserve"> PAGEREF _Toc242341223 \h </w:instrText>
+          <w:instrText xml:space="preserve"> PAGEREF _Toc242347102 \h </w:instrText>
         </w:r>
         <w:r>
           <w:rPr>
@@ -752,7 +755,7 @@
             <w:noProof/>
             <w:webHidden/>
           </w:rPr>
-          <w:t>4</w:t>
+          <w:t>3</w:t>
         </w:r>
         <w:r>
           <w:rPr>
@@ -769,6 +772,7 @@
         <w:tabs>
           <w:tab w:val="right" w:leader="dot" w:pos="9350"/>
         </w:tabs>
+        <w:spacing w:after="0" w:line="240" w:lineRule="auto"/>
         <w:rPr>
           <w:rFonts w:asciiTheme="minorHAnsi" w:eastAsiaTheme="minorEastAsia" w:hAnsiTheme="minorHAnsi"/>
           <w:noProof/>
@@ -777,7 +781,7 @@
           <w:lang w:val="es-CO" w:eastAsia="es-CO"/>
         </w:rPr>
       </w:pPr>
-      <w:hyperlink w:anchor="_Toc242341224" w:history="1">
+      <w:hyperlink w:anchor="_Toc242347103" w:history="1">
         <w:r>
           <w:rPr>
             <w:rStyle w:val="Hyperlink"/>
@@ -804,7 +808,7 @@
             <w:noProof/>
             <w:webHidden/>
           </w:rPr>
-          <w:instrText xml:space="preserve"> PAGEREF _Toc242341224 \h </w:instrText>
+          <w:instrText xml:space="preserve"> PAGEREF _Toc242347103 \h </w:instrText>
         </w:r>
         <w:r>
           <w:rPr>
@@ -824,7 +828,7 @@
             <w:noProof/>
             <w:webHidden/>
           </w:rPr>
-          <w:t>4</w:t>
+          <w:t>3</w:t>
         </w:r>
         <w:r>
           <w:rPr>
@@ -841,6 +845,7 @@
         <w:tabs>
           <w:tab w:val="right" w:leader="dot" w:pos="9350"/>
         </w:tabs>
+        <w:spacing w:after="0" w:line="240" w:lineRule="auto"/>
         <w:rPr>
           <w:rFonts w:asciiTheme="minorHAnsi" w:eastAsiaTheme="minorEastAsia" w:hAnsiTheme="minorHAnsi"/>
           <w:noProof/>
@@ -849,7 +854,7 @@
           <w:lang w:val="es-CO" w:eastAsia="es-CO"/>
         </w:rPr>
       </w:pPr>
-      <w:hyperlink w:anchor="_Toc242341225" w:history="1">
+      <w:hyperlink w:anchor="_Toc242347104" w:history="1">
         <w:r>
           <w:rPr>
             <w:rStyle w:val="Hyperlink"/>
@@ -876,7 +881,7 @@
             <w:noProof/>
             <w:webHidden/>
           </w:rPr>
-          <w:instrText xml:space="preserve"> PAGEREF _Toc242341225 \h </w:instrText>
+          <w:instrText xml:space="preserve"> PAGEREF _Toc242347104 \h </w:instrText>
         </w:r>
         <w:r>
           <w:rPr>
@@ -896,7 +901,7 @@
             <w:noProof/>
             <w:webHidden/>
           </w:rPr>
-          <w:t>5</w:t>
+          <w:t>3</w:t>
         </w:r>
         <w:r>
           <w:rPr>
@@ -913,6 +918,7 @@
         <w:tabs>
           <w:tab w:val="right" w:leader="dot" w:pos="9350"/>
         </w:tabs>
+        <w:spacing w:after="0" w:line="240" w:lineRule="auto"/>
         <w:rPr>
           <w:rFonts w:asciiTheme="minorHAnsi" w:eastAsiaTheme="minorEastAsia" w:hAnsiTheme="minorHAnsi"/>
           <w:noProof/>
@@ -921,7 +927,7 @@
           <w:lang w:val="es-CO" w:eastAsia="es-CO"/>
         </w:rPr>
       </w:pPr>
-      <w:hyperlink w:anchor="_Toc242341226" w:history="1">
+      <w:hyperlink w:anchor="_Toc242347105" w:history="1">
         <w:r>
           <w:rPr>
             <w:rStyle w:val="Hyperlink"/>
@@ -948,7 +954,7 @@
             <w:noProof/>
             <w:webHidden/>
           </w:rPr>
-          <w:instrText xml:space="preserve"> PAGEREF _Toc242341226 \h </w:instrText>
+          <w:instrText xml:space="preserve"> PAGEREF _Toc242347105 \h </w:instrText>
         </w:r>
         <w:r>
           <w:rPr>
@@ -968,7 +974,7 @@
             <w:noProof/>
             <w:webHidden/>
           </w:rPr>
-          <w:t>5</w:t>
+          <w:t>3</w:t>
         </w:r>
         <w:r>
           <w:rPr>
@@ -985,6 +991,7 @@
         <w:tabs>
           <w:tab w:val="right" w:leader="dot" w:pos="9350"/>
         </w:tabs>
+        <w:spacing w:after="0" w:line="240" w:lineRule="auto"/>
         <w:rPr>
           <w:rFonts w:asciiTheme="minorHAnsi" w:eastAsiaTheme="minorEastAsia" w:hAnsiTheme="minorHAnsi"/>
           <w:noProof/>
@@ -993,7 +1000,7 @@
           <w:lang w:val="es-CO" w:eastAsia="es-CO"/>
         </w:rPr>
       </w:pPr>
-      <w:hyperlink w:anchor="_Toc242341227" w:history="1">
+      <w:hyperlink w:anchor="_Toc242347106" w:history="1">
         <w:r>
           <w:rPr>
             <w:rStyle w:val="Hyperlink"/>
@@ -1020,7 +1027,7 @@
             <w:noProof/>
             <w:webHidden/>
           </w:rPr>
-          <w:instrText xml:space="preserve"> PAGEREF _Toc242341227 \h </w:instrText>
+          <w:instrText xml:space="preserve"> PAGEREF _Toc242347106 \h </w:instrText>
         </w:r>
         <w:r>
           <w:rPr>
@@ -1040,7 +1047,7 @@
             <w:noProof/>
             <w:webHidden/>
           </w:rPr>
-          <w:t>7</w:t>
+          <w:t>4</w:t>
         </w:r>
         <w:r>
           <w:rPr>
@@ -1057,6 +1064,7 @@
         <w:tabs>
           <w:tab w:val="right" w:leader="dot" w:pos="9350"/>
         </w:tabs>
+        <w:spacing w:after="0" w:line="240" w:lineRule="auto"/>
         <w:rPr>
           <w:rFonts w:asciiTheme="minorHAnsi" w:eastAsiaTheme="minorEastAsia" w:hAnsiTheme="minorHAnsi"/>
           <w:noProof/>
@@ -1065,7 +1073,7 @@
           <w:lang w:val="es-CO" w:eastAsia="es-CO"/>
         </w:rPr>
       </w:pPr>
-      <w:hyperlink w:anchor="_Toc242341228" w:history="1">
+      <w:hyperlink w:anchor="_Toc242347107" w:history="1">
         <w:r>
           <w:rPr>
             <w:rStyle w:val="Hyperlink"/>
@@ -1092,7 +1100,7 @@
             <w:noProof/>
             <w:webHidden/>
           </w:rPr>
-          <w:instrText xml:space="preserve"> PAGEREF _Toc242341228 \h </w:instrText>
+          <w:instrText xml:space="preserve"> PAGEREF _Toc242347107 \h </w:instrText>
         </w:r>
         <w:r>
           <w:rPr>
@@ -1112,7 +1120,7 @@
             <w:noProof/>
             <w:webHidden/>
           </w:rPr>
-          <w:t>7</w:t>
+          <w:t>4</w:t>
         </w:r>
         <w:r>
           <w:rPr>
@@ -1129,6 +1137,7 @@
         <w:tabs>
           <w:tab w:val="right" w:leader="dot" w:pos="9350"/>
         </w:tabs>
+        <w:spacing w:after="0" w:line="240" w:lineRule="auto"/>
         <w:rPr>
           <w:rFonts w:asciiTheme="minorHAnsi" w:eastAsiaTheme="minorEastAsia" w:hAnsiTheme="minorHAnsi"/>
           <w:noProof/>
@@ -1137,7 +1146,7 @@
           <w:lang w:val="es-CO" w:eastAsia="es-CO"/>
         </w:rPr>
       </w:pPr>
-      <w:hyperlink w:anchor="_Toc242341229" w:history="1">
+      <w:hyperlink w:anchor="_Toc242347108" w:history="1">
         <w:r>
           <w:rPr>
             <w:rStyle w:val="Hyperlink"/>
@@ -1164,7 +1173,7 @@
             <w:noProof/>
             <w:webHidden/>
           </w:rPr>
-          <w:instrText xml:space="preserve"> PAGEREF _Toc242341229 \h </w:instrText>
+          <w:instrText xml:space="preserve"> PAGEREF _Toc242347108 \h </w:instrText>
         </w:r>
         <w:r>
           <w:rPr>
@@ -1184,7 +1193,7 @@
             <w:noProof/>
             <w:webHidden/>
           </w:rPr>
-          <w:t>7</w:t>
+          <w:t>5</w:t>
         </w:r>
         <w:r>
           <w:rPr>
@@ -1201,6 +1210,7 @@
         <w:tabs>
           <w:tab w:val="right" w:leader="dot" w:pos="9350"/>
         </w:tabs>
+        <w:spacing w:after="0" w:line="240" w:lineRule="auto"/>
         <w:rPr>
           <w:rFonts w:asciiTheme="minorHAnsi" w:eastAsiaTheme="minorEastAsia" w:hAnsiTheme="minorHAnsi"/>
           <w:noProof/>
@@ -1209,7 +1219,7 @@
           <w:lang w:val="es-CO" w:eastAsia="es-CO"/>
         </w:rPr>
       </w:pPr>
-      <w:hyperlink w:anchor="_Toc242341230" w:history="1">
+      <w:hyperlink w:anchor="_Toc242347109" w:history="1">
         <w:r>
           <w:rPr>
             <w:rStyle w:val="Hyperlink"/>
@@ -1236,7 +1246,7 @@
             <w:noProof/>
             <w:webHidden/>
           </w:rPr>
-          <w:instrText xml:space="preserve"> PAGEREF _Toc242341230 \h </w:instrText>
+          <w:instrText xml:space="preserve"> PAGEREF _Toc242347109 \h </w:instrText>
         </w:r>
         <w:r>
           <w:rPr>
@@ -1256,7 +1266,7 @@
             <w:noProof/>
             <w:webHidden/>
           </w:rPr>
-          <w:t>8</w:t>
+          <w:t>6</w:t>
         </w:r>
         <w:r>
           <w:rPr>
@@ -1273,6 +1283,7 @@
         <w:tabs>
           <w:tab w:val="right" w:leader="dot" w:pos="9350"/>
         </w:tabs>
+        <w:spacing w:after="0" w:line="240" w:lineRule="auto"/>
         <w:rPr>
           <w:rFonts w:asciiTheme="minorHAnsi" w:eastAsiaTheme="minorEastAsia" w:hAnsiTheme="minorHAnsi"/>
           <w:noProof/>
@@ -1281,7 +1292,7 @@
           <w:lang w:val="es-CO" w:eastAsia="es-CO"/>
         </w:rPr>
       </w:pPr>
-      <w:hyperlink w:anchor="_Toc242341231" w:history="1">
+      <w:hyperlink w:anchor="_Toc242347110" w:history="1">
         <w:r>
           <w:rPr>
             <w:rStyle w:val="Hyperlink"/>
@@ -1308,7 +1319,7 @@
             <w:noProof/>
             <w:webHidden/>
           </w:rPr>
-          <w:instrText xml:space="preserve"> PAGEREF _Toc242341231 \h </w:instrText>
+          <w:instrText xml:space="preserve"> PAGEREF _Toc242347110 \h </w:instrText>
         </w:r>
         <w:r>
           <w:rPr>
@@ -1328,7 +1339,7 @@
             <w:noProof/>
             <w:webHidden/>
           </w:rPr>
-          <w:t>10</w:t>
+          <w:t>6</w:t>
         </w:r>
         <w:r>
           <w:rPr>
@@ -1345,6 +1356,7 @@
         <w:tabs>
           <w:tab w:val="right" w:leader="dot" w:pos="9350"/>
         </w:tabs>
+        <w:spacing w:after="0" w:line="240" w:lineRule="auto"/>
         <w:rPr>
           <w:rFonts w:asciiTheme="minorHAnsi" w:eastAsiaTheme="minorEastAsia" w:hAnsiTheme="minorHAnsi"/>
           <w:noProof/>
@@ -1353,7 +1365,7 @@
           <w:lang w:val="es-CO" w:eastAsia="es-CO"/>
         </w:rPr>
       </w:pPr>
-      <w:hyperlink w:anchor="_Toc242341232" w:history="1">
+      <w:hyperlink w:anchor="_Toc242347111" w:history="1">
         <w:r>
           <w:rPr>
             <w:rStyle w:val="Hyperlink"/>
@@ -1380,7 +1392,7 @@
             <w:noProof/>
             <w:webHidden/>
           </w:rPr>
-          <w:instrText xml:space="preserve"> PAGEREF _Toc242341232 \h </w:instrText>
+          <w:instrText xml:space="preserve"> PAGEREF _Toc242347111 \h </w:instrText>
         </w:r>
         <w:r>
           <w:rPr>
@@ -1400,7 +1412,7 @@
             <w:noProof/>
             <w:webHidden/>
           </w:rPr>
-          <w:t>10</w:t>
+          <w:t>6</w:t>
         </w:r>
         <w:r>
           <w:rPr>
@@ -1417,6 +1429,7 @@
         <w:tabs>
           <w:tab w:val="right" w:leader="dot" w:pos="9350"/>
         </w:tabs>
+        <w:spacing w:after="0" w:line="240" w:lineRule="auto"/>
         <w:rPr>
           <w:rFonts w:asciiTheme="minorHAnsi" w:eastAsiaTheme="minorEastAsia" w:hAnsiTheme="minorHAnsi"/>
           <w:noProof/>
@@ -1425,7 +1438,7 @@
           <w:lang w:val="es-CO" w:eastAsia="es-CO"/>
         </w:rPr>
       </w:pPr>
-      <w:hyperlink w:anchor="_Toc242341233" w:history="1">
+      <w:hyperlink w:anchor="_Toc242347112" w:history="1">
         <w:r>
           <w:rPr>
             <w:rStyle w:val="Hyperlink"/>
@@ -1452,7 +1465,7 @@
             <w:noProof/>
             <w:webHidden/>
           </w:rPr>
-          <w:instrText xml:space="preserve"> PAGEREF _Toc242341233 \h </w:instrText>
+          <w:instrText xml:space="preserve"> PAGEREF _Toc242347112 \h </w:instrText>
         </w:r>
         <w:r>
           <w:rPr>
@@ -1472,7 +1485,7 @@
             <w:noProof/>
             <w:webHidden/>
           </w:rPr>
-          <w:t>11</w:t>
+          <w:t>7</w:t>
         </w:r>
         <w:r>
           <w:rPr>
@@ -1489,6 +1502,7 @@
         <w:tabs>
           <w:tab w:val="right" w:leader="dot" w:pos="9350"/>
         </w:tabs>
+        <w:spacing w:after="0" w:line="240" w:lineRule="auto"/>
         <w:rPr>
           <w:rFonts w:asciiTheme="minorHAnsi" w:eastAsiaTheme="minorEastAsia" w:hAnsiTheme="minorHAnsi"/>
           <w:noProof/>
@@ -1497,7 +1511,7 @@
           <w:lang w:val="es-CO" w:eastAsia="es-CO"/>
         </w:rPr>
       </w:pPr>
-      <w:hyperlink w:anchor="_Toc242341234" w:history="1">
+      <w:hyperlink w:anchor="_Toc242347113" w:history="1">
         <w:r>
           <w:rPr>
             <w:rStyle w:val="Hyperlink"/>
@@ -1524,7 +1538,7 @@
             <w:noProof/>
             <w:webHidden/>
           </w:rPr>
-          <w:instrText xml:space="preserve"> PAGEREF _Toc242341234 \h </w:instrText>
+          <w:instrText xml:space="preserve"> PAGEREF _Toc242347113 \h </w:instrText>
         </w:r>
         <w:r>
           <w:rPr>
@@ -1544,7 +1558,7 @@
             <w:noProof/>
             <w:webHidden/>
           </w:rPr>
-          <w:t>11</w:t>
+          <w:t>7</w:t>
         </w:r>
         <w:r>
           <w:rPr>
@@ -1561,6 +1575,7 @@
         <w:tabs>
           <w:tab w:val="right" w:leader="dot" w:pos="9350"/>
         </w:tabs>
+        <w:spacing w:after="0" w:line="240" w:lineRule="auto"/>
         <w:rPr>
           <w:rFonts w:asciiTheme="minorHAnsi" w:eastAsiaTheme="minorEastAsia" w:hAnsiTheme="minorHAnsi"/>
           <w:noProof/>
@@ -1569,7 +1584,7 @@
           <w:lang w:val="es-CO" w:eastAsia="es-CO"/>
         </w:rPr>
       </w:pPr>
-      <w:hyperlink w:anchor="_Toc242341235" w:history="1">
+      <w:hyperlink w:anchor="_Toc242347114" w:history="1">
         <w:r>
           <w:rPr>
             <w:rStyle w:val="Hyperlink"/>
@@ -1596,7 +1611,7 @@
             <w:noProof/>
             <w:webHidden/>
           </w:rPr>
-          <w:instrText xml:space="preserve"> PAGEREF _Toc242341235 \h </w:instrText>
+          <w:instrText xml:space="preserve"> PAGEREF _Toc242347114 \h </w:instrText>
         </w:r>
         <w:r>
           <w:rPr>
@@ -1616,7 +1631,7 @@
             <w:noProof/>
             <w:webHidden/>
           </w:rPr>
-          <w:t>11</w:t>
+          <w:t>7</w:t>
         </w:r>
         <w:r>
           <w:rPr>
@@ -1633,6 +1648,7 @@
         <w:tabs>
           <w:tab w:val="right" w:leader="dot" w:pos="9350"/>
         </w:tabs>
+        <w:spacing w:after="0" w:line="240" w:lineRule="auto"/>
         <w:rPr>
           <w:rFonts w:asciiTheme="minorHAnsi" w:eastAsiaTheme="minorEastAsia" w:hAnsiTheme="minorHAnsi"/>
           <w:noProof/>
@@ -1641,7 +1657,7 @@
           <w:lang w:val="es-CO" w:eastAsia="es-CO"/>
         </w:rPr>
       </w:pPr>
-      <w:hyperlink w:anchor="_Toc242341236" w:history="1">
+      <w:hyperlink w:anchor="_Toc242347115" w:history="1">
         <w:r>
           <w:rPr>
             <w:rStyle w:val="Hyperlink"/>
@@ -1668,7 +1684,7 @@
             <w:noProof/>
             <w:webHidden/>
           </w:rPr>
-          <w:instrText xml:space="preserve"> PAGEREF _Toc242341236 \h </w:instrText>
+          <w:instrText xml:space="preserve"> PAGEREF _Toc242347115 \h </w:instrText>
         </w:r>
         <w:r>
           <w:rPr>
@@ -1688,7 +1704,7 @@
             <w:noProof/>
             <w:webHidden/>
           </w:rPr>
-          <w:t>12</w:t>
+          <w:t>8</w:t>
         </w:r>
         <w:r>
           <w:rPr>
@@ -1705,6 +1721,7 @@
         <w:tabs>
           <w:tab w:val="right" w:leader="dot" w:pos="9350"/>
         </w:tabs>
+        <w:spacing w:after="0" w:line="240" w:lineRule="auto"/>
         <w:rPr>
           <w:rFonts w:asciiTheme="minorHAnsi" w:eastAsiaTheme="minorEastAsia" w:hAnsiTheme="minorHAnsi"/>
           <w:noProof/>
@@ -1713,7 +1730,7 @@
           <w:lang w:val="es-CO" w:eastAsia="es-CO"/>
         </w:rPr>
       </w:pPr>
-      <w:hyperlink w:anchor="_Toc242341237" w:history="1">
+      <w:hyperlink w:anchor="_Toc242347116" w:history="1">
         <w:r>
           <w:rPr>
             <w:rStyle w:val="Hyperlink"/>
@@ -1740,7 +1757,7 @@
             <w:noProof/>
             <w:webHidden/>
           </w:rPr>
-          <w:instrText xml:space="preserve"> PAGEREF _Toc242341237 \h </w:instrText>
+          <w:instrText xml:space="preserve"> PAGEREF _Toc242347116 \h </w:instrText>
         </w:r>
         <w:r>
           <w:rPr>
@@ -1760,7 +1777,7 @@
             <w:noProof/>
             <w:webHidden/>
           </w:rPr>
-          <w:t>12</w:t>
+          <w:t>8</w:t>
         </w:r>
         <w:r>
           <w:rPr>
@@ -1777,6 +1794,7 @@
         <w:tabs>
           <w:tab w:val="right" w:leader="dot" w:pos="9350"/>
         </w:tabs>
+        <w:spacing w:after="0" w:line="240" w:lineRule="auto"/>
         <w:rPr>
           <w:rFonts w:asciiTheme="minorHAnsi" w:eastAsiaTheme="minorEastAsia" w:hAnsiTheme="minorHAnsi"/>
           <w:noProof/>
@@ -1785,13 +1803,13 @@
           <w:lang w:val="es-CO" w:eastAsia="es-CO"/>
         </w:rPr>
       </w:pPr>
-      <w:hyperlink w:anchor="_Toc242341238" w:history="1">
+      <w:hyperlink w:anchor="_Toc242347117" w:history="1">
         <w:r>
           <w:rPr>
             <w:rStyle w:val="Hyperlink"/>
             <w:noProof/>
           </w:rPr>
-          <w:t>6.2 Ciclista transmisión y motor</w:t>
+          <w:t>6.2 Ciclista, transmisión y motor</w:t>
         </w:r>
         <w:r>
           <w:rPr>
@@ -1812,7 +1830,7 @@
             <w:noProof/>
             <w:webHidden/>
           </w:rPr>
-          <w:instrText xml:space="preserve"> PAGEREF _Toc242341238 \h </w:instrText>
+          <w:instrText xml:space="preserve"> PAGEREF _Toc242347117 \h </w:instrText>
         </w:r>
         <w:r>
           <w:rPr>
@@ -1832,7 +1850,7 @@
             <w:noProof/>
             <w:webHidden/>
           </w:rPr>
-          <w:t>12</w:t>
+          <w:t>8</w:t>
         </w:r>
         <w:r>
           <w:rPr>
@@ -1849,6 +1867,7 @@
         <w:tabs>
           <w:tab w:val="right" w:leader="dot" w:pos="9350"/>
         </w:tabs>
+        <w:spacing w:after="0" w:line="240" w:lineRule="auto"/>
         <w:rPr>
           <w:rFonts w:asciiTheme="minorHAnsi" w:eastAsiaTheme="minorEastAsia" w:hAnsiTheme="minorHAnsi"/>
           <w:noProof/>
@@ -1857,7 +1876,7 @@
           <w:lang w:val="es-CO" w:eastAsia="es-CO"/>
         </w:rPr>
       </w:pPr>
-      <w:hyperlink w:anchor="_Toc242341239" w:history="1">
+      <w:hyperlink w:anchor="_Toc242347118" w:history="1">
         <w:r>
           <w:rPr>
             <w:rStyle w:val="Hyperlink"/>
@@ -1884,7 +1903,7 @@
             <w:noProof/>
             <w:webHidden/>
           </w:rPr>
-          <w:instrText xml:space="preserve"> PAGEREF _Toc242341239 \h </w:instrText>
+          <w:instrText xml:space="preserve"> PAGEREF _Toc242347118 \h </w:instrText>
         </w:r>
         <w:r>
           <w:rPr>
@@ -1904,7 +1923,7 @@
             <w:noProof/>
             <w:webHidden/>
           </w:rPr>
-          <w:t>12</w:t>
+          <w:t>9</w:t>
         </w:r>
         <w:r>
           <w:rPr>
@@ -1921,6 +1940,7 @@
         <w:tabs>
           <w:tab w:val="right" w:leader="dot" w:pos="9350"/>
         </w:tabs>
+        <w:spacing w:after="0" w:line="240" w:lineRule="auto"/>
         <w:rPr>
           <w:rFonts w:asciiTheme="minorHAnsi" w:eastAsiaTheme="minorEastAsia" w:hAnsiTheme="minorHAnsi"/>
           <w:noProof/>
@@ -1929,7 +1949,7 @@
           <w:lang w:val="es-CO" w:eastAsia="es-CO"/>
         </w:rPr>
       </w:pPr>
-      <w:hyperlink w:anchor="_Toc242341240" w:history="1">
+      <w:hyperlink w:anchor="_Toc242347119" w:history="1">
         <w:r>
           <w:rPr>
             <w:rStyle w:val="Hyperlink"/>
@@ -1956,7 +1976,7 @@
             <w:noProof/>
             <w:webHidden/>
           </w:rPr>
-          <w:instrText xml:space="preserve"> PAGEREF _Toc242341240 \h </w:instrText>
+          <w:instrText xml:space="preserve"> PAGEREF _Toc242347119 \h </w:instrText>
         </w:r>
         <w:r>
           <w:rPr>
@@ -1976,7 +1996,7 @@
             <w:noProof/>
             <w:webHidden/>
           </w:rPr>
-          <w:t>13</w:t>
+          <w:t>9</w:t>
         </w:r>
         <w:r>
           <w:rPr>
@@ -1993,6 +2013,7 @@
         <w:tabs>
           <w:tab w:val="right" w:leader="dot" w:pos="9350"/>
         </w:tabs>
+        <w:spacing w:after="0" w:line="240" w:lineRule="auto"/>
         <w:rPr>
           <w:rFonts w:asciiTheme="minorHAnsi" w:eastAsiaTheme="minorEastAsia" w:hAnsiTheme="minorHAnsi"/>
           <w:noProof/>
@@ -2001,13 +2022,13 @@
           <w:lang w:val="es-CO" w:eastAsia="es-CO"/>
         </w:rPr>
       </w:pPr>
-      <w:hyperlink w:anchor="_Toc242341241" w:history="1">
+      <w:hyperlink w:anchor="_Toc242347120" w:history="1">
         <w:r>
           <w:rPr>
             <w:rStyle w:val="Hyperlink"/>
             <w:noProof/>
           </w:rPr>
-          <w:t>6.5 Límites regeneración y balance</w:t>
+          <w:t>6.5 Límites, regeneración y balance</w:t>
         </w:r>
         <w:r>
           <w:rPr>
@@ -2028,7 +2049,7 @@
             <w:noProof/>
             <w:webHidden/>
           </w:rPr>
-          <w:instrText xml:space="preserve"> PAGEREF _Toc242341241 \h </w:instrText>
+          <w:instrText xml:space="preserve"> PAGEREF _Toc242347120 \h </w:instrText>
         </w:r>
         <w:r>
           <w:rPr>
@@ -2048,7 +2069,7 @@
             <w:noProof/>
             <w:webHidden/>
           </w:rPr>
-          <w:t>13</w:t>
+          <w:t>9</w:t>
         </w:r>
         <w:r>
           <w:rPr>
@@ -2065,6 +2086,7 @@
         <w:tabs>
           <w:tab w:val="right" w:leader="dot" w:pos="9350"/>
         </w:tabs>
+        <w:spacing w:after="0" w:line="240" w:lineRule="auto"/>
         <w:rPr>
           <w:rFonts w:asciiTheme="minorHAnsi" w:eastAsiaTheme="minorEastAsia" w:hAnsiTheme="minorHAnsi"/>
           <w:noProof/>
@@ -2073,7 +2095,7 @@
           <w:lang w:val="es-CO" w:eastAsia="es-CO"/>
         </w:rPr>
       </w:pPr>
-      <w:hyperlink w:anchor="_Toc242341242" w:history="1">
+      <w:hyperlink w:anchor="_Toc242347121" w:history="1">
         <w:r>
           <w:rPr>
             <w:rStyle w:val="Hyperlink"/>
@@ -2100,7 +2122,7 @@
             <w:noProof/>
             <w:webHidden/>
           </w:rPr>
-          <w:instrText xml:space="preserve"> PAGEREF _Toc242341242 \h </w:instrText>
+          <w:instrText xml:space="preserve"> PAGEREF _Toc242347121 \h </w:instrText>
         </w:r>
         <w:r>
           <w:rPr>
@@ -2120,7 +2142,7 @@
             <w:noProof/>
             <w:webHidden/>
           </w:rPr>
-          <w:t>13</w:t>
+          <w:t>10</w:t>
         </w:r>
         <w:r>
           <w:rPr>
@@ -2137,6 +2159,7 @@
         <w:tabs>
           <w:tab w:val="right" w:leader="dot" w:pos="9350"/>
         </w:tabs>
+        <w:spacing w:after="0" w:line="240" w:lineRule="auto"/>
         <w:rPr>
           <w:rFonts w:asciiTheme="minorHAnsi" w:eastAsiaTheme="minorEastAsia" w:hAnsiTheme="minorHAnsi"/>
           <w:noProof/>
@@ -2145,7 +2168,7 @@
           <w:lang w:val="es-CO" w:eastAsia="es-CO"/>
         </w:rPr>
       </w:pPr>
-      <w:hyperlink w:anchor="_Toc242341243" w:history="1">
+      <w:hyperlink w:anchor="_Toc242347122" w:history="1">
         <w:r>
           <w:rPr>
             <w:rStyle w:val="Hyperlink"/>
@@ -2172,7 +2195,7 @@
             <w:noProof/>
             <w:webHidden/>
           </w:rPr>
-          <w:instrText xml:space="preserve"> PAGEREF _Toc242341243 \h </w:instrText>
+          <w:instrText xml:space="preserve"> PAGEREF _Toc242347122 \h </w:instrText>
         </w:r>
         <w:r>
           <w:rPr>
@@ -2192,7 +2215,7 @@
             <w:noProof/>
             <w:webHidden/>
           </w:rPr>
-          <w:t>14</w:t>
+          <w:t>10</w:t>
         </w:r>
         <w:r>
           <w:rPr>
@@ -2209,6 +2232,7 @@
         <w:tabs>
           <w:tab w:val="right" w:leader="dot" w:pos="9350"/>
         </w:tabs>
+        <w:spacing w:after="0" w:line="240" w:lineRule="auto"/>
         <w:rPr>
           <w:rFonts w:asciiTheme="minorHAnsi" w:eastAsiaTheme="minorEastAsia" w:hAnsiTheme="minorHAnsi"/>
           <w:noProof/>
@@ -2217,7 +2241,7 @@
           <w:lang w:val="es-CO" w:eastAsia="es-CO"/>
         </w:rPr>
       </w:pPr>
-      <w:hyperlink w:anchor="_Toc242341244" w:history="1">
+      <w:hyperlink w:anchor="_Toc242347123" w:history="1">
         <w:r>
           <w:rPr>
             <w:rStyle w:val="Hyperlink"/>
@@ -2244,7 +2268,7 @@
             <w:noProof/>
             <w:webHidden/>
           </w:rPr>
-          <w:instrText xml:space="preserve"> PAGEREF _Toc242341244 \h </w:instrText>
+          <w:instrText xml:space="preserve"> PAGEREF _Toc242347123 \h </w:instrText>
         </w:r>
         <w:r>
           <w:rPr>
@@ -2264,7 +2288,7 @@
             <w:noProof/>
             <w:webHidden/>
           </w:rPr>
-          <w:t>14</w:t>
+          <w:t>11</w:t>
         </w:r>
         <w:r>
           <w:rPr>
@@ -2281,6 +2305,7 @@
         <w:tabs>
           <w:tab w:val="right" w:leader="dot" w:pos="9350"/>
         </w:tabs>
+        <w:spacing w:after="0" w:line="240" w:lineRule="auto"/>
         <w:rPr>
           <w:rFonts w:asciiTheme="minorHAnsi" w:eastAsiaTheme="minorEastAsia" w:hAnsiTheme="minorHAnsi"/>
           <w:noProof/>
@@ -2289,7 +2314,7 @@
           <w:lang w:val="es-CO" w:eastAsia="es-CO"/>
         </w:rPr>
       </w:pPr>
-      <w:hyperlink w:anchor="_Toc242341245" w:history="1">
+      <w:hyperlink w:anchor="_Toc242347124" w:history="1">
         <w:r>
           <w:rPr>
             <w:rStyle w:val="Hyperlink"/>
@@ -2316,7 +2341,7 @@
             <w:noProof/>
             <w:webHidden/>
           </w:rPr>
-          <w:instrText xml:space="preserve"> PAGEREF _Toc242341245 \h </w:instrText>
+          <w:instrText xml:space="preserve"> PAGEREF _Toc242347124 \h </w:instrText>
         </w:r>
         <w:r>
           <w:rPr>
@@ -2336,7 +2361,7 @@
             <w:noProof/>
             <w:webHidden/>
           </w:rPr>
-          <w:t>15</w:t>
+          <w:t>11</w:t>
         </w:r>
         <w:r>
           <w:rPr>
@@ -2353,6 +2378,7 @@
         <w:tabs>
           <w:tab w:val="right" w:leader="dot" w:pos="9350"/>
         </w:tabs>
+        <w:spacing w:after="0" w:line="240" w:lineRule="auto"/>
         <w:rPr>
           <w:rFonts w:asciiTheme="minorHAnsi" w:eastAsiaTheme="minorEastAsia" w:hAnsiTheme="minorHAnsi"/>
           <w:noProof/>
@@ -2361,7 +2387,7 @@
           <w:lang w:val="es-CO" w:eastAsia="es-CO"/>
         </w:rPr>
       </w:pPr>
-      <w:hyperlink w:anchor="_Toc242341246" w:history="1">
+      <w:hyperlink w:anchor="_Toc242347125" w:history="1">
         <w:r>
           <w:rPr>
             <w:rStyle w:val="Hyperlink"/>
@@ -2388,7 +2414,7 @@
             <w:noProof/>
             <w:webHidden/>
           </w:rPr>
-          <w:instrText xml:space="preserve"> PAGEREF _Toc242341246 \h </w:instrText>
+          <w:instrText xml:space="preserve"> PAGEREF _Toc242347125 \h </w:instrText>
         </w:r>
         <w:r>
           <w:rPr>
@@ -2408,7 +2434,7 @@
             <w:noProof/>
             <w:webHidden/>
           </w:rPr>
-          <w:t>15</w:t>
+          <w:t>11</w:t>
         </w:r>
         <w:r>
           <w:rPr>
@@ -2425,6 +2451,7 @@
         <w:tabs>
           <w:tab w:val="right" w:leader="dot" w:pos="9350"/>
         </w:tabs>
+        <w:spacing w:after="0" w:line="240" w:lineRule="auto"/>
         <w:rPr>
           <w:rFonts w:asciiTheme="minorHAnsi" w:eastAsiaTheme="minorEastAsia" w:hAnsiTheme="minorHAnsi"/>
           <w:noProof/>
@@ -2433,13 +2460,13 @@
           <w:lang w:val="es-CO" w:eastAsia="es-CO"/>
         </w:rPr>
       </w:pPr>
-      <w:hyperlink w:anchor="_Toc242341247" w:history="1">
+      <w:hyperlink w:anchor="_Toc242347126" w:history="1">
         <w:r>
           <w:rPr>
             <w:rStyle w:val="Hyperlink"/>
             <w:noProof/>
           </w:rPr>
-          <w:t>6.11 Misión autonomía y trayectorias</w:t>
+          <w:t>6.11 Misión, autonomía y trayectorias</w:t>
         </w:r>
         <w:r>
           <w:rPr>
@@ -2460,7 +2487,7 @@
             <w:noProof/>
             <w:webHidden/>
           </w:rPr>
-          <w:instrText xml:space="preserve"> PAGEREF _Toc242341247 \h </w:instrText>
+          <w:instrText xml:space="preserve"> PAGEREF _Toc242347126 \h </w:instrText>
         </w:r>
         <w:r>
           <w:rPr>
@@ -2480,7 +2507,7 @@
             <w:noProof/>
             <w:webHidden/>
           </w:rPr>
-          <w:t>15</w:t>
+          <w:t>12</w:t>
         </w:r>
         <w:r>
           <w:rPr>
@@ -2497,6 +2524,7 @@
         <w:tabs>
           <w:tab w:val="right" w:leader="dot" w:pos="9350"/>
         </w:tabs>
+        <w:spacing w:after="0" w:line="240" w:lineRule="auto"/>
         <w:rPr>
           <w:rFonts w:asciiTheme="minorHAnsi" w:eastAsiaTheme="minorEastAsia" w:hAnsiTheme="minorHAnsi"/>
           <w:noProof/>
@@ -2505,7 +2533,7 @@
           <w:lang w:val="es-CO" w:eastAsia="es-CO"/>
         </w:rPr>
       </w:pPr>
-      <w:hyperlink w:anchor="_Toc242341248" w:history="1">
+      <w:hyperlink w:anchor="_Toc242347127" w:history="1">
         <w:r>
           <w:rPr>
             <w:rStyle w:val="Hyperlink"/>
@@ -2532,7 +2560,7 @@
             <w:noProof/>
             <w:webHidden/>
           </w:rPr>
-          <w:instrText xml:space="preserve"> PAGEREF _Toc242341248 \h </w:instrText>
+          <w:instrText xml:space="preserve"> PAGEREF _Toc242347127 \h </w:instrText>
         </w:r>
         <w:r>
           <w:rPr>
@@ -2552,7 +2580,7 @@
             <w:noProof/>
             <w:webHidden/>
           </w:rPr>
-          <w:t>16</w:t>
+          <w:t>12</w:t>
         </w:r>
         <w:r>
           <w:rPr>
@@ -2569,6 +2597,7 @@
         <w:tabs>
           <w:tab w:val="right" w:leader="dot" w:pos="9350"/>
         </w:tabs>
+        <w:spacing w:after="0" w:line="240" w:lineRule="auto"/>
         <w:rPr>
           <w:rFonts w:asciiTheme="minorHAnsi" w:eastAsiaTheme="minorEastAsia" w:hAnsiTheme="minorHAnsi"/>
           <w:noProof/>
@@ -2577,7 +2606,7 @@
           <w:lang w:val="es-CO" w:eastAsia="es-CO"/>
         </w:rPr>
       </w:pPr>
-      <w:hyperlink w:anchor="_Toc242341249" w:history="1">
+      <w:hyperlink w:anchor="_Toc242347128" w:history="1">
         <w:r>
           <w:rPr>
             <w:rStyle w:val="Hyperlink"/>
@@ -2604,7 +2633,7 @@
             <w:noProof/>
             <w:webHidden/>
           </w:rPr>
-          <w:instrText xml:space="preserve"> PAGEREF _Toc242341249 \h </w:instrText>
+          <w:instrText xml:space="preserve"> PAGEREF _Toc242347128 \h </w:instrText>
         </w:r>
         <w:r>
           <w:rPr>
@@ -2624,7 +2653,7 @@
             <w:noProof/>
             <w:webHidden/>
           </w:rPr>
-          <w:t>17</w:t>
+          <w:t>12</w:t>
         </w:r>
         <w:r>
           <w:rPr>
@@ -2641,6 +2670,7 @@
         <w:tabs>
           <w:tab w:val="right" w:leader="dot" w:pos="9350"/>
         </w:tabs>
+        <w:spacing w:after="0" w:line="240" w:lineRule="auto"/>
         <w:rPr>
           <w:rFonts w:asciiTheme="minorHAnsi" w:eastAsiaTheme="minorEastAsia" w:hAnsiTheme="minorHAnsi"/>
           <w:noProof/>
@@ -2649,7 +2679,7 @@
           <w:lang w:val="es-CO" w:eastAsia="es-CO"/>
         </w:rPr>
       </w:pPr>
-      <w:hyperlink w:anchor="_Toc242341250" w:history="1">
+      <w:hyperlink w:anchor="_Toc242347129" w:history="1">
         <w:r>
           <w:rPr>
             <w:rStyle w:val="Hyperlink"/>
@@ -2676,7 +2706,7 @@
             <w:noProof/>
             <w:webHidden/>
           </w:rPr>
-          <w:instrText xml:space="preserve"> PAGEREF _Toc242341250 \h </w:instrText>
+          <w:instrText xml:space="preserve"> PAGEREF _Toc242347129 \h </w:instrText>
         </w:r>
         <w:r>
           <w:rPr>
@@ -2696,7 +2726,7 @@
             <w:noProof/>
             <w:webHidden/>
           </w:rPr>
-          <w:t>17</w:t>
+          <w:t>12</w:t>
         </w:r>
         <w:r>
           <w:rPr>
@@ -2713,6 +2743,7 @@
         <w:tabs>
           <w:tab w:val="right" w:leader="dot" w:pos="9350"/>
         </w:tabs>
+        <w:spacing w:after="0" w:line="240" w:lineRule="auto"/>
         <w:rPr>
           <w:rFonts w:asciiTheme="minorHAnsi" w:eastAsiaTheme="minorEastAsia" w:hAnsiTheme="minorHAnsi"/>
           <w:noProof/>
@@ -2721,7 +2752,7 @@
           <w:lang w:val="es-CO" w:eastAsia="es-CO"/>
         </w:rPr>
       </w:pPr>
-      <w:hyperlink w:anchor="_Toc242341251" w:history="1">
+      <w:hyperlink w:anchor="_Toc242347130" w:history="1">
         <w:r>
           <w:rPr>
             <w:rStyle w:val="Hyperlink"/>
@@ -2748,7 +2779,7 @@
             <w:noProof/>
             <w:webHidden/>
           </w:rPr>
-          <w:instrText xml:space="preserve"> PAGEREF _Toc242341251 \h </w:instrText>
+          <w:instrText xml:space="preserve"> PAGEREF _Toc242347130 \h </w:instrText>
         </w:r>
         <w:r>
           <w:rPr>
@@ -2768,7 +2799,7 @@
             <w:noProof/>
             <w:webHidden/>
           </w:rPr>
-          <w:t>17</w:t>
+          <w:t>13</w:t>
         </w:r>
         <w:r>
           <w:rPr>
@@ -2785,6 +2816,7 @@
         <w:tabs>
           <w:tab w:val="right" w:leader="dot" w:pos="9350"/>
         </w:tabs>
+        <w:spacing w:after="0" w:line="240" w:lineRule="auto"/>
         <w:rPr>
           <w:rFonts w:asciiTheme="minorHAnsi" w:eastAsiaTheme="minorEastAsia" w:hAnsiTheme="minorHAnsi"/>
           <w:noProof/>
@@ -2793,7 +2825,7 @@
           <w:lang w:val="es-CO" w:eastAsia="es-CO"/>
         </w:rPr>
       </w:pPr>
-      <w:hyperlink w:anchor="_Toc242341252" w:history="1">
+      <w:hyperlink w:anchor="_Toc242347131" w:history="1">
         <w:r>
           <w:rPr>
             <w:rStyle w:val="Hyperlink"/>
@@ -2820,7 +2852,7 @@
             <w:noProof/>
             <w:webHidden/>
           </w:rPr>
-          <w:instrText xml:space="preserve"> PAGEREF _Toc242341252 \h </w:instrText>
+          <w:instrText xml:space="preserve"> PAGEREF _Toc242347131 \h </w:instrText>
         </w:r>
         <w:r>
           <w:rPr>
@@ -2840,7 +2872,7 @@
             <w:noProof/>
             <w:webHidden/>
           </w:rPr>
-          <w:t>18</w:t>
+          <w:t>14</w:t>
         </w:r>
         <w:r>
           <w:rPr>
@@ -2857,6 +2889,7 @@
         <w:tabs>
           <w:tab w:val="right" w:leader="dot" w:pos="9350"/>
         </w:tabs>
+        <w:spacing w:after="0" w:line="240" w:lineRule="auto"/>
         <w:rPr>
           <w:rFonts w:asciiTheme="minorHAnsi" w:eastAsiaTheme="minorEastAsia" w:hAnsiTheme="minorHAnsi"/>
           <w:noProof/>
@@ -2865,7 +2898,7 @@
           <w:lang w:val="es-CO" w:eastAsia="es-CO"/>
         </w:rPr>
       </w:pPr>
-      <w:hyperlink w:anchor="_Toc242341253" w:history="1">
+      <w:hyperlink w:anchor="_Toc242347132" w:history="1">
         <w:r>
           <w:rPr>
             <w:rStyle w:val="Hyperlink"/>
@@ -2892,7 +2925,7 @@
             <w:noProof/>
             <w:webHidden/>
           </w:rPr>
-          <w:instrText xml:space="preserve"> PAGEREF _Toc242341253 \h </w:instrText>
+          <w:instrText xml:space="preserve"> PAGEREF _Toc242347132 \h </w:instrText>
         </w:r>
         <w:r>
           <w:rPr>
@@ -2912,7 +2945,7 @@
             <w:noProof/>
             <w:webHidden/>
           </w:rPr>
-          <w:t>19</w:t>
+          <w:t>15</w:t>
         </w:r>
         <w:r>
           <w:rPr>
@@ -2929,6 +2962,7 @@
         <w:tabs>
           <w:tab w:val="right" w:leader="dot" w:pos="9350"/>
         </w:tabs>
+        <w:spacing w:after="0" w:line="240" w:lineRule="auto"/>
         <w:rPr>
           <w:rFonts w:asciiTheme="minorHAnsi" w:eastAsiaTheme="minorEastAsia" w:hAnsiTheme="minorHAnsi"/>
           <w:noProof/>
@@ -2937,7 +2971,7 @@
           <w:lang w:val="es-CO" w:eastAsia="es-CO"/>
         </w:rPr>
       </w:pPr>
-      <w:hyperlink w:anchor="_Toc242341254" w:history="1">
+      <w:hyperlink w:anchor="_Toc242347133" w:history="1">
         <w:r>
           <w:rPr>
             <w:rStyle w:val="Hyperlink"/>
@@ -2964,7 +2998,7 @@
             <w:noProof/>
             <w:webHidden/>
           </w:rPr>
-          <w:instrText xml:space="preserve"> PAGEREF _Toc242341254 \h </w:instrText>
+          <w:instrText xml:space="preserve"> PAGEREF _Toc242347133 \h </w:instrText>
         </w:r>
         <w:r>
           <w:rPr>
@@ -2984,7 +3018,7 @@
             <w:noProof/>
             <w:webHidden/>
           </w:rPr>
-          <w:t>19</w:t>
+          <w:t>15</w:t>
         </w:r>
         <w:r>
           <w:rPr>
@@ -3001,6 +3035,7 @@
         <w:tabs>
           <w:tab w:val="right" w:leader="dot" w:pos="9350"/>
         </w:tabs>
+        <w:spacing w:after="0" w:line="240" w:lineRule="auto"/>
         <w:rPr>
           <w:rFonts w:asciiTheme="minorHAnsi" w:eastAsiaTheme="minorEastAsia" w:hAnsiTheme="minorHAnsi"/>
           <w:noProof/>
@@ -3009,7 +3044,7 @@
           <w:lang w:val="es-CO" w:eastAsia="es-CO"/>
         </w:rPr>
       </w:pPr>
-      <w:hyperlink w:anchor="_Toc242341255" w:history="1">
+      <w:hyperlink w:anchor="_Toc242347134" w:history="1">
         <w:r>
           <w:rPr>
             <w:rStyle w:val="Hyperlink"/>
@@ -3036,7 +3071,7 @@
             <w:noProof/>
             <w:webHidden/>
           </w:rPr>
-          <w:instrText xml:space="preserve"> PAGEREF _Toc242341255 \h </w:instrText>
+          <w:instrText xml:space="preserve"> PAGEREF _Toc242347134 \h </w:instrText>
         </w:r>
         <w:r>
           <w:rPr>
@@ -3056,7 +3091,7 @@
             <w:noProof/>
             <w:webHidden/>
           </w:rPr>
-          <w:t>20</w:t>
+          <w:t>16</w:t>
         </w:r>
         <w:r>
           <w:rPr>
@@ -3073,6 +3108,7 @@
         <w:tabs>
           <w:tab w:val="right" w:leader="dot" w:pos="9350"/>
         </w:tabs>
+        <w:spacing w:after="0" w:line="240" w:lineRule="auto"/>
         <w:rPr>
           <w:rFonts w:asciiTheme="minorHAnsi" w:eastAsiaTheme="minorEastAsia" w:hAnsiTheme="minorHAnsi"/>
           <w:noProof/>
@@ -3081,7 +3117,7 @@
           <w:lang w:val="es-CO" w:eastAsia="es-CO"/>
         </w:rPr>
       </w:pPr>
-      <w:hyperlink w:anchor="_Toc242341256" w:history="1">
+      <w:hyperlink w:anchor="_Toc242347135" w:history="1">
         <w:r>
           <w:rPr>
             <w:rStyle w:val="Hyperlink"/>
@@ -3108,7 +3144,7 @@
             <w:noProof/>
             <w:webHidden/>
           </w:rPr>
-          <w:instrText xml:space="preserve"> PAGEREF _Toc242341256 \h </w:instrText>
+          <w:instrText xml:space="preserve"> PAGEREF _Toc242347135 \h </w:instrText>
         </w:r>
         <w:r>
           <w:rPr>
@@ -3128,7 +3164,7 @@
             <w:noProof/>
             <w:webHidden/>
           </w:rPr>
-          <w:t>20</w:t>
+          <w:t>16</w:t>
         </w:r>
         <w:r>
           <w:rPr>
@@ -3145,6 +3181,7 @@
         <w:tabs>
           <w:tab w:val="right" w:leader="dot" w:pos="9350"/>
         </w:tabs>
+        <w:spacing w:after="0" w:line="240" w:lineRule="auto"/>
         <w:rPr>
           <w:rFonts w:asciiTheme="minorHAnsi" w:eastAsiaTheme="minorEastAsia" w:hAnsiTheme="minorHAnsi"/>
           <w:noProof/>
@@ -3153,7 +3190,7 @@
           <w:lang w:val="es-CO" w:eastAsia="es-CO"/>
         </w:rPr>
       </w:pPr>
-      <w:hyperlink w:anchor="_Toc242341257" w:history="1">
+      <w:hyperlink w:anchor="_Toc242347136" w:history="1">
         <w:r>
           <w:rPr>
             <w:rStyle w:val="Hyperlink"/>
@@ -3180,7 +3217,7 @@
             <w:noProof/>
             <w:webHidden/>
           </w:rPr>
-          <w:instrText xml:space="preserve"> PAGEREF _Toc242341257 \h </w:instrText>
+          <w:instrText xml:space="preserve"> PAGEREF _Toc242347136 \h </w:instrText>
         </w:r>
         <w:r>
           <w:rPr>
@@ -3200,7 +3237,7 @@
             <w:noProof/>
             <w:webHidden/>
           </w:rPr>
-          <w:t>20</w:t>
+          <w:t>16</w:t>
         </w:r>
         <w:r>
           <w:rPr>
@@ -3217,6 +3254,7 @@
         <w:tabs>
           <w:tab w:val="right" w:leader="dot" w:pos="9350"/>
         </w:tabs>
+        <w:spacing w:after="0" w:line="240" w:lineRule="auto"/>
         <w:rPr>
           <w:rFonts w:asciiTheme="minorHAnsi" w:eastAsiaTheme="minorEastAsia" w:hAnsiTheme="minorHAnsi"/>
           <w:noProof/>
@@ -3225,7 +3263,7 @@
           <w:lang w:val="es-CO" w:eastAsia="es-CO"/>
         </w:rPr>
       </w:pPr>
-      <w:hyperlink w:anchor="_Toc242341258" w:history="1">
+      <w:hyperlink w:anchor="_Toc242347137" w:history="1">
         <w:r>
           <w:rPr>
             <w:rStyle w:val="Hyperlink"/>
@@ -3252,7 +3290,7 @@
             <w:noProof/>
             <w:webHidden/>
           </w:rPr>
-          <w:instrText xml:space="preserve"> PAGEREF _Toc242341258 \h </w:instrText>
+          <w:instrText xml:space="preserve"> PAGEREF _Toc242347137 \h </w:instrText>
         </w:r>
         <w:r>
           <w:rPr>
@@ -3272,7 +3310,7 @@
             <w:noProof/>
             <w:webHidden/>
           </w:rPr>
-          <w:t>21</w:t>
+          <w:t>17</w:t>
         </w:r>
         <w:r>
           <w:rPr>
@@ -3284,6 +3322,9 @@
       </w:hyperlink>
     </w:p>
     <w:p>
+      <w:pPr>
+        <w:spacing w:after="0" w:line="240" w:lineRule="auto"/>
+      </w:pPr>
       <w:r>
         <w:fldChar w:fldCharType="end"/>
       </w:r>
@@ -3303,7 +3344,7 @@
       <w:pPr>
         <w:pStyle w:val="Heading1"/>
       </w:pPr>
-      <w:bookmarkStart w:id="0" w:name="_Toc242341221"/>
+      <w:bookmarkStart w:id="0" w:name="_Toc242347100"/>
       <w:r>
         <w:lastRenderedPageBreak/>
         <w:t>1. Introducción</w:t>
@@ -3314,7 +3355,7 @@
       <w:pPr>
         <w:pStyle w:val="Heading2"/>
       </w:pPr>
-      <w:bookmarkStart w:id="1" w:name="_Toc242341222"/>
+      <w:bookmarkStart w:id="1" w:name="_Toc242347101"/>
       <w:r>
         <w:t>1.1 Propósito del software</w:t>
       </w:r>
@@ -3329,7 +3370,7 @@
       <w:pPr>
         <w:pStyle w:val="Heading2"/>
       </w:pPr>
-      <w:bookmarkStart w:id="2" w:name="_Toc242341223"/>
+      <w:bookmarkStart w:id="2" w:name="_Toc242347102"/>
       <w:r>
         <w:t>1.2 Contexto y alcance</w:t>
       </w:r>
@@ -3337,14 +3378,14 @@
     </w:p>
     <w:p>
       <w:r>
-        <w:t>La revisión de integración documental del 8 de octubre de 2026 conserva la identidad de algoritmos y resultados históricos. Los ejemplos son sintéticos. Contacto: fjburgosf@gmail.com.</w:t>
+        <w:t>La revisión de auditoría del 8 de octubre de 2026 conserva la identidad de algoritmos y resultados históricos. Los ejemplos son sintéticos. Contacto: fjburgosf@gmail.com.</w:t>
       </w:r>
     </w:p>
     <w:p>
       <w:pPr>
         <w:pStyle w:val="Heading2"/>
       </w:pPr>
-      <w:bookmarkStart w:id="3" w:name="_Toc242341224"/>
+      <w:bookmarkStart w:id="3" w:name="_Toc242347103"/>
       <w:r>
         <w:t>1.3 Pregunta de investigación y alcance</w:t>
       </w:r>
@@ -3364,6 +3405,7 @@
       <w:pPr>
         <w:sectPr>
           <w:headerReference w:type="default" r:id="rId15"/>
+          <w:type w:val="continuous"/>
           <w:pgSz w:w="12240" w:h="15840"/>
           <w:pgMar w:top="1440" w:right="1440" w:bottom="1440" w:left="1440" w:header="720" w:footer="720" w:gutter="0"/>
           <w:cols w:space="720"/>
@@ -3375,9 +3417,8 @@
       <w:pPr>
         <w:pStyle w:val="Heading1"/>
       </w:pPr>
-      <w:bookmarkStart w:id="4" w:name="_Toc242341225"/>
-      <w:r>
-        <w:lastRenderedPageBreak/>
+      <w:bookmarkStart w:id="4" w:name="_Toc242347104"/>
+      <w:r>
         <w:t>2. Arquitectura del sistema</w:t>
       </w:r>
       <w:bookmarkEnd w:id="4"/>
@@ -3386,7 +3427,7 @@
       <w:pPr>
         <w:pStyle w:val="Heading2"/>
       </w:pPr>
-      <w:bookmarkStart w:id="5" w:name="_Toc242341226"/>
+      <w:bookmarkStart w:id="5" w:name="_Toc242347105"/>
       <w:r>
         <w:t>2.1 Arquitectura y responsabilidades</w:t>
       </w:r>
@@ -3707,6 +3748,7 @@
                 <w:rFonts w:cs="Calibri"/>
                 <w:lang w:val="es-CO"/>
               </w:rPr>
+              <w:lastRenderedPageBreak/>
               <w:t>battery</w:t>
             </w:r>
           </w:p>
@@ -4263,13 +4305,13 @@
     </w:p>
     <w:p>
       <w:r>
-        <w:lastRenderedPageBreak/>
         <w:t>El flujo de cálculo parte de la ruta prescrita, construye el perfil operativo, obtiene la demanda eléctrica, integra los límites de batería y registra las contribuciones realizadas. La factibilidad de potencia y la finalización de la ruta se informan por separado. La predicción de demanda de la ruta completa no debe confundirse con la energía consumida hasta el agotamiento.</w:t>
       </w:r>
     </w:p>
     <w:p>
       <w:pPr>
         <w:sectPr>
+          <w:type w:val="continuous"/>
           <w:pgSz w:w="12240" w:h="15840"/>
           <w:pgMar w:top="1440" w:right="1440" w:bottom="1440" w:left="1440" w:header="720" w:footer="720" w:gutter="0"/>
           <w:cols w:space="720"/>
@@ -4281,9 +4323,8 @@
       <w:pPr>
         <w:pStyle w:val="Heading1"/>
       </w:pPr>
-      <w:bookmarkStart w:id="6" w:name="_Toc242341227"/>
-      <w:r>
-        <w:lastRenderedPageBreak/>
+      <w:bookmarkStart w:id="6" w:name="_Toc242347106"/>
+      <w:r>
         <w:t>3. Componentes del software</w:t>
       </w:r>
       <w:bookmarkEnd w:id="6"/>
@@ -4292,7 +4333,7 @@
       <w:pPr>
         <w:pStyle w:val="Heading2"/>
       </w:pPr>
-      <w:bookmarkStart w:id="7" w:name="_Toc242341228"/>
+      <w:bookmarkStart w:id="7" w:name="_Toc242347107"/>
       <w:r>
         <w:t>3.1 Clases públicas y uso de la API</w:t>
       </w:r>
@@ -4355,7 +4396,11 @@
         <w:t>CalibrationResult</w:t>
       </w:r>
       <w:r>
-        <w:t xml:space="preserve"> contiene parámetros ajustados, residuos, covarianza aproximada y diagnósticos de identificabilidad. Los grupos corresponden a rutas completas. Los segmentos de una misma ruta no son réplicas independientes.</w:t>
+        <w:t xml:space="preserve"> contiene parámetros </w:t>
+      </w:r>
+      <w:r>
+        <w:lastRenderedPageBreak/>
+        <w:t>ajustados, residuos, covarianza aproximada y diagnósticos de identificabilidad. Los grupos corresponden a rutas completas. Los segmentos de una misma ruta no son réplicas independientes.</w:t>
       </w:r>
     </w:p>
     <w:p>
@@ -4468,7 +4513,7 @@
       <w:pPr>
         <w:pStyle w:val="Heading2"/>
       </w:pPr>
-      <w:bookmarkStart w:id="8" w:name="_Toc242341229"/>
+      <w:bookmarkStart w:id="8" w:name="_Toc242347108"/>
       <w:r>
         <w:t>3.2 Configuración y parámetros físicos</w:t>
       </w:r>
@@ -4486,7 +4531,6 @@
     </w:p>
     <w:p>
       <w:r>
-        <w:lastRenderedPageBreak/>
         <w:t>La batería admite energy, soc y ecm. Energy y soc representan la misma contabilidad energética en esta versión. ECM añade capacidad Ah, OCV, resistencias, una rama RC y restricciones de voltaje y corriente. Cambiar Wh nominales no modifica automáticamente la capacidad Ah del ECM. Las curvas térmicas requieren datos de la batería concreta. Si faltan, no se inventa una degradación por temperatura.</w:t>
       </w:r>
     </w:p>
@@ -4800,6 +4844,7 @@
                 <w:rFonts w:cs="Calibri"/>
                 <w:lang w:val="es-CO"/>
               </w:rPr>
+              <w:lastRenderedPageBreak/>
               <w:t>Potencia y energía terminal</w:t>
             </w:r>
           </w:p>
@@ -4994,7 +5039,7 @@
       <w:pPr>
         <w:pStyle w:val="Heading2"/>
       </w:pPr>
-      <w:bookmarkStart w:id="9" w:name="_Toc242341230"/>
+      <w:bookmarkStart w:id="9" w:name="_Toc242347109"/>
       <w:r>
         <w:t>3.3 Unidades y convenciones</w:t>
       </w:r>
@@ -5554,16 +5599,13 @@
     </w:p>
     <w:p>
       <w:r>
-        <w:t xml:space="preserve">El movimiento positivo avanza sobre la vía. El viento positivo es posterior. Una pendiente 0.03 equivale al 3%. El ángulo se obtiene con atan(grade). La aceleración inferida usa diferencias entre intervalos y no </w:t>
-      </w:r>
-      <w:r>
-        <w:lastRenderedPageBreak/>
-        <w:t>inventa una salida desde reposo en la primera muestra. Si se dispone de aceleración medida, puede suministrarse explícitamente.</w:t>
+        <w:t>El movimiento positivo avanza sobre la vía. El viento positivo es posterior. Una pendiente 0.03 equivale al 3%. El ángulo se obtiene con atan(grade). La aceleración inferida usa diferencias entre intervalos y no inventa una salida desde reposo en la primera muestra. Si se dispone de aceleración medida, puede suministrarse explícitamente.</w:t>
       </w:r>
     </w:p>
     <w:p>
       <w:pPr>
         <w:sectPr>
+          <w:type w:val="continuous"/>
           <w:pgSz w:w="12240" w:h="15840"/>
           <w:pgMar w:top="1440" w:right="1440" w:bottom="1440" w:left="1440" w:header="720" w:footer="720" w:gutter="0"/>
           <w:cols w:space="720"/>
@@ -5575,30 +5617,30 @@
       <w:pPr>
         <w:pStyle w:val="Heading1"/>
       </w:pPr>
-      <w:bookmarkStart w:id="10" w:name="_Toc242341231"/>
+      <w:bookmarkStart w:id="10" w:name="_Toc242347110"/>
+      <w:r>
+        <w:t>4. Adquisición y procesamiento de datos</w:t>
+      </w:r>
+      <w:bookmarkEnd w:id="10"/>
+    </w:p>
+    <w:p>
+      <w:pPr>
+        <w:pStyle w:val="Heading2"/>
+      </w:pPr>
+      <w:bookmarkStart w:id="11" w:name="_Toc242347111"/>
+      <w:r>
+        <w:t>4.1 Rutas y telemetría</w:t>
+      </w:r>
+      <w:bookmarkEnd w:id="11"/>
+    </w:p>
+    <w:p>
+      <w:r>
+        <w:t>Los CSV de ruta requieren length_m, dt_s, speed_mps y grade. Se verifica la relación entre distancia, velocidad y duración. No se corrigen silenciosamente inconsistencias. Las columnas temporales de viento, temperatura, potencia humana u otras condiciones tienen prioridad sobre los valores escalares. Una distribución escalar incompatible con un perfil temporal se rechaza para evitar una propagación de incertidumbre ficticia.</w:t>
+      </w:r>
+    </w:p>
+    <w:p>
       <w:r>
         <w:lastRenderedPageBreak/>
-        <w:t>4. Adquisición y procesamiento de datos</w:t>
-      </w:r>
-      <w:bookmarkEnd w:id="10"/>
-    </w:p>
-    <w:p>
-      <w:pPr>
-        <w:pStyle w:val="Heading2"/>
-      </w:pPr>
-      <w:bookmarkStart w:id="11" w:name="_Toc242341232"/>
-      <w:r>
-        <w:t>4.1 Rutas y telemetría</w:t>
-      </w:r>
-      <w:bookmarkEnd w:id="11"/>
-    </w:p>
-    <w:p>
-      <w:r>
-        <w:t>Los CSV de ruta requieren length_m, dt_s, speed_mps y grade. Se verifica la relación entre distancia, velocidad y duración. No se corrigen silenciosamente inconsistencias. Las columnas temporales de viento, temperatura, potencia humana u otras condiciones tienen prioridad sobre los valores escalares. Una distribución escalar incompatible con un perfil temporal se rechaza para evitar una propagación de incertidumbre ficticia.</w:t>
-      </w:r>
-    </w:p>
-    <w:p>
-      <w:r>
         <w:t>Los GPX con tiempos permiten derivar velocidades y conservar paradas. Sin tiempos, se requiere una velocidad supuesta. Las discontinuidades entre segmentos necesitan preparación explícita. El filtro mediano de elevaciones y la segmentación quedan registrados. El primer intervalo no se trata como una aceleración inventada desde reposo.</w:t>
       </w:r>
     </w:p>
@@ -5616,6 +5658,7 @@
     <w:p>
       <w:pPr>
         <w:sectPr>
+          <w:type w:val="continuous"/>
           <w:pgSz w:w="12240" w:h="15840"/>
           <w:pgMar w:top="1440" w:right="1440" w:bottom="1440" w:left="1440" w:header="720" w:footer="720" w:gutter="0"/>
           <w:cols w:space="720"/>
@@ -5627,9 +5670,8 @@
       <w:pPr>
         <w:pStyle w:val="Heading1"/>
       </w:pPr>
-      <w:bookmarkStart w:id="12" w:name="_Toc242341233"/>
-      <w:r>
-        <w:lastRenderedPageBreak/>
+      <w:bookmarkStart w:id="12" w:name="_Toc242347112"/>
+      <w:r>
         <w:t>5. Flujo de operación del sistema</w:t>
       </w:r>
       <w:bookmarkEnd w:id="12"/>
@@ -5638,7 +5680,7 @@
       <w:pPr>
         <w:pStyle w:val="Heading2"/>
       </w:pPr>
-      <w:bookmarkStart w:id="13" w:name="_Toc242341234"/>
+      <w:bookmarkStart w:id="13" w:name="_Toc242347113"/>
       <w:r>
         <w:t>5.1 Interfaz gráfica y tareas en segundo plano</w:t>
       </w:r>
@@ -5668,7 +5710,7 @@
       <w:pPr>
         <w:pStyle w:val="Heading2"/>
       </w:pPr>
-      <w:bookmarkStart w:id="14" w:name="_Toc242341235"/>
+      <w:bookmarkStart w:id="14" w:name="_Toc242347114"/>
       <w:r>
         <w:t>5.2 Artefactos y reproducción</w:t>
       </w:r>
@@ -5687,6 +5729,7 @@
     <w:p>
       <w:pPr>
         <w:sectPr>
+          <w:type w:val="continuous"/>
           <w:pgSz w:w="12240" w:h="15840"/>
           <w:pgMar w:top="1440" w:right="1440" w:bottom="1440" w:left="1440" w:header="720" w:footer="720" w:gutter="0"/>
           <w:cols w:space="720"/>
@@ -5698,7 +5741,7 @@
       <w:pPr>
         <w:pStyle w:val="Heading1"/>
       </w:pPr>
-      <w:bookmarkStart w:id="15" w:name="_Toc242341236"/>
+      <w:bookmarkStart w:id="15" w:name="_Toc242347115"/>
       <w:r>
         <w:lastRenderedPageBreak/>
         <w:t>6. Algoritmos y metodología científica</w:t>
@@ -5709,7 +5752,7 @@
       <w:pPr>
         <w:pStyle w:val="Heading2"/>
       </w:pPr>
-      <w:bookmarkStart w:id="16" w:name="_Toc242341237"/>
+      <w:bookmarkStart w:id="16" w:name="_Toc242347116"/>
       <w:r>
         <w:t>6.1 Fuerzas y potencia longitudinal</w:t>
       </w:r>
@@ -5717,6 +5760,7 @@
     </w:p>
     <w:p>
       <w:pPr>
+        <w:keepNext/>
         <w:spacing w:before="60" w:after="140"/>
         <w:jc w:val="center"/>
       </w:pPr>
@@ -5756,8 +5800,19 @@
             <w:rPr>
               <w:rFonts w:ascii="Cambria Math" w:hAnsi="Cambria Math"/>
             </w:rPr>
-            <m:t xml:space="preserve">)     </m:t>
+            <m:t>)</m:t>
           </m:r>
+        </m:oMath>
+      </m:oMathPara>
+    </w:p>
+    <w:p>
+      <w:pPr>
+        <w:keepNext/>
+        <w:spacing w:before="60" w:after="140"/>
+        <w:jc w:val="center"/>
+      </w:pPr>
+      <m:oMathPara>
+        <m:oMath>
           <m:r>
             <w:rPr>
               <w:rFonts w:ascii="Cambria Math" w:hAnsi="Cambria Math"/>
@@ -5862,6 +5917,7 @@
     </w:p>
     <w:p>
       <w:pPr>
+        <w:keepNext/>
         <w:spacing w:before="60" w:after="140"/>
         <w:jc w:val="center"/>
       </w:pPr>
@@ -5902,7 +5958,25 @@
             <w:rPr>
               <w:rFonts w:ascii="Cambria Math" w:hAnsi="Cambria Math"/>
             </w:rPr>
-            <m:t>mg</m:t>
+            <m:t>m</m:t>
+          </m:r>
+          <m:r>
+            <w:rPr>
+              <w:rFonts w:ascii="Cambria Math" w:hAnsi="Cambria Math"/>
+            </w:rPr>
+            <m:t xml:space="preserve"> · </m:t>
+          </m:r>
+          <m:r>
+            <w:rPr>
+              <w:rFonts w:ascii="Cambria Math" w:hAnsi="Cambria Math"/>
+            </w:rPr>
+            <m:t>g</m:t>
+          </m:r>
+          <m:r>
+            <w:rPr>
+              <w:rFonts w:ascii="Cambria Math" w:hAnsi="Cambria Math"/>
+            </w:rPr>
+            <m:t xml:space="preserve"> · </m:t>
           </m:r>
           <m:sSub>
             <m:sSubPr>
@@ -5929,6 +6003,12 @@
               </m:r>
             </m:sub>
           </m:sSub>
+          <m:r>
+            <w:rPr>
+              <w:rFonts w:ascii="Cambria Math" w:hAnsi="Cambria Math"/>
+            </w:rPr>
+            <m:t xml:space="preserve"> · </m:t>
+          </m:r>
           <m:r>
             <w:rPr>
               <w:rFonts w:ascii="Cambria Math" w:hAnsi="Cambria Math"/>
@@ -5951,8 +6031,19 @@
             <w:rPr>
               <w:rFonts w:ascii="Cambria Math" w:hAnsi="Cambria Math"/>
             </w:rPr>
-            <m:t xml:space="preserve">)     </m:t>
+            <m:t>)</m:t>
           </m:r>
+        </m:oMath>
+      </m:oMathPara>
+    </w:p>
+    <w:p>
+      <w:pPr>
+        <w:keepNext/>
+        <w:spacing w:before="60" w:after="140"/>
+        <w:jc w:val="center"/>
+      </w:pPr>
+      <m:oMathPara>
+        <m:oMath>
           <m:sSub>
             <m:sSubPr>
               <m:ctrlPr>
@@ -5988,13 +6079,25 @@
             <w:rPr>
               <w:rFonts w:ascii="Cambria Math" w:hAnsi="Cambria Math"/>
             </w:rPr>
-            <m:t>mg</m:t>
+            <m:t>m</m:t>
           </m:r>
           <m:r>
             <w:rPr>
               <w:rFonts w:ascii="Cambria Math" w:hAnsi="Cambria Math"/>
             </w:rPr>
-            <m:t xml:space="preserve"> </m:t>
+            <m:t xml:space="preserve"> · </m:t>
+          </m:r>
+          <m:r>
+            <w:rPr>
+              <w:rFonts w:ascii="Cambria Math" w:hAnsi="Cambria Math"/>
+            </w:rPr>
+            <m:t>g</m:t>
+          </m:r>
+          <m:r>
+            <w:rPr>
+              <w:rFonts w:ascii="Cambria Math" w:hAnsi="Cambria Math"/>
+            </w:rPr>
+            <m:t xml:space="preserve"> · </m:t>
           </m:r>
           <m:r>
             <w:rPr>
@@ -6025,6 +6128,7 @@
     </w:p>
     <w:p>
       <w:pPr>
+        <w:keepNext/>
         <w:spacing w:before="60" w:after="140"/>
         <w:jc w:val="center"/>
       </w:pPr>
@@ -6079,12 +6183,17 @@
             </w:rPr>
             <m:t>w</m:t>
           </m:r>
-          <m:r>
-            <w:rPr>
-              <w:rFonts w:ascii="Cambria Math" w:hAnsi="Cambria Math"/>
-            </w:rPr>
-            <m:t xml:space="preserve">     </m:t>
-          </m:r>
+        </m:oMath>
+      </m:oMathPara>
+    </w:p>
+    <w:p>
+      <w:pPr>
+        <w:keepNext/>
+        <w:spacing w:before="60" w:after="140"/>
+        <w:jc w:val="center"/>
+      </w:pPr>
+      <m:oMathPara>
+        <m:oMath>
           <m:sSub>
             <m:sSubPr>
               <m:ctrlPr>
@@ -6145,7 +6254,19 @@
             <w:rPr>
               <w:rFonts w:ascii="Cambria Math" w:hAnsi="Cambria Math"/>
             </w:rPr>
+            <m:t xml:space="preserve"> · </m:t>
+          </m:r>
+          <m:r>
+            <w:rPr>
+              <w:rFonts w:ascii="Cambria Math" w:hAnsi="Cambria Math"/>
+            </w:rPr>
             <m:t>ρ</m:t>
+          </m:r>
+          <m:r>
+            <w:rPr>
+              <w:rFonts w:ascii="Cambria Math" w:hAnsi="Cambria Math"/>
+            </w:rPr>
+            <m:t xml:space="preserve"> · </m:t>
           </m:r>
           <m:sSub>
             <m:sSubPr>
@@ -6178,6 +6299,12 @@
             </w:rPr>
             <m:t>A</m:t>
           </m:r>
+          <m:r>
+            <w:rPr>
+              <w:rFonts w:ascii="Cambria Math" w:hAnsi="Cambria Math"/>
+            </w:rPr>
+            <m:t xml:space="preserve"> · </m:t>
+          </m:r>
           <m:sSub>
             <m:sSubPr>
               <m:ctrlPr>
@@ -6207,7 +6334,7 @@
             <w:rPr>
               <w:rFonts w:ascii="Cambria Math" w:hAnsi="Cambria Math"/>
             </w:rPr>
-            <m:t>|</m:t>
+            <m:t xml:space="preserve"> · |</m:t>
           </m:r>
           <m:sSub>
             <m:sSubPr>
@@ -6285,7 +6412,19 @@
             <w:rPr>
               <w:rFonts w:ascii="Cambria Math" w:hAnsi="Cambria Math"/>
             </w:rPr>
-            <m:t>ma</m:t>
+            <m:t>m</m:t>
+          </m:r>
+          <m:r>
+            <w:rPr>
+              <w:rFonts w:ascii="Cambria Math" w:hAnsi="Cambria Math"/>
+            </w:rPr>
+            <m:t xml:space="preserve"> · </m:t>
+          </m:r>
+          <m:r>
+            <w:rPr>
+              <w:rFonts w:ascii="Cambria Math" w:hAnsi="Cambria Math"/>
+            </w:rPr>
+            <m:t>a</m:t>
           </m:r>
         </m:oMath>
       </m:oMathPara>
@@ -6462,7 +6601,7 @@
             <w:rPr>
               <w:rFonts w:ascii="Cambria Math" w:hAnsi="Cambria Math"/>
             </w:rPr>
-            <m:t>)</m:t>
+            <m:t xml:space="preserve">) · </m:t>
           </m:r>
           <m:r>
             <w:rPr>
@@ -6513,7 +6652,7 @@
                 <w:rPr>
                   <w:rFonts w:ascii="Cambria Math" w:hAnsi="Cambria Math"/>
                 </w:rPr>
-                <m:t>287.05(</m:t>
+                <m:t>287.05 · (</m:t>
               </m:r>
               <m:r>
                 <w:rPr>
@@ -6529,48 +6668,12 @@
               </m:r>
             </m:den>
           </m:f>
-          <m:r>
-            <w:rPr>
-              <w:rFonts w:ascii="Cambria Math" w:hAnsi="Cambria Math"/>
-            </w:rPr>
-            <m:t xml:space="preserve">     </m:t>
-          </m:r>
-          <m:r>
-            <w:rPr>
-              <w:rFonts w:ascii="Cambria Math" w:hAnsi="Cambria Math"/>
-            </w:rPr>
-            <m:t>T</m:t>
-          </m:r>
-          <m:r>
-            <w:rPr>
-              <w:rFonts w:ascii="Cambria Math" w:hAnsi="Cambria Math"/>
-            </w:rPr>
-            <m:t xml:space="preserve"> </m:t>
-          </m:r>
-          <m:r>
-            <w:rPr>
-              <w:rFonts w:ascii="Cambria Math" w:hAnsi="Cambria Math"/>
-            </w:rPr>
-            <m:t>en</m:t>
-          </m:r>
-          <m:r>
-            <w:rPr>
-              <w:rFonts w:ascii="Cambria Math" w:hAnsi="Cambria Math"/>
-            </w:rPr>
-            <m:t xml:space="preserve"> °</m:t>
-          </m:r>
-          <m:r>
-            <w:rPr>
-              <w:rFonts w:ascii="Cambria Math" w:hAnsi="Cambria Math"/>
-            </w:rPr>
-            <m:t>C</m:t>
-          </m:r>
         </m:oMath>
       </m:oMathPara>
     </w:p>
     <w:p>
       <w:r>
-        <w:t>La forma con signo de la fuerza aerodinámica permite que un viento posterior más rápido que la bicicleta aporte fuerza favorable. Elevar al cuadrado la velocidad relativa sin conservar el signo sería incorrecto. A velocidad cero, la potencia longitudinal es cero. La fricción estática queda fuera del modelo y la fuerza de rodadura se anula en reposo.</w:t>
+        <w:t>En estas expresiones, grade es elevación dividida por avance horizontal, p se expresa en Pa y T en °C. La forma con signo de la fuerza aerodinámica permite que un viento posterior más rápido que la bicicleta aporte fuerza favorable. Elevar al cuadrado la velocidad relativa sin conservar el signo sería incorrecto. A velocidad cero, la potencia longitudinal es cero. La fricción estática queda fuera del modelo y la fuerza de rodadura se anula en reposo.</w:t>
       </w:r>
     </w:p>
     <w:p>
@@ -6582,14 +6685,15 @@
       <w:pPr>
         <w:pStyle w:val="Heading2"/>
       </w:pPr>
-      <w:bookmarkStart w:id="17" w:name="_Toc242341238"/>
-      <w:r>
-        <w:t>6.2 Ciclista transmisión y motor</w:t>
+      <w:bookmarkStart w:id="17" w:name="_Toc242347117"/>
+      <w:r>
+        <w:t>6.2 Ciclista, transmisión y motor</w:t>
       </w:r>
       <w:bookmarkEnd w:id="17"/>
     </w:p>
     <w:p>
       <w:pPr>
+        <w:keepNext/>
         <w:spacing w:before="60" w:after="140"/>
         <w:jc w:val="center"/>
       </w:pPr>
@@ -6628,7 +6732,7 @@
                 <w:rPr>
                   <w:rFonts w:ascii="Cambria Math" w:hAnsi="Cambria Math"/>
                 </w:rPr>
-                <m:t xml:space="preserve"> </m:t>
+                <m:t>,</m:t>
               </m:r>
               <m:r>
                 <w:rPr>
@@ -6681,84 +6785,43 @@
               </m:r>
             </m:sub>
           </m:sSub>
-          <m:sSub>
-            <m:sSubPr>
-              <m:ctrlPr>
-                <w:rPr>
-                  <w:rFonts w:ascii="Cambria Math" w:hAnsi="Cambria Math"/>
-                </w:rPr>
-              </m:ctrlPr>
-            </m:sSubPr>
-            <m:e>
-              <m:r>
-                <w:rPr>
-                  <w:rFonts w:ascii="Cambria Math" w:hAnsi="Cambria Math"/>
-                </w:rPr>
-                <m:t>P</m:t>
-              </m:r>
-            </m:e>
-            <m:sub>
-              <m:r>
-                <w:rPr>
-                  <w:rFonts w:ascii="Cambria Math" w:hAnsi="Cambria Math"/>
-                </w:rPr>
-                <m:t>pedal</m:t>
-              </m:r>
-            </m:sub>
-          </m:sSub>
           <m:r>
             <w:rPr>
               <w:rFonts w:ascii="Cambria Math" w:hAnsi="Cambria Math"/>
             </w:rPr>
-            <m:t xml:space="preserve">     </m:t>
+            <m:t xml:space="preserve"> · </m:t>
           </m:r>
-          <m:r>
-            <w:rPr>
-              <w:rFonts w:ascii="Cambria Math" w:hAnsi="Cambria Math"/>
-            </w:rPr>
-            <m:t>limitado</m:t>
-          </m:r>
-          <m:r>
-            <w:rPr>
-              <w:rFonts w:ascii="Cambria Math" w:hAnsi="Cambria Math"/>
-            </w:rPr>
-            <m:t xml:space="preserve"> </m:t>
-          </m:r>
-          <m:r>
-            <w:rPr>
-              <w:rFonts w:ascii="Cambria Math" w:hAnsi="Cambria Math"/>
-            </w:rPr>
-            <m:t>a</m:t>
-          </m:r>
-          <m:r>
-            <w:rPr>
-              <w:rFonts w:ascii="Cambria Math" w:hAnsi="Cambria Math"/>
-            </w:rPr>
-            <m:t xml:space="preserve"> </m:t>
-          </m:r>
-          <m:r>
-            <w:rPr>
-              <w:rFonts w:ascii="Cambria Math" w:hAnsi="Cambria Math"/>
-            </w:rPr>
-            <m:t>demanda</m:t>
-          </m:r>
-          <m:r>
-            <w:rPr>
-              <w:rFonts w:ascii="Cambria Math" w:hAnsi="Cambria Math"/>
-            </w:rPr>
-            <m:t xml:space="preserve"> </m:t>
-          </m:r>
-          <m:r>
-            <w:rPr>
-              <w:rFonts w:ascii="Cambria Math" w:hAnsi="Cambria Math"/>
-            </w:rPr>
-            <m:t>positiva</m:t>
-          </m:r>
+          <m:sSub>
+            <m:sSubPr>
+              <m:ctrlPr>
+                <w:rPr>
+                  <w:rFonts w:ascii="Cambria Math" w:hAnsi="Cambria Math"/>
+                </w:rPr>
+              </m:ctrlPr>
+            </m:sSubPr>
+            <m:e>
+              <m:r>
+                <w:rPr>
+                  <w:rFonts w:ascii="Cambria Math" w:hAnsi="Cambria Math"/>
+                </w:rPr>
+                <m:t>P</m:t>
+              </m:r>
+            </m:e>
+            <m:sub>
+              <m:r>
+                <w:rPr>
+                  <w:rFonts w:ascii="Cambria Math" w:hAnsi="Cambria Math"/>
+                </w:rPr>
+                <m:t>pedal</m:t>
+              </m:r>
+            </m:sub>
+          </m:sSub>
         </m:oMath>
       </m:oMathPara>
     </w:p>
     <w:p>
       <w:pPr>
+        <w:keepNext/>
         <w:spacing w:before="60" w:after="140"/>
         <w:jc w:val="center"/>
       </w:pPr>
@@ -6843,7 +6906,7 @@
                     <w:rPr>
                       <w:rFonts w:ascii="Cambria Math" w:hAnsi="Cambria Math"/>
                     </w:rPr>
-                    <m:t xml:space="preserve"> </m:t>
+                    <m:t>,</m:t>
                   </m:r>
                   <m:r>
                     <w:rPr>
@@ -6894,12 +6957,16 @@
               </m:sSub>
             </m:den>
           </m:f>
-          <m:r>
-            <w:rPr>
-              <w:rFonts w:ascii="Cambria Math" w:hAnsi="Cambria Math"/>
-            </w:rPr>
-            <m:t xml:space="preserve">     </m:t>
-          </m:r>
+        </m:oMath>
+      </m:oMathPara>
+    </w:p>
+    <w:p>
+      <w:pPr>
+        <w:spacing w:before="60" w:after="140"/>
+        <w:jc w:val="center"/>
+      </w:pPr>
+      <m:oMathPara>
+        <m:oMath>
           <m:sSub>
             <m:sSubPr>
               <m:ctrlPr>
@@ -6927,7 +6994,7 @@
                 <w:rPr>
                   <w:rFonts w:ascii="Cambria Math" w:hAnsi="Cambria Math"/>
                 </w:rPr>
-                <m:t xml:space="preserve"> </m:t>
+                <m:t>,</m:t>
               </m:r>
               <m:r>
                 <w:rPr>
@@ -7033,6 +7100,7 @@
     </w:p>
     <w:p>
       <w:r>
+        <w:lastRenderedPageBreak/>
         <w:t>La asistencia demand ordena una fracción de la demanda. Proportional depende del aporte humano multiplicado por la relación de asistencia. Se aplican límites mecánicos, torque equivalente y corte de velocidad configurables. No se supone una normativa territorial. La eficiencia usa una constante o un mapa bilineal en velocidad angular equivalente y torque. Se informa si un punto queda fuera de su dominio.</w:t>
       </w:r>
     </w:p>
@@ -7040,7 +7108,7 @@
       <w:pPr>
         <w:pStyle w:val="Heading2"/>
       </w:pPr>
-      <w:bookmarkStart w:id="18" w:name="_Toc242341239"/>
+      <w:bookmarkStart w:id="18" w:name="_Toc242347118"/>
       <w:r>
         <w:t>6.3 Batería energética y estado de carga</w:t>
       </w:r>
@@ -7048,6 +7116,7 @@
     </w:p>
     <w:p>
       <w:pPr>
+        <w:keepNext/>
         <w:spacing w:before="60" w:after="140"/>
         <w:jc w:val="center"/>
       </w:pPr>
@@ -7109,6 +7178,12 @@
               </m:r>
             </m:sub>
           </m:sSub>
+          <m:r>
+            <w:rPr>
+              <w:rFonts w:ascii="Cambria Math" w:hAnsi="Cambria Math"/>
+            </w:rPr>
+            <m:t xml:space="preserve"> · </m:t>
+          </m:r>
           <m:sSub>
             <m:sSubPr>
               <m:ctrlPr>
@@ -7134,6 +7209,12 @@
               </m:r>
             </m:sub>
           </m:sSub>
+          <m:r>
+            <w:rPr>
+              <w:rFonts w:ascii="Cambria Math" w:hAnsi="Cambria Math"/>
+            </w:rPr>
+            <m:t xml:space="preserve"> · </m:t>
+          </m:r>
           <m:sSub>
             <m:sSubPr>
               <m:ctrlPr>
@@ -7229,7 +7310,7 @@
             <w:rPr>
               <w:rFonts w:ascii="Cambria Math" w:hAnsi="Cambria Math"/>
             </w:rPr>
-            <m:t>(</m:t>
+            <m:t xml:space="preserve"> · (</m:t>
           </m:r>
           <m:sSub>
             <m:sSubPr>
@@ -7353,6 +7434,12 @@
                 <w:rPr>
                   <w:rFonts w:ascii="Cambria Math" w:hAnsi="Cambria Math"/>
                 </w:rPr>
+                <m:t xml:space="preserve"> · </m:t>
+              </m:r>
+              <m:r>
+                <w:rPr>
+                  <w:rFonts w:ascii="Cambria Math" w:hAnsi="Cambria Math"/>
+                </w:rPr>
                 <m:t>Δt</m:t>
               </m:r>
             </m:num>
@@ -7361,7 +7448,7 @@
                 <w:rPr>
                   <w:rFonts w:ascii="Cambria Math" w:hAnsi="Cambria Math"/>
                 </w:rPr>
-                <m:t>3600</m:t>
+                <m:t xml:space="preserve">3600 · </m:t>
               </m:r>
               <m:sSub>
                 <m:sSubPr>
@@ -7390,96 +7477,6 @@
               </m:sSub>
             </m:den>
           </m:f>
-          <m:r>
-            <w:rPr>
-              <w:rFonts w:ascii="Cambria Math" w:hAnsi="Cambria Math"/>
-            </w:rPr>
-            <m:t xml:space="preserve">     </m:t>
-          </m:r>
-          <m:r>
-            <w:rPr>
-              <w:rFonts w:ascii="Cambria Math" w:hAnsi="Cambria Math"/>
-            </w:rPr>
-            <m:t>Δt</m:t>
-          </m:r>
-          <m:r>
-            <w:rPr>
-              <w:rFonts w:ascii="Cambria Math" w:hAnsi="Cambria Math"/>
-            </w:rPr>
-            <m:t xml:space="preserve"> </m:t>
-          </m:r>
-          <m:r>
-            <w:rPr>
-              <w:rFonts w:ascii="Cambria Math" w:hAnsi="Cambria Math"/>
-            </w:rPr>
-            <m:t>en</m:t>
-          </m:r>
-          <m:r>
-            <w:rPr>
-              <w:rFonts w:ascii="Cambria Math" w:hAnsi="Cambria Math"/>
-            </w:rPr>
-            <m:t xml:space="preserve"> </m:t>
-          </m:r>
-          <m:r>
-            <w:rPr>
-              <w:rFonts w:ascii="Cambria Math" w:hAnsi="Cambria Math"/>
-            </w:rPr>
-            <m:t>s</m:t>
-          </m:r>
-          <m:r>
-            <w:rPr>
-              <w:rFonts w:ascii="Cambria Math" w:hAnsi="Cambria Math"/>
-            </w:rPr>
-            <m:t xml:space="preserve"> </m:t>
-          </m:r>
-          <m:r>
-            <w:rPr>
-              <w:rFonts w:ascii="Cambria Math" w:hAnsi="Cambria Math"/>
-            </w:rPr>
-            <m:t>y</m:t>
-          </m:r>
-          <m:r>
-            <w:rPr>
-              <w:rFonts w:ascii="Cambria Math" w:hAnsi="Cambria Math"/>
-            </w:rPr>
-            <m:t xml:space="preserve"> </m:t>
-          </m:r>
-          <m:r>
-            <w:rPr>
-              <w:rFonts w:ascii="Cambria Math" w:hAnsi="Cambria Math"/>
-            </w:rPr>
-            <m:t>E</m:t>
-          </m:r>
-          <m:r>
-            <w:rPr>
-              <w:rFonts w:ascii="Cambria Math" w:hAnsi="Cambria Math"/>
-            </w:rPr>
-            <m:t xml:space="preserve"> </m:t>
-          </m:r>
-          <m:r>
-            <w:rPr>
-              <w:rFonts w:ascii="Cambria Math" w:hAnsi="Cambria Math"/>
-            </w:rPr>
-            <m:t>en</m:t>
-          </m:r>
-          <m:r>
-            <w:rPr>
-              <w:rFonts w:ascii="Cambria Math" w:hAnsi="Cambria Math"/>
-            </w:rPr>
-            <m:t xml:space="preserve"> </m:t>
-          </m:r>
-          <m:r>
-            <w:rPr>
-              <w:rFonts w:ascii="Cambria Math" w:hAnsi="Cambria Math"/>
-            </w:rPr>
-            <m:t>W</m:t>
-          </m:r>
-          <m:r>
-            <w:rPr>
-              <w:rFonts w:ascii="Cambria Math" w:hAnsi="Cambria Math"/>
-            </w:rPr>
-            <m:t>h</m:t>
-          </m:r>
         </m:oMath>
       </m:oMathPara>
     </w:p>
@@ -7490,14 +7487,14 @@
     </w:p>
     <w:p>
       <w:r>
-        <w:t>La actualización de SOC usa potencia terminal con signo positivo de descarga. Si la temperatura cambia, se usa una aproximación de capacidad efectiva local. No representa retraso térmico ni liberación reversible de capacidad. Sin curvas empíricas no se introduce una pérdida de capacidad por frío. Fuera del dominio de una curva definida se rechaza la extrapolación.</w:t>
+        <w:t>La actualización de SOC usa potencia terminal con signo positivo de descarga, Δt en s y Efull en Wh. Si la temperatura cambia, se usa una aproximación de capacidad efectiva local. No representa retraso térmico ni liberación reversible de capacidad. Sin curvas empíricas no se introduce una pérdida de capacidad por frío. Fuera del dominio de una curva definida se rechaza la extrapolación.</w:t>
       </w:r>
     </w:p>
     <w:p>
       <w:pPr>
         <w:pStyle w:val="Heading2"/>
       </w:pPr>
-      <w:bookmarkStart w:id="19" w:name="_Toc242341240"/>
+      <w:bookmarkStart w:id="19" w:name="_Toc242347119"/>
       <w:r>
         <w:t>6.4 Circuito equivalente de batería</w:t>
       </w:r>
@@ -7505,6 +7502,7 @@
     </w:p>
     <w:p>
       <w:pPr>
+        <w:keepNext/>
         <w:spacing w:before="60" w:after="140"/>
         <w:jc w:val="center"/>
       </w:pPr>
@@ -7575,6 +7573,12 @@
             <w:rPr>
               <w:rFonts w:ascii="Cambria Math" w:hAnsi="Cambria Math"/>
             </w:rPr>
+            <m:t xml:space="preserve"> · </m:t>
+          </m:r>
+          <m:r>
+            <w:rPr>
+              <w:rFonts w:ascii="Cambria Math" w:hAnsi="Cambria Math"/>
+            </w:rPr>
             <m:t>I</m:t>
           </m:r>
           <m:r>
@@ -7613,6 +7617,7 @@
     </w:p>
     <w:p>
       <w:pPr>
+        <w:keepNext/>
         <w:spacing w:before="60" w:after="140"/>
         <w:jc w:val="center"/>
       </w:pPr>
@@ -7735,6 +7740,12 @@
                   </m:r>
                 </m:sub>
               </m:sSub>
+              <m:r>
+                <w:rPr>
+                  <w:rFonts w:ascii="Cambria Math" w:hAnsi="Cambria Math"/>
+                </w:rPr>
+                <m:t xml:space="preserve"> · </m:t>
+              </m:r>
               <m:sSub>
                 <m:sSubPr>
                   <m:ctrlPr>
@@ -7847,7 +7858,19 @@
                 <w:rPr>
                   <w:rFonts w:ascii="Cambria Math" w:hAnsi="Cambria Math"/>
                 </w:rPr>
-                <m:t>IΔt</m:t>
+                <m:t>I</m:t>
+              </m:r>
+              <m:r>
+                <w:rPr>
+                  <w:rFonts w:ascii="Cambria Math" w:hAnsi="Cambria Math"/>
+                </w:rPr>
+                <m:t xml:space="preserve"> · </m:t>
+              </m:r>
+              <m:r>
+                <w:rPr>
+                  <w:rFonts w:ascii="Cambria Math" w:hAnsi="Cambria Math"/>
+                </w:rPr>
+                <m:t>Δt</m:t>
               </m:r>
             </m:num>
             <m:den>
@@ -7855,7 +7878,7 @@
                 <w:rPr>
                   <w:rFonts w:ascii="Cambria Math" w:hAnsi="Cambria Math"/>
                 </w:rPr>
-                <m:t>3600</m:t>
+                <m:t xml:space="preserve">3600 · </m:t>
               </m:r>
               <m:sSub>
                 <m:sSubPr>
@@ -7884,54 +7907,12 @@
               </m:sSub>
             </m:den>
           </m:f>
-          <m:r>
-            <w:rPr>
-              <w:rFonts w:ascii="Cambria Math" w:hAnsi="Cambria Math"/>
-            </w:rPr>
-            <m:t xml:space="preserve">     </m:t>
-          </m:r>
-          <m:r>
-            <w:rPr>
-              <w:rFonts w:ascii="Cambria Math" w:hAnsi="Cambria Math"/>
-            </w:rPr>
-            <m:t>Q</m:t>
-          </m:r>
-          <m:r>
-            <w:rPr>
-              <w:rFonts w:ascii="Cambria Math" w:hAnsi="Cambria Math"/>
-            </w:rPr>
-            <m:t xml:space="preserve"> </m:t>
-          </m:r>
-          <m:r>
-            <w:rPr>
-              <w:rFonts w:ascii="Cambria Math" w:hAnsi="Cambria Math"/>
-            </w:rPr>
-            <m:t>en</m:t>
-          </m:r>
-          <m:r>
-            <w:rPr>
-              <w:rFonts w:ascii="Cambria Math" w:hAnsi="Cambria Math"/>
-            </w:rPr>
-            <m:t xml:space="preserve"> </m:t>
-          </m:r>
-          <m:r>
-            <w:rPr>
-              <w:rFonts w:ascii="Cambria Math" w:hAnsi="Cambria Math"/>
-            </w:rPr>
-            <m:t>A</m:t>
-          </m:r>
-          <m:r>
-            <w:rPr>
-              <w:rFonts w:ascii="Cambria Math" w:hAnsi="Cambria Math"/>
-            </w:rPr>
-            <m:t>h</m:t>
-          </m:r>
         </m:oMath>
       </m:oMathPara>
     </w:p>
     <w:p>
       <w:r>
-        <w:t>El ECM Thevenin de una rama RC resuelve potencia terminal P igual a V por I mediante la raíz de corriente pequeña estable. Limita corriente de descarga, corriente de carga y voltaje. La carga se integra con capacidad efectiva en Ah y la rama RC se actualiza exactamente para corriente constante en cada subpaso.</w:t>
+        <w:t>El ECM Thevenin de una rama RC usa Qeffective en Ah e I en A. Resuelve potencia terminal P igual a V por I mediante la raíz de corriente pequeña estable. Limita corriente de descarga, corriente de carga y voltaje. La carga se integra con capacidad efectiva en Ah y la rama RC se actualiza exactamente para corriente constante en cada subpaso.</w:t>
       </w:r>
     </w:p>
     <w:p>
@@ -7943,9 +7924,9 @@
       <w:pPr>
         <w:pStyle w:val="Heading2"/>
       </w:pPr>
-      <w:bookmarkStart w:id="20" w:name="_Toc242341241"/>
-      <w:r>
-        <w:t>6.5 Límites regeneración y balance</w:t>
+      <w:bookmarkStart w:id="20" w:name="_Toc242347120"/>
+      <w:r>
+        <w:t>6.5 Límites, regeneración y balance</w:t>
       </w:r>
       <w:bookmarkEnd w:id="20"/>
     </w:p>
@@ -8019,7 +8000,7 @@
                 <w:rPr>
                   <w:rFonts w:ascii="Cambria Math" w:hAnsi="Cambria Math"/>
                 </w:rPr>
-                <m:t xml:space="preserve"> </m:t>
+                <m:t>,</m:t>
               </m:r>
               <m:r>
                 <w:rPr>
@@ -8103,7 +8084,7 @@
       <w:pPr>
         <w:pStyle w:val="Heading2"/>
       </w:pPr>
-      <w:bookmarkStart w:id="21" w:name="_Toc242341242"/>
+      <w:bookmarkStart w:id="21" w:name="_Toc242347121"/>
       <w:r>
         <w:t>6.6 Calibración e identificabilidad</w:t>
       </w:r>
@@ -8111,11 +8092,24 @@
     </w:p>
     <w:p>
       <w:pPr>
+        <w:keepNext/>
         <w:spacing w:before="60" w:after="140"/>
         <w:jc w:val="center"/>
       </w:pPr>
       <m:oMathPara>
         <m:oMath>
+          <m:r>
+            <w:rPr>
+              <w:rFonts w:ascii="Cambria Math" w:hAnsi="Cambria Math"/>
+            </w:rPr>
+            <m:t>J</m:t>
+          </m:r>
+          <m:r>
+            <w:rPr>
+              <w:rFonts w:ascii="Cambria Math" w:hAnsi="Cambria Math"/>
+            </w:rPr>
+            <m:t>(</m:t>
+          </m:r>
           <m:r>
             <w:rPr>
               <w:rFonts w:ascii="Cambria Math" w:hAnsi="Cambria Math"/>
@@ -8126,13 +8120,38 @@
             <w:rPr>
               <w:rFonts w:ascii="Cambria Math" w:hAnsi="Cambria Math"/>
             </w:rPr>
-            <m:t>*</m:t>
+            <m:t xml:space="preserve">) = </m:t>
           </m:r>
+          <m:sSub>
+            <m:sSubPr>
+              <m:ctrlPr>
+                <w:rPr>
+                  <w:rFonts w:ascii="Cambria Math" w:hAnsi="Cambria Math"/>
+                </w:rPr>
+              </m:ctrlPr>
+            </m:sSubPr>
+            <m:e>
+              <m:r>
+                <w:rPr>
+                  <w:rFonts w:ascii="Cambria Math" w:hAnsi="Cambria Math"/>
+                </w:rPr>
+                <m:t>∑</m:t>
+              </m:r>
+            </m:e>
+            <m:sub>
+              <m:r>
+                <w:rPr>
+                  <w:rFonts w:ascii="Cambria Math" w:hAnsi="Cambria Math"/>
+                </w:rPr>
+                <m:t>i</m:t>
+              </m:r>
+            </m:sub>
+          </m:sSub>
           <m:r>
             <w:rPr>
               <w:rFonts w:ascii="Cambria Math" w:hAnsi="Cambria Math"/>
             </w:rPr>
-            <m:t xml:space="preserve"> = </m:t>
+            <m:t xml:space="preserve"> </m:t>
           </m:r>
           <m:sSub>
             <m:sSubPr>
@@ -8147,19 +8166,7 @@
                 <w:rPr>
                   <w:rFonts w:ascii="Cambria Math" w:hAnsi="Cambria Math"/>
                 </w:rPr>
-                <m:t>arg</m:t>
-              </m:r>
-              <m:r>
-                <w:rPr>
-                  <w:rFonts w:ascii="Cambria Math" w:hAnsi="Cambria Math"/>
-                </w:rPr>
-                <m:t xml:space="preserve"> </m:t>
-              </m:r>
-              <m:r>
-                <w:rPr>
-                  <w:rFonts w:ascii="Cambria Math" w:hAnsi="Cambria Math"/>
-                </w:rPr>
-                <m:t>min</m:t>
+                <m:t>w</m:t>
               </m:r>
             </m:e>
             <m:sub>
@@ -8167,60 +8174,16 @@
                 <w:rPr>
                   <w:rFonts w:ascii="Cambria Math" w:hAnsi="Cambria Math"/>
                 </w:rPr>
-                <m:t>θ</m:t>
+                <m:t>i</m:t>
               </m:r>
             </m:sub>
           </m:sSub>
-          <m:sSub>
-            <m:sSubPr>
-              <m:ctrlPr>
-                <w:rPr>
-                  <w:rFonts w:ascii="Cambria Math" w:hAnsi="Cambria Math"/>
-                </w:rPr>
-              </m:ctrlPr>
-            </m:sSubPr>
-            <m:e>
-              <m:r>
-                <w:rPr>
-                  <w:rFonts w:ascii="Cambria Math" w:hAnsi="Cambria Math"/>
-                </w:rPr>
-                <m:t>Σ</m:t>
-              </m:r>
-            </m:e>
-            <m:sub>
-              <m:r>
-                <w:rPr>
-                  <w:rFonts w:ascii="Cambria Math" w:hAnsi="Cambria Math"/>
-                </w:rPr>
-                <m:t>i</m:t>
-              </m:r>
-            </m:sub>
-          </m:sSub>
-          <m:sSub>
-            <m:sSubPr>
-              <m:ctrlPr>
-                <w:rPr>
-                  <w:rFonts w:ascii="Cambria Math" w:hAnsi="Cambria Math"/>
-                </w:rPr>
-              </m:ctrlPr>
-            </m:sSubPr>
-            <m:e>
-              <m:r>
-                <w:rPr>
-                  <w:rFonts w:ascii="Cambria Math" w:hAnsi="Cambria Math"/>
-                </w:rPr>
-                <m:t>w</m:t>
-              </m:r>
-            </m:e>
-            <m:sub>
-              <m:r>
-                <w:rPr>
-                  <w:rFonts w:ascii="Cambria Math" w:hAnsi="Cambria Math"/>
-                </w:rPr>
-                <m:t>i</m:t>
-              </m:r>
-            </m:sub>
-          </m:sSub>
+          <m:r>
+            <w:rPr>
+              <w:rFonts w:ascii="Cambria Math" w:hAnsi="Cambria Math"/>
+            </w:rPr>
+            <m:t xml:space="preserve"> · </m:t>
+          </m:r>
           <m:sSup>
             <m:sSupPr>
               <m:ctrlPr>
@@ -8263,7 +8226,7 @@
                     <w:rPr>
                       <w:rFonts w:ascii="Cambria Math" w:hAnsi="Cambria Math"/>
                     </w:rPr>
-                    <m:t xml:space="preserve"> </m:t>
+                    <m:t>,</m:t>
                   </m:r>
                   <m:r>
                     <w:rPr>
@@ -8318,7 +8281,7 @@
                     <w:rPr>
                       <w:rFonts w:ascii="Cambria Math" w:hAnsi="Cambria Math"/>
                     </w:rPr>
-                    <m:t xml:space="preserve"> </m:t>
+                    <m:t>,</m:t>
                   </m:r>
                   <m:r>
                     <w:rPr>
@@ -8348,8 +8311,90 @@
       </m:oMathPara>
     </w:p>
     <w:p>
-      <w:r>
-        <w:lastRenderedPageBreak/>
+      <w:pPr>
+        <w:spacing w:before="60" w:after="140"/>
+        <w:jc w:val="center"/>
+      </w:pPr>
+      <m:oMathPara>
+        <m:oMath>
+          <m:r>
+            <w:rPr>
+              <w:rFonts w:ascii="Cambria Math" w:hAnsi="Cambria Math"/>
+            </w:rPr>
+            <m:t>θ</m:t>
+          </m:r>
+          <m:r>
+            <w:rPr>
+              <w:rFonts w:ascii="Cambria Math" w:hAnsi="Cambria Math"/>
+            </w:rPr>
+            <m:t>*</m:t>
+          </m:r>
+          <m:r>
+            <w:rPr>
+              <w:rFonts w:ascii="Cambria Math" w:hAnsi="Cambria Math"/>
+            </w:rPr>
+            <m:t xml:space="preserve"> = </m:t>
+          </m:r>
+          <m:sSub>
+            <m:sSubPr>
+              <m:ctrlPr>
+                <w:rPr>
+                  <w:rFonts w:ascii="Cambria Math" w:hAnsi="Cambria Math"/>
+                </w:rPr>
+              </m:ctrlPr>
+            </m:sSubPr>
+            <m:e>
+              <m:r>
+                <w:rPr>
+                  <w:rFonts w:ascii="Cambria Math" w:hAnsi="Cambria Math"/>
+                </w:rPr>
+                <m:t>argmin</m:t>
+              </m:r>
+            </m:e>
+            <m:sub>
+              <m:r>
+                <w:rPr>
+                  <w:rFonts w:ascii="Cambria Math" w:hAnsi="Cambria Math"/>
+                </w:rPr>
+                <m:t>θ</m:t>
+              </m:r>
+            </m:sub>
+          </m:sSub>
+          <m:r>
+            <w:rPr>
+              <w:rFonts w:ascii="Cambria Math" w:hAnsi="Cambria Math"/>
+            </w:rPr>
+            <m:t xml:space="preserve"> </m:t>
+          </m:r>
+          <m:r>
+            <w:rPr>
+              <w:rFonts w:ascii="Cambria Math" w:hAnsi="Cambria Math"/>
+            </w:rPr>
+            <m:t>J</m:t>
+          </m:r>
+          <m:r>
+            <w:rPr>
+              <w:rFonts w:ascii="Cambria Math" w:hAnsi="Cambria Math"/>
+            </w:rPr>
+            <m:t>(</m:t>
+          </m:r>
+          <m:r>
+            <w:rPr>
+              <w:rFonts w:ascii="Cambria Math" w:hAnsi="Cambria Math"/>
+            </w:rPr>
+            <m:t>θ</m:t>
+          </m:r>
+          <m:r>
+            <w:rPr>
+              <w:rFonts w:ascii="Cambria Math" w:hAnsi="Cambria Math"/>
+            </w:rPr>
+            <m:t>)</m:t>
+          </m:r>
+        </m:oMath>
+      </m:oMathPara>
+    </w:p>
+    <w:p>
+      <w:r>
         <w:t>El ajuste usa least_squares acotado y rutas completas con pesos wi. Los parámetros por defecto son Crr y CdA. Ajustar eficiencia, potencia humana o auxiliares requiere límites y excitación independiente suficientes. Las condiciones de cada observación se conservan y solo se transfieren los parámetros ajustados.</w:t>
       </w:r>
     </w:p>
@@ -8367,7 +8412,7 @@
       <w:pPr>
         <w:pStyle w:val="Heading2"/>
       </w:pPr>
-      <w:bookmarkStart w:id="22" w:name="_Toc242341243"/>
+      <w:bookmarkStart w:id="22" w:name="_Toc242347122"/>
       <w:r>
         <w:t>6.7 Aprendizaje residual y modelos comparados</w:t>
       </w:r>
@@ -8447,7 +8492,7 @@
                     <w:rPr>
                       <w:rFonts w:ascii="Cambria Math" w:hAnsi="Cambria Math"/>
                     </w:rPr>
-                    <m:t xml:space="preserve"> </m:t>
+                    <m:t>,</m:t>
                   </m:r>
                   <m:r>
                     <w:rPr>
@@ -8502,7 +8547,7 @@
                     <w:rPr>
                       <w:rFonts w:ascii="Cambria Math" w:hAnsi="Cambria Math"/>
                     </w:rPr>
-                    <m:t xml:space="preserve"> </m:t>
+                    <m:t>,</m:t>
                   </m:r>
                   <m:r>
                     <w:rPr>
@@ -8541,65 +8586,12 @@
               </m:sSub>
             </m:den>
           </m:f>
-          <m:r>
-            <w:rPr>
-              <w:rFonts w:ascii="Cambria Math" w:hAnsi="Cambria Math"/>
-            </w:rPr>
-            <m:t xml:space="preserve">     </m:t>
-          </m:r>
-          <m:r>
-            <w:rPr>
-              <w:rFonts w:ascii="Cambria Math" w:hAnsi="Cambria Math"/>
-            </w:rPr>
-            <m:t>r</m:t>
-          </m:r>
-          <m:r>
-            <w:rPr>
-              <w:rFonts w:ascii="Cambria Math" w:hAnsi="Cambria Math"/>
-            </w:rPr>
-            <m:t xml:space="preserve"> </m:t>
-          </m:r>
-          <m:r>
-            <w:rPr>
-              <w:rFonts w:ascii="Cambria Math" w:hAnsi="Cambria Math"/>
-            </w:rPr>
-            <m:t>en</m:t>
-          </m:r>
-          <m:r>
-            <w:rPr>
-              <w:rFonts w:ascii="Cambria Math" w:hAnsi="Cambria Math"/>
-            </w:rPr>
-            <m:t xml:space="preserve"> </m:t>
-          </m:r>
-          <m:r>
-            <w:rPr>
-              <w:rFonts w:ascii="Cambria Math" w:hAnsi="Cambria Math"/>
-            </w:rPr>
-            <m:t>W</m:t>
-          </m:r>
-          <m:r>
-            <w:rPr>
-              <w:rFonts w:ascii="Cambria Math" w:hAnsi="Cambria Math"/>
-            </w:rPr>
-            <m:t>h</m:t>
-          </m:r>
-          <m:r>
-            <w:rPr>
-              <w:rFonts w:ascii="Cambria Math" w:hAnsi="Cambria Math"/>
-            </w:rPr>
-            <m:t>/</m:t>
-          </m:r>
-          <m:r>
-            <w:rPr>
-              <w:rFonts w:ascii="Cambria Math" w:hAnsi="Cambria Math"/>
-            </w:rPr>
-            <m:t>km</m:t>
-          </m:r>
         </m:oMath>
       </m:oMathPara>
     </w:p>
     <w:p>
       <w:pPr>
+        <w:keepNext/>
         <w:spacing w:before="60" w:after="140"/>
         <w:jc w:val="center"/>
       </w:pPr>
@@ -8615,7 +8607,7 @@
             <w:rPr>
               <w:rFonts w:ascii="Cambria Math" w:hAnsi="Cambria Math"/>
             </w:rPr>
-            <m:t xml:space="preserve">1     Ê = </m:t>
+            <m:t xml:space="preserve">1: Ê = </m:t>
           </m:r>
           <m:sSub>
             <m:sSubPr>
@@ -8654,54 +8646,12 @@
               </m:r>
             </m:sub>
           </m:sSub>
-          <m:r>
-            <w:rPr>
-              <w:rFonts w:ascii="Cambria Math" w:hAnsi="Cambria Math"/>
-            </w:rPr>
-            <m:t xml:space="preserve">        </m:t>
-          </m:r>
-          <m:r>
-            <w:rPr>
-              <w:rFonts w:ascii="Cambria Math" w:hAnsi="Cambria Math"/>
-            </w:rPr>
-            <m:t>M</m:t>
-          </m:r>
-          <m:r>
-            <w:rPr>
-              <w:rFonts w:ascii="Cambria Math" w:hAnsi="Cambria Math"/>
-            </w:rPr>
-            <m:t xml:space="preserve">2     Ê = </m:t>
-          </m:r>
-          <m:sSub>
-            <m:sSubPr>
-              <m:ctrlPr>
-                <w:rPr>
-                  <w:rFonts w:ascii="Cambria Math" w:hAnsi="Cambria Math"/>
-                </w:rPr>
-              </m:ctrlPr>
-            </m:sSubPr>
-            <m:e>
-              <m:r>
-                <w:rPr>
-                  <w:rFonts w:ascii="Cambria Math" w:hAnsi="Cambria Math"/>
-                </w:rPr>
-                <m:t>E</m:t>
-              </m:r>
-            </m:e>
-            <m:sub>
-              <m:r>
-                <w:rPr>
-                  <w:rFonts w:ascii="Cambria Math" w:hAnsi="Cambria Math"/>
-                </w:rPr>
-                <m:t>data</m:t>
-              </m:r>
-            </m:sub>
-          </m:sSub>
         </m:oMath>
       </m:oMathPara>
     </w:p>
     <w:p>
       <w:pPr>
+        <w:keepNext/>
         <w:spacing w:before="60" w:after="140"/>
         <w:jc w:val="center"/>
       </w:pPr>
@@ -8717,7 +8667,55 @@
             <w:rPr>
               <w:rFonts w:ascii="Cambria Math" w:hAnsi="Cambria Math"/>
             </w:rPr>
-            <m:t xml:space="preserve">3     Ê = </m:t>
+            <m:t xml:space="preserve">2: Ê = </m:t>
+          </m:r>
+          <m:sSub>
+            <m:sSubPr>
+              <m:ctrlPr>
+                <w:rPr>
+                  <w:rFonts w:ascii="Cambria Math" w:hAnsi="Cambria Math"/>
+                </w:rPr>
+              </m:ctrlPr>
+            </m:sSubPr>
+            <m:e>
+              <m:r>
+                <w:rPr>
+                  <w:rFonts w:ascii="Cambria Math" w:hAnsi="Cambria Math"/>
+                </w:rPr>
+                <m:t>E</m:t>
+              </m:r>
+            </m:e>
+            <m:sub>
+              <m:r>
+                <w:rPr>
+                  <w:rFonts w:ascii="Cambria Math" w:hAnsi="Cambria Math"/>
+                </w:rPr>
+                <m:t>data</m:t>
+              </m:r>
+            </m:sub>
+          </m:sSub>
+        </m:oMath>
+      </m:oMathPara>
+    </w:p>
+    <w:p>
+      <w:pPr>
+        <w:keepNext/>
+        <w:spacing w:before="60" w:after="140"/>
+        <w:jc w:val="center"/>
+      </w:pPr>
+      <m:oMathPara>
+        <m:oMath>
+          <m:r>
+            <w:rPr>
+              <w:rFonts w:ascii="Cambria Math" w:hAnsi="Cambria Math"/>
+            </w:rPr>
+            <m:t>M</m:t>
+          </m:r>
+          <m:r>
+            <w:rPr>
+              <w:rFonts w:ascii="Cambria Math" w:hAnsi="Cambria Math"/>
+            </w:rPr>
+            <m:t xml:space="preserve">3: Ê = </m:t>
           </m:r>
           <m:sSub>
             <m:sSubPr>
@@ -8766,7 +8764,19 @@
             <w:rPr>
               <w:rFonts w:ascii="Cambria Math" w:hAnsi="Cambria Math"/>
             </w:rPr>
-            <m:t>r̂L</m:t>
+            <m:t>r̂</m:t>
+          </m:r>
+          <m:r>
+            <w:rPr>
+              <w:rFonts w:ascii="Cambria Math" w:hAnsi="Cambria Math"/>
+            </w:rPr>
+            <m:t xml:space="preserve"> · </m:t>
+          </m:r>
+          <m:r>
+            <w:rPr>
+              <w:rFonts w:ascii="Cambria Math" w:hAnsi="Cambria Math"/>
+            </w:rPr>
+            <m:t>L</m:t>
           </m:r>
         </m:oMath>
       </m:oMathPara>
@@ -8788,7 +8798,7 @@
             <w:rPr>
               <w:rFonts w:ascii="Cambria Math" w:hAnsi="Cambria Math"/>
             </w:rPr>
-            <m:t xml:space="preserve">4     Ê = </m:t>
+            <m:t xml:space="preserve">4: Ê = </m:t>
           </m:r>
           <m:sSub>
             <m:sSubPr>
@@ -8855,13 +8865,25 @@
             <w:rPr>
               <w:rFonts w:ascii="Cambria Math" w:hAnsi="Cambria Math"/>
             </w:rPr>
-            <m:t>)</m:t>
+            <m:t xml:space="preserve">) · </m:t>
           </m:r>
           <m:r>
             <w:rPr>
               <w:rFonts w:ascii="Cambria Math" w:hAnsi="Cambria Math"/>
             </w:rPr>
-            <m:t>r̂L</m:t>
+            <m:t>r̂</m:t>
+          </m:r>
+          <m:r>
+            <w:rPr>
+              <w:rFonts w:ascii="Cambria Math" w:hAnsi="Cambria Math"/>
+            </w:rPr>
+            <m:t xml:space="preserve"> · </m:t>
+          </m:r>
+          <m:r>
+            <w:rPr>
+              <w:rFonts w:ascii="Cambria Math" w:hAnsi="Cambria Math"/>
+            </w:rPr>
+            <m:t>L</m:t>
           </m:r>
         </m:oMath>
       </m:oMathPara>
@@ -8880,8 +8902,9 @@
       <w:pPr>
         <w:pStyle w:val="Heading2"/>
       </w:pPr>
-      <w:bookmarkStart w:id="23" w:name="_Toc242341244"/>
-      <w:r>
+      <w:bookmarkStart w:id="23" w:name="_Toc242347123"/>
+      <w:r>
+        <w:lastRenderedPageBreak/>
         <w:t>6.8 Compuerta de confianza y soporte OOD</w:t>
       </w:r>
       <w:bookmarkEnd w:id="23"/>
@@ -8948,6 +8971,12 @@
               </m:r>
             </m:den>
           </m:f>
+          <m:r>
+            <w:rPr>
+              <w:rFonts w:ascii="Cambria Math" w:hAnsi="Cambria Math"/>
+            </w:rPr>
+            <m:t xml:space="preserve"> · </m:t>
+          </m:r>
           <m:f>
             <m:fPr>
               <m:ctrlPr>
@@ -9070,9 +9099,8 @@
       <w:pPr>
         <w:pStyle w:val="Heading2"/>
       </w:pPr>
-      <w:bookmarkStart w:id="24" w:name="_Toc242341245"/>
-      <w:r>
-        <w:lastRenderedPageBreak/>
+      <w:bookmarkStart w:id="24" w:name="_Toc242347124"/>
+      <w:r>
         <w:t>6.9 Adaptación y evaluación causal</w:t>
       </w:r>
       <w:bookmarkEnd w:id="24"/>
@@ -9125,7 +9153,7 @@
       <w:pPr>
         <w:pStyle w:val="Heading2"/>
       </w:pPr>
-      <w:bookmarkStart w:id="25" w:name="_Toc242341246"/>
+      <w:bookmarkStart w:id="25" w:name="_Toc242347125"/>
       <w:r>
         <w:t>6.10 Intervalos y propagación de incertidumbre</w:t>
       </w:r>
@@ -9133,6 +9161,7 @@
     </w:p>
     <w:p>
       <w:pPr>
+        <w:keepNext/>
         <w:spacing w:before="60" w:after="140"/>
         <w:jc w:val="center"/>
       </w:pPr>
@@ -9148,7 +9177,19 @@
             <w:rPr>
               <w:rFonts w:ascii="Cambria Math" w:hAnsi="Cambria Math"/>
             </w:rPr>
-            <m:t xml:space="preserve"> = ⌈(</m:t>
+            <m:t xml:space="preserve"> = </m:t>
+          </m:r>
+          <m:r>
+            <w:rPr>
+              <w:rFonts w:ascii="Cambria Math" w:hAnsi="Cambria Math"/>
+            </w:rPr>
+            <m:t>ceil</m:t>
+          </m:r>
+          <m:r>
+            <w:rPr>
+              <w:rFonts w:ascii="Cambria Math" w:hAnsi="Cambria Math"/>
+            </w:rPr>
+            <m:t>((</m:t>
           </m:r>
           <m:r>
             <w:rPr>
@@ -9160,7 +9201,7 @@
             <w:rPr>
               <w:rFonts w:ascii="Cambria Math" w:hAnsi="Cambria Math"/>
             </w:rPr>
-            <m:t xml:space="preserve"> + 1)</m:t>
+            <m:t xml:space="preserve"> + 1) · </m:t>
           </m:r>
           <m:r>
             <w:rPr>
@@ -9172,7 +9213,7 @@
             <w:rPr>
               <w:rFonts w:ascii="Cambria Math" w:hAnsi="Cambria Math"/>
             </w:rPr>
-            <m:t>⌉</m:t>
+            <m:t>)</m:t>
           </m:r>
         </m:oMath>
       </m:oMathPara>
@@ -9240,6 +9281,12 @@
               </m:r>
             </m:sub>
           </m:sSub>
+          <m:r>
+            <w:rPr>
+              <w:rFonts w:ascii="Cambria Math" w:hAnsi="Cambria Math"/>
+            </w:rPr>
+            <m:t xml:space="preserve"> · </m:t>
+          </m:r>
           <m:r>
             <w:rPr>
               <w:rFonts w:ascii="Cambria Math" w:hAnsi="Cambria Math"/>
@@ -9281,6 +9328,12 @@
             <w:rPr>
               <w:rFonts w:ascii="Cambria Math" w:hAnsi="Cambria Math"/>
             </w:rPr>
+            <m:t xml:space="preserve"> · </m:t>
+          </m:r>
+          <m:r>
+            <w:rPr>
+              <w:rFonts w:ascii="Cambria Math" w:hAnsi="Cambria Math"/>
+            </w:rPr>
             <m:t>L</m:t>
           </m:r>
           <m:r>
@@ -9294,7 +9347,7 @@
     </w:p>
     <w:p>
       <w:r>
-        <w:t>La calibración conformal usa grupos independientes y errores absolutos en Wh/km. El rango del cuantil k usa n rutas de calibración y cobertura c. Para 95% se necesitan al menos 19 rutas. Cada modelo usa sus propios errores retenidos. Las garantías finitas requieren intercambiabilidad, por lo que la cobertura OOD se mide y no se garantiza.</w:t>
+        <w:t>La calibración conformal usa grupos independientes y errores absolutos en Wh/km. El rango del cuantil k usa n rutas de calibración y cobertura c. La función ceil redondea al entero superior. Para 95% se necesitan al menos 19 rutas. Cada modelo usa sus propios errores retenidos. Las garantías finitas requieren intercambiabilidad, por lo que la cobertura OOD se mide y no se garantiza.</w:t>
       </w:r>
     </w:p>
     <w:p>
@@ -9304,6 +9357,7 @@
     </w:p>
     <w:p>
       <w:r>
+        <w:lastRenderedPageBreak/>
         <w:t>Los errores firmados retenidos CGPRA pueden añadirse a la demanda de ruta completa como un análisis predictivo separado. Ese muestreo necesita calibración vigente y supuestos de transferencia de error. El presupuesto energético no identifica una corrección dinámica de SOC, voltaje o corriente. Un conjunto conformal por sí solo no define una distribución para calcular CRPS.</w:t>
       </w:r>
     </w:p>
@@ -9311,9 +9365,9 @@
       <w:pPr>
         <w:pStyle w:val="Heading2"/>
       </w:pPr>
-      <w:bookmarkStart w:id="26" w:name="_Toc242341247"/>
-      <w:r>
-        <w:t>6.11 Misión autonomía y trayectorias</w:t>
+      <w:bookmarkStart w:id="26" w:name="_Toc242347126"/>
+      <w:r>
+        <w:t>6.11 Misión, autonomía y trayectorias</w:t>
       </w:r>
       <w:bookmarkEnd w:id="26"/>
     </w:p>
@@ -9390,7 +9444,6 @@
     </w:p>
     <w:p>
       <w:r>
-        <w:lastRenderedPageBreak/>
         <w:t>Un perfil imposible por potencia no tiene autonomía admisible inferida y devuelve cero. La autonomía equivalente estacionaria se identifica aparte. Las bandas físicas de SOC y energía interpolan avance normalizado, indican cuántas realizaciones llegan a cada punto y no extrapolan después del agotamiento.</w:t>
       </w:r>
     </w:p>
@@ -9398,7 +9451,7 @@
       <w:pPr>
         <w:pStyle w:val="Heading2"/>
       </w:pPr>
-      <w:bookmarkStart w:id="27" w:name="_Toc242341248"/>
+      <w:bookmarkStart w:id="27" w:name="_Toc242347127"/>
       <w:r>
         <w:t>6.12 Sensibilidad local y global</w:t>
       </w:r>
@@ -9411,6 +9464,7 @@
     </w:p>
     <w:p>
       <w:pPr>
+        <w:keepNext/>
         <w:spacing w:before="60" w:after="140"/>
         <w:jc w:val="center"/>
       </w:pPr>
@@ -9765,7 +9819,7 @@
                 <w:rPr>
                   <w:rFonts w:ascii="Cambria Math" w:hAnsi="Cambria Math"/>
                 </w:rPr>
-                <m:t xml:space="preserve">2 </m:t>
+                <m:t xml:space="preserve">2 · </m:t>
               </m:r>
               <m:r>
                 <w:rPr>
@@ -9826,6 +9880,7 @@
     <w:p>
       <w:pPr>
         <w:sectPr>
+          <w:type w:val="continuous"/>
           <w:pgSz w:w="12240" w:h="15840"/>
           <w:pgMar w:top="1440" w:right="1440" w:bottom="1440" w:left="1440" w:header="720" w:footer="720" w:gutter="0"/>
           <w:cols w:space="720"/>
@@ -9837,9 +9892,8 @@
       <w:pPr>
         <w:pStyle w:val="Heading1"/>
       </w:pPr>
-      <w:bookmarkStart w:id="28" w:name="_Toc242341249"/>
-      <w:r>
-        <w:lastRenderedPageBreak/>
+      <w:bookmarkStart w:id="28" w:name="_Toc242347128"/>
+      <w:r>
         <w:t>7. Restricciones y límites</w:t>
       </w:r>
       <w:bookmarkEnd w:id="28"/>
@@ -9848,7 +9902,7 @@
       <w:pPr>
         <w:pStyle w:val="Heading2"/>
       </w:pPr>
-      <w:bookmarkStart w:id="29" w:name="_Toc242341250"/>
+      <w:bookmarkStart w:id="29" w:name="_Toc242347129"/>
       <w:r>
         <w:t>7.1 Identidad de la entrega y límites</w:t>
       </w:r>
@@ -9868,12 +9922,16 @@
           <w:rFonts w:ascii="Consolas" w:hAnsi="Consolas"/>
           <w:sz w:val="19"/>
         </w:rPr>
+        <w:lastRenderedPageBreak/>
         <w:t>25a63aafb85d6936b886c5b15f9f5addc3086267861aad7702fe4b53fa98338f</w:t>
       </w:r>
     </w:p>
     <w:p>
       <w:r>
-        <w:t>El núcleo fuera de la GUI coincide con el wheel de la revisión científica histórica del 4 de octubre de 2026, conservado en results/history. La validación científica histórica conserva sus propios hashes y resultados. Los cambios de interfaz no se presentan como nuevos experimentos. La verificación actual está en results/release_verification.json y la histórica en results/release_verification_1.0.0.json.</w:t>
+        <w:t>El núcleo fuera de la GUI coincide con el wheel de la revisión científica del 4 de octubre de 2026. Su copia y los expedientes completos están en results/history del espacio de desarrollo, fuera de los ZIP. La distribución contiene el baseline y los registros seleccionados que enumera results/README.md. Los cambios de interfaz no constituyen experimentos nuevos. La verificación actual de artefactos finales está en results/release_verification.json del espacio de desarrollo, fuera de los ZIP. La identidad hi</w:t>
+      </w:r>
+      <w:r>
+        <w:t>stórica está en results/release_verification_1.0.0.json, incluido en los paquetes.</w:t>
       </w:r>
     </w:p>
     <w:p>
@@ -9885,7 +9943,7 @@
       <w:pPr>
         <w:pStyle w:val="Heading2"/>
       </w:pPr>
-      <w:bookmarkStart w:id="30" w:name="_Toc242341251"/>
+      <w:bookmarkStart w:id="30" w:name="_Toc242347130"/>
       <w:r>
         <w:t>7.2 Protocolos y resultados sintéticos</w:t>
       </w:r>
@@ -10524,7 +10582,6 @@
               <w:jc w:val="left"/>
             </w:pPr>
             <w:r>
-              <w:lastRenderedPageBreak/>
               <w:t>Adaptativa</w:t>
             </w:r>
           </w:p>
@@ -10639,6 +10696,7 @@
               <w:jc w:val="left"/>
             </w:pPr>
             <w:r>
+              <w:lastRenderedPageBreak/>
               <w:t>Congelada</w:t>
             </w:r>
           </w:p>
@@ -10753,14 +10811,14 @@
     </w:p>
     <w:p>
       <w:r>
-        <w:t>Las rutas de evidencia son results/release-1.0.0/predictive/EXP-20261004-111801-cadfae83 y results/release-1.0.0/prequential/EXP-20261004-111931-387d9cfc. La suite EXP 01 a 15 y los once ejemplos API ejecutados se conservan bajo release-1.0.0 con sus metadatos. La GUI 1.0.0 ofrece nueve ejercicios de aprendizaje adicionales como catálogo integrado.</w:t>
+        <w:t>El ZIP distribuido incluye los CSV originales de agregados predictivos y métricas de deriva junto con protocolo y metadatos en results/release-1.0.0/predictive/EXP-20261004-111801-cadfae83 y results/release-1.0.0/prequential/EXP-20261004-111931-387d9cfc. Incluye índices de la suite EXP 01 a 15 y de once ejemplos API. Los expedientes crudos completos permanecen en el espacio de desarrollo y no se incluyen en los ZIP. La GUI 1.0.0 ofrece nueve ejercicios adicionales.</w:t>
       </w:r>
     </w:p>
     <w:p>
       <w:pPr>
         <w:pStyle w:val="Heading2"/>
       </w:pPr>
-      <w:bookmarkStart w:id="31" w:name="_Toc242341252"/>
+      <w:bookmarkStart w:id="31" w:name="_Toc242347131"/>
       <w:r>
         <w:t>7.3 Reproducción y límites de la evidencia</w:t>
       </w:r>
@@ -10785,7 +10843,10 @@
     </w:p>
     <w:p>
       <w:r>
-        <w:t>La versión 1.0.0 pasó 80 pruebas de regresión y verificaciones de GUI, wheel aislado y ejecutable. Esa evidencia comprueba implementación y distribución. No reemplaza validación de precisión física. Cada ejecución conserva configuración, semillas, datos, versiones y hashes. Deben conservarse los resultados desfavorables y la identidad de sus fuentes.</w:t>
+        <w:t>La ejecución histórica del 6 de octubre registró 80 pruebas de regresión, 114 controles GUI en fuentes y 114 en el EXE. Los logs primarios, el comando de pytest, las versiones y los reportes se incluyen en results/build_logs y results/release-1.0.0/acceptance.json. El inventario de hashes distribuido está en results/evidence-inventory-1.0.0.json. Los hashes de los ZIP finales se conservan por separado en el espacio de desarrollo. El 8 de octubre se volvió a ejecutar la suite completa en Windows con una carp</w:t>
+      </w:r>
+      <w:r>
+        <w:t>eta temporal aislada. Los protocolos científicos crudos del espacio de desarrollo conservan sus semillas, datos y hashes y no se presentan como nuevos resultados. Las pruebas verifican implementación y distribución, no precisión física.</w:t>
       </w:r>
     </w:p>
     <w:p>
@@ -10801,6 +10862,7 @@
     <w:p>
       <w:pPr>
         <w:sectPr>
+          <w:type w:val="continuous"/>
           <w:pgSz w:w="12240" w:h="15840"/>
           <w:pgMar w:top="1440" w:right="1440" w:bottom="1440" w:left="1440" w:header="720" w:footer="720" w:gutter="0"/>
           <w:cols w:space="720"/>
@@ -10812,7 +10874,7 @@
       <w:pPr>
         <w:pStyle w:val="Heading1"/>
       </w:pPr>
-      <w:bookmarkStart w:id="32" w:name="_Toc242341253"/>
+      <w:bookmarkStart w:id="32" w:name="_Toc242347132"/>
       <w:r>
         <w:lastRenderedPageBreak/>
         <w:t>8. Despliegue y ejecución</w:t>
@@ -10823,7 +10885,7 @@
       <w:pPr>
         <w:pStyle w:val="Heading2"/>
       </w:pPr>
-      <w:bookmarkStart w:id="33" w:name="_Toc242341254"/>
+      <w:bookmarkStart w:id="33" w:name="_Toc242347133"/>
       <w:r>
         <w:t>8.1 Pruebas y distribución Windows</w:t>
       </w:r>
@@ -10881,12 +10943,13 @@
     </w:p>
     <w:p>
       <w:r>
-        <w:t>La carpeta Entregables contiene únicamente los cuatro DOCX, el ZIP portátil y el ZIP de código fuente. El EXE y sus dependencias están dentro del ZIP portátil. Extraiga el paquete fuera de Entregables y conserve la carpeta BikeEnergyLab completa. Los registros de revisión y hashes de la entrega se guardan por separado en results/delivery-1.0.0.</w:t>
+        <w:t>La carpeta Entregables contiene únicamente los cuatro DOCX, el ZIP portátil y el ZIP de código fuente. El EXE y sus dependencias están dentro del ZIP portátil. Extraiga el paquete fuera de Entregables y conserve la carpeta BikeEnergyLab completa. Los registros de revisión y hashes de los seis archivos se guardan en results/delivery-1.0.0 del espacio de desarrollo. Ese directorio no forma parte de los ZIP.</w:t>
       </w:r>
     </w:p>
     <w:p>
       <w:pPr>
         <w:sectPr>
+          <w:type w:val="continuous"/>
           <w:pgSz w:w="12240" w:h="15840"/>
           <w:pgMar w:top="1440" w:right="1440" w:bottom="1440" w:left="1440" w:header="720" w:footer="720" w:gutter="0"/>
           <w:cols w:space="720"/>
@@ -10898,7 +10961,7 @@
       <w:pPr>
         <w:pStyle w:val="Heading1"/>
       </w:pPr>
-      <w:bookmarkStart w:id="34" w:name="_Toc242341255"/>
+      <w:bookmarkStart w:id="34" w:name="_Toc242347134"/>
       <w:r>
         <w:lastRenderedPageBreak/>
         <w:t>9. Glosario y referencias académicas</w:t>
@@ -10909,7 +10972,7 @@
       <w:pPr>
         <w:pStyle w:val="Heading2"/>
       </w:pPr>
-      <w:bookmarkStart w:id="35" w:name="_Toc242341256"/>
+      <w:bookmarkStart w:id="35" w:name="_Toc242347135"/>
       <w:r>
         <w:t>9.1 Glosario de términos</w:t>
       </w:r>
@@ -11679,7 +11742,7 @@
       <w:pPr>
         <w:pStyle w:val="Heading2"/>
       </w:pPr>
-      <w:bookmarkStart w:id="36" w:name="_Toc242341257"/>
+      <w:bookmarkStart w:id="36" w:name="_Toc242347136"/>
       <w:r>
         <w:t>9.2 Referencias académicas</w:t>
       </w:r>
@@ -11699,7 +11762,7 @@
           <w:rPr>
             <w:color w:val="17517A"/>
           </w:rPr>
-          <w:t>DOI del editor</w:t>
+          <w:t>https://doi.org/10.1123/jab.14.3.276</w:t>
         </w:r>
       </w:hyperlink>
       <w:r>
@@ -11715,7 +11778,7 @@
           <w:rPr>
             <w:color w:val="17517A"/>
           </w:rPr>
-          <w:t>DOI del editor</w:t>
+          <w:t>https://doi.org/10.1016/j.egypro.2019.01.937</w:t>
         </w:r>
       </w:hyperlink>
       <w:r>
@@ -11732,7 +11795,7 @@
           <w:rPr>
             <w:color w:val="17517A"/>
           </w:rPr>
-          <w:t>Artículo del editor</w:t>
+          <w:t>https://www.mdpi.com/2032-6653/12/2/59</w:t>
         </w:r>
       </w:hyperlink>
       <w:r>
@@ -11743,7 +11806,7 @@
           <w:rPr>
             <w:color w:val="17517A"/>
           </w:rPr>
-          <w:t>DOI</w:t>
+          <w:t>https://doi.org/10.3390/wevj12020059</w:t>
         </w:r>
       </w:hyperlink>
       <w:r>
@@ -11759,7 +11822,7 @@
           <w:rPr>
             <w:color w:val="17517A"/>
           </w:rPr>
-          <w:t>Documento primario</w:t>
+          <w:t>https://www.sandia.gov/ess-ssl/EESAT/2003_papers/Liaw.pdf</w:t>
         </w:r>
       </w:hyperlink>
       <w:r>
@@ -11775,7 +11838,7 @@
           <w:rPr>
             <w:color w:val="17517A"/>
           </w:rPr>
-          <w:t>Documento de autores</w:t>
+          <w:t>https://arxiv.org/abs/1710.11431</w:t>
         </w:r>
       </w:hyperlink>
       <w:r>
@@ -11791,7 +11854,7 @@
           <w:rPr>
             <w:color w:val="17517A"/>
           </w:rPr>
-          <w:t>Documento de autores</w:t>
+          <w:t>https://arxiv.org/abs/1612.01474</w:t>
         </w:r>
       </w:hyperlink>
       <w:r>
@@ -11807,7 +11870,7 @@
           <w:rPr>
             <w:color w:val="17517A"/>
           </w:rPr>
-          <w:t>Documento de autores</w:t>
+          <w:t>https://arxiv.org/abs/1807.03888</w:t>
         </w:r>
       </w:hyperlink>
       <w:r>
@@ -11823,7 +11886,7 @@
           <w:rPr>
             <w:color w:val="17517A"/>
           </w:rPr>
-          <w:t>Tutorial de autores</w:t>
+          <w:t>https://arxiv.org/abs/2107.07511</w:t>
         </w:r>
       </w:hyperlink>
       <w:r>
@@ -11839,7 +11902,7 @@
           <w:rPr>
             <w:color w:val="17517A"/>
           </w:rPr>
-          <w:t>DOI del editor</w:t>
+          <w:t>https://doi.org/10.1080/00401706.1991.10484804</w:t>
         </w:r>
       </w:hyperlink>
       <w:r>
@@ -11855,7 +11918,7 @@
           <w:rPr>
             <w:color w:val="17517A"/>
           </w:rPr>
-          <w:t>DOI del editor</w:t>
+          <w:t>https://doi.org/10.1016/j.cpc.2009.09.018</w:t>
         </w:r>
       </w:hyperlink>
       <w:r>
@@ -11866,7 +11929,7 @@
       <w:pPr>
         <w:pStyle w:val="Heading2"/>
       </w:pPr>
-      <w:bookmarkStart w:id="37" w:name="_Toc242341258"/>
+      <w:bookmarkStart w:id="37" w:name="_Toc242347137"/>
       <w:r>
         <w:t>Autoría y condiciones de uso</w:t>
       </w:r>

--- a/docs/docx/Manual_tecnico_BikeEnergyLab_1.0.0.docx
+++ b/docs/docx/Manual_tecnico_BikeEnergyLab_1.0.0.docx
@@ -562,7 +562,7 @@
       <w:r>
         <w:fldChar w:fldCharType="separate"/>
       </w:r>
-      <w:hyperlink w:anchor="_Toc242347100" w:history="1">
+      <w:hyperlink w:anchor="_Toc242349843" w:history="1">
         <w:r>
           <w:rPr>
             <w:rStyle w:val="Hyperlink"/>
@@ -589,7 +589,7 @@
             <w:noProof/>
             <w:webHidden/>
           </w:rPr>
-          <w:instrText xml:space="preserve"> PAGEREF _Toc242347100 \h </w:instrText>
+          <w:instrText xml:space="preserve"> PAGEREF _Toc242349843 \h </w:instrText>
         </w:r>
         <w:r>
           <w:rPr>
@@ -635,7 +635,7 @@
           <w:lang w:val="es-CO" w:eastAsia="es-CO"/>
         </w:rPr>
       </w:pPr>
-      <w:hyperlink w:anchor="_Toc242347101" w:history="1">
+      <w:hyperlink w:anchor="_Toc242349844" w:history="1">
         <w:r>
           <w:rPr>
             <w:rStyle w:val="Hyperlink"/>
@@ -662,7 +662,7 @@
             <w:noProof/>
             <w:webHidden/>
           </w:rPr>
-          <w:instrText xml:space="preserve"> PAGEREF _Toc242347101 \h </w:instrText>
+          <w:instrText xml:space="preserve"> PAGEREF _Toc242349844 \h </w:instrText>
         </w:r>
         <w:r>
           <w:rPr>
@@ -708,7 +708,7 @@
           <w:lang w:val="es-CO" w:eastAsia="es-CO"/>
         </w:rPr>
       </w:pPr>
-      <w:hyperlink w:anchor="_Toc242347102" w:history="1">
+      <w:hyperlink w:anchor="_Toc242349845" w:history="1">
         <w:r>
           <w:rPr>
             <w:rStyle w:val="Hyperlink"/>
@@ -735,7 +735,7 @@
             <w:noProof/>
             <w:webHidden/>
           </w:rPr>
-          <w:instrText xml:space="preserve"> PAGEREF _Toc242347102 \h </w:instrText>
+          <w:instrText xml:space="preserve"> PAGEREF _Toc242349845 \h </w:instrText>
         </w:r>
         <w:r>
           <w:rPr>
@@ -781,7 +781,7 @@
           <w:lang w:val="es-CO" w:eastAsia="es-CO"/>
         </w:rPr>
       </w:pPr>
-      <w:hyperlink w:anchor="_Toc242347103" w:history="1">
+      <w:hyperlink w:anchor="_Toc242349846" w:history="1">
         <w:r>
           <w:rPr>
             <w:rStyle w:val="Hyperlink"/>
@@ -808,7 +808,7 @@
             <w:noProof/>
             <w:webHidden/>
           </w:rPr>
-          <w:instrText xml:space="preserve"> PAGEREF _Toc242347103 \h </w:instrText>
+          <w:instrText xml:space="preserve"> PAGEREF _Toc242349846 \h </w:instrText>
         </w:r>
         <w:r>
           <w:rPr>
@@ -854,7 +854,7 @@
           <w:lang w:val="es-CO" w:eastAsia="es-CO"/>
         </w:rPr>
       </w:pPr>
-      <w:hyperlink w:anchor="_Toc242347104" w:history="1">
+      <w:hyperlink w:anchor="_Toc242349847" w:history="1">
         <w:r>
           <w:rPr>
             <w:rStyle w:val="Hyperlink"/>
@@ -881,7 +881,7 @@
             <w:noProof/>
             <w:webHidden/>
           </w:rPr>
-          <w:instrText xml:space="preserve"> PAGEREF _Toc242347104 \h </w:instrText>
+          <w:instrText xml:space="preserve"> PAGEREF _Toc242349847 \h </w:instrText>
         </w:r>
         <w:r>
           <w:rPr>
@@ -927,7 +927,7 @@
           <w:lang w:val="es-CO" w:eastAsia="es-CO"/>
         </w:rPr>
       </w:pPr>
-      <w:hyperlink w:anchor="_Toc242347105" w:history="1">
+      <w:hyperlink w:anchor="_Toc242349848" w:history="1">
         <w:r>
           <w:rPr>
             <w:rStyle w:val="Hyperlink"/>
@@ -954,7 +954,7 @@
             <w:noProof/>
             <w:webHidden/>
           </w:rPr>
-          <w:instrText xml:space="preserve"> PAGEREF _Toc242347105 \h </w:instrText>
+          <w:instrText xml:space="preserve"> PAGEREF _Toc242349848 \h </w:instrText>
         </w:r>
         <w:r>
           <w:rPr>
@@ -1000,7 +1000,7 @@
           <w:lang w:val="es-CO" w:eastAsia="es-CO"/>
         </w:rPr>
       </w:pPr>
-      <w:hyperlink w:anchor="_Toc242347106" w:history="1">
+      <w:hyperlink w:anchor="_Toc242349849" w:history="1">
         <w:r>
           <w:rPr>
             <w:rStyle w:val="Hyperlink"/>
@@ -1027,7 +1027,7 @@
             <w:noProof/>
             <w:webHidden/>
           </w:rPr>
-          <w:instrText xml:space="preserve"> PAGEREF _Toc242347106 \h </w:instrText>
+          <w:instrText xml:space="preserve"> PAGEREF _Toc242349849 \h </w:instrText>
         </w:r>
         <w:r>
           <w:rPr>
@@ -1073,7 +1073,7 @@
           <w:lang w:val="es-CO" w:eastAsia="es-CO"/>
         </w:rPr>
       </w:pPr>
-      <w:hyperlink w:anchor="_Toc242347107" w:history="1">
+      <w:hyperlink w:anchor="_Toc242349850" w:history="1">
         <w:r>
           <w:rPr>
             <w:rStyle w:val="Hyperlink"/>
@@ -1100,7 +1100,7 @@
             <w:noProof/>
             <w:webHidden/>
           </w:rPr>
-          <w:instrText xml:space="preserve"> PAGEREF _Toc242347107 \h </w:instrText>
+          <w:instrText xml:space="preserve"> PAGEREF _Toc242349850 \h </w:instrText>
         </w:r>
         <w:r>
           <w:rPr>
@@ -1146,7 +1146,7 @@
           <w:lang w:val="es-CO" w:eastAsia="es-CO"/>
         </w:rPr>
       </w:pPr>
-      <w:hyperlink w:anchor="_Toc242347108" w:history="1">
+      <w:hyperlink w:anchor="_Toc242349851" w:history="1">
         <w:r>
           <w:rPr>
             <w:rStyle w:val="Hyperlink"/>
@@ -1173,7 +1173,7 @@
             <w:noProof/>
             <w:webHidden/>
           </w:rPr>
-          <w:instrText xml:space="preserve"> PAGEREF _Toc242347108 \h </w:instrText>
+          <w:instrText xml:space="preserve"> PAGEREF _Toc242349851 \h </w:instrText>
         </w:r>
         <w:r>
           <w:rPr>
@@ -1219,7 +1219,7 @@
           <w:lang w:val="es-CO" w:eastAsia="es-CO"/>
         </w:rPr>
       </w:pPr>
-      <w:hyperlink w:anchor="_Toc242347109" w:history="1">
+      <w:hyperlink w:anchor="_Toc242349852" w:history="1">
         <w:r>
           <w:rPr>
             <w:rStyle w:val="Hyperlink"/>
@@ -1246,7 +1246,7 @@
             <w:noProof/>
             <w:webHidden/>
           </w:rPr>
-          <w:instrText xml:space="preserve"> PAGEREF _Toc242347109 \h </w:instrText>
+          <w:instrText xml:space="preserve"> PAGEREF _Toc242349852 \h </w:instrText>
         </w:r>
         <w:r>
           <w:rPr>
@@ -1292,7 +1292,7 @@
           <w:lang w:val="es-CO" w:eastAsia="es-CO"/>
         </w:rPr>
       </w:pPr>
-      <w:hyperlink w:anchor="_Toc242347110" w:history="1">
+      <w:hyperlink w:anchor="_Toc242349853" w:history="1">
         <w:r>
           <w:rPr>
             <w:rStyle w:val="Hyperlink"/>
@@ -1319,7 +1319,7 @@
             <w:noProof/>
             <w:webHidden/>
           </w:rPr>
-          <w:instrText xml:space="preserve"> PAGEREF _Toc242347110 \h </w:instrText>
+          <w:instrText xml:space="preserve"> PAGEREF _Toc242349853 \h </w:instrText>
         </w:r>
         <w:r>
           <w:rPr>
@@ -1365,7 +1365,7 @@
           <w:lang w:val="es-CO" w:eastAsia="es-CO"/>
         </w:rPr>
       </w:pPr>
-      <w:hyperlink w:anchor="_Toc242347111" w:history="1">
+      <w:hyperlink w:anchor="_Toc242349854" w:history="1">
         <w:r>
           <w:rPr>
             <w:rStyle w:val="Hyperlink"/>
@@ -1392,7 +1392,7 @@
             <w:noProof/>
             <w:webHidden/>
           </w:rPr>
-          <w:instrText xml:space="preserve"> PAGEREF _Toc242347111 \h </w:instrText>
+          <w:instrText xml:space="preserve"> PAGEREF _Toc242349854 \h </w:instrText>
         </w:r>
         <w:r>
           <w:rPr>
@@ -1438,7 +1438,7 @@
           <w:lang w:val="es-CO" w:eastAsia="es-CO"/>
         </w:rPr>
       </w:pPr>
-      <w:hyperlink w:anchor="_Toc242347112" w:history="1">
+      <w:hyperlink w:anchor="_Toc242349855" w:history="1">
         <w:r>
           <w:rPr>
             <w:rStyle w:val="Hyperlink"/>
@@ -1465,7 +1465,7 @@
             <w:noProof/>
             <w:webHidden/>
           </w:rPr>
-          <w:instrText xml:space="preserve"> PAGEREF _Toc242347112 \h </w:instrText>
+          <w:instrText xml:space="preserve"> PAGEREF _Toc242349855 \h </w:instrText>
         </w:r>
         <w:r>
           <w:rPr>
@@ -1511,7 +1511,7 @@
           <w:lang w:val="es-CO" w:eastAsia="es-CO"/>
         </w:rPr>
       </w:pPr>
-      <w:hyperlink w:anchor="_Toc242347113" w:history="1">
+      <w:hyperlink w:anchor="_Toc242349856" w:history="1">
         <w:r>
           <w:rPr>
             <w:rStyle w:val="Hyperlink"/>
@@ -1538,7 +1538,7 @@
             <w:noProof/>
             <w:webHidden/>
           </w:rPr>
-          <w:instrText xml:space="preserve"> PAGEREF _Toc242347113 \h </w:instrText>
+          <w:instrText xml:space="preserve"> PAGEREF _Toc242349856 \h </w:instrText>
         </w:r>
         <w:r>
           <w:rPr>
@@ -1584,7 +1584,7 @@
           <w:lang w:val="es-CO" w:eastAsia="es-CO"/>
         </w:rPr>
       </w:pPr>
-      <w:hyperlink w:anchor="_Toc242347114" w:history="1">
+      <w:hyperlink w:anchor="_Toc242349857" w:history="1">
         <w:r>
           <w:rPr>
             <w:rStyle w:val="Hyperlink"/>
@@ -1611,7 +1611,7 @@
             <w:noProof/>
             <w:webHidden/>
           </w:rPr>
-          <w:instrText xml:space="preserve"> PAGEREF _Toc242347114 \h </w:instrText>
+          <w:instrText xml:space="preserve"> PAGEREF _Toc242349857 \h </w:instrText>
         </w:r>
         <w:r>
           <w:rPr>
@@ -1657,7 +1657,7 @@
           <w:lang w:val="es-CO" w:eastAsia="es-CO"/>
         </w:rPr>
       </w:pPr>
-      <w:hyperlink w:anchor="_Toc242347115" w:history="1">
+      <w:hyperlink w:anchor="_Toc242349858" w:history="1">
         <w:r>
           <w:rPr>
             <w:rStyle w:val="Hyperlink"/>
@@ -1684,7 +1684,7 @@
             <w:noProof/>
             <w:webHidden/>
           </w:rPr>
-          <w:instrText xml:space="preserve"> PAGEREF _Toc242347115 \h </w:instrText>
+          <w:instrText xml:space="preserve"> PAGEREF _Toc242349858 \h </w:instrText>
         </w:r>
         <w:r>
           <w:rPr>
@@ -1730,7 +1730,7 @@
           <w:lang w:val="es-CO" w:eastAsia="es-CO"/>
         </w:rPr>
       </w:pPr>
-      <w:hyperlink w:anchor="_Toc242347116" w:history="1">
+      <w:hyperlink w:anchor="_Toc242349859" w:history="1">
         <w:r>
           <w:rPr>
             <w:rStyle w:val="Hyperlink"/>
@@ -1757,7 +1757,7 @@
             <w:noProof/>
             <w:webHidden/>
           </w:rPr>
-          <w:instrText xml:space="preserve"> PAGEREF _Toc242347116 \h </w:instrText>
+          <w:instrText xml:space="preserve"> PAGEREF _Toc242349859 \h </w:instrText>
         </w:r>
         <w:r>
           <w:rPr>
@@ -1803,7 +1803,7 @@
           <w:lang w:val="es-CO" w:eastAsia="es-CO"/>
         </w:rPr>
       </w:pPr>
-      <w:hyperlink w:anchor="_Toc242347117" w:history="1">
+      <w:hyperlink w:anchor="_Toc242349860" w:history="1">
         <w:r>
           <w:rPr>
             <w:rStyle w:val="Hyperlink"/>
@@ -1830,7 +1830,7 @@
             <w:noProof/>
             <w:webHidden/>
           </w:rPr>
-          <w:instrText xml:space="preserve"> PAGEREF _Toc242347117 \h </w:instrText>
+          <w:instrText xml:space="preserve"> PAGEREF _Toc242349860 \h </w:instrText>
         </w:r>
         <w:r>
           <w:rPr>
@@ -1876,7 +1876,7 @@
           <w:lang w:val="es-CO" w:eastAsia="es-CO"/>
         </w:rPr>
       </w:pPr>
-      <w:hyperlink w:anchor="_Toc242347118" w:history="1">
+      <w:hyperlink w:anchor="_Toc242349861" w:history="1">
         <w:r>
           <w:rPr>
             <w:rStyle w:val="Hyperlink"/>
@@ -1903,7 +1903,7 @@
             <w:noProof/>
             <w:webHidden/>
           </w:rPr>
-          <w:instrText xml:space="preserve"> PAGEREF _Toc242347118 \h </w:instrText>
+          <w:instrText xml:space="preserve"> PAGEREF _Toc242349861 \h </w:instrText>
         </w:r>
         <w:r>
           <w:rPr>
@@ -1949,7 +1949,7 @@
           <w:lang w:val="es-CO" w:eastAsia="es-CO"/>
         </w:rPr>
       </w:pPr>
-      <w:hyperlink w:anchor="_Toc242347119" w:history="1">
+      <w:hyperlink w:anchor="_Toc242349862" w:history="1">
         <w:r>
           <w:rPr>
             <w:rStyle w:val="Hyperlink"/>
@@ -1976,7 +1976,7 @@
             <w:noProof/>
             <w:webHidden/>
           </w:rPr>
-          <w:instrText xml:space="preserve"> PAGEREF _Toc242347119 \h </w:instrText>
+          <w:instrText xml:space="preserve"> PAGEREF _Toc242349862 \h </w:instrText>
         </w:r>
         <w:r>
           <w:rPr>
@@ -2022,7 +2022,7 @@
           <w:lang w:val="es-CO" w:eastAsia="es-CO"/>
         </w:rPr>
       </w:pPr>
-      <w:hyperlink w:anchor="_Toc242347120" w:history="1">
+      <w:hyperlink w:anchor="_Toc242349863" w:history="1">
         <w:r>
           <w:rPr>
             <w:rStyle w:val="Hyperlink"/>
@@ -2049,7 +2049,7 @@
             <w:noProof/>
             <w:webHidden/>
           </w:rPr>
-          <w:instrText xml:space="preserve"> PAGEREF _Toc242347120 \h </w:instrText>
+          <w:instrText xml:space="preserve"> PAGEREF _Toc242349863 \h </w:instrText>
         </w:r>
         <w:r>
           <w:rPr>
@@ -2095,7 +2095,7 @@
           <w:lang w:val="es-CO" w:eastAsia="es-CO"/>
         </w:rPr>
       </w:pPr>
-      <w:hyperlink w:anchor="_Toc242347121" w:history="1">
+      <w:hyperlink w:anchor="_Toc242349864" w:history="1">
         <w:r>
           <w:rPr>
             <w:rStyle w:val="Hyperlink"/>
@@ -2122,7 +2122,7 @@
             <w:noProof/>
             <w:webHidden/>
           </w:rPr>
-          <w:instrText xml:space="preserve"> PAGEREF _Toc242347121 \h </w:instrText>
+          <w:instrText xml:space="preserve"> PAGEREF _Toc242349864 \h </w:instrText>
         </w:r>
         <w:r>
           <w:rPr>
@@ -2168,7 +2168,7 @@
           <w:lang w:val="es-CO" w:eastAsia="es-CO"/>
         </w:rPr>
       </w:pPr>
-      <w:hyperlink w:anchor="_Toc242347122" w:history="1">
+      <w:hyperlink w:anchor="_Toc242349865" w:history="1">
         <w:r>
           <w:rPr>
             <w:rStyle w:val="Hyperlink"/>
@@ -2195,7 +2195,7 @@
             <w:noProof/>
             <w:webHidden/>
           </w:rPr>
-          <w:instrText xml:space="preserve"> PAGEREF _Toc242347122 \h </w:instrText>
+          <w:instrText xml:space="preserve"> PAGEREF _Toc242349865 \h </w:instrText>
         </w:r>
         <w:r>
           <w:rPr>
@@ -2241,7 +2241,7 @@
           <w:lang w:val="es-CO" w:eastAsia="es-CO"/>
         </w:rPr>
       </w:pPr>
-      <w:hyperlink w:anchor="_Toc242347123" w:history="1">
+      <w:hyperlink w:anchor="_Toc242349866" w:history="1">
         <w:r>
           <w:rPr>
             <w:rStyle w:val="Hyperlink"/>
@@ -2268,7 +2268,7 @@
             <w:noProof/>
             <w:webHidden/>
           </w:rPr>
-          <w:instrText xml:space="preserve"> PAGEREF _Toc242347123 \h </w:instrText>
+          <w:instrText xml:space="preserve"> PAGEREF _Toc242349866 \h </w:instrText>
         </w:r>
         <w:r>
           <w:rPr>
@@ -2314,7 +2314,7 @@
           <w:lang w:val="es-CO" w:eastAsia="es-CO"/>
         </w:rPr>
       </w:pPr>
-      <w:hyperlink w:anchor="_Toc242347124" w:history="1">
+      <w:hyperlink w:anchor="_Toc242349867" w:history="1">
         <w:r>
           <w:rPr>
             <w:rStyle w:val="Hyperlink"/>
@@ -2341,7 +2341,7 @@
             <w:noProof/>
             <w:webHidden/>
           </w:rPr>
-          <w:instrText xml:space="preserve"> PAGEREF _Toc242347124 \h </w:instrText>
+          <w:instrText xml:space="preserve"> PAGEREF _Toc242349867 \h </w:instrText>
         </w:r>
         <w:r>
           <w:rPr>
@@ -2387,7 +2387,7 @@
           <w:lang w:val="es-CO" w:eastAsia="es-CO"/>
         </w:rPr>
       </w:pPr>
-      <w:hyperlink w:anchor="_Toc242347125" w:history="1">
+      <w:hyperlink w:anchor="_Toc242349868" w:history="1">
         <w:r>
           <w:rPr>
             <w:rStyle w:val="Hyperlink"/>
@@ -2414,7 +2414,7 @@
             <w:noProof/>
             <w:webHidden/>
           </w:rPr>
-          <w:instrText xml:space="preserve"> PAGEREF _Toc242347125 \h </w:instrText>
+          <w:instrText xml:space="preserve"> PAGEREF _Toc242349868 \h </w:instrText>
         </w:r>
         <w:r>
           <w:rPr>
@@ -2460,7 +2460,7 @@
           <w:lang w:val="es-CO" w:eastAsia="es-CO"/>
         </w:rPr>
       </w:pPr>
-      <w:hyperlink w:anchor="_Toc242347126" w:history="1">
+      <w:hyperlink w:anchor="_Toc242349869" w:history="1">
         <w:r>
           <w:rPr>
             <w:rStyle w:val="Hyperlink"/>
@@ -2487,7 +2487,7 @@
             <w:noProof/>
             <w:webHidden/>
           </w:rPr>
-          <w:instrText xml:space="preserve"> PAGEREF _Toc242347126 \h </w:instrText>
+          <w:instrText xml:space="preserve"> PAGEREF _Toc242349869 \h </w:instrText>
         </w:r>
         <w:r>
           <w:rPr>
@@ -2533,7 +2533,7 @@
           <w:lang w:val="es-CO" w:eastAsia="es-CO"/>
         </w:rPr>
       </w:pPr>
-      <w:hyperlink w:anchor="_Toc242347127" w:history="1">
+      <w:hyperlink w:anchor="_Toc242349870" w:history="1">
         <w:r>
           <w:rPr>
             <w:rStyle w:val="Hyperlink"/>
@@ -2560,7 +2560,7 @@
             <w:noProof/>
             <w:webHidden/>
           </w:rPr>
-          <w:instrText xml:space="preserve"> PAGEREF _Toc242347127 \h </w:instrText>
+          <w:instrText xml:space="preserve"> PAGEREF _Toc242349870 \h </w:instrText>
         </w:r>
         <w:r>
           <w:rPr>
@@ -2606,7 +2606,7 @@
           <w:lang w:val="es-CO" w:eastAsia="es-CO"/>
         </w:rPr>
       </w:pPr>
-      <w:hyperlink w:anchor="_Toc242347128" w:history="1">
+      <w:hyperlink w:anchor="_Toc242349871" w:history="1">
         <w:r>
           <w:rPr>
             <w:rStyle w:val="Hyperlink"/>
@@ -2633,7 +2633,7 @@
             <w:noProof/>
             <w:webHidden/>
           </w:rPr>
-          <w:instrText xml:space="preserve"> PAGEREF _Toc242347128 \h </w:instrText>
+          <w:instrText xml:space="preserve"> PAGEREF _Toc242349871 \h </w:instrText>
         </w:r>
         <w:r>
           <w:rPr>
@@ -2679,7 +2679,7 @@
           <w:lang w:val="es-CO" w:eastAsia="es-CO"/>
         </w:rPr>
       </w:pPr>
-      <w:hyperlink w:anchor="_Toc242347129" w:history="1">
+      <w:hyperlink w:anchor="_Toc242349872" w:history="1">
         <w:r>
           <w:rPr>
             <w:rStyle w:val="Hyperlink"/>
@@ -2706,7 +2706,7 @@
             <w:noProof/>
             <w:webHidden/>
           </w:rPr>
-          <w:instrText xml:space="preserve"> PAGEREF _Toc242347129 \h </w:instrText>
+          <w:instrText xml:space="preserve"> PAGEREF _Toc242349872 \h </w:instrText>
         </w:r>
         <w:r>
           <w:rPr>
@@ -2752,7 +2752,7 @@
           <w:lang w:val="es-CO" w:eastAsia="es-CO"/>
         </w:rPr>
       </w:pPr>
-      <w:hyperlink w:anchor="_Toc242347130" w:history="1">
+      <w:hyperlink w:anchor="_Toc242349873" w:history="1">
         <w:r>
           <w:rPr>
             <w:rStyle w:val="Hyperlink"/>
@@ -2779,7 +2779,7 @@
             <w:noProof/>
             <w:webHidden/>
           </w:rPr>
-          <w:instrText xml:space="preserve"> PAGEREF _Toc242347130 \h </w:instrText>
+          <w:instrText xml:space="preserve"> PAGEREF _Toc242349873 \h </w:instrText>
         </w:r>
         <w:r>
           <w:rPr>
@@ -2825,7 +2825,7 @@
           <w:lang w:val="es-CO" w:eastAsia="es-CO"/>
         </w:rPr>
       </w:pPr>
-      <w:hyperlink w:anchor="_Toc242347131" w:history="1">
+      <w:hyperlink w:anchor="_Toc242349874" w:history="1">
         <w:r>
           <w:rPr>
             <w:rStyle w:val="Hyperlink"/>
@@ -2852,7 +2852,7 @@
             <w:noProof/>
             <w:webHidden/>
           </w:rPr>
-          <w:instrText xml:space="preserve"> PAGEREF _Toc242347131 \h </w:instrText>
+          <w:instrText xml:space="preserve"> PAGEREF _Toc242349874 \h </w:instrText>
         </w:r>
         <w:r>
           <w:rPr>
@@ -2898,7 +2898,7 @@
           <w:lang w:val="es-CO" w:eastAsia="es-CO"/>
         </w:rPr>
       </w:pPr>
-      <w:hyperlink w:anchor="_Toc242347132" w:history="1">
+      <w:hyperlink w:anchor="_Toc242349875" w:history="1">
         <w:r>
           <w:rPr>
             <w:rStyle w:val="Hyperlink"/>
@@ -2925,7 +2925,7 @@
             <w:noProof/>
             <w:webHidden/>
           </w:rPr>
-          <w:instrText xml:space="preserve"> PAGEREF _Toc242347132 \h </w:instrText>
+          <w:instrText xml:space="preserve"> PAGEREF _Toc242349875 \h </w:instrText>
         </w:r>
         <w:r>
           <w:rPr>
@@ -2971,7 +2971,7 @@
           <w:lang w:val="es-CO" w:eastAsia="es-CO"/>
         </w:rPr>
       </w:pPr>
-      <w:hyperlink w:anchor="_Toc242347133" w:history="1">
+      <w:hyperlink w:anchor="_Toc242349876" w:history="1">
         <w:r>
           <w:rPr>
             <w:rStyle w:val="Hyperlink"/>
@@ -2998,7 +2998,7 @@
             <w:noProof/>
             <w:webHidden/>
           </w:rPr>
-          <w:instrText xml:space="preserve"> PAGEREF _Toc242347133 \h </w:instrText>
+          <w:instrText xml:space="preserve"> PAGEREF _Toc242349876 \h </w:instrText>
         </w:r>
         <w:r>
           <w:rPr>
@@ -3044,7 +3044,7 @@
           <w:lang w:val="es-CO" w:eastAsia="es-CO"/>
         </w:rPr>
       </w:pPr>
-      <w:hyperlink w:anchor="_Toc242347134" w:history="1">
+      <w:hyperlink w:anchor="_Toc242349877" w:history="1">
         <w:r>
           <w:rPr>
             <w:rStyle w:val="Hyperlink"/>
@@ -3071,7 +3071,7 @@
             <w:noProof/>
             <w:webHidden/>
           </w:rPr>
-          <w:instrText xml:space="preserve"> PAGEREF _Toc242347134 \h </w:instrText>
+          <w:instrText xml:space="preserve"> PAGEREF _Toc242349877 \h </w:instrText>
         </w:r>
         <w:r>
           <w:rPr>
@@ -3117,7 +3117,7 @@
           <w:lang w:val="es-CO" w:eastAsia="es-CO"/>
         </w:rPr>
       </w:pPr>
-      <w:hyperlink w:anchor="_Toc242347135" w:history="1">
+      <w:hyperlink w:anchor="_Toc242349878" w:history="1">
         <w:r>
           <w:rPr>
             <w:rStyle w:val="Hyperlink"/>
@@ -3144,7 +3144,7 @@
             <w:noProof/>
             <w:webHidden/>
           </w:rPr>
-          <w:instrText xml:space="preserve"> PAGEREF _Toc242347135 \h </w:instrText>
+          <w:instrText xml:space="preserve"> PAGEREF _Toc242349878 \h </w:instrText>
         </w:r>
         <w:r>
           <w:rPr>
@@ -3190,7 +3190,7 @@
           <w:lang w:val="es-CO" w:eastAsia="es-CO"/>
         </w:rPr>
       </w:pPr>
-      <w:hyperlink w:anchor="_Toc242347136" w:history="1">
+      <w:hyperlink w:anchor="_Toc242349879" w:history="1">
         <w:r>
           <w:rPr>
             <w:rStyle w:val="Hyperlink"/>
@@ -3217,7 +3217,7 @@
             <w:noProof/>
             <w:webHidden/>
           </w:rPr>
-          <w:instrText xml:space="preserve"> PAGEREF _Toc242347136 \h </w:instrText>
+          <w:instrText xml:space="preserve"> PAGEREF _Toc242349879 \h </w:instrText>
         </w:r>
         <w:r>
           <w:rPr>
@@ -3263,7 +3263,7 @@
           <w:lang w:val="es-CO" w:eastAsia="es-CO"/>
         </w:rPr>
       </w:pPr>
-      <w:hyperlink w:anchor="_Toc242347137" w:history="1">
+      <w:hyperlink w:anchor="_Toc242349880" w:history="1">
         <w:r>
           <w:rPr>
             <w:rStyle w:val="Hyperlink"/>
@@ -3290,7 +3290,7 @@
             <w:noProof/>
             <w:webHidden/>
           </w:rPr>
-          <w:instrText xml:space="preserve"> PAGEREF _Toc242347137 \h </w:instrText>
+          <w:instrText xml:space="preserve"> PAGEREF _Toc242349880 \h </w:instrText>
         </w:r>
         <w:r>
           <w:rPr>
@@ -3344,7 +3344,7 @@
       <w:pPr>
         <w:pStyle w:val="Heading1"/>
       </w:pPr>
-      <w:bookmarkStart w:id="0" w:name="_Toc242347100"/>
+      <w:bookmarkStart w:id="0" w:name="_Toc242349843"/>
       <w:r>
         <w:lastRenderedPageBreak/>
         <w:t>1. Introducción</w:t>
@@ -3355,7 +3355,7 @@
       <w:pPr>
         <w:pStyle w:val="Heading2"/>
       </w:pPr>
-      <w:bookmarkStart w:id="1" w:name="_Toc242347101"/>
+      <w:bookmarkStart w:id="1" w:name="_Toc242349844"/>
       <w:r>
         <w:t>1.1 Propósito del software</w:t>
       </w:r>
@@ -3370,7 +3370,7 @@
       <w:pPr>
         <w:pStyle w:val="Heading2"/>
       </w:pPr>
-      <w:bookmarkStart w:id="2" w:name="_Toc242347102"/>
+      <w:bookmarkStart w:id="2" w:name="_Toc242349845"/>
       <w:r>
         <w:t>1.2 Contexto y alcance</w:t>
       </w:r>
@@ -3385,7 +3385,7 @@
       <w:pPr>
         <w:pStyle w:val="Heading2"/>
       </w:pPr>
-      <w:bookmarkStart w:id="3" w:name="_Toc242347103"/>
+      <w:bookmarkStart w:id="3" w:name="_Toc242349846"/>
       <w:r>
         <w:t>1.3 Pregunta de investigación y alcance</w:t>
       </w:r>
@@ -3417,7 +3417,7 @@
       <w:pPr>
         <w:pStyle w:val="Heading1"/>
       </w:pPr>
-      <w:bookmarkStart w:id="4" w:name="_Toc242347104"/>
+      <w:bookmarkStart w:id="4" w:name="_Toc242349847"/>
       <w:r>
         <w:t>2. Arquitectura del sistema</w:t>
       </w:r>
@@ -3427,7 +3427,7 @@
       <w:pPr>
         <w:pStyle w:val="Heading2"/>
       </w:pPr>
-      <w:bookmarkStart w:id="5" w:name="_Toc242347105"/>
+      <w:bookmarkStart w:id="5" w:name="_Toc242349848"/>
       <w:r>
         <w:t>2.1 Arquitectura y responsabilidades</w:t>
       </w:r>
@@ -4323,7 +4323,7 @@
       <w:pPr>
         <w:pStyle w:val="Heading1"/>
       </w:pPr>
-      <w:bookmarkStart w:id="6" w:name="_Toc242347106"/>
+      <w:bookmarkStart w:id="6" w:name="_Toc242349849"/>
       <w:r>
         <w:t>3. Componentes del software</w:t>
       </w:r>
@@ -4333,7 +4333,7 @@
       <w:pPr>
         <w:pStyle w:val="Heading2"/>
       </w:pPr>
-      <w:bookmarkStart w:id="7" w:name="_Toc242347107"/>
+      <w:bookmarkStart w:id="7" w:name="_Toc242349850"/>
       <w:r>
         <w:t>3.1 Clases públicas y uso de la API</w:t>
       </w:r>
@@ -4513,7 +4513,7 @@
       <w:pPr>
         <w:pStyle w:val="Heading2"/>
       </w:pPr>
-      <w:bookmarkStart w:id="8" w:name="_Toc242347108"/>
+      <w:bookmarkStart w:id="8" w:name="_Toc242349851"/>
       <w:r>
         <w:t>3.2 Configuración y parámetros físicos</w:t>
       </w:r>
@@ -5039,7 +5039,7 @@
       <w:pPr>
         <w:pStyle w:val="Heading2"/>
       </w:pPr>
-      <w:bookmarkStart w:id="9" w:name="_Toc242347109"/>
+      <w:bookmarkStart w:id="9" w:name="_Toc242349852"/>
       <w:r>
         <w:t>3.3 Unidades y convenciones</w:t>
       </w:r>
@@ -5617,7 +5617,7 @@
       <w:pPr>
         <w:pStyle w:val="Heading1"/>
       </w:pPr>
-      <w:bookmarkStart w:id="10" w:name="_Toc242347110"/>
+      <w:bookmarkStart w:id="10" w:name="_Toc242349853"/>
       <w:r>
         <w:t>4. Adquisición y procesamiento de datos</w:t>
       </w:r>
@@ -5627,7 +5627,7 @@
       <w:pPr>
         <w:pStyle w:val="Heading2"/>
       </w:pPr>
-      <w:bookmarkStart w:id="11" w:name="_Toc242347111"/>
+      <w:bookmarkStart w:id="11" w:name="_Toc242349854"/>
       <w:r>
         <w:t>4.1 Rutas y telemetría</w:t>
       </w:r>
@@ -5670,7 +5670,7 @@
       <w:pPr>
         <w:pStyle w:val="Heading1"/>
       </w:pPr>
-      <w:bookmarkStart w:id="12" w:name="_Toc242347112"/>
+      <w:bookmarkStart w:id="12" w:name="_Toc242349855"/>
       <w:r>
         <w:t>5. Flujo de operación del sistema</w:t>
       </w:r>
@@ -5680,7 +5680,7 @@
       <w:pPr>
         <w:pStyle w:val="Heading2"/>
       </w:pPr>
-      <w:bookmarkStart w:id="13" w:name="_Toc242347113"/>
+      <w:bookmarkStart w:id="13" w:name="_Toc242349856"/>
       <w:r>
         <w:t>5.1 Interfaz gráfica y tareas en segundo plano</w:t>
       </w:r>
@@ -5710,7 +5710,7 @@
       <w:pPr>
         <w:pStyle w:val="Heading2"/>
       </w:pPr>
-      <w:bookmarkStart w:id="14" w:name="_Toc242347114"/>
+      <w:bookmarkStart w:id="14" w:name="_Toc242349857"/>
       <w:r>
         <w:t>5.2 Artefactos y reproducción</w:t>
       </w:r>
@@ -5741,7 +5741,7 @@
       <w:pPr>
         <w:pStyle w:val="Heading1"/>
       </w:pPr>
-      <w:bookmarkStart w:id="15" w:name="_Toc242347115"/>
+      <w:bookmarkStart w:id="15" w:name="_Toc242349858"/>
       <w:r>
         <w:lastRenderedPageBreak/>
         <w:t>6. Algoritmos y metodología científica</w:t>
@@ -5752,7 +5752,7 @@
       <w:pPr>
         <w:pStyle w:val="Heading2"/>
       </w:pPr>
-      <w:bookmarkStart w:id="16" w:name="_Toc242347116"/>
+      <w:bookmarkStart w:id="16" w:name="_Toc242349859"/>
       <w:r>
         <w:t>6.1 Fuerzas y potencia longitudinal</w:t>
       </w:r>
@@ -6334,39 +6334,46 @@
             <w:rPr>
               <w:rFonts w:ascii="Cambria Math" w:hAnsi="Cambria Math"/>
             </w:rPr>
-            <m:t xml:space="preserve"> · |</m:t>
+            <m:t xml:space="preserve"> · </m:t>
           </m:r>
-          <m:sSub>
-            <m:sSubPr>
+          <m:d>
+            <m:dPr>
+              <m:begChr m:val="|"/>
+              <m:endChr m:val="|"/>
               <m:ctrlPr>
                 <w:rPr>
                   <w:rFonts w:ascii="Cambria Math" w:hAnsi="Cambria Math"/>
                 </w:rPr>
               </m:ctrlPr>
-            </m:sSubPr>
+            </m:dPr>
             <m:e>
-              <m:r>
-                <w:rPr>
-                  <w:rFonts w:ascii="Cambria Math" w:hAnsi="Cambria Math"/>
-                </w:rPr>
-                <m:t>v</m:t>
-              </m:r>
+              <m:sSub>
+                <m:sSubPr>
+                  <m:ctrlPr>
+                    <w:rPr>
+                      <w:rFonts w:ascii="Cambria Math" w:hAnsi="Cambria Math"/>
+                    </w:rPr>
+                  </m:ctrlPr>
+                </m:sSubPr>
+                <m:e>
+                  <m:r>
+                    <w:rPr>
+                      <w:rFonts w:ascii="Cambria Math" w:hAnsi="Cambria Math"/>
+                    </w:rPr>
+                    <m:t>v</m:t>
+                  </m:r>
+                </m:e>
+                <m:sub>
+                  <m:r>
+                    <w:rPr>
+                      <w:rFonts w:ascii="Cambria Math" w:hAnsi="Cambria Math"/>
+                    </w:rPr>
+                    <m:t>rel</m:t>
+                  </m:r>
+                </m:sub>
+              </m:sSub>
             </m:e>
-            <m:sub>
-              <m:r>
-                <w:rPr>
-                  <w:rFonts w:ascii="Cambria Math" w:hAnsi="Cambria Math"/>
-                </w:rPr>
-                <m:t>rel</m:t>
-              </m:r>
-            </m:sub>
-          </m:sSub>
-          <m:r>
-            <w:rPr>
-              <w:rFonts w:ascii="Cambria Math" w:hAnsi="Cambria Math"/>
-            </w:rPr>
-            <m:t>|</m:t>
-          </m:r>
+          </m:d>
         </m:oMath>
       </m:oMathPara>
     </w:p>
@@ -6685,7 +6692,7 @@
       <w:pPr>
         <w:pStyle w:val="Heading2"/>
       </w:pPr>
-      <w:bookmarkStart w:id="17" w:name="_Toc242347117"/>
+      <w:bookmarkStart w:id="17" w:name="_Toc242349860"/>
       <w:r>
         <w:t>6.2 Ciclista, transmisión y motor</w:t>
       </w:r>
@@ -7108,7 +7115,7 @@
       <w:pPr>
         <w:pStyle w:val="Heading2"/>
       </w:pPr>
-      <w:bookmarkStart w:id="18" w:name="_Toc242347118"/>
+      <w:bookmarkStart w:id="18" w:name="_Toc242349861"/>
       <w:r>
         <w:t>6.3 Batería energética y estado de carga</w:t>
       </w:r>
@@ -7494,7 +7501,7 @@
       <w:pPr>
         <w:pStyle w:val="Heading2"/>
       </w:pPr>
-      <w:bookmarkStart w:id="19" w:name="_Toc242347119"/>
+      <w:bookmarkStart w:id="19" w:name="_Toc242349862"/>
       <w:r>
         <w:t>6.4 Circuito equivalente de batería</w:t>
       </w:r>
@@ -7924,7 +7931,7 @@
       <w:pPr>
         <w:pStyle w:val="Heading2"/>
       </w:pPr>
-      <w:bookmarkStart w:id="20" w:name="_Toc242347120"/>
+      <w:bookmarkStart w:id="20" w:name="_Toc242349863"/>
       <w:r>
         <w:t>6.5 Límites, regeneración y balance</w:t>
       </w:r>
@@ -8084,7 +8091,7 @@
       <w:pPr>
         <w:pStyle w:val="Heading2"/>
       </w:pPr>
-      <w:bookmarkStart w:id="21" w:name="_Toc242347121"/>
+      <w:bookmarkStart w:id="21" w:name="_Toc242349864"/>
       <w:r>
         <w:t>6.6 Calibración e identificabilidad</w:t>
       </w:r>
@@ -8317,49 +8324,65 @@
       </w:pPr>
       <m:oMathPara>
         <m:oMath>
-          <m:r>
-            <w:rPr>
-              <w:rFonts w:ascii="Cambria Math" w:hAnsi="Cambria Math"/>
-            </w:rPr>
-            <m:t>θ</m:t>
-          </m:r>
-          <m:r>
-            <w:rPr>
-              <w:rFonts w:ascii="Cambria Math" w:hAnsi="Cambria Math"/>
-            </w:rPr>
-            <m:t>*</m:t>
-          </m:r>
+          <m:sSup>
+            <m:sSupPr>
+              <m:ctrlPr>
+                <w:rPr>
+                  <w:rFonts w:ascii="Cambria Math" w:hAnsi="Cambria Math"/>
+                </w:rPr>
+              </m:ctrlPr>
+            </m:sSupPr>
+            <m:e>
+              <m:r>
+                <w:rPr>
+                  <w:rFonts w:ascii="Cambria Math" w:hAnsi="Cambria Math"/>
+                </w:rPr>
+                <m:t>θ</m:t>
+              </m:r>
+            </m:e>
+            <m:sup>
+              <m:r>
+                <w:rPr>
+                  <w:rFonts w:ascii="Cambria Math" w:hAnsi="Cambria Math"/>
+                </w:rPr>
+                <m:t>*</m:t>
+              </m:r>
+            </m:sup>
+          </m:sSup>
           <m:r>
             <w:rPr>
               <w:rFonts w:ascii="Cambria Math" w:hAnsi="Cambria Math"/>
             </w:rPr>
             <m:t xml:space="preserve"> = </m:t>
           </m:r>
-          <m:sSub>
-            <m:sSubPr>
+          <m:limLow>
+            <m:limLowPr>
               <m:ctrlPr>
                 <w:rPr>
                   <w:rFonts w:ascii="Cambria Math" w:hAnsi="Cambria Math"/>
                 </w:rPr>
               </m:ctrlPr>
-            </m:sSubPr>
+            </m:limLowPr>
             <m:e>
               <m:r>
+                <m:rPr>
+                  <m:sty m:val="p"/>
+                </m:rPr>
                 <w:rPr>
                   <w:rFonts w:ascii="Cambria Math" w:hAnsi="Cambria Math"/>
                 </w:rPr>
                 <m:t>argmin</m:t>
               </m:r>
             </m:e>
-            <m:sub>
+            <m:lim>
               <m:r>
                 <w:rPr>
                   <w:rFonts w:ascii="Cambria Math" w:hAnsi="Cambria Math"/>
                 </w:rPr>
                 <m:t>θ</m:t>
               </m:r>
-            </m:sub>
-          </m:sSub>
+            </m:lim>
+          </m:limLow>
           <m:r>
             <w:rPr>
               <w:rFonts w:ascii="Cambria Math" w:hAnsi="Cambria Math"/>
@@ -8412,7 +8435,7 @@
       <w:pPr>
         <w:pStyle w:val="Heading2"/>
       </w:pPr>
-      <w:bookmarkStart w:id="22" w:name="_Toc242347122"/>
+      <w:bookmarkStart w:id="22" w:name="_Toc242349865"/>
       <w:r>
         <w:t>6.7 Aprendizaje residual y modelos comparados</w:t>
       </w:r>
@@ -8902,7 +8925,7 @@
       <w:pPr>
         <w:pStyle w:val="Heading2"/>
       </w:pPr>
-      <w:bookmarkStart w:id="23" w:name="_Toc242347123"/>
+      <w:bookmarkStart w:id="23" w:name="_Toc242349866"/>
       <w:r>
         <w:lastRenderedPageBreak/>
         <w:t>6.8 Compuerta de confianza y soporte OOD</w:t>
@@ -9099,7 +9122,7 @@
       <w:pPr>
         <w:pStyle w:val="Heading2"/>
       </w:pPr>
-      <w:bookmarkStart w:id="24" w:name="_Toc242347124"/>
+      <w:bookmarkStart w:id="24" w:name="_Toc242349867"/>
       <w:r>
         <w:t>6.9 Adaptación y evaluación causal</w:t>
       </w:r>
@@ -9153,7 +9176,7 @@
       <w:pPr>
         <w:pStyle w:val="Heading2"/>
       </w:pPr>
-      <w:bookmarkStart w:id="25" w:name="_Toc242347125"/>
+      <w:bookmarkStart w:id="25" w:name="_Toc242349868"/>
       <w:r>
         <w:t>6.10 Intervalos y propagación de incertidumbre</w:t>
       </w:r>
@@ -9365,7 +9388,7 @@
       <w:pPr>
         <w:pStyle w:val="Heading2"/>
       </w:pPr>
-      <w:bookmarkStart w:id="26" w:name="_Toc242347126"/>
+      <w:bookmarkStart w:id="26" w:name="_Toc242349869"/>
       <w:r>
         <w:t>6.11 Misión, autonomía y trayectorias</w:t>
       </w:r>
@@ -9451,7 +9474,7 @@
       <w:pPr>
         <w:pStyle w:val="Heading2"/>
       </w:pPr>
-      <w:bookmarkStart w:id="27" w:name="_Toc242347127"/>
+      <w:bookmarkStart w:id="27" w:name="_Toc242349870"/>
       <w:r>
         <w:t>6.12 Sensibilidad local y global</w:t>
       </w:r>
@@ -9892,7 +9915,7 @@
       <w:pPr>
         <w:pStyle w:val="Heading1"/>
       </w:pPr>
-      <w:bookmarkStart w:id="28" w:name="_Toc242347128"/>
+      <w:bookmarkStart w:id="28" w:name="_Toc242349871"/>
       <w:r>
         <w:t>7. Restricciones y límites</w:t>
       </w:r>
@@ -9902,7 +9925,7 @@
       <w:pPr>
         <w:pStyle w:val="Heading2"/>
       </w:pPr>
-      <w:bookmarkStart w:id="29" w:name="_Toc242347129"/>
+      <w:bookmarkStart w:id="29" w:name="_Toc242349872"/>
       <w:r>
         <w:t>7.1 Identidad de la entrega y límites</w:t>
       </w:r>
@@ -9943,7 +9966,7 @@
       <w:pPr>
         <w:pStyle w:val="Heading2"/>
       </w:pPr>
-      <w:bookmarkStart w:id="30" w:name="_Toc242347130"/>
+      <w:bookmarkStart w:id="30" w:name="_Toc242349873"/>
       <w:r>
         <w:t>7.2 Protocolos y resultados sintéticos</w:t>
       </w:r>
@@ -10818,7 +10841,7 @@
       <w:pPr>
         <w:pStyle w:val="Heading2"/>
       </w:pPr>
-      <w:bookmarkStart w:id="31" w:name="_Toc242347131"/>
+      <w:bookmarkStart w:id="31" w:name="_Toc242349874"/>
       <w:r>
         <w:t>7.3 Reproducción y límites de la evidencia</w:t>
       </w:r>
@@ -10874,7 +10897,7 @@
       <w:pPr>
         <w:pStyle w:val="Heading1"/>
       </w:pPr>
-      <w:bookmarkStart w:id="32" w:name="_Toc242347132"/>
+      <w:bookmarkStart w:id="32" w:name="_Toc242349875"/>
       <w:r>
         <w:lastRenderedPageBreak/>
         <w:t>8. Despliegue y ejecución</w:t>
@@ -10885,7 +10908,7 @@
       <w:pPr>
         <w:pStyle w:val="Heading2"/>
       </w:pPr>
-      <w:bookmarkStart w:id="33" w:name="_Toc242347133"/>
+      <w:bookmarkStart w:id="33" w:name="_Toc242349876"/>
       <w:r>
         <w:t>8.1 Pruebas y distribución Windows</w:t>
       </w:r>
@@ -10961,7 +10984,7 @@
       <w:pPr>
         <w:pStyle w:val="Heading1"/>
       </w:pPr>
-      <w:bookmarkStart w:id="34" w:name="_Toc242347134"/>
+      <w:bookmarkStart w:id="34" w:name="_Toc242349877"/>
       <w:r>
         <w:lastRenderedPageBreak/>
         <w:t>9. Glosario y referencias académicas</w:t>
@@ -10972,7 +10995,7 @@
       <w:pPr>
         <w:pStyle w:val="Heading2"/>
       </w:pPr>
-      <w:bookmarkStart w:id="35" w:name="_Toc242347135"/>
+      <w:bookmarkStart w:id="35" w:name="_Toc242349878"/>
       <w:r>
         <w:t>9.1 Glosario de términos</w:t>
       </w:r>
@@ -11742,7 +11765,7 @@
       <w:pPr>
         <w:pStyle w:val="Heading2"/>
       </w:pPr>
-      <w:bookmarkStart w:id="36" w:name="_Toc242347136"/>
+      <w:bookmarkStart w:id="36" w:name="_Toc242349879"/>
       <w:r>
         <w:t>9.2 Referencias académicas</w:t>
       </w:r>
@@ -11929,7 +11952,7 @@
       <w:pPr>
         <w:pStyle w:val="Heading2"/>
       </w:pPr>
-      <w:bookmarkStart w:id="37" w:name="_Toc242347137"/>
+      <w:bookmarkStart w:id="37" w:name="_Toc242349880"/>
       <w:r>
         <w:t>Autoría y condiciones de uso</w:t>
       </w:r>

--- a/docs/docx/Manual_tecnico_BikeEnergyLab_1.0.0.docx
+++ b/docs/docx/Manual_tecnico_BikeEnergyLab_1.0.0.docx
@@ -78,7 +78,7 @@
     </w:p>
     <w:tbl>
       <w:tblPr>
-        <w:tblW w:w="5039" w:type="dxa"/>
+        <w:tblW w:w="5579" w:type="dxa"/>
         <w:tblBorders>
           <w:top w:val="single" w:sz="4" w:space="0" w:color="auto"/>
           <w:left w:val="single" w:sz="4" w:space="0" w:color="auto"/>
@@ -96,7 +96,7 @@
       </w:tblPr>
       <w:tblGrid>
         <w:gridCol w:w="1800"/>
-        <w:gridCol w:w="3239"/>
+        <w:gridCol w:w="3779"/>
       </w:tblGrid>
       <w:tr>
         <w:trPr>
@@ -143,7 +143,7 @@
         </w:tc>
         <w:tc>
           <w:tcPr>
-            <w:tcW w:w="3239" w:type="dxa"/>
+            <w:tcW w:w="3779" w:type="dxa"/>
             <w:tcBorders>
               <w:top w:val="single" w:sz="1" w:space="0" w:color="BFBFBF"/>
               <w:left w:val="single" w:sz="1" w:space="0" w:color="BFBFBF"/>
@@ -231,7 +231,7 @@
         </w:tc>
         <w:tc>
           <w:tcPr>
-            <w:tcW w:w="3239" w:type="dxa"/>
+            <w:tcW w:w="3779" w:type="dxa"/>
             <w:tcBorders>
               <w:top w:val="single" w:sz="1" w:space="0" w:color="BFBFBF"/>
               <w:left w:val="single" w:sz="1" w:space="0" w:color="BFBFBF"/>
@@ -311,7 +311,7 @@
         </w:tc>
         <w:tc>
           <w:tcPr>
-            <w:tcW w:w="3239" w:type="dxa"/>
+            <w:tcW w:w="3779" w:type="dxa"/>
             <w:tcBorders>
               <w:top w:val="single" w:sz="1" w:space="0" w:color="BFBFBF"/>
               <w:left w:val="single" w:sz="1" w:space="0" w:color="BFBFBF"/>
@@ -385,13 +385,13 @@
                 <w:bCs/>
                 <w:lang w:val="es-CO"/>
               </w:rPr>
-              <w:t>Revisión</w:t>
+              <w:t>Contacto</w:t>
             </w:r>
           </w:p>
         </w:tc>
         <w:tc>
           <w:tcPr>
-            <w:tcW w:w="3239" w:type="dxa"/>
+            <w:tcW w:w="3779" w:type="dxa"/>
             <w:tcBorders>
               <w:top w:val="single" w:sz="1" w:space="0" w:color="BFBFBF"/>
               <w:left w:val="single" w:sz="1" w:space="0" w:color="BFBFBF"/>
@@ -421,86 +421,6 @@
                 <w:rFonts w:cs="Calibri"/>
                 <w:lang w:val="es-CO"/>
               </w:rPr>
-              <w:t>Corrección de auditoría del 8 de octubre de 2026</w:t>
-            </w:r>
-          </w:p>
-        </w:tc>
-      </w:tr>
-      <w:tr>
-        <w:trPr>
-          <w:cantSplit/>
-          <w:trHeight w:val="368"/>
-        </w:trPr>
-        <w:tc>
-          <w:tcPr>
-            <w:tcW w:w="1800" w:type="dxa"/>
-            <w:tcBorders>
-              <w:top w:val="single" w:sz="1" w:space="0" w:color="BFBFBF"/>
-              <w:left w:val="single" w:sz="1" w:space="0" w:color="BFBFBF"/>
-              <w:bottom w:val="single" w:sz="1" w:space="0" w:color="BFBFBF"/>
-              <w:right w:val="single" w:sz="1" w:space="0" w:color="BFBFBF"/>
-            </w:tcBorders>
-            <w:shd w:val="clear" w:color="auto" w:fill="BDD7EE"/>
-            <w:tcMar>
-              <w:top w:w="80" w:type="dxa"/>
-              <w:left w:w="100" w:type="dxa"/>
-              <w:bottom w:w="80" w:type="dxa"/>
-              <w:right w:w="100" w:type="dxa"/>
-            </w:tcMar>
-            <w:vAlign w:val="center"/>
-          </w:tcPr>
-          <w:p>
-            <w:pPr>
-              <w:spacing w:line="240" w:lineRule="auto"/>
-              <w:jc w:val="left"/>
-              <w:rPr>
-                <w:rFonts w:cs="Calibri"/>
-                <w:lang w:val="es-CO"/>
-              </w:rPr>
-            </w:pPr>
-            <w:r>
-              <w:rPr>
-                <w:rFonts w:cs="Calibri"/>
-                <w:b/>
-                <w:bCs/>
-                <w:lang w:val="es-CO"/>
-              </w:rPr>
-              <w:t>Contacto</w:t>
-            </w:r>
-          </w:p>
-        </w:tc>
-        <w:tc>
-          <w:tcPr>
-            <w:tcW w:w="3239" w:type="dxa"/>
-            <w:tcBorders>
-              <w:top w:val="single" w:sz="1" w:space="0" w:color="BFBFBF"/>
-              <w:left w:val="single" w:sz="1" w:space="0" w:color="BFBFBF"/>
-              <w:bottom w:val="single" w:sz="1" w:space="0" w:color="BFBFBF"/>
-              <w:right w:val="single" w:sz="1" w:space="0" w:color="BFBFBF"/>
-            </w:tcBorders>
-            <w:shd w:val="clear" w:color="auto" w:fill="F2F2F2"/>
-            <w:tcMar>
-              <w:top w:w="80" w:type="dxa"/>
-              <w:left w:w="100" w:type="dxa"/>
-              <w:bottom w:w="80" w:type="dxa"/>
-              <w:right w:w="100" w:type="dxa"/>
-            </w:tcMar>
-            <w:vAlign w:val="center"/>
-          </w:tcPr>
-          <w:p>
-            <w:pPr>
-              <w:spacing w:line="240" w:lineRule="auto"/>
-              <w:jc w:val="left"/>
-              <w:rPr>
-                <w:rFonts w:cs="Calibri"/>
-                <w:lang w:val="es-CO"/>
-              </w:rPr>
-            </w:pPr>
-            <w:r>
-              <w:rPr>
-                <w:rFonts w:cs="Calibri"/>
-                <w:lang w:val="es-CO"/>
-              </w:rPr>
               <w:t>fjburgosf@gmail.com</w:t>
             </w:r>
           </w:p>
@@ -544,7 +464,6 @@
         <w:tabs>
           <w:tab w:val="right" w:leader="dot" w:pos="9350"/>
         </w:tabs>
-        <w:spacing w:after="0" w:line="240" w:lineRule="auto"/>
         <w:rPr>
           <w:rFonts w:asciiTheme="minorHAnsi" w:eastAsiaTheme="minorEastAsia" w:hAnsiTheme="minorHAnsi"/>
           <w:noProof/>
@@ -562,11 +481,12 @@
       <w:r>
         <w:fldChar w:fldCharType="separate"/>
       </w:r>
-      <w:hyperlink w:anchor="_Toc242349843" w:history="1">
+      <w:hyperlink w:anchor="_Toc242356573" w:history="1">
         <w:r>
           <w:rPr>
             <w:rStyle w:val="Hyperlink"/>
             <w:noProof/>
+            <w:lang w:val="es-CO"/>
           </w:rPr>
           <w:t>1. Introducción</w:t>
         </w:r>
@@ -589,7 +509,7 @@
             <w:noProof/>
             <w:webHidden/>
           </w:rPr>
-          <w:instrText xml:space="preserve"> PAGEREF _Toc242349843 \h </w:instrText>
+          <w:instrText xml:space="preserve"> PAGEREF _Toc242356573 \h </w:instrText>
         </w:r>
         <w:r>
           <w:rPr>
@@ -626,7 +546,6 @@
         <w:tabs>
           <w:tab w:val="right" w:leader="dot" w:pos="9350"/>
         </w:tabs>
-        <w:spacing w:after="0" w:line="240" w:lineRule="auto"/>
         <w:rPr>
           <w:rFonts w:asciiTheme="minorHAnsi" w:eastAsiaTheme="minorEastAsia" w:hAnsiTheme="minorHAnsi"/>
           <w:noProof/>
@@ -635,7 +554,7 @@
           <w:lang w:val="es-CO" w:eastAsia="es-CO"/>
         </w:rPr>
       </w:pPr>
-      <w:hyperlink w:anchor="_Toc242349844" w:history="1">
+      <w:hyperlink w:anchor="_Toc242356574" w:history="1">
         <w:r>
           <w:rPr>
             <w:rStyle w:val="Hyperlink"/>
@@ -662,7 +581,7 @@
             <w:noProof/>
             <w:webHidden/>
           </w:rPr>
-          <w:instrText xml:space="preserve"> PAGEREF _Toc242349844 \h </w:instrText>
+          <w:instrText xml:space="preserve"> PAGEREF _Toc242356574 \h </w:instrText>
         </w:r>
         <w:r>
           <w:rPr>
@@ -699,7 +618,6 @@
         <w:tabs>
           <w:tab w:val="right" w:leader="dot" w:pos="9350"/>
         </w:tabs>
-        <w:spacing w:after="0" w:line="240" w:lineRule="auto"/>
         <w:rPr>
           <w:rFonts w:asciiTheme="minorHAnsi" w:eastAsiaTheme="minorEastAsia" w:hAnsiTheme="minorHAnsi"/>
           <w:noProof/>
@@ -708,7 +626,7 @@
           <w:lang w:val="es-CO" w:eastAsia="es-CO"/>
         </w:rPr>
       </w:pPr>
-      <w:hyperlink w:anchor="_Toc242349845" w:history="1">
+      <w:hyperlink w:anchor="_Toc242356575" w:history="1">
         <w:r>
           <w:rPr>
             <w:rStyle w:val="Hyperlink"/>
@@ -735,7 +653,7 @@
             <w:noProof/>
             <w:webHidden/>
           </w:rPr>
-          <w:instrText xml:space="preserve"> PAGEREF _Toc242349845 \h </w:instrText>
+          <w:instrText xml:space="preserve"> PAGEREF _Toc242356575 \h </w:instrText>
         </w:r>
         <w:r>
           <w:rPr>
@@ -772,7 +690,6 @@
         <w:tabs>
           <w:tab w:val="right" w:leader="dot" w:pos="9350"/>
         </w:tabs>
-        <w:spacing w:after="0" w:line="240" w:lineRule="auto"/>
         <w:rPr>
           <w:rFonts w:asciiTheme="minorHAnsi" w:eastAsiaTheme="minorEastAsia" w:hAnsiTheme="minorHAnsi"/>
           <w:noProof/>
@@ -781,7 +698,7 @@
           <w:lang w:val="es-CO" w:eastAsia="es-CO"/>
         </w:rPr>
       </w:pPr>
-      <w:hyperlink w:anchor="_Toc242349846" w:history="1">
+      <w:hyperlink w:anchor="_Toc242356576" w:history="1">
         <w:r>
           <w:rPr>
             <w:rStyle w:val="Hyperlink"/>
@@ -808,7 +725,7 @@
             <w:noProof/>
             <w:webHidden/>
           </w:rPr>
-          <w:instrText xml:space="preserve"> PAGEREF _Toc242349846 \h </w:instrText>
+          <w:instrText xml:space="preserve"> PAGEREF _Toc242356576 \h </w:instrText>
         </w:r>
         <w:r>
           <w:rPr>
@@ -845,7 +762,6 @@
         <w:tabs>
           <w:tab w:val="right" w:leader="dot" w:pos="9350"/>
         </w:tabs>
-        <w:spacing w:after="0" w:line="240" w:lineRule="auto"/>
         <w:rPr>
           <w:rFonts w:asciiTheme="minorHAnsi" w:eastAsiaTheme="minorEastAsia" w:hAnsiTheme="minorHAnsi"/>
           <w:noProof/>
@@ -854,11 +770,12 @@
           <w:lang w:val="es-CO" w:eastAsia="es-CO"/>
         </w:rPr>
       </w:pPr>
-      <w:hyperlink w:anchor="_Toc242349847" w:history="1">
+      <w:hyperlink w:anchor="_Toc242356577" w:history="1">
         <w:r>
           <w:rPr>
             <w:rStyle w:val="Hyperlink"/>
             <w:noProof/>
+            <w:lang w:val="es-CO"/>
           </w:rPr>
           <w:t>2. Arquitectura del sistema</w:t>
         </w:r>
@@ -881,7 +798,7 @@
             <w:noProof/>
             <w:webHidden/>
           </w:rPr>
-          <w:instrText xml:space="preserve"> PAGEREF _Toc242349847 \h </w:instrText>
+          <w:instrText xml:space="preserve"> PAGEREF _Toc242356577 \h </w:instrText>
         </w:r>
         <w:r>
           <w:rPr>
@@ -918,7 +835,6 @@
         <w:tabs>
           <w:tab w:val="right" w:leader="dot" w:pos="9350"/>
         </w:tabs>
-        <w:spacing w:after="0" w:line="240" w:lineRule="auto"/>
         <w:rPr>
           <w:rFonts w:asciiTheme="minorHAnsi" w:eastAsiaTheme="minorEastAsia" w:hAnsiTheme="minorHAnsi"/>
           <w:noProof/>
@@ -927,7 +843,7 @@
           <w:lang w:val="es-CO" w:eastAsia="es-CO"/>
         </w:rPr>
       </w:pPr>
-      <w:hyperlink w:anchor="_Toc242349848" w:history="1">
+      <w:hyperlink w:anchor="_Toc242356578" w:history="1">
         <w:r>
           <w:rPr>
             <w:rStyle w:val="Hyperlink"/>
@@ -954,7 +870,7 @@
             <w:noProof/>
             <w:webHidden/>
           </w:rPr>
-          <w:instrText xml:space="preserve"> PAGEREF _Toc242349848 \h </w:instrText>
+          <w:instrText xml:space="preserve"> PAGEREF _Toc242356578 \h </w:instrText>
         </w:r>
         <w:r>
           <w:rPr>
@@ -991,7 +907,6 @@
         <w:tabs>
           <w:tab w:val="right" w:leader="dot" w:pos="9350"/>
         </w:tabs>
-        <w:spacing w:after="0" w:line="240" w:lineRule="auto"/>
         <w:rPr>
           <w:rFonts w:asciiTheme="minorHAnsi" w:eastAsiaTheme="minorEastAsia" w:hAnsiTheme="minorHAnsi"/>
           <w:noProof/>
@@ -1000,11 +915,12 @@
           <w:lang w:val="es-CO" w:eastAsia="es-CO"/>
         </w:rPr>
       </w:pPr>
-      <w:hyperlink w:anchor="_Toc242349849" w:history="1">
+      <w:hyperlink w:anchor="_Toc242356579" w:history="1">
         <w:r>
           <w:rPr>
             <w:rStyle w:val="Hyperlink"/>
             <w:noProof/>
+            <w:lang w:val="es-CO"/>
           </w:rPr>
           <w:t>3. Componentes del software</w:t>
         </w:r>
@@ -1027,7 +943,7 @@
             <w:noProof/>
             <w:webHidden/>
           </w:rPr>
-          <w:instrText xml:space="preserve"> PAGEREF _Toc242349849 \h </w:instrText>
+          <w:instrText xml:space="preserve"> PAGEREF _Toc242356579 \h </w:instrText>
         </w:r>
         <w:r>
           <w:rPr>
@@ -1047,7 +963,7 @@
             <w:noProof/>
             <w:webHidden/>
           </w:rPr>
-          <w:t>4</w:t>
+          <w:t>5</w:t>
         </w:r>
         <w:r>
           <w:rPr>
@@ -1064,7 +980,6 @@
         <w:tabs>
           <w:tab w:val="right" w:leader="dot" w:pos="9350"/>
         </w:tabs>
-        <w:spacing w:after="0" w:line="240" w:lineRule="auto"/>
         <w:rPr>
           <w:rFonts w:asciiTheme="minorHAnsi" w:eastAsiaTheme="minorEastAsia" w:hAnsiTheme="minorHAnsi"/>
           <w:noProof/>
@@ -1073,7 +988,7 @@
           <w:lang w:val="es-CO" w:eastAsia="es-CO"/>
         </w:rPr>
       </w:pPr>
-      <w:hyperlink w:anchor="_Toc242349850" w:history="1">
+      <w:hyperlink w:anchor="_Toc242356580" w:history="1">
         <w:r>
           <w:rPr>
             <w:rStyle w:val="Hyperlink"/>
@@ -1100,7 +1015,7 @@
             <w:noProof/>
             <w:webHidden/>
           </w:rPr>
-          <w:instrText xml:space="preserve"> PAGEREF _Toc242349850 \h </w:instrText>
+          <w:instrText xml:space="preserve"> PAGEREF _Toc242356580 \h </w:instrText>
         </w:r>
         <w:r>
           <w:rPr>
@@ -1120,7 +1035,7 @@
             <w:noProof/>
             <w:webHidden/>
           </w:rPr>
-          <w:t>4</w:t>
+          <w:t>5</w:t>
         </w:r>
         <w:r>
           <w:rPr>
@@ -1137,7 +1052,6 @@
         <w:tabs>
           <w:tab w:val="right" w:leader="dot" w:pos="9350"/>
         </w:tabs>
-        <w:spacing w:after="0" w:line="240" w:lineRule="auto"/>
         <w:rPr>
           <w:rFonts w:asciiTheme="minorHAnsi" w:eastAsiaTheme="minorEastAsia" w:hAnsiTheme="minorHAnsi"/>
           <w:noProof/>
@@ -1146,7 +1060,7 @@
           <w:lang w:val="es-CO" w:eastAsia="es-CO"/>
         </w:rPr>
       </w:pPr>
-      <w:hyperlink w:anchor="_Toc242349851" w:history="1">
+      <w:hyperlink w:anchor="_Toc242356581" w:history="1">
         <w:r>
           <w:rPr>
             <w:rStyle w:val="Hyperlink"/>
@@ -1173,7 +1087,7 @@
             <w:noProof/>
             <w:webHidden/>
           </w:rPr>
-          <w:instrText xml:space="preserve"> PAGEREF _Toc242349851 \h </w:instrText>
+          <w:instrText xml:space="preserve"> PAGEREF _Toc242356581 \h </w:instrText>
         </w:r>
         <w:r>
           <w:rPr>
@@ -1210,7 +1124,6 @@
         <w:tabs>
           <w:tab w:val="right" w:leader="dot" w:pos="9350"/>
         </w:tabs>
-        <w:spacing w:after="0" w:line="240" w:lineRule="auto"/>
         <w:rPr>
           <w:rFonts w:asciiTheme="minorHAnsi" w:eastAsiaTheme="minorEastAsia" w:hAnsiTheme="minorHAnsi"/>
           <w:noProof/>
@@ -1219,7 +1132,7 @@
           <w:lang w:val="es-CO" w:eastAsia="es-CO"/>
         </w:rPr>
       </w:pPr>
-      <w:hyperlink w:anchor="_Toc242349852" w:history="1">
+      <w:hyperlink w:anchor="_Toc242356582" w:history="1">
         <w:r>
           <w:rPr>
             <w:rStyle w:val="Hyperlink"/>
@@ -1246,7 +1159,7 @@
             <w:noProof/>
             <w:webHidden/>
           </w:rPr>
-          <w:instrText xml:space="preserve"> PAGEREF _Toc242349852 \h </w:instrText>
+          <w:instrText xml:space="preserve"> PAGEREF _Toc242356582 \h </w:instrText>
         </w:r>
         <w:r>
           <w:rPr>
@@ -1283,7 +1196,6 @@
         <w:tabs>
           <w:tab w:val="right" w:leader="dot" w:pos="9350"/>
         </w:tabs>
-        <w:spacing w:after="0" w:line="240" w:lineRule="auto"/>
         <w:rPr>
           <w:rFonts w:asciiTheme="minorHAnsi" w:eastAsiaTheme="minorEastAsia" w:hAnsiTheme="minorHAnsi"/>
           <w:noProof/>
@@ -1292,11 +1204,12 @@
           <w:lang w:val="es-CO" w:eastAsia="es-CO"/>
         </w:rPr>
       </w:pPr>
-      <w:hyperlink w:anchor="_Toc242349853" w:history="1">
+      <w:hyperlink w:anchor="_Toc242356583" w:history="1">
         <w:r>
           <w:rPr>
             <w:rStyle w:val="Hyperlink"/>
             <w:noProof/>
+            <w:lang w:val="es-CO"/>
           </w:rPr>
           <w:t>4. Adquisición y procesamiento de datos</w:t>
         </w:r>
@@ -1319,7 +1232,7 @@
             <w:noProof/>
             <w:webHidden/>
           </w:rPr>
-          <w:instrText xml:space="preserve"> PAGEREF _Toc242349853 \h </w:instrText>
+          <w:instrText xml:space="preserve"> PAGEREF _Toc242356583 \h </w:instrText>
         </w:r>
         <w:r>
           <w:rPr>
@@ -1339,7 +1252,7 @@
             <w:noProof/>
             <w:webHidden/>
           </w:rPr>
-          <w:t>6</w:t>
+          <w:t>7</w:t>
         </w:r>
         <w:r>
           <w:rPr>
@@ -1356,7 +1269,6 @@
         <w:tabs>
           <w:tab w:val="right" w:leader="dot" w:pos="9350"/>
         </w:tabs>
-        <w:spacing w:after="0" w:line="240" w:lineRule="auto"/>
         <w:rPr>
           <w:rFonts w:asciiTheme="minorHAnsi" w:eastAsiaTheme="minorEastAsia" w:hAnsiTheme="minorHAnsi"/>
           <w:noProof/>
@@ -1365,7 +1277,7 @@
           <w:lang w:val="es-CO" w:eastAsia="es-CO"/>
         </w:rPr>
       </w:pPr>
-      <w:hyperlink w:anchor="_Toc242349854" w:history="1">
+      <w:hyperlink w:anchor="_Toc242356584" w:history="1">
         <w:r>
           <w:rPr>
             <w:rStyle w:val="Hyperlink"/>
@@ -1392,7 +1304,7 @@
             <w:noProof/>
             <w:webHidden/>
           </w:rPr>
-          <w:instrText xml:space="preserve"> PAGEREF _Toc242349854 \h </w:instrText>
+          <w:instrText xml:space="preserve"> PAGEREF _Toc242356584 \h </w:instrText>
         </w:r>
         <w:r>
           <w:rPr>
@@ -1412,7 +1324,7 @@
             <w:noProof/>
             <w:webHidden/>
           </w:rPr>
-          <w:t>6</w:t>
+          <w:t>7</w:t>
         </w:r>
         <w:r>
           <w:rPr>
@@ -1429,7 +1341,6 @@
         <w:tabs>
           <w:tab w:val="right" w:leader="dot" w:pos="9350"/>
         </w:tabs>
-        <w:spacing w:after="0" w:line="240" w:lineRule="auto"/>
         <w:rPr>
           <w:rFonts w:asciiTheme="minorHAnsi" w:eastAsiaTheme="minorEastAsia" w:hAnsiTheme="minorHAnsi"/>
           <w:noProof/>
@@ -1438,11 +1349,12 @@
           <w:lang w:val="es-CO" w:eastAsia="es-CO"/>
         </w:rPr>
       </w:pPr>
-      <w:hyperlink w:anchor="_Toc242349855" w:history="1">
+      <w:hyperlink w:anchor="_Toc242356585" w:history="1">
         <w:r>
           <w:rPr>
             <w:rStyle w:val="Hyperlink"/>
             <w:noProof/>
+            <w:lang w:val="es-CO"/>
           </w:rPr>
           <w:t>5. Flujo de operación del sistema</w:t>
         </w:r>
@@ -1465,7 +1377,7 @@
             <w:noProof/>
             <w:webHidden/>
           </w:rPr>
-          <w:instrText xml:space="preserve"> PAGEREF _Toc242349855 \h </w:instrText>
+          <w:instrText xml:space="preserve"> PAGEREF _Toc242356585 \h </w:instrText>
         </w:r>
         <w:r>
           <w:rPr>
@@ -1502,7 +1414,6 @@
         <w:tabs>
           <w:tab w:val="right" w:leader="dot" w:pos="9350"/>
         </w:tabs>
-        <w:spacing w:after="0" w:line="240" w:lineRule="auto"/>
         <w:rPr>
           <w:rFonts w:asciiTheme="minorHAnsi" w:eastAsiaTheme="minorEastAsia" w:hAnsiTheme="minorHAnsi"/>
           <w:noProof/>
@@ -1511,7 +1422,7 @@
           <w:lang w:val="es-CO" w:eastAsia="es-CO"/>
         </w:rPr>
       </w:pPr>
-      <w:hyperlink w:anchor="_Toc242349856" w:history="1">
+      <w:hyperlink w:anchor="_Toc242356586" w:history="1">
         <w:r>
           <w:rPr>
             <w:rStyle w:val="Hyperlink"/>
@@ -1538,7 +1449,7 @@
             <w:noProof/>
             <w:webHidden/>
           </w:rPr>
-          <w:instrText xml:space="preserve"> PAGEREF _Toc242349856 \h </w:instrText>
+          <w:instrText xml:space="preserve"> PAGEREF _Toc242356586 \h </w:instrText>
         </w:r>
         <w:r>
           <w:rPr>
@@ -1575,7 +1486,6 @@
         <w:tabs>
           <w:tab w:val="right" w:leader="dot" w:pos="9350"/>
         </w:tabs>
-        <w:spacing w:after="0" w:line="240" w:lineRule="auto"/>
         <w:rPr>
           <w:rFonts w:asciiTheme="minorHAnsi" w:eastAsiaTheme="minorEastAsia" w:hAnsiTheme="minorHAnsi"/>
           <w:noProof/>
@@ -1584,7 +1494,7 @@
           <w:lang w:val="es-CO" w:eastAsia="es-CO"/>
         </w:rPr>
       </w:pPr>
-      <w:hyperlink w:anchor="_Toc242349857" w:history="1">
+      <w:hyperlink w:anchor="_Toc242356587" w:history="1">
         <w:r>
           <w:rPr>
             <w:rStyle w:val="Hyperlink"/>
@@ -1611,7 +1521,7 @@
             <w:noProof/>
             <w:webHidden/>
           </w:rPr>
-          <w:instrText xml:space="preserve"> PAGEREF _Toc242349857 \h </w:instrText>
+          <w:instrText xml:space="preserve"> PAGEREF _Toc242356587 \h </w:instrText>
         </w:r>
         <w:r>
           <w:rPr>
@@ -1631,7 +1541,7 @@
             <w:noProof/>
             <w:webHidden/>
           </w:rPr>
-          <w:t>7</w:t>
+          <w:t>8</w:t>
         </w:r>
         <w:r>
           <w:rPr>
@@ -1648,7 +1558,6 @@
         <w:tabs>
           <w:tab w:val="right" w:leader="dot" w:pos="9350"/>
         </w:tabs>
-        <w:spacing w:after="0" w:line="240" w:lineRule="auto"/>
         <w:rPr>
           <w:rFonts w:asciiTheme="minorHAnsi" w:eastAsiaTheme="minorEastAsia" w:hAnsiTheme="minorHAnsi"/>
           <w:noProof/>
@@ -1657,11 +1566,12 @@
           <w:lang w:val="es-CO" w:eastAsia="es-CO"/>
         </w:rPr>
       </w:pPr>
-      <w:hyperlink w:anchor="_Toc242349858" w:history="1">
+      <w:hyperlink w:anchor="_Toc242356588" w:history="1">
         <w:r>
           <w:rPr>
             <w:rStyle w:val="Hyperlink"/>
             <w:noProof/>
+            <w:lang w:val="es-CO"/>
           </w:rPr>
           <w:t>6. Algoritmos y metodología científica</w:t>
         </w:r>
@@ -1684,7 +1594,7 @@
             <w:noProof/>
             <w:webHidden/>
           </w:rPr>
-          <w:instrText xml:space="preserve"> PAGEREF _Toc242349858 \h </w:instrText>
+          <w:instrText xml:space="preserve"> PAGEREF _Toc242356588 \h </w:instrText>
         </w:r>
         <w:r>
           <w:rPr>
@@ -1721,7 +1631,6 @@
         <w:tabs>
           <w:tab w:val="right" w:leader="dot" w:pos="9350"/>
         </w:tabs>
-        <w:spacing w:after="0" w:line="240" w:lineRule="auto"/>
         <w:rPr>
           <w:rFonts w:asciiTheme="minorHAnsi" w:eastAsiaTheme="minorEastAsia" w:hAnsiTheme="minorHAnsi"/>
           <w:noProof/>
@@ -1730,7 +1639,7 @@
           <w:lang w:val="es-CO" w:eastAsia="es-CO"/>
         </w:rPr>
       </w:pPr>
-      <w:hyperlink w:anchor="_Toc242349859" w:history="1">
+      <w:hyperlink w:anchor="_Toc242356589" w:history="1">
         <w:r>
           <w:rPr>
             <w:rStyle w:val="Hyperlink"/>
@@ -1757,7 +1666,7 @@
             <w:noProof/>
             <w:webHidden/>
           </w:rPr>
-          <w:instrText xml:space="preserve"> PAGEREF _Toc242349859 \h </w:instrText>
+          <w:instrText xml:space="preserve"> PAGEREF _Toc242356589 \h </w:instrText>
         </w:r>
         <w:r>
           <w:rPr>
@@ -1794,7 +1703,6 @@
         <w:tabs>
           <w:tab w:val="right" w:leader="dot" w:pos="9350"/>
         </w:tabs>
-        <w:spacing w:after="0" w:line="240" w:lineRule="auto"/>
         <w:rPr>
           <w:rFonts w:asciiTheme="minorHAnsi" w:eastAsiaTheme="minorEastAsia" w:hAnsiTheme="minorHAnsi"/>
           <w:noProof/>
@@ -1803,7 +1711,7 @@
           <w:lang w:val="es-CO" w:eastAsia="es-CO"/>
         </w:rPr>
       </w:pPr>
-      <w:hyperlink w:anchor="_Toc242349860" w:history="1">
+      <w:hyperlink w:anchor="_Toc242356590" w:history="1">
         <w:r>
           <w:rPr>
             <w:rStyle w:val="Hyperlink"/>
@@ -1830,7 +1738,7 @@
             <w:noProof/>
             <w:webHidden/>
           </w:rPr>
-          <w:instrText xml:space="preserve"> PAGEREF _Toc242349860 \h </w:instrText>
+          <w:instrText xml:space="preserve"> PAGEREF _Toc242356590 \h </w:instrText>
         </w:r>
         <w:r>
           <w:rPr>
@@ -1850,7 +1758,7 @@
             <w:noProof/>
             <w:webHidden/>
           </w:rPr>
-          <w:t>8</w:t>
+          <w:t>9</w:t>
         </w:r>
         <w:r>
           <w:rPr>
@@ -1867,7 +1775,6 @@
         <w:tabs>
           <w:tab w:val="right" w:leader="dot" w:pos="9350"/>
         </w:tabs>
-        <w:spacing w:after="0" w:line="240" w:lineRule="auto"/>
         <w:rPr>
           <w:rFonts w:asciiTheme="minorHAnsi" w:eastAsiaTheme="minorEastAsia" w:hAnsiTheme="minorHAnsi"/>
           <w:noProof/>
@@ -1876,7 +1783,7 @@
           <w:lang w:val="es-CO" w:eastAsia="es-CO"/>
         </w:rPr>
       </w:pPr>
-      <w:hyperlink w:anchor="_Toc242349861" w:history="1">
+      <w:hyperlink w:anchor="_Toc242356591" w:history="1">
         <w:r>
           <w:rPr>
             <w:rStyle w:val="Hyperlink"/>
@@ -1903,7 +1810,7 @@
             <w:noProof/>
             <w:webHidden/>
           </w:rPr>
-          <w:instrText xml:space="preserve"> PAGEREF _Toc242349861 \h </w:instrText>
+          <w:instrText xml:space="preserve"> PAGEREF _Toc242356591 \h </w:instrText>
         </w:r>
         <w:r>
           <w:rPr>
@@ -1940,7 +1847,6 @@
         <w:tabs>
           <w:tab w:val="right" w:leader="dot" w:pos="9350"/>
         </w:tabs>
-        <w:spacing w:after="0" w:line="240" w:lineRule="auto"/>
         <w:rPr>
           <w:rFonts w:asciiTheme="minorHAnsi" w:eastAsiaTheme="minorEastAsia" w:hAnsiTheme="minorHAnsi"/>
           <w:noProof/>
@@ -1949,7 +1855,7 @@
           <w:lang w:val="es-CO" w:eastAsia="es-CO"/>
         </w:rPr>
       </w:pPr>
-      <w:hyperlink w:anchor="_Toc242349862" w:history="1">
+      <w:hyperlink w:anchor="_Toc242356592" w:history="1">
         <w:r>
           <w:rPr>
             <w:rStyle w:val="Hyperlink"/>
@@ -1976,7 +1882,7 @@
             <w:noProof/>
             <w:webHidden/>
           </w:rPr>
-          <w:instrText xml:space="preserve"> PAGEREF _Toc242349862 \h </w:instrText>
+          <w:instrText xml:space="preserve"> PAGEREF _Toc242356592 \h </w:instrText>
         </w:r>
         <w:r>
           <w:rPr>
@@ -2013,7 +1919,6 @@
         <w:tabs>
           <w:tab w:val="right" w:leader="dot" w:pos="9350"/>
         </w:tabs>
-        <w:spacing w:after="0" w:line="240" w:lineRule="auto"/>
         <w:rPr>
           <w:rFonts w:asciiTheme="minorHAnsi" w:eastAsiaTheme="minorEastAsia" w:hAnsiTheme="minorHAnsi"/>
           <w:noProof/>
@@ -2022,7 +1927,7 @@
           <w:lang w:val="es-CO" w:eastAsia="es-CO"/>
         </w:rPr>
       </w:pPr>
-      <w:hyperlink w:anchor="_Toc242349863" w:history="1">
+      <w:hyperlink w:anchor="_Toc242356593" w:history="1">
         <w:r>
           <w:rPr>
             <w:rStyle w:val="Hyperlink"/>
@@ -2049,7 +1954,7 @@
             <w:noProof/>
             <w:webHidden/>
           </w:rPr>
-          <w:instrText xml:space="preserve"> PAGEREF _Toc242349863 \h </w:instrText>
+          <w:instrText xml:space="preserve"> PAGEREF _Toc242356593 \h </w:instrText>
         </w:r>
         <w:r>
           <w:rPr>
@@ -2069,7 +1974,7 @@
             <w:noProof/>
             <w:webHidden/>
           </w:rPr>
-          <w:t>9</w:t>
+          <w:t>10</w:t>
         </w:r>
         <w:r>
           <w:rPr>
@@ -2086,7 +1991,6 @@
         <w:tabs>
           <w:tab w:val="right" w:leader="dot" w:pos="9350"/>
         </w:tabs>
-        <w:spacing w:after="0" w:line="240" w:lineRule="auto"/>
         <w:rPr>
           <w:rFonts w:asciiTheme="minorHAnsi" w:eastAsiaTheme="minorEastAsia" w:hAnsiTheme="minorHAnsi"/>
           <w:noProof/>
@@ -2095,7 +1999,7 @@
           <w:lang w:val="es-CO" w:eastAsia="es-CO"/>
         </w:rPr>
       </w:pPr>
-      <w:hyperlink w:anchor="_Toc242349864" w:history="1">
+      <w:hyperlink w:anchor="_Toc242356594" w:history="1">
         <w:r>
           <w:rPr>
             <w:rStyle w:val="Hyperlink"/>
@@ -2122,7 +2026,7 @@
             <w:noProof/>
             <w:webHidden/>
           </w:rPr>
-          <w:instrText xml:space="preserve"> PAGEREF _Toc242349864 \h </w:instrText>
+          <w:instrText xml:space="preserve"> PAGEREF _Toc242356594 \h </w:instrText>
         </w:r>
         <w:r>
           <w:rPr>
@@ -2159,7 +2063,6 @@
         <w:tabs>
           <w:tab w:val="right" w:leader="dot" w:pos="9350"/>
         </w:tabs>
-        <w:spacing w:after="0" w:line="240" w:lineRule="auto"/>
         <w:rPr>
           <w:rFonts w:asciiTheme="minorHAnsi" w:eastAsiaTheme="minorEastAsia" w:hAnsiTheme="minorHAnsi"/>
           <w:noProof/>
@@ -2168,7 +2071,7 @@
           <w:lang w:val="es-CO" w:eastAsia="es-CO"/>
         </w:rPr>
       </w:pPr>
-      <w:hyperlink w:anchor="_Toc242349865" w:history="1">
+      <w:hyperlink w:anchor="_Toc242356595" w:history="1">
         <w:r>
           <w:rPr>
             <w:rStyle w:val="Hyperlink"/>
@@ -2195,7 +2098,7 @@
             <w:noProof/>
             <w:webHidden/>
           </w:rPr>
-          <w:instrText xml:space="preserve"> PAGEREF _Toc242349865 \h </w:instrText>
+          <w:instrText xml:space="preserve"> PAGEREF _Toc242356595 \h </w:instrText>
         </w:r>
         <w:r>
           <w:rPr>
@@ -2232,7 +2135,6 @@
         <w:tabs>
           <w:tab w:val="right" w:leader="dot" w:pos="9350"/>
         </w:tabs>
-        <w:spacing w:after="0" w:line="240" w:lineRule="auto"/>
         <w:rPr>
           <w:rFonts w:asciiTheme="minorHAnsi" w:eastAsiaTheme="minorEastAsia" w:hAnsiTheme="minorHAnsi"/>
           <w:noProof/>
@@ -2241,7 +2143,7 @@
           <w:lang w:val="es-CO" w:eastAsia="es-CO"/>
         </w:rPr>
       </w:pPr>
-      <w:hyperlink w:anchor="_Toc242349866" w:history="1">
+      <w:hyperlink w:anchor="_Toc242356596" w:history="1">
         <w:r>
           <w:rPr>
             <w:rStyle w:val="Hyperlink"/>
@@ -2268,7 +2170,7 @@
             <w:noProof/>
             <w:webHidden/>
           </w:rPr>
-          <w:instrText xml:space="preserve"> PAGEREF _Toc242349866 \h </w:instrText>
+          <w:instrText xml:space="preserve"> PAGEREF _Toc242356596 \h </w:instrText>
         </w:r>
         <w:r>
           <w:rPr>
@@ -2305,7 +2207,6 @@
         <w:tabs>
           <w:tab w:val="right" w:leader="dot" w:pos="9350"/>
         </w:tabs>
-        <w:spacing w:after="0" w:line="240" w:lineRule="auto"/>
         <w:rPr>
           <w:rFonts w:asciiTheme="minorHAnsi" w:eastAsiaTheme="minorEastAsia" w:hAnsiTheme="minorHAnsi"/>
           <w:noProof/>
@@ -2314,7 +2215,7 @@
           <w:lang w:val="es-CO" w:eastAsia="es-CO"/>
         </w:rPr>
       </w:pPr>
-      <w:hyperlink w:anchor="_Toc242349867" w:history="1">
+      <w:hyperlink w:anchor="_Toc242356597" w:history="1">
         <w:r>
           <w:rPr>
             <w:rStyle w:val="Hyperlink"/>
@@ -2341,7 +2242,7 @@
             <w:noProof/>
             <w:webHidden/>
           </w:rPr>
-          <w:instrText xml:space="preserve"> PAGEREF _Toc242349867 \h </w:instrText>
+          <w:instrText xml:space="preserve"> PAGEREF _Toc242356597 \h </w:instrText>
         </w:r>
         <w:r>
           <w:rPr>
@@ -2378,7 +2279,6 @@
         <w:tabs>
           <w:tab w:val="right" w:leader="dot" w:pos="9350"/>
         </w:tabs>
-        <w:spacing w:after="0" w:line="240" w:lineRule="auto"/>
         <w:rPr>
           <w:rFonts w:asciiTheme="minorHAnsi" w:eastAsiaTheme="minorEastAsia" w:hAnsiTheme="minorHAnsi"/>
           <w:noProof/>
@@ -2387,7 +2287,7 @@
           <w:lang w:val="es-CO" w:eastAsia="es-CO"/>
         </w:rPr>
       </w:pPr>
-      <w:hyperlink w:anchor="_Toc242349868" w:history="1">
+      <w:hyperlink w:anchor="_Toc242356598" w:history="1">
         <w:r>
           <w:rPr>
             <w:rStyle w:val="Hyperlink"/>
@@ -2414,7 +2314,7 @@
             <w:noProof/>
             <w:webHidden/>
           </w:rPr>
-          <w:instrText xml:space="preserve"> PAGEREF _Toc242349868 \h </w:instrText>
+          <w:instrText xml:space="preserve"> PAGEREF _Toc242356598 \h </w:instrText>
         </w:r>
         <w:r>
           <w:rPr>
@@ -2434,7 +2334,7 @@
             <w:noProof/>
             <w:webHidden/>
           </w:rPr>
-          <w:t>11</w:t>
+          <w:t>12</w:t>
         </w:r>
         <w:r>
           <w:rPr>
@@ -2451,7 +2351,6 @@
         <w:tabs>
           <w:tab w:val="right" w:leader="dot" w:pos="9350"/>
         </w:tabs>
-        <w:spacing w:after="0" w:line="240" w:lineRule="auto"/>
         <w:rPr>
           <w:rFonts w:asciiTheme="minorHAnsi" w:eastAsiaTheme="minorEastAsia" w:hAnsiTheme="minorHAnsi"/>
           <w:noProof/>
@@ -2460,7 +2359,7 @@
           <w:lang w:val="es-CO" w:eastAsia="es-CO"/>
         </w:rPr>
       </w:pPr>
-      <w:hyperlink w:anchor="_Toc242349869" w:history="1">
+      <w:hyperlink w:anchor="_Toc242356599" w:history="1">
         <w:r>
           <w:rPr>
             <w:rStyle w:val="Hyperlink"/>
@@ -2487,7 +2386,7 @@
             <w:noProof/>
             <w:webHidden/>
           </w:rPr>
-          <w:instrText xml:space="preserve"> PAGEREF _Toc242349869 \h </w:instrText>
+          <w:instrText xml:space="preserve"> PAGEREF _Toc242356599 \h </w:instrText>
         </w:r>
         <w:r>
           <w:rPr>
@@ -2524,7 +2423,6 @@
         <w:tabs>
           <w:tab w:val="right" w:leader="dot" w:pos="9350"/>
         </w:tabs>
-        <w:spacing w:after="0" w:line="240" w:lineRule="auto"/>
         <w:rPr>
           <w:rFonts w:asciiTheme="minorHAnsi" w:eastAsiaTheme="minorEastAsia" w:hAnsiTheme="minorHAnsi"/>
           <w:noProof/>
@@ -2533,7 +2431,7 @@
           <w:lang w:val="es-CO" w:eastAsia="es-CO"/>
         </w:rPr>
       </w:pPr>
-      <w:hyperlink w:anchor="_Toc242349870" w:history="1">
+      <w:hyperlink w:anchor="_Toc242356600" w:history="1">
         <w:r>
           <w:rPr>
             <w:rStyle w:val="Hyperlink"/>
@@ -2560,7 +2458,7 @@
             <w:noProof/>
             <w:webHidden/>
           </w:rPr>
-          <w:instrText xml:space="preserve"> PAGEREF _Toc242349870 \h </w:instrText>
+          <w:instrText xml:space="preserve"> PAGEREF _Toc242356600 \h </w:instrText>
         </w:r>
         <w:r>
           <w:rPr>
@@ -2597,7 +2495,6 @@
         <w:tabs>
           <w:tab w:val="right" w:leader="dot" w:pos="9350"/>
         </w:tabs>
-        <w:spacing w:after="0" w:line="240" w:lineRule="auto"/>
         <w:rPr>
           <w:rFonts w:asciiTheme="minorHAnsi" w:eastAsiaTheme="minorEastAsia" w:hAnsiTheme="minorHAnsi"/>
           <w:noProof/>
@@ -2606,11 +2503,12 @@
           <w:lang w:val="es-CO" w:eastAsia="es-CO"/>
         </w:rPr>
       </w:pPr>
-      <w:hyperlink w:anchor="_Toc242349871" w:history="1">
+      <w:hyperlink w:anchor="_Toc242356601" w:history="1">
         <w:r>
           <w:rPr>
             <w:rStyle w:val="Hyperlink"/>
             <w:noProof/>
+            <w:lang w:val="es-CO"/>
           </w:rPr>
           <w:t>7. Restricciones y límites</w:t>
         </w:r>
@@ -2633,7 +2531,7 @@
             <w:noProof/>
             <w:webHidden/>
           </w:rPr>
-          <w:instrText xml:space="preserve"> PAGEREF _Toc242349871 \h </w:instrText>
+          <w:instrText xml:space="preserve"> PAGEREF _Toc242356601 \h </w:instrText>
         </w:r>
         <w:r>
           <w:rPr>
@@ -2653,7 +2551,7 @@
             <w:noProof/>
             <w:webHidden/>
           </w:rPr>
-          <w:t>12</w:t>
+          <w:t>13</w:t>
         </w:r>
         <w:r>
           <w:rPr>
@@ -2670,7 +2568,6 @@
         <w:tabs>
           <w:tab w:val="right" w:leader="dot" w:pos="9350"/>
         </w:tabs>
-        <w:spacing w:after="0" w:line="240" w:lineRule="auto"/>
         <w:rPr>
           <w:rFonts w:asciiTheme="minorHAnsi" w:eastAsiaTheme="minorEastAsia" w:hAnsiTheme="minorHAnsi"/>
           <w:noProof/>
@@ -2679,13 +2576,13 @@
           <w:lang w:val="es-CO" w:eastAsia="es-CO"/>
         </w:rPr>
       </w:pPr>
-      <w:hyperlink w:anchor="_Toc242349872" w:history="1">
+      <w:hyperlink w:anchor="_Toc242356602" w:history="1">
         <w:r>
           <w:rPr>
             <w:rStyle w:val="Hyperlink"/>
             <w:noProof/>
           </w:rPr>
-          <w:t>7.1 Identidad de la entrega y límites</w:t>
+          <w:t>7.1 Alcance y limitaciones del modelo</w:t>
         </w:r>
         <w:r>
           <w:rPr>
@@ -2706,7 +2603,7 @@
             <w:noProof/>
             <w:webHidden/>
           </w:rPr>
-          <w:instrText xml:space="preserve"> PAGEREF _Toc242349872 \h </w:instrText>
+          <w:instrText xml:space="preserve"> PAGEREF _Toc242356602 \h </w:instrText>
         </w:r>
         <w:r>
           <w:rPr>
@@ -2726,7 +2623,7 @@
             <w:noProof/>
             <w:webHidden/>
           </w:rPr>
-          <w:t>12</w:t>
+          <w:t>13</w:t>
         </w:r>
         <w:r>
           <w:rPr>
@@ -2743,7 +2640,6 @@
         <w:tabs>
           <w:tab w:val="right" w:leader="dot" w:pos="9350"/>
         </w:tabs>
-        <w:spacing w:after="0" w:line="240" w:lineRule="auto"/>
         <w:rPr>
           <w:rFonts w:asciiTheme="minorHAnsi" w:eastAsiaTheme="minorEastAsia" w:hAnsiTheme="minorHAnsi"/>
           <w:noProof/>
@@ -2752,7 +2648,7 @@
           <w:lang w:val="es-CO" w:eastAsia="es-CO"/>
         </w:rPr>
       </w:pPr>
-      <w:hyperlink w:anchor="_Toc242349873" w:history="1">
+      <w:hyperlink w:anchor="_Toc242356603" w:history="1">
         <w:r>
           <w:rPr>
             <w:rStyle w:val="Hyperlink"/>
@@ -2779,7 +2675,7 @@
             <w:noProof/>
             <w:webHidden/>
           </w:rPr>
-          <w:instrText xml:space="preserve"> PAGEREF _Toc242349873 \h </w:instrText>
+          <w:instrText xml:space="preserve"> PAGEREF _Toc242356603 \h </w:instrText>
         </w:r>
         <w:r>
           <w:rPr>
@@ -2816,7 +2712,6 @@
         <w:tabs>
           <w:tab w:val="right" w:leader="dot" w:pos="9350"/>
         </w:tabs>
-        <w:spacing w:after="0" w:line="240" w:lineRule="auto"/>
         <w:rPr>
           <w:rFonts w:asciiTheme="minorHAnsi" w:eastAsiaTheme="minorEastAsia" w:hAnsiTheme="minorHAnsi"/>
           <w:noProof/>
@@ -2825,7 +2720,7 @@
           <w:lang w:val="es-CO" w:eastAsia="es-CO"/>
         </w:rPr>
       </w:pPr>
-      <w:hyperlink w:anchor="_Toc242349874" w:history="1">
+      <w:hyperlink w:anchor="_Toc242356604" w:history="1">
         <w:r>
           <w:rPr>
             <w:rStyle w:val="Hyperlink"/>
@@ -2852,7 +2747,7 @@
             <w:noProof/>
             <w:webHidden/>
           </w:rPr>
-          <w:instrText xml:space="preserve"> PAGEREF _Toc242349874 \h </w:instrText>
+          <w:instrText xml:space="preserve"> PAGEREF _Toc242356604 \h </w:instrText>
         </w:r>
         <w:r>
           <w:rPr>
@@ -2889,7 +2784,6 @@
         <w:tabs>
           <w:tab w:val="right" w:leader="dot" w:pos="9350"/>
         </w:tabs>
-        <w:spacing w:after="0" w:line="240" w:lineRule="auto"/>
         <w:rPr>
           <w:rFonts w:asciiTheme="minorHAnsi" w:eastAsiaTheme="minorEastAsia" w:hAnsiTheme="minorHAnsi"/>
           <w:noProof/>
@@ -2898,11 +2792,12 @@
           <w:lang w:val="es-CO" w:eastAsia="es-CO"/>
         </w:rPr>
       </w:pPr>
-      <w:hyperlink w:anchor="_Toc242349875" w:history="1">
+      <w:hyperlink w:anchor="_Toc242356605" w:history="1">
         <w:r>
           <w:rPr>
             <w:rStyle w:val="Hyperlink"/>
             <w:noProof/>
+            <w:lang w:val="es-CO"/>
           </w:rPr>
           <w:t>8. Despliegue y ejecución</w:t>
         </w:r>
@@ -2925,7 +2820,7 @@
             <w:noProof/>
             <w:webHidden/>
           </w:rPr>
-          <w:instrText xml:space="preserve"> PAGEREF _Toc242349875 \h </w:instrText>
+          <w:instrText xml:space="preserve"> PAGEREF _Toc242356605 \h </w:instrText>
         </w:r>
         <w:r>
           <w:rPr>
@@ -2962,7 +2857,6 @@
         <w:tabs>
           <w:tab w:val="right" w:leader="dot" w:pos="9350"/>
         </w:tabs>
-        <w:spacing w:after="0" w:line="240" w:lineRule="auto"/>
         <w:rPr>
           <w:rFonts w:asciiTheme="minorHAnsi" w:eastAsiaTheme="minorEastAsia" w:hAnsiTheme="minorHAnsi"/>
           <w:noProof/>
@@ -2971,13 +2865,13 @@
           <w:lang w:val="es-CO" w:eastAsia="es-CO"/>
         </w:rPr>
       </w:pPr>
-      <w:hyperlink w:anchor="_Toc242349876" w:history="1">
+      <w:hyperlink w:anchor="_Toc242356606" w:history="1">
         <w:r>
           <w:rPr>
             <w:rStyle w:val="Hyperlink"/>
             <w:noProof/>
           </w:rPr>
-          <w:t>8.1 Pruebas y distribución Windows</w:t>
+          <w:t>8.1 Requisitos, instalación y ejecución</w:t>
         </w:r>
         <w:r>
           <w:rPr>
@@ -2998,7 +2892,7 @@
             <w:noProof/>
             <w:webHidden/>
           </w:rPr>
-          <w:instrText xml:space="preserve"> PAGEREF _Toc242349876 \h </w:instrText>
+          <w:instrText xml:space="preserve"> PAGEREF _Toc242356606 \h </w:instrText>
         </w:r>
         <w:r>
           <w:rPr>
@@ -3035,7 +2929,6 @@
         <w:tabs>
           <w:tab w:val="right" w:leader="dot" w:pos="9350"/>
         </w:tabs>
-        <w:spacing w:after="0" w:line="240" w:lineRule="auto"/>
         <w:rPr>
           <w:rFonts w:asciiTheme="minorHAnsi" w:eastAsiaTheme="minorEastAsia" w:hAnsiTheme="minorHAnsi"/>
           <w:noProof/>
@@ -3044,11 +2937,12 @@
           <w:lang w:val="es-CO" w:eastAsia="es-CO"/>
         </w:rPr>
       </w:pPr>
-      <w:hyperlink w:anchor="_Toc242349877" w:history="1">
+      <w:hyperlink w:anchor="_Toc242356607" w:history="1">
         <w:r>
           <w:rPr>
             <w:rStyle w:val="Hyperlink"/>
             <w:noProof/>
+            <w:lang w:val="es-CO"/>
           </w:rPr>
           <w:t>9. Glosario y referencias académicas</w:t>
         </w:r>
@@ -3071,7 +2965,7 @@
             <w:noProof/>
             <w:webHidden/>
           </w:rPr>
-          <w:instrText xml:space="preserve"> PAGEREF _Toc242349877 \h </w:instrText>
+          <w:instrText xml:space="preserve"> PAGEREF _Toc242356607 \h </w:instrText>
         </w:r>
         <w:r>
           <w:rPr>
@@ -3091,7 +2985,7 @@
             <w:noProof/>
             <w:webHidden/>
           </w:rPr>
-          <w:t>16</w:t>
+          <w:t>17</w:t>
         </w:r>
         <w:r>
           <w:rPr>
@@ -3108,7 +3002,6 @@
         <w:tabs>
           <w:tab w:val="right" w:leader="dot" w:pos="9350"/>
         </w:tabs>
-        <w:spacing w:after="0" w:line="240" w:lineRule="auto"/>
         <w:rPr>
           <w:rFonts w:asciiTheme="minorHAnsi" w:eastAsiaTheme="minorEastAsia" w:hAnsiTheme="minorHAnsi"/>
           <w:noProof/>
@@ -3117,7 +3010,7 @@
           <w:lang w:val="es-CO" w:eastAsia="es-CO"/>
         </w:rPr>
       </w:pPr>
-      <w:hyperlink w:anchor="_Toc242349878" w:history="1">
+      <w:hyperlink w:anchor="_Toc242356608" w:history="1">
         <w:r>
           <w:rPr>
             <w:rStyle w:val="Hyperlink"/>
@@ -3144,7 +3037,7 @@
             <w:noProof/>
             <w:webHidden/>
           </w:rPr>
-          <w:instrText xml:space="preserve"> PAGEREF _Toc242349878 \h </w:instrText>
+          <w:instrText xml:space="preserve"> PAGEREF _Toc242356608 \h </w:instrText>
         </w:r>
         <w:r>
           <w:rPr>
@@ -3164,7 +3057,7 @@
             <w:noProof/>
             <w:webHidden/>
           </w:rPr>
-          <w:t>16</w:t>
+          <w:t>17</w:t>
         </w:r>
         <w:r>
           <w:rPr>
@@ -3181,7 +3074,6 @@
         <w:tabs>
           <w:tab w:val="right" w:leader="dot" w:pos="9350"/>
         </w:tabs>
-        <w:spacing w:after="0" w:line="240" w:lineRule="auto"/>
         <w:rPr>
           <w:rFonts w:asciiTheme="minorHAnsi" w:eastAsiaTheme="minorEastAsia" w:hAnsiTheme="minorHAnsi"/>
           <w:noProof/>
@@ -3190,7 +3082,7 @@
           <w:lang w:val="es-CO" w:eastAsia="es-CO"/>
         </w:rPr>
       </w:pPr>
-      <w:hyperlink w:anchor="_Toc242349879" w:history="1">
+      <w:hyperlink w:anchor="_Toc242356609" w:history="1">
         <w:r>
           <w:rPr>
             <w:rStyle w:val="Hyperlink"/>
@@ -3217,7 +3109,7 @@
             <w:noProof/>
             <w:webHidden/>
           </w:rPr>
-          <w:instrText xml:space="preserve"> PAGEREF _Toc242349879 \h </w:instrText>
+          <w:instrText xml:space="preserve"> PAGEREF _Toc242356609 \h </w:instrText>
         </w:r>
         <w:r>
           <w:rPr>
@@ -3237,7 +3129,7 @@
             <w:noProof/>
             <w:webHidden/>
           </w:rPr>
-          <w:t>16</w:t>
+          <w:t>17</w:t>
         </w:r>
         <w:r>
           <w:rPr>
@@ -3254,7 +3146,6 @@
         <w:tabs>
           <w:tab w:val="right" w:leader="dot" w:pos="9350"/>
         </w:tabs>
-        <w:spacing w:after="0" w:line="240" w:lineRule="auto"/>
         <w:rPr>
           <w:rFonts w:asciiTheme="minorHAnsi" w:eastAsiaTheme="minorEastAsia" w:hAnsiTheme="minorHAnsi"/>
           <w:noProof/>
@@ -3263,7 +3154,7 @@
           <w:lang w:val="es-CO" w:eastAsia="es-CO"/>
         </w:rPr>
       </w:pPr>
-      <w:hyperlink w:anchor="_Toc242349880" w:history="1">
+      <w:hyperlink w:anchor="_Toc242356610" w:history="1">
         <w:r>
           <w:rPr>
             <w:rStyle w:val="Hyperlink"/>
@@ -3290,7 +3181,7 @@
             <w:noProof/>
             <w:webHidden/>
           </w:rPr>
-          <w:instrText xml:space="preserve"> PAGEREF _Toc242349880 \h </w:instrText>
+          <w:instrText xml:space="preserve"> PAGEREF _Toc242356610 \h </w:instrText>
         </w:r>
         <w:r>
           <w:rPr>
@@ -3310,7 +3201,7 @@
             <w:noProof/>
             <w:webHidden/>
           </w:rPr>
-          <w:t>17</w:t>
+          <w:t>18</w:t>
         </w:r>
         <w:r>
           <w:rPr>
@@ -3343,10 +3234,15 @@
     <w:p>
       <w:pPr>
         <w:pStyle w:val="Heading1"/>
-      </w:pPr>
-      <w:bookmarkStart w:id="0" w:name="_Toc242349843"/>
-      <w:r>
-        <w:lastRenderedPageBreak/>
+        <w:rPr>
+          <w:lang w:val="es-CO"/>
+        </w:rPr>
+      </w:pPr>
+      <w:bookmarkStart w:id="0" w:name="_Toc242356573"/>
+      <w:r>
+        <w:rPr>
+          <w:lang w:val="es-CO"/>
+        </w:rPr>
         <w:t>1. Introducción</w:t>
       </w:r>
       <w:bookmarkEnd w:id="0"/>
@@ -3355,14 +3251,22 @@
       <w:pPr>
         <w:pStyle w:val="Heading2"/>
       </w:pPr>
-      <w:bookmarkStart w:id="1" w:name="_Toc242349844"/>
+      <w:bookmarkStart w:id="1" w:name="_Toc242356574"/>
       <w:r>
         <w:t>1.1 Propósito del software</w:t>
       </w:r>
       <w:bookmarkEnd w:id="1"/>
     </w:p>
     <w:p>
-      <w:r>
+      <w:pPr>
+        <w:rPr>
+          <w:lang w:val="es-CO"/>
+        </w:rPr>
+      </w:pPr>
+      <w:r>
+        <w:rPr>
+          <w:lang w:val="es-CO"/>
+        </w:rPr>
         <w:t>BikeEnergyLab 1.0.0 modela energía, autonomía y misión de bicicletas eléctricas con física explícita, calibración y aprendizaje residual. Este manual explica arquitectura y procedimientos reproducibles para desarrolladores e investigadores.</w:t>
       </w:r>
     </w:p>
@@ -3370,39 +3274,66 @@
       <w:pPr>
         <w:pStyle w:val="Heading2"/>
       </w:pPr>
-      <w:bookmarkStart w:id="2" w:name="_Toc242349845"/>
+      <w:bookmarkStart w:id="2" w:name="_Toc242356575"/>
       <w:r>
         <w:t>1.2 Contexto y alcance</w:t>
       </w:r>
       <w:bookmarkEnd w:id="2"/>
     </w:p>
     <w:p>
-      <w:r>
-        <w:t>La revisión de auditoría del 8 de octubre de 2026 conserva la identidad de algoritmos y resultados históricos. Los ejemplos son sintéticos. Contacto: fjburgosf@gmail.com.</w:t>
+      <w:pPr>
+        <w:rPr>
+          <w:lang w:val="es-CO"/>
+        </w:rPr>
+      </w:pPr>
+      <w:r>
+        <w:rPr>
+          <w:lang w:val="es-CO"/>
+        </w:rPr>
+        <w:t>BikeEnergyLab 1.0.0 es una plataforma científica orientada al modelado del consumo energético, la estimación de autonomía y el análisis de factibilidad de misión de bicicletas eléctricas. Integra modelos físicos longitudinales, procedimientos de calibración, aprendizaje residual y métodos de cuantificación de incertidumbre. Los ejemplos y resultados experimentales presentados en este documento utilizan datos sintéticos y deben interpretarse dentro de las condiciones y los supuestos de cada modelo.</w:t>
       </w:r>
     </w:p>
     <w:p>
       <w:pPr>
         <w:pStyle w:val="Heading2"/>
       </w:pPr>
-      <w:bookmarkStart w:id="3" w:name="_Toc242349846"/>
+      <w:bookmarkStart w:id="3" w:name="_Toc242356576"/>
       <w:r>
         <w:t>1.3 Pregunta de investigación y alcance</w:t>
       </w:r>
       <w:bookmarkEnd w:id="3"/>
     </w:p>
     <w:p>
-      <w:r>
+      <w:pPr>
+        <w:rPr>
+          <w:lang w:val="es-CO"/>
+        </w:rPr>
+      </w:pPr>
+      <w:r>
+        <w:rPr>
+          <w:lang w:val="es-CO"/>
+        </w:rPr>
         <w:t>La pregunta es si la física calibrada, el aprendizaje residual y una compuerta de confianza pueden mejorar la predicción energética ante nuevas rutas, ciclistas y condiciones. La hipótesis contrastable es que CGPRA mantiene o mejora el error respecto a M1, M2 y M3, especialmente ante cambios de distribución. Los protocolos permiten refutarla. El nombre del método no establece superioridad, novedad ni aceptación académica.</w:t>
       </w:r>
     </w:p>
     <w:p>
-      <w:r>
-        <w:t>La entrega utiliza datos sintéticos con verdad física y discrepancia declaradas. Los resultados que siguen pertenecen a esos protocolos, no a mediciones de una bicicleta real. La versión 1.0.0 incluye los ejemplos y el tutorial. Su núcleo numérico conserva el comportamiento de la revisión científica histórica del 4 de octubre de 2026. Se conserva la identidad de cada experimento para distinguirlos de las pruebas de software.</w:t>
-      </w:r>
-    </w:p>
-    <w:p>
-      <w:pPr>
+      <w:pPr>
+        <w:rPr>
+          <w:lang w:val="es-CO"/>
+        </w:rPr>
+      </w:pPr>
+      <w:r>
+        <w:rPr>
+          <w:lang w:val="es-CO"/>
+        </w:rPr>
+        <w:t>Los experimentos presentados utilizan conjuntos de datos sintéticos con parámetros físicos y discrepancias estructurales definidos. Este enfoque permite estudiar el comportamiento de los modelos bajo condiciones controladas, comparar sus errores de predicción y analizar su respuesta ante cambios de distribución. Los resultados no corresponden a mediciones experimentales de bicicletas reales. La versión 1.0.0 incorpora los algoritmos de simulación, calibración, aprendizaje residual, análisis de incertidumbre y sensibilidad, además de una interfaz gráfica con ejemplos y un tutorial integrado.</w:t>
+      </w:r>
+    </w:p>
+    <w:p>
+      <w:pPr>
+        <w:rPr>
+          <w:lang w:val="es-CO"/>
+        </w:rPr>
         <w:sectPr>
           <w:headerReference w:type="default" r:id="rId15"/>
           <w:type w:val="continuous"/>
@@ -3416,9 +3347,15 @@
     <w:p>
       <w:pPr>
         <w:pStyle w:val="Heading1"/>
-      </w:pPr>
-      <w:bookmarkStart w:id="4" w:name="_Toc242349847"/>
-      <w:r>
+        <w:rPr>
+          <w:lang w:val="es-CO"/>
+        </w:rPr>
+      </w:pPr>
+      <w:bookmarkStart w:id="4" w:name="_Toc242356577"/>
+      <w:r>
+        <w:rPr>
+          <w:lang w:val="es-CO"/>
+        </w:rPr>
         <w:t>2. Arquitectura del sistema</w:t>
       </w:r>
       <w:bookmarkEnd w:id="4"/>
@@ -3427,15 +3364,30 @@
       <w:pPr>
         <w:pStyle w:val="Heading2"/>
       </w:pPr>
-      <w:bookmarkStart w:id="5" w:name="_Toc242349848"/>
+      <w:bookmarkStart w:id="5" w:name="_Toc242356578"/>
       <w:r>
         <w:t>2.1 Arquitectura y responsabilidades</w:t>
       </w:r>
       <w:bookmarkEnd w:id="5"/>
     </w:p>
     <w:p>
-      <w:r>
-        <w:t>BikeEnergyLab separa la configuración, los cálculos numéricos, los datos y la interfaz. La API y la CLI permiten ejecutar experimentos sin Tk ni interacción gráfica. La GUI adapta los mismos componentes y presenta los resultados. No introduce un segundo modelo físico. Las ecuaciones y sus supuestos se desarrollan en el capítulo 6 de este manual técnico.</w:t>
+      <w:pPr>
+        <w:rPr>
+          <w:lang w:val="es-CO"/>
+        </w:rPr>
+      </w:pPr>
+      <w:r>
+        <w:rPr>
+          <w:lang w:val="es-CO"/>
+        </w:rPr>
+        <w:t xml:space="preserve">BikeEnergyLab separa la configuración, los cálculos numéricos, los datos y la interfaz. La API y la CLI permiten ejecutar experimentos sin Tk ni interacción gráfica. La GUI adapta los mismos componentes y </w:t>
+      </w:r>
+      <w:r>
+        <w:rPr>
+          <w:lang w:val="es-CO"/>
+        </w:rPr>
+        <w:lastRenderedPageBreak/>
+        <w:t>presenta los resultados. No introduce un segundo modelo físico. Las ecuaciones y sus supuestos se desarrollan en el capítulo 6 de este manual técnico.</w:t>
       </w:r>
     </w:p>
     <w:tbl>
@@ -3748,7 +3700,6 @@
                 <w:rFonts w:cs="Calibri"/>
                 <w:lang w:val="es-CO"/>
               </w:rPr>
-              <w:lastRenderedPageBreak/>
               <w:t>battery</w:t>
             </w:r>
           </w:p>
@@ -4301,15 +4252,29 @@
     <w:p>
       <w:pPr>
         <w:spacing w:after="0"/>
-      </w:pPr>
-    </w:p>
-    <w:p>
-      <w:r>
+        <w:rPr>
+          <w:lang w:val="es-CO"/>
+        </w:rPr>
+      </w:pPr>
+    </w:p>
+    <w:p>
+      <w:pPr>
+        <w:rPr>
+          <w:lang w:val="es-CO"/>
+        </w:rPr>
+      </w:pPr>
+      <w:r>
+        <w:rPr>
+          <w:lang w:val="es-CO"/>
+        </w:rPr>
         <w:t>El flujo de cálculo parte de la ruta prescrita, construye el perfil operativo, obtiene la demanda eléctrica, integra los límites de batería y registra las contribuciones realizadas. La factibilidad de potencia y la finalización de la ruta se informan por separado. La predicción de demanda de la ruta completa no debe confundirse con la energía consumida hasta el agotamiento.</w:t>
       </w:r>
     </w:p>
     <w:p>
       <w:pPr>
+        <w:rPr>
+          <w:lang w:val="es-CO"/>
+        </w:rPr>
         <w:sectPr>
           <w:type w:val="continuous"/>
           <w:pgSz w:w="12240" w:h="15840"/>
@@ -4322,9 +4287,16 @@
     <w:p>
       <w:pPr>
         <w:pStyle w:val="Heading1"/>
-      </w:pPr>
-      <w:bookmarkStart w:id="6" w:name="_Toc242349849"/>
-      <w:r>
+        <w:rPr>
+          <w:lang w:val="es-CO"/>
+        </w:rPr>
+      </w:pPr>
+      <w:bookmarkStart w:id="6" w:name="_Toc242356579"/>
+      <w:r>
+        <w:rPr>
+          <w:lang w:val="es-CO"/>
+        </w:rPr>
+        <w:lastRenderedPageBreak/>
         <w:t>3. Componentes del software</w:t>
       </w:r>
       <w:bookmarkEnd w:id="6"/>
@@ -4333,13 +4305,18 @@
       <w:pPr>
         <w:pStyle w:val="Heading2"/>
       </w:pPr>
-      <w:bookmarkStart w:id="7" w:name="_Toc242349850"/>
+      <w:bookmarkStart w:id="7" w:name="_Toc242356580"/>
       <w:r>
         <w:t>3.1 Clases públicas y uso de la API</w:t>
       </w:r>
       <w:bookmarkEnd w:id="7"/>
     </w:p>
     <w:p>
+      <w:pPr>
+        <w:rPr>
+          <w:lang w:val="es-CO"/>
+        </w:rPr>
+      </w:pPr>
       <w:r>
         <w:rPr>
           <w:b/>
@@ -4347,7 +4324,13 @@
         <w:t>Config</w:t>
       </w:r>
       <w:r>
-        <w:t xml:space="preserve"> expone from_yaml, from_dict, changed y validate. Rechaza secciones desconocidas y atributos mal escritos. </w:t>
+        <w:t xml:space="preserve"> expone from_yaml, from_dict, changed y validate. </w:t>
+      </w:r>
+      <w:r>
+        <w:rPr>
+          <w:lang w:val="es-CO"/>
+        </w:rPr>
+        <w:t xml:space="preserve">Rechaza secciones desconocidas y atributos mal escritos. </w:t>
       </w:r>
       <w:r>
         <w:rPr>
@@ -4356,10 +4339,21 @@
         <w:t>Route</w:t>
       </w:r>
       <w:r>
-        <w:t xml:space="preserve"> ofrece synthetic, from_csv, from_gpx, from_elevation, subdivide, uniform y adaptive. Las operaciones de segmentación conservan las distancias y registran las aproximaciones utilizadas.</w:t>
-      </w:r>
-    </w:p>
-    <w:p>
+        <w:t xml:space="preserve"> ofrece synthetic, from_csv, from_gpx, from_elevation, subdivide, uniform y adaptive. </w:t>
+      </w:r>
+      <w:r>
+        <w:rPr>
+          <w:lang w:val="es-CO"/>
+        </w:rPr>
+        <w:t>Las operaciones de segmentación conservan las distancias y registran las aproximaciones utilizadas.</w:t>
+      </w:r>
+    </w:p>
+    <w:p>
+      <w:pPr>
+        <w:rPr>
+          <w:lang w:val="es-CO"/>
+        </w:rPr>
+      </w:pPr>
       <w:r>
         <w:rPr>
           <w:b/>
@@ -4372,38 +4366,56 @@
       <w:r>
         <w:rPr>
           <w:b/>
+          <w:lang w:val="es-CO"/>
         </w:rPr>
         <w:t>SimulationResult.export</w:t>
       </w:r>
       <w:r>
+        <w:rPr>
+          <w:lang w:val="es-CO"/>
+        </w:rPr>
         <w:t xml:space="preserve"> conserva configuración, series, resumen, figuras y metadatos en una carpeta de ejecución nueva. Los métodos numéricos no necesitan importar la GUI.</w:t>
       </w:r>
     </w:p>
     <w:p>
+      <w:pPr>
+        <w:rPr>
+          <w:lang w:val="es-CO"/>
+        </w:rPr>
+      </w:pPr>
       <w:r>
         <w:rPr>
           <w:b/>
+          <w:lang w:val="es-CO"/>
         </w:rPr>
         <w:t>Observation(route, energy_wh, config, group, weight)</w:t>
       </w:r>
       <w:r>
+        <w:rPr>
+          <w:lang w:val="es-CO"/>
+        </w:rPr>
         <w:t xml:space="preserve"> vincula una ruta con su energía terminal observada, condiciones operativas y grupo independiente. </w:t>
       </w:r>
       <w:r>
         <w:rPr>
           <w:b/>
+          <w:lang w:val="es-CO"/>
         </w:rPr>
         <w:t>CalibrationResult</w:t>
       </w:r>
       <w:r>
-        <w:t xml:space="preserve"> contiene parámetros </w:t>
-      </w:r>
-      <w:r>
-        <w:lastRenderedPageBreak/>
-        <w:t>ajustados, residuos, covarianza aproximada y diagnósticos de identificabilidad. Los grupos corresponden a rutas completas. Los segmentos de una misma ruta no son réplicas independientes.</w:t>
-      </w:r>
-    </w:p>
-    <w:p>
+        <w:rPr>
+          <w:lang w:val="es-CO"/>
+        </w:rPr>
+        <w:t xml:space="preserve"> contiene parámetros ajustados, residuos, covarianza aproximada y diagnósticos de identificabilidad. Los grupos corresponden a rutas completas. Los segmentos de una misma ruta no son réplicas independientes.</w:t>
+      </w:r>
+    </w:p>
+    <w:p>
+      <w:pPr>
+        <w:rPr>
+          <w:lang w:val="es-CO"/>
+        </w:rPr>
+      </w:pPr>
       <w:r>
         <w:rPr>
           <w:b/>
@@ -4416,10 +4428,14 @@
       <w:r>
         <w:rPr>
           <w:b/>
+          <w:lang w:val="es-CO"/>
         </w:rPr>
         <w:t>ConfidenceGate</w:t>
       </w:r>
       <w:r>
+        <w:rPr>
+          <w:lang w:val="es-CO"/>
+        </w:rPr>
         <w:t xml:space="preserve"> permite fit y evaluate. La opción physical_energy_wh de predict conserva una demanda física externa, por ejemplo una realización de parámetros muestreados en Monte Carlo.</w:t>
       </w:r>
     </w:p>
@@ -4513,24 +4529,49 @@
       <w:pPr>
         <w:pStyle w:val="Heading2"/>
       </w:pPr>
-      <w:bookmarkStart w:id="8" w:name="_Toc242349851"/>
+      <w:bookmarkStart w:id="8" w:name="_Toc242356581"/>
       <w:r>
         <w:t>3.2 Configuración y parámetros físicos</w:t>
       </w:r>
       <w:bookmarkEnd w:id="8"/>
     </w:p>
     <w:p>
-      <w:r>
+      <w:pPr>
+        <w:rPr>
+          <w:lang w:val="es-CO"/>
+        </w:rPr>
+      </w:pPr>
+      <w:r>
+        <w:rPr>
+          <w:lang w:val="es-CO"/>
+        </w:rPr>
         <w:t>Los valores iniciales son supuestos editables. La masa total incluye bicicleta, ciclista y carga. Crr es un escalar calibrable para la superficie default o un coeficiente indicado por superficie. CdA combina área frontal y coeficiente aerodinámico. La potencia humana se define en pedales y la eficiencia de transmisión transforma su contribución a la rueda.</w:t>
       </w:r>
     </w:p>
     <w:p>
-      <w:r>
+      <w:pPr>
+        <w:rPr>
+          <w:lang w:val="es-CO"/>
+        </w:rPr>
+      </w:pPr>
+      <w:r>
+        <w:rPr>
+          <w:lang w:val="es-CO"/>
+        </w:rPr>
         <w:t>El motor admite asistencia demand o proportional, límite mecánico, torque equivalente, velocidad de corte y eficiencia constante o mapa CSV. La coordenada de mapa usa velocidad angular equivalente v/r. Una curva de rotor de motor central necesita transformarse antes de utilizarse. Los puntos fuera del mapa se acotan a su frontera y quedan señalados.</w:t>
       </w:r>
     </w:p>
     <w:p>
-      <w:r>
+      <w:pPr>
+        <w:rPr>
+          <w:lang w:val="es-CO"/>
+        </w:rPr>
+      </w:pPr>
+      <w:r>
+        <w:rPr>
+          <w:lang w:val="es-CO"/>
+        </w:rPr>
+        <w:lastRenderedPageBreak/>
         <w:t>La batería admite energy, soc y ecm. Energy y soc representan la misma contabilidad energética en esta versión. ECM añade capacidad Ah, OCV, resistencias, una rama RC y restricciones de voltaje y corriente. Cambiar Wh nominales no modifica automáticamente la capacidad Ah del ECM. Las curvas térmicas requieren datos de la batería concreta. Si faltan, no se inventa una degradación por temperatura.</w:t>
       </w:r>
     </w:p>
@@ -4844,7 +4885,6 @@
                 <w:rFonts w:cs="Calibri"/>
                 <w:lang w:val="es-CO"/>
               </w:rPr>
-              <w:lastRenderedPageBreak/>
               <w:t>Potencia y energía terminal</w:t>
             </w:r>
           </w:p>
@@ -5039,7 +5079,7 @@
       <w:pPr>
         <w:pStyle w:val="Heading2"/>
       </w:pPr>
-      <w:bookmarkStart w:id="9" w:name="_Toc242349852"/>
+      <w:bookmarkStart w:id="9" w:name="_Toc242356582"/>
       <w:r>
         <w:t>3.3 Unidades y convenciones</w:t>
       </w:r>
@@ -5595,15 +5635,36 @@
     <w:p>
       <w:pPr>
         <w:spacing w:after="0"/>
-      </w:pPr>
-    </w:p>
-    <w:p>
-      <w:r>
-        <w:t>El movimiento positivo avanza sobre la vía. El viento positivo es posterior. Una pendiente 0.03 equivale al 3%. El ángulo se obtiene con atan(grade). La aceleración inferida usa diferencias entre intervalos y no inventa una salida desde reposo en la primera muestra. Si se dispone de aceleración medida, puede suministrarse explícitamente.</w:t>
-      </w:r>
-    </w:p>
-    <w:p>
-      <w:pPr>
+        <w:rPr>
+          <w:lang w:val="es-CO"/>
+        </w:rPr>
+      </w:pPr>
+    </w:p>
+    <w:p>
+      <w:pPr>
+        <w:rPr>
+          <w:lang w:val="es-CO"/>
+        </w:rPr>
+      </w:pPr>
+      <w:r>
+        <w:rPr>
+          <w:lang w:val="es-CO"/>
+        </w:rPr>
+        <w:t xml:space="preserve">El movimiento positivo avanza sobre la vía. El viento positivo es posterior. Una pendiente 0.03 equivale al 3%. El ángulo se obtiene con atan(grade). La aceleración inferida usa diferencias entre intervalos y no </w:t>
+      </w:r>
+      <w:r>
+        <w:rPr>
+          <w:lang w:val="es-CO"/>
+        </w:rPr>
+        <w:lastRenderedPageBreak/>
+        <w:t>inventa una salida desde reposo en la primera muestra. Si se dispone de aceleración medida, puede suministrarse explícitamente.</w:t>
+      </w:r>
+    </w:p>
+    <w:p>
+      <w:pPr>
+        <w:rPr>
+          <w:lang w:val="es-CO"/>
+        </w:rPr>
         <w:sectPr>
           <w:type w:val="continuous"/>
           <w:pgSz w:w="12240" w:h="15840"/>
@@ -5616,9 +5677,15 @@
     <w:p>
       <w:pPr>
         <w:pStyle w:val="Heading1"/>
-      </w:pPr>
-      <w:bookmarkStart w:id="10" w:name="_Toc242349853"/>
-      <w:r>
+        <w:rPr>
+          <w:lang w:val="es-CO"/>
+        </w:rPr>
+      </w:pPr>
+      <w:bookmarkStart w:id="10" w:name="_Toc242356583"/>
+      <w:r>
+        <w:rPr>
+          <w:lang w:val="es-CO"/>
+        </w:rPr>
         <w:t>4. Adquisición y procesamiento de datos</w:t>
       </w:r>
       <w:bookmarkEnd w:id="10"/>
@@ -5627,36 +5694,63 @@
       <w:pPr>
         <w:pStyle w:val="Heading2"/>
       </w:pPr>
-      <w:bookmarkStart w:id="11" w:name="_Toc242349854"/>
+      <w:bookmarkStart w:id="11" w:name="_Toc242356584"/>
       <w:r>
         <w:t>4.1 Rutas y telemetría</w:t>
       </w:r>
       <w:bookmarkEnd w:id="11"/>
     </w:p>
     <w:p>
-      <w:r>
+      <w:pPr>
+        <w:rPr>
+          <w:lang w:val="es-CO"/>
+        </w:rPr>
+      </w:pPr>
+      <w:r>
+        <w:rPr>
+          <w:lang w:val="es-CO"/>
+        </w:rPr>
         <w:t>Los CSV de ruta requieren length_m, dt_s, speed_mps y grade. Se verifica la relación entre distancia, velocidad y duración. No se corrigen silenciosamente inconsistencias. Las columnas temporales de viento, temperatura, potencia humana u otras condiciones tienen prioridad sobre los valores escalares. Una distribución escalar incompatible con un perfil temporal se rechaza para evitar una propagación de incertidumbre ficticia.</w:t>
       </w:r>
     </w:p>
     <w:p>
-      <w:r>
-        <w:lastRenderedPageBreak/>
+      <w:pPr>
+        <w:rPr>
+          <w:lang w:val="es-CO"/>
+        </w:rPr>
+      </w:pPr>
+      <w:r>
+        <w:rPr>
+          <w:lang w:val="es-CO"/>
+        </w:rPr>
         <w:t>Los GPX con tiempos permiten derivar velocidades y conservar paradas. Sin tiempos, se requiere una velocidad supuesta. Las discontinuidades entre segmentos necesitan preparación explícita. El filtro mediano de elevaciones y la segmentación quedan registrados. El primer intervalo no se trata como una aceleración inventada desde reposo.</w:t>
       </w:r>
     </w:p>
     <w:p>
+      <w:pPr>
+        <w:rPr>
+          <w:lang w:val="es-CO"/>
+        </w:rPr>
+      </w:pPr>
       <w:r>
         <w:rPr>
           <w:b/>
+          <w:lang w:val="es-CO"/>
         </w:rPr>
         <w:t>io.telemetry.load_telemetry</w:t>
       </w:r>
       <w:r>
+        <w:rPr>
+          <w:lang w:val="es-CO"/>
+        </w:rPr>
         <w:t xml:space="preserve"> valida grupos, deriva velocidad de distancia y tiempo, e integra potencia terminal V por I mediante trapecios entre muestras. La duración se convierte a segundos independientemente de la resolución del datetime. El resultado incluye observaciones exportables, procedencia de la conversión y advertencias de calidad.</w:t>
       </w:r>
     </w:p>
     <w:p>
       <w:pPr>
+        <w:rPr>
+          <w:lang w:val="es-CO"/>
+        </w:rPr>
         <w:sectPr>
           <w:type w:val="continuous"/>
           <w:pgSz w:w="12240" w:h="15840"/>
@@ -5669,9 +5763,15 @@
     <w:p>
       <w:pPr>
         <w:pStyle w:val="Heading1"/>
-      </w:pPr>
-      <w:bookmarkStart w:id="12" w:name="_Toc242349855"/>
-      <w:r>
+        <w:rPr>
+          <w:lang w:val="es-CO"/>
+        </w:rPr>
+      </w:pPr>
+      <w:bookmarkStart w:id="12" w:name="_Toc242356585"/>
+      <w:r>
+        <w:rPr>
+          <w:lang w:val="es-CO"/>
+        </w:rPr>
         <w:t>5. Flujo de operación del sistema</w:t>
       </w:r>
       <w:bookmarkEnd w:id="12"/>
@@ -5680,54 +5780,106 @@
       <w:pPr>
         <w:pStyle w:val="Heading2"/>
       </w:pPr>
-      <w:bookmarkStart w:id="13" w:name="_Toc242349856"/>
+      <w:bookmarkStart w:id="13" w:name="_Toc242356586"/>
       <w:r>
         <w:t>5.1 Interfaz gráfica y tareas en segundo plano</w:t>
       </w:r>
       <w:bookmarkEnd w:id="13"/>
     </w:p>
     <w:p>
-      <w:r>
+      <w:pPr>
+        <w:rPr>
+          <w:lang w:val="es-CO"/>
+        </w:rPr>
+      </w:pPr>
+      <w:r>
+        <w:rPr>
+          <w:lang w:val="es-CO"/>
+        </w:rPr>
         <w:t>Tk gestiona quince secciones. Un ejecutor con un trabajador realiza los cálculos. El hilo principal actualiza widgets y dibuja resultados. Durante un cálculo se bloquean los controles de edición. Los errores se presentan y se registran. No se fabrican resultados exitosos.</w:t>
       </w:r>
     </w:p>
     <w:p>
-      <w:r>
+      <w:pPr>
+        <w:rPr>
+          <w:lang w:val="es-CO"/>
+        </w:rPr>
+      </w:pPr>
+      <w:r>
+        <w:rPr>
+          <w:lang w:val="es-CO"/>
+        </w:rPr>
         <w:t>El catálogo de nueve ejemplos y el tutorial de ocho pasos están incluidos en gui.onboarding. Funcionan en la instalación Python y en el ejecutable, sin depender de scripts externos. El tutorial conserva el paso al cambiar ES y EN. Cargar un ejemplo reemplaza la configuración, el resultado y el modelo activos, con una explicación visible en Inicio.</w:t>
       </w:r>
     </w:p>
     <w:p>
-      <w:r>
+      <w:pPr>
+        <w:rPr>
+          <w:lang w:val="es-CO"/>
+        </w:rPr>
+      </w:pPr>
+      <w:r>
+        <w:rPr>
+          <w:lang w:val="es-CO"/>
+        </w:rPr>
         <w:t>El ejemplo cargado se registra por separado de la selección del desplegable. El flujo ofrece Cargar ejemplo y Simular. Simular despacha el flujo activo: física, calibración, incertidumbre o entrenamiento híbrido inicial. Un modelo híbrido ya entrenado se reutiliza. Abrir otro YAML descarta el contexto del ejemplo.</w:t>
       </w:r>
     </w:p>
     <w:p>
-      <w:r>
-        <w:t>Las pruebas GUI utilizan el bucle real de eventos de Tk y fallan ante errores de callbacks o limpieza. Los ciclos obsoletos de Tk y Matplotlib se recolectan en el hilo principal, también al cerrar. Se verifica el recorrido de la guía hasta exportar figuras PNG, SVG y PDF.</w:t>
+      <w:pPr>
+        <w:rPr>
+          <w:lang w:val="es-CO"/>
+        </w:rPr>
+      </w:pPr>
+      <w:r>
+        <w:rPr>
+          <w:lang w:val="es-CO"/>
+        </w:rPr>
+        <w:t>La interfaz gráfica utiliza Tkinter para gestionar los controles y las interacciones del usuario. Las operaciones numéricas se ejecutan mediante un trabajador en segundo plano, mientras que las actualizaciones de los componentes gráficos se realizan en el hilo principal. Los recursos de visualización se gestionan durante la ejecución y el cierre de la aplicación. El sistema permite generar y exportar resultados mediante figuras en formatos PNG, SVG y PDF.</w:t>
       </w:r>
     </w:p>
     <w:p>
       <w:pPr>
         <w:pStyle w:val="Heading2"/>
       </w:pPr>
-      <w:bookmarkStart w:id="14" w:name="_Toc242349857"/>
-      <w:r>
+      <w:bookmarkStart w:id="14" w:name="_Toc242356587"/>
+      <w:r>
+        <w:lastRenderedPageBreak/>
         <w:t>5.2 Artefactos y reproducción</w:t>
       </w:r>
       <w:bookmarkEnd w:id="14"/>
     </w:p>
     <w:p>
-      <w:r>
+      <w:pPr>
+        <w:rPr>
+          <w:lang w:val="es-CO"/>
+        </w:rPr>
+      </w:pPr>
+      <w:r>
+        <w:rPr>
+          <w:lang w:val="es-CO"/>
+        </w:rPr>
         <w:t>Cada exportación crea una carpeta EXP nueva. Conserva configuración YAML, tablas CSV, resumen JSON, semilla, versiones de dependencias, fecha de Bogotá y hashes SHA256. Las rutas importadas y los mapas utilizados se copian para permitir reproducción portátil. La CLI devuelve código 2 ante errores previstos de entrada o archivo y muestra trazas de fallos inesperados.</w:t>
       </w:r>
     </w:p>
     <w:p>
-      <w:r>
-        <w:t>Los modelos se guardan como datos CSV y JSON con comprobaciones de integridad y predicciones de referencia. load reconstruye el ajuste y verifica el replay. Se debe conservar la carpeta completa. No basta con copiar un JSON aislado. En el ejecutable se incorpora la misma identidad de fuentes que en el modo Python.</w:t>
-      </w:r>
-    </w:p>
-    <w:p>
-      <w:pPr>
+      <w:pPr>
+        <w:rPr>
+          <w:lang w:val="es-CO"/>
+        </w:rPr>
+      </w:pPr>
+      <w:r>
+        <w:rPr>
+          <w:lang w:val="es-CO"/>
+        </w:rPr>
+        <w:t xml:space="preserve">Los modelos se guardan como datos CSV y JSON con comprobaciones de integridad y predicciones de referencia. load reconstruye el ajuste y verifica el replay. Se debe conservar la carpeta completa. No basta con copiar un JSON aislado. </w:t>
+      </w:r>
+    </w:p>
+    <w:p>
+      <w:pPr>
+        <w:rPr>
+          <w:lang w:val="es-CO"/>
+        </w:rPr>
         <w:sectPr>
           <w:type w:val="continuous"/>
           <w:pgSz w:w="12240" w:h="15840"/>
@@ -5740,10 +5892,15 @@
     <w:p>
       <w:pPr>
         <w:pStyle w:val="Heading1"/>
-      </w:pPr>
-      <w:bookmarkStart w:id="15" w:name="_Toc242349858"/>
-      <w:r>
-        <w:lastRenderedPageBreak/>
+        <w:rPr>
+          <w:lang w:val="es-CO"/>
+        </w:rPr>
+      </w:pPr>
+      <w:bookmarkStart w:id="15" w:name="_Toc242356588"/>
+      <w:r>
+        <w:rPr>
+          <w:lang w:val="es-CO"/>
+        </w:rPr>
         <w:t>6. Algoritmos y metodología científica</w:t>
       </w:r>
       <w:bookmarkEnd w:id="15"/>
@@ -5752,7 +5909,7 @@
       <w:pPr>
         <w:pStyle w:val="Heading2"/>
       </w:pPr>
-      <w:bookmarkStart w:id="16" w:name="_Toc242349859"/>
+      <w:bookmarkStart w:id="16" w:name="_Toc242356589"/>
       <w:r>
         <w:t>6.1 Fuerzas y potencia longitudinal</w:t>
       </w:r>
@@ -5770,37 +5927,7 @@
             <w:rPr>
               <w:rFonts w:ascii="Cambria Math" w:hAnsi="Cambria Math"/>
             </w:rPr>
-            <m:t>θ</m:t>
-          </m:r>
-          <m:r>
-            <w:rPr>
-              <w:rFonts w:ascii="Cambria Math" w:hAnsi="Cambria Math"/>
-            </w:rPr>
-            <m:t xml:space="preserve"> = </m:t>
-          </m:r>
-          <m:r>
-            <w:rPr>
-              <w:rFonts w:ascii="Cambria Math" w:hAnsi="Cambria Math"/>
-            </w:rPr>
-            <m:t>atan</m:t>
-          </m:r>
-          <m:r>
-            <w:rPr>
-              <w:rFonts w:ascii="Cambria Math" w:hAnsi="Cambria Math"/>
-            </w:rPr>
-            <m:t>(</m:t>
-          </m:r>
-          <m:r>
-            <w:rPr>
-              <w:rFonts w:ascii="Cambria Math" w:hAnsi="Cambria Math"/>
-            </w:rPr>
-            <m:t>grade</m:t>
-          </m:r>
-          <m:r>
-            <w:rPr>
-              <w:rFonts w:ascii="Cambria Math" w:hAnsi="Cambria Math"/>
-            </w:rPr>
-            <m:t>)</m:t>
+            <m:t>θ = atan(grade)</m:t>
           </m:r>
         </m:oMath>
       </m:oMathPara>
@@ -5817,13 +5944,7 @@
             <w:rPr>
               <w:rFonts w:ascii="Cambria Math" w:hAnsi="Cambria Math"/>
             </w:rPr>
-            <m:t>m</m:t>
-          </m:r>
-          <m:r>
-            <w:rPr>
-              <w:rFonts w:ascii="Cambria Math" w:hAnsi="Cambria Math"/>
-            </w:rPr>
-            <m:t xml:space="preserve"> = </m:t>
+            <m:t xml:space="preserve">m = </m:t>
           </m:r>
           <m:sSub>
             <m:sSubPr>
@@ -5952,31 +6073,7 @@
             <w:rPr>
               <w:rFonts w:ascii="Cambria Math" w:hAnsi="Cambria Math"/>
             </w:rPr>
-            <m:t xml:space="preserve"> = </m:t>
-          </m:r>
-          <m:r>
-            <w:rPr>
-              <w:rFonts w:ascii="Cambria Math" w:hAnsi="Cambria Math"/>
-            </w:rPr>
-            <m:t>m</m:t>
-          </m:r>
-          <m:r>
-            <w:rPr>
-              <w:rFonts w:ascii="Cambria Math" w:hAnsi="Cambria Math"/>
-            </w:rPr>
-            <m:t xml:space="preserve"> · </m:t>
-          </m:r>
-          <m:r>
-            <w:rPr>
-              <w:rFonts w:ascii="Cambria Math" w:hAnsi="Cambria Math"/>
-            </w:rPr>
-            <m:t>g</m:t>
-          </m:r>
-          <m:r>
-            <w:rPr>
-              <w:rFonts w:ascii="Cambria Math" w:hAnsi="Cambria Math"/>
-            </w:rPr>
-            <m:t xml:space="preserve"> · </m:t>
+            <m:t xml:space="preserve"> = m · g · </m:t>
           </m:r>
           <m:sSub>
             <m:sSubPr>
@@ -6007,31 +6104,7 @@
             <w:rPr>
               <w:rFonts w:ascii="Cambria Math" w:hAnsi="Cambria Math"/>
             </w:rPr>
-            <m:t xml:space="preserve"> · </m:t>
-          </m:r>
-          <m:r>
-            <w:rPr>
-              <w:rFonts w:ascii="Cambria Math" w:hAnsi="Cambria Math"/>
-            </w:rPr>
-            <m:t>cos</m:t>
-          </m:r>
-          <m:r>
-            <w:rPr>
-              <w:rFonts w:ascii="Cambria Math" w:hAnsi="Cambria Math"/>
-            </w:rPr>
-            <m:t>(</m:t>
-          </m:r>
-          <m:r>
-            <w:rPr>
-              <w:rFonts w:ascii="Cambria Math" w:hAnsi="Cambria Math"/>
-            </w:rPr>
-            <m:t>θ</m:t>
-          </m:r>
-          <m:r>
-            <w:rPr>
-              <w:rFonts w:ascii="Cambria Math" w:hAnsi="Cambria Math"/>
-            </w:rPr>
-            <m:t>)</m:t>
+            <m:t xml:space="preserve"> · cos(θ)</m:t>
           </m:r>
         </m:oMath>
       </m:oMathPara>
@@ -6073,55 +6146,7 @@
             <w:rPr>
               <w:rFonts w:ascii="Cambria Math" w:hAnsi="Cambria Math"/>
             </w:rPr>
-            <m:t xml:space="preserve"> = </m:t>
-          </m:r>
-          <m:r>
-            <w:rPr>
-              <w:rFonts w:ascii="Cambria Math" w:hAnsi="Cambria Math"/>
-            </w:rPr>
-            <m:t>m</m:t>
-          </m:r>
-          <m:r>
-            <w:rPr>
-              <w:rFonts w:ascii="Cambria Math" w:hAnsi="Cambria Math"/>
-            </w:rPr>
-            <m:t xml:space="preserve"> · </m:t>
-          </m:r>
-          <m:r>
-            <w:rPr>
-              <w:rFonts w:ascii="Cambria Math" w:hAnsi="Cambria Math"/>
-            </w:rPr>
-            <m:t>g</m:t>
-          </m:r>
-          <m:r>
-            <w:rPr>
-              <w:rFonts w:ascii="Cambria Math" w:hAnsi="Cambria Math"/>
-            </w:rPr>
-            <m:t xml:space="preserve"> · </m:t>
-          </m:r>
-          <m:r>
-            <w:rPr>
-              <w:rFonts w:ascii="Cambria Math" w:hAnsi="Cambria Math"/>
-            </w:rPr>
-            <m:t>sin</m:t>
-          </m:r>
-          <m:r>
-            <w:rPr>
-              <w:rFonts w:ascii="Cambria Math" w:hAnsi="Cambria Math"/>
-            </w:rPr>
-            <m:t>(</m:t>
-          </m:r>
-          <m:r>
-            <w:rPr>
-              <w:rFonts w:ascii="Cambria Math" w:hAnsi="Cambria Math"/>
-            </w:rPr>
-            <m:t>θ</m:t>
-          </m:r>
-          <m:r>
-            <w:rPr>
-              <w:rFonts w:ascii="Cambria Math" w:hAnsi="Cambria Math"/>
-            </w:rPr>
-            <m:t>)</m:t>
+            <m:t xml:space="preserve"> = m · g · sin(θ)</m:t>
           </m:r>
         </m:oMath>
       </m:oMathPara>
@@ -6163,25 +6188,7 @@
             <w:rPr>
               <w:rFonts w:ascii="Cambria Math" w:hAnsi="Cambria Math"/>
             </w:rPr>
-            <m:t xml:space="preserve"> = </m:t>
-          </m:r>
-          <m:r>
-            <w:rPr>
-              <w:rFonts w:ascii="Cambria Math" w:hAnsi="Cambria Math"/>
-            </w:rPr>
-            <m:t>v</m:t>
-          </m:r>
-          <m:r>
-            <w:rPr>
-              <w:rFonts w:ascii="Cambria Math" w:hAnsi="Cambria Math"/>
-            </w:rPr>
-            <m:t xml:space="preserve"> - </m:t>
-          </m:r>
-          <m:r>
-            <w:rPr>
-              <w:rFonts w:ascii="Cambria Math" w:hAnsi="Cambria Math"/>
-            </w:rPr>
-            <m:t>w</m:t>
+            <m:t xml:space="preserve"> = v - w</m:t>
           </m:r>
         </m:oMath>
       </m:oMathPara>
@@ -6254,19 +6261,7 @@
             <w:rPr>
               <w:rFonts w:ascii="Cambria Math" w:hAnsi="Cambria Math"/>
             </w:rPr>
-            <m:t xml:space="preserve"> · </m:t>
-          </m:r>
-          <m:r>
-            <w:rPr>
-              <w:rFonts w:ascii="Cambria Math" w:hAnsi="Cambria Math"/>
-            </w:rPr>
-            <m:t>ρ</m:t>
-          </m:r>
-          <m:r>
-            <w:rPr>
-              <w:rFonts w:ascii="Cambria Math" w:hAnsi="Cambria Math"/>
-            </w:rPr>
-            <m:t xml:space="preserve"> · </m:t>
+            <m:t xml:space="preserve"> · ρ · </m:t>
           </m:r>
           <m:sSub>
             <m:sSubPr>
@@ -6297,13 +6292,7 @@
             <w:rPr>
               <w:rFonts w:ascii="Cambria Math" w:hAnsi="Cambria Math"/>
             </w:rPr>
-            <m:t>A</m:t>
-          </m:r>
-          <m:r>
-            <w:rPr>
-              <w:rFonts w:ascii="Cambria Math" w:hAnsi="Cambria Math"/>
-            </w:rPr>
-            <m:t xml:space="preserve"> · </m:t>
+            <m:t xml:space="preserve">A · </m:t>
           </m:r>
           <m:sSub>
             <m:sSubPr>
@@ -6413,25 +6402,7 @@
             <w:rPr>
               <w:rFonts w:ascii="Cambria Math" w:hAnsi="Cambria Math"/>
             </w:rPr>
-            <m:t xml:space="preserve"> = </m:t>
-          </m:r>
-          <m:r>
-            <w:rPr>
-              <w:rFonts w:ascii="Cambria Math" w:hAnsi="Cambria Math"/>
-            </w:rPr>
-            <m:t>m</m:t>
-          </m:r>
-          <m:r>
-            <w:rPr>
-              <w:rFonts w:ascii="Cambria Math" w:hAnsi="Cambria Math"/>
-            </w:rPr>
-            <m:t xml:space="preserve"> · </m:t>
-          </m:r>
-          <m:r>
-            <w:rPr>
-              <w:rFonts w:ascii="Cambria Math" w:hAnsi="Cambria Math"/>
-            </w:rPr>
-            <m:t>a</m:t>
+            <m:t xml:space="preserve"> = m · a</m:t>
           </m:r>
         </m:oMath>
       </m:oMathPara>
@@ -6464,19 +6435,7 @@
                 <w:rPr>
                   <w:rFonts w:ascii="Cambria Math" w:hAnsi="Cambria Math"/>
                 </w:rPr>
-                <m:t>w</m:t>
-              </m:r>
-              <m:r>
-                <w:rPr>
-                  <w:rFonts w:ascii="Cambria Math" w:hAnsi="Cambria Math"/>
-                </w:rPr>
-                <m:t>h</m:t>
-              </m:r>
-              <m:r>
-                <w:rPr>
-                  <w:rFonts w:ascii="Cambria Math" w:hAnsi="Cambria Math"/>
-                </w:rPr>
-                <m:t>eel</m:t>
+                <m:t>wheel</m:t>
               </m:r>
             </m:sub>
           </m:sSub>
@@ -6608,13 +6567,7 @@
             <w:rPr>
               <w:rFonts w:ascii="Cambria Math" w:hAnsi="Cambria Math"/>
             </w:rPr>
-            <m:t xml:space="preserve">) · </m:t>
-          </m:r>
-          <m:r>
-            <w:rPr>
-              <w:rFonts w:ascii="Cambria Math" w:hAnsi="Cambria Math"/>
-            </w:rPr>
-            <m:t>v</m:t>
+            <m:t>) · v</m:t>
           </m:r>
         </m:oMath>
       </m:oMathPara>
@@ -6630,13 +6583,7 @@
             <w:rPr>
               <w:rFonts w:ascii="Cambria Math" w:hAnsi="Cambria Math"/>
             </w:rPr>
-            <m:t>ρ</m:t>
-          </m:r>
-          <m:r>
-            <w:rPr>
-              <w:rFonts w:ascii="Cambria Math" w:hAnsi="Cambria Math"/>
-            </w:rPr>
-            <m:t xml:space="preserve"> = </m:t>
+            <m:t xml:space="preserve">ρ = </m:t>
           </m:r>
           <m:f>
             <m:fPr>
@@ -6659,19 +6606,7 @@
                 <w:rPr>
                   <w:rFonts w:ascii="Cambria Math" w:hAnsi="Cambria Math"/>
                 </w:rPr>
-                <m:t>287.05 · (</m:t>
-              </m:r>
-              <m:r>
-                <w:rPr>
-                  <w:rFonts w:ascii="Cambria Math" w:hAnsi="Cambria Math"/>
-                </w:rPr>
-                <m:t>T</m:t>
-              </m:r>
-              <m:r>
-                <w:rPr>
-                  <w:rFonts w:ascii="Cambria Math" w:hAnsi="Cambria Math"/>
-                </w:rPr>
-                <m:t xml:space="preserve"> + 273.15)</m:t>
+                <m:t>287.05 · (T + 273.15)</m:t>
               </m:r>
             </m:den>
           </m:f>
@@ -6679,12 +6614,28 @@
       </m:oMathPara>
     </w:p>
     <w:p>
-      <w:r>
+      <w:pPr>
+        <w:rPr>
+          <w:lang w:val="es-CO"/>
+        </w:rPr>
+      </w:pPr>
+      <w:r>
+        <w:rPr>
+          <w:lang w:val="es-CO"/>
+        </w:rPr>
         <w:t>En estas expresiones, grade es elevación dividida por avance horizontal, p se expresa en Pa y T en °C. La forma con signo de la fuerza aerodinámica permite que un viento posterior más rápido que la bicicleta aporte fuerza favorable. Elevar al cuadrado la velocidad relativa sin conservar el signo sería incorrecto. A velocidad cero, la potencia longitudinal es cero. La fricción estática queda fuera del modelo y la fuerza de rodadura se anula en reposo.</w:t>
       </w:r>
     </w:p>
     <w:p>
-      <w:r>
+      <w:pPr>
+        <w:rPr>
+          <w:lang w:val="es-CO"/>
+        </w:rPr>
+      </w:pPr>
+      <w:r>
+        <w:rPr>
+          <w:lang w:val="es-CO"/>
+        </w:rPr>
         <w:t>Se usa dinámica inversa con velocidad prescrita. El modelo calcula lo necesario para seguir ese perfil y señala demanda no satisfecha cuando los límites lo impiden. No resuelve una trayectoria de velocidad libre. Se omiten viento transversal, inercia rotacional y dinámica del cambio de marchas. El suavizado y la unión de segmentos son aproximaciones. Hace falta comprobar convergencia de la segmentación.</w:t>
       </w:r>
     </w:p>
@@ -6692,8 +6643,9 @@
       <w:pPr>
         <w:pStyle w:val="Heading2"/>
       </w:pPr>
-      <w:bookmarkStart w:id="17" w:name="_Toc242349860"/>
-      <w:r>
+      <w:bookmarkStart w:id="17" w:name="_Toc242356590"/>
+      <w:r>
+        <w:lastRenderedPageBreak/>
         <w:t>6.2 Ciclista, transmisión y motor</w:t>
       </w:r>
       <w:bookmarkEnd w:id="17"/>
@@ -6727,37 +6679,7 @@
                 <w:rPr>
                   <w:rFonts w:ascii="Cambria Math" w:hAnsi="Cambria Math"/>
                 </w:rPr>
-                <m:t>h</m:t>
-              </m:r>
-              <m:r>
-                <w:rPr>
-                  <w:rFonts w:ascii="Cambria Math" w:hAnsi="Cambria Math"/>
-                </w:rPr>
-                <m:t>uman</m:t>
-              </m:r>
-              <m:r>
-                <w:rPr>
-                  <w:rFonts w:ascii="Cambria Math" w:hAnsi="Cambria Math"/>
-                </w:rPr>
-                <m:t>,</m:t>
-              </m:r>
-              <m:r>
-                <w:rPr>
-                  <w:rFonts w:ascii="Cambria Math" w:hAnsi="Cambria Math"/>
-                </w:rPr>
-                <m:t>w</m:t>
-              </m:r>
-              <m:r>
-                <w:rPr>
-                  <w:rFonts w:ascii="Cambria Math" w:hAnsi="Cambria Math"/>
-                </w:rPr>
-                <m:t>h</m:t>
-              </m:r>
-              <m:r>
-                <w:rPr>
-                  <w:rFonts w:ascii="Cambria Math" w:hAnsi="Cambria Math"/>
-                </w:rPr>
-                <m:t>eel</m:t>
+                <m:t>human,wheel</m:t>
               </m:r>
             </m:sub>
           </m:sSub>
@@ -6855,19 +6777,7 @@
                 <w:rPr>
                   <w:rFonts w:ascii="Cambria Math" w:hAnsi="Cambria Math"/>
                 </w:rPr>
-                <m:t>s</m:t>
-              </m:r>
-              <m:r>
-                <w:rPr>
-                  <w:rFonts w:ascii="Cambria Math" w:hAnsi="Cambria Math"/>
-                </w:rPr>
-                <m:t>h</m:t>
-              </m:r>
-              <m:r>
-                <w:rPr>
-                  <w:rFonts w:ascii="Cambria Math" w:hAnsi="Cambria Math"/>
-                </w:rPr>
-                <m:t>aft</m:t>
+                <m:t>shaft</m:t>
               </m:r>
             </m:sub>
           </m:sSub>
@@ -6907,31 +6817,7 @@
                     <w:rPr>
                       <w:rFonts w:ascii="Cambria Math" w:hAnsi="Cambria Math"/>
                     </w:rPr>
-                    <m:t>motor</m:t>
-                  </m:r>
-                  <m:r>
-                    <w:rPr>
-                      <w:rFonts w:ascii="Cambria Math" w:hAnsi="Cambria Math"/>
-                    </w:rPr>
-                    <m:t>,</m:t>
-                  </m:r>
-                  <m:r>
-                    <w:rPr>
-                      <w:rFonts w:ascii="Cambria Math" w:hAnsi="Cambria Math"/>
-                    </w:rPr>
-                    <m:t>w</m:t>
-                  </m:r>
-                  <m:r>
-                    <w:rPr>
-                      <w:rFonts w:ascii="Cambria Math" w:hAnsi="Cambria Math"/>
-                    </w:rPr>
-                    <m:t>h</m:t>
-                  </m:r>
-                  <m:r>
-                    <w:rPr>
-                      <w:rFonts w:ascii="Cambria Math" w:hAnsi="Cambria Math"/>
-                    </w:rPr>
-                    <m:t>eel</m:t>
+                    <m:t>motor,wheel</m:t>
                   </m:r>
                 </m:sub>
               </m:sSub>
@@ -6995,19 +6881,7 @@
                 <w:rPr>
                   <w:rFonts w:ascii="Cambria Math" w:hAnsi="Cambria Math"/>
                 </w:rPr>
-                <m:t>electric</m:t>
-              </m:r>
-              <m:r>
-                <w:rPr>
-                  <w:rFonts w:ascii="Cambria Math" w:hAnsi="Cambria Math"/>
-                </w:rPr>
-                <m:t>,</m:t>
-              </m:r>
-              <m:r>
-                <w:rPr>
-                  <w:rFonts w:ascii="Cambria Math" w:hAnsi="Cambria Math"/>
-                </w:rPr>
-                <m:t>motor</m:t>
+                <m:t>electric,motor</m:t>
               </m:r>
             </m:sub>
           </m:sSub>
@@ -7047,19 +6921,7 @@
                     <w:rPr>
                       <w:rFonts w:ascii="Cambria Math" w:hAnsi="Cambria Math"/>
                     </w:rPr>
-                    <m:t>s</m:t>
-                  </m:r>
-                  <m:r>
-                    <w:rPr>
-                      <w:rFonts w:ascii="Cambria Math" w:hAnsi="Cambria Math"/>
-                    </w:rPr>
-                    <m:t>h</m:t>
-                  </m:r>
-                  <m:r>
-                    <w:rPr>
-                      <w:rFonts w:ascii="Cambria Math" w:hAnsi="Cambria Math"/>
-                    </w:rPr>
-                    <m:t>aft</m:t>
+                    <m:t>shaft</m:t>
                   </m:r>
                 </m:sub>
               </m:sSub>
@@ -7096,18 +6958,41 @@
       </m:oMathPara>
     </w:p>
     <w:p>
-      <w:r>
+      <w:pPr>
+        <w:rPr>
+          <w:lang w:val="es-CO"/>
+        </w:rPr>
+      </w:pPr>
+      <w:r>
+        <w:rPr>
+          <w:lang w:val="es-CO"/>
+        </w:rPr>
         <w:t>La masa total reúne bicicleta, ciclista y carga. Crr puede calibrarse para la superficie default o definirse por superficie. Los valores iniciales de rodadura, CdA y transmisión son supuestos, no constantes universales. La contribución humana se limita a la demanda positiva y la potencia sobrante no carga la batería.</w:t>
       </w:r>
     </w:p>
     <w:p>
-      <w:r>
+      <w:pPr>
+        <w:rPr>
+          <w:lang w:val="es-CO"/>
+        </w:rPr>
+      </w:pPr>
+      <w:r>
+        <w:rPr>
+          <w:lang w:val="es-CO"/>
+        </w:rPr>
         <w:t>La potencia humana admite un valor constante, columnas temporales o un modo condicionado por cadencia, pendiente y fatiga. Los coeficientes iniciales no añaden fatiga ni ganancia por pendiente. Este modo es operativo y no constituye un modelo fisiológico validado.</w:t>
       </w:r>
     </w:p>
     <w:p>
-      <w:r>
-        <w:lastRenderedPageBreak/>
+      <w:pPr>
+        <w:rPr>
+          <w:lang w:val="es-CO"/>
+        </w:rPr>
+      </w:pPr>
+      <w:r>
+        <w:rPr>
+          <w:lang w:val="es-CO"/>
+        </w:rPr>
         <w:t>La asistencia demand ordena una fracción de la demanda. Proportional depende del aporte humano multiplicado por la relación de asistencia. Se aplican límites mecánicos, torque equivalente y corte de velocidad configurables. No se supone una normativa territorial. La eficiencia usa una constante o un mapa bilineal en velocidad angular equivalente y torque. Se informa si un punto queda fuera de su dominio.</w:t>
       </w:r>
     </w:p>
@@ -7115,7 +7000,7 @@
       <w:pPr>
         <w:pStyle w:val="Heading2"/>
       </w:pPr>
-      <w:bookmarkStart w:id="18" w:name="_Toc242349861"/>
+      <w:bookmarkStart w:id="18" w:name="_Toc242356591"/>
       <w:r>
         <w:t>6.3 Batería energética y estado de carga</w:t>
       </w:r>
@@ -7395,13 +7280,7 @@
             <w:rPr>
               <w:rFonts w:ascii="Cambria Math" w:hAnsi="Cambria Math"/>
             </w:rPr>
-            <m:t>ΔSOC</m:t>
-          </m:r>
-          <m:r>
-            <w:rPr>
-              <w:rFonts w:ascii="Cambria Math" w:hAnsi="Cambria Math"/>
-            </w:rPr>
-            <m:t xml:space="preserve"> = -</m:t>
+            <m:t>ΔSOC = -</m:t>
           </m:r>
           <m:f>
             <m:fPr>
@@ -7441,13 +7320,7 @@
                 <w:rPr>
                   <w:rFonts w:ascii="Cambria Math" w:hAnsi="Cambria Math"/>
                 </w:rPr>
-                <m:t xml:space="preserve"> · </m:t>
-              </m:r>
-              <m:r>
-                <w:rPr>
-                  <w:rFonts w:ascii="Cambria Math" w:hAnsi="Cambria Math"/>
-                </w:rPr>
-                <m:t>Δt</m:t>
+                <m:t xml:space="preserve"> · Δt</m:t>
               </m:r>
             </m:num>
             <m:den>
@@ -7488,20 +7361,45 @@
       </m:oMathPara>
     </w:p>
     <w:p>
-      <w:r>
+      <w:pPr>
+        <w:rPr>
+          <w:lang w:val="es-CO"/>
+        </w:rPr>
+      </w:pPr>
+      <w:r>
+        <w:rPr>
+          <w:lang w:val="es-CO"/>
+        </w:rPr>
         <w:t>Efull es la capacidad nominal por la fracción usable y un multiplicador térmico empírico, si existe. SOC se define sobre esa base efectiva. Con 500 Wh nominales, fracción 0.95 y SOC de 0.90 a 0.10 hay 380 Wh disponibles. Energy y soc son representaciones equivalentes de esta contabilidad en la versión actual.</w:t>
       </w:r>
     </w:p>
     <w:p>
-      <w:r>
-        <w:t>La actualización de SOC usa potencia terminal con signo positivo de descarga, Δt en s y Efull en Wh. Si la temperatura cambia, se usa una aproximación de capacidad efectiva local. No representa retraso térmico ni liberación reversible de capacidad. Sin curvas empíricas no se introduce una pérdida de capacidad por frío. Fuera del dominio de una curva definida se rechaza la extrapolación.</w:t>
+      <w:pPr>
+        <w:rPr>
+          <w:lang w:val="es-CO"/>
+        </w:rPr>
+      </w:pPr>
+      <w:r>
+        <w:rPr>
+          <w:lang w:val="es-CO"/>
+        </w:rPr>
+        <w:t xml:space="preserve">La actualización de SOC usa potencia terminal con signo positivo de descarga, </w:t>
+      </w:r>
+      <w:r>
+        <w:t>Δ</w:t>
+      </w:r>
+      <w:r>
+        <w:rPr>
+          <w:lang w:val="es-CO"/>
+        </w:rPr>
+        <w:t>t en s y Efull en Wh. Si la temperatura cambia, se usa una aproximación de capacidad efectiva local. No representa retraso térmico ni liberación reversible de capacidad. Sin curvas empíricas no se introduce una pérdida de capacidad por frío. Fuera del dominio de una curva definida se rechaza la extrapolación.</w:t>
       </w:r>
     </w:p>
     <w:p>
       <w:pPr>
         <w:pStyle w:val="Heading2"/>
       </w:pPr>
-      <w:bookmarkStart w:id="19" w:name="_Toc242349862"/>
+      <w:bookmarkStart w:id="19" w:name="_Toc242356592"/>
       <w:r>
         <w:t>6.4 Circuito equivalente de batería</w:t>
       </w:r>
@@ -7519,37 +7417,7 @@
             <w:rPr>
               <w:rFonts w:ascii="Cambria Math" w:hAnsi="Cambria Math"/>
             </w:rPr>
-            <m:t>V</m:t>
-          </m:r>
-          <m:r>
-            <w:rPr>
-              <w:rFonts w:ascii="Cambria Math" w:hAnsi="Cambria Math"/>
-            </w:rPr>
-            <m:t xml:space="preserve"> = </m:t>
-          </m:r>
-          <m:r>
-            <w:rPr>
-              <w:rFonts w:ascii="Cambria Math" w:hAnsi="Cambria Math"/>
-            </w:rPr>
-            <m:t>OCV</m:t>
-          </m:r>
-          <m:r>
-            <w:rPr>
-              <w:rFonts w:ascii="Cambria Math" w:hAnsi="Cambria Math"/>
-            </w:rPr>
-            <m:t>(</m:t>
-          </m:r>
-          <m:r>
-            <w:rPr>
-              <w:rFonts w:ascii="Cambria Math" w:hAnsi="Cambria Math"/>
-            </w:rPr>
-            <m:t>SOC</m:t>
-          </m:r>
-          <m:r>
-            <w:rPr>
-              <w:rFonts w:ascii="Cambria Math" w:hAnsi="Cambria Math"/>
-            </w:rPr>
-            <m:t xml:space="preserve">) - </m:t>
+            <m:t xml:space="preserve">V = OCV(SOC) - </m:t>
           </m:r>
           <m:sSub>
             <m:sSubPr>
@@ -7580,19 +7448,7 @@
             <w:rPr>
               <w:rFonts w:ascii="Cambria Math" w:hAnsi="Cambria Math"/>
             </w:rPr>
-            <m:t xml:space="preserve"> · </m:t>
-          </m:r>
-          <m:r>
-            <w:rPr>
-              <w:rFonts w:ascii="Cambria Math" w:hAnsi="Cambria Math"/>
-            </w:rPr>
-            <m:t>I</m:t>
-          </m:r>
-          <m:r>
-            <w:rPr>
-              <w:rFonts w:ascii="Cambria Math" w:hAnsi="Cambria Math"/>
-            </w:rPr>
-            <m:t xml:space="preserve"> - </m:t>
+            <m:t xml:space="preserve"> · I - </m:t>
           </m:r>
           <m:sSub>
             <m:sSubPr>
@@ -7844,13 +7700,7 @@
             <w:rPr>
               <w:rFonts w:ascii="Cambria Math" w:hAnsi="Cambria Math"/>
             </w:rPr>
-            <m:t>ΔSOC</m:t>
-          </m:r>
-          <m:r>
-            <w:rPr>
-              <w:rFonts w:ascii="Cambria Math" w:hAnsi="Cambria Math"/>
-            </w:rPr>
-            <m:t xml:space="preserve"> = -</m:t>
+            <m:t>ΔSOC = -</m:t>
           </m:r>
           <m:f>
             <m:fPr>
@@ -7865,19 +7715,7 @@
                 <w:rPr>
                   <w:rFonts w:ascii="Cambria Math" w:hAnsi="Cambria Math"/>
                 </w:rPr>
-                <m:t>I</m:t>
-              </m:r>
-              <m:r>
-                <w:rPr>
-                  <w:rFonts w:ascii="Cambria Math" w:hAnsi="Cambria Math"/>
-                </w:rPr>
-                <m:t xml:space="preserve"> · </m:t>
-              </m:r>
-              <m:r>
-                <w:rPr>
-                  <w:rFonts w:ascii="Cambria Math" w:hAnsi="Cambria Math"/>
-                </w:rPr>
-                <m:t>Δt</m:t>
+                <m:t>I · Δt</m:t>
               </m:r>
             </m:num>
             <m:den>
@@ -7918,12 +7756,35 @@
       </m:oMathPara>
     </w:p>
     <w:p>
-      <w:r>
-        <w:t>El ECM Thevenin de una rama RC usa Qeffective en Ah e I en A. Resuelve potencia terminal P igual a V por I mediante la raíz de corriente pequeña estable. Limita corriente de descarga, corriente de carga y voltaje. La carga se integra con capacidad efectiva en Ah y la rama RC se actualiza exactamente para corriente constante en cada subpaso.</w:t>
-      </w:r>
-    </w:p>
-    <w:p>
-      <w:r>
+      <w:pPr>
+        <w:rPr>
+          <w:lang w:val="es-CO"/>
+        </w:rPr>
+      </w:pPr>
+      <w:r>
+        <w:rPr>
+          <w:lang w:val="es-CO"/>
+        </w:rPr>
+        <w:t xml:space="preserve">El ECM Thevenin de una rama RC usa Qeffective en Ah e I en A. Resuelve potencia terminal P igual a V por I mediante la raíz de corriente pequeña estable. Limita corriente de descarga, corriente de carga y voltaje. </w:t>
+      </w:r>
+      <w:r>
+        <w:rPr>
+          <w:lang w:val="es-CO"/>
+        </w:rPr>
+        <w:lastRenderedPageBreak/>
+        <w:t>La carga se integra con capacidad efectiva en Ah y la rama RC se actualiza exactamente para corriente constante en cada subpaso.</w:t>
+      </w:r>
+    </w:p>
+    <w:p>
+      <w:pPr>
+        <w:rPr>
+          <w:lang w:val="es-CO"/>
+        </w:rPr>
+      </w:pPr>
+      <w:r>
+        <w:rPr>
+          <w:lang w:val="es-CO"/>
+        </w:rPr>
         <w:t>La energía terminal y la potencia química OCV por I son distintas y se exportan por separado. Ah requiere caracterización propia. Cambiar Wh no modifica automáticamente la capacidad de conteo de carga. OCV, R0, R1 y C1 iniciales son ilustrativos. El voltaje se evalúa al inicio del subpaso. Reducir dt y comprobar convergencia es necesario. No se modelan envejecimiento, electroquímica detallada ni temperatura interna.</w:t>
       </w:r>
     </w:p>
@@ -7931,14 +7792,22 @@
       <w:pPr>
         <w:pStyle w:val="Heading2"/>
       </w:pPr>
-      <w:bookmarkStart w:id="20" w:name="_Toc242349863"/>
+      <w:bookmarkStart w:id="20" w:name="_Toc242356593"/>
       <w:r>
         <w:t>6.5 Límites, regeneración y balance</w:t>
       </w:r>
       <w:bookmarkEnd w:id="20"/>
     </w:p>
     <w:p>
-      <w:r>
+      <w:pPr>
+        <w:rPr>
+          <w:lang w:val="es-CO"/>
+        </w:rPr>
+      </w:pPr>
+      <w:r>
+        <w:rPr>
+          <w:lang w:val="es-CO"/>
+        </w:rPr>
         <w:t>La batería detiene o acorta el subpaso al alcanzar el límite de energía o SOC. La regeneración está desactivada por defecto. Activarla requiere hardware capaz, frenado o descenso, velocidad mínima, límite eléctrico y margen de corriente y SOC para cargar. Los auxiliares pueden consumir potencia regenerada incluso con la batería llena.</w:t>
       </w:r>
     </w:p>
@@ -8001,19 +7870,7 @@
                 <w:rPr>
                   <w:rFonts w:ascii="Cambria Math" w:hAnsi="Cambria Math"/>
                 </w:rPr>
-                <m:t>electric</m:t>
-              </m:r>
-              <m:r>
-                <w:rPr>
-                  <w:rFonts w:ascii="Cambria Math" w:hAnsi="Cambria Math"/>
-                </w:rPr>
-                <m:t>,</m:t>
-              </m:r>
-              <m:r>
-                <w:rPr>
-                  <w:rFonts w:ascii="Cambria Math" w:hAnsi="Cambria Math"/>
-                </w:rPr>
-                <m:t>motor</m:t>
+                <m:t>electric,motor</m:t>
               </m:r>
             </m:sub>
           </m:sSub>
@@ -8083,7 +7940,15 @@
       </m:oMathPara>
     </w:p>
     <w:p>
-      <w:r>
+      <w:pPr>
+        <w:rPr>
+          <w:lang w:val="es-CO"/>
+        </w:rPr>
+      </w:pPr>
+      <w:r>
+        <w:rPr>
+          <w:lang w:val="es-CO"/>
+        </w:rPr>
         <w:t>El balance completo suma contribuciones mecánicas con signo, pérdidas de transmisión y motor, conversión regenerativa, disipación de frenado, auxiliares y demanda no satisfecha. energy_balance_error_w comprueba la identidad implementada. La recuperación se informa aparte. No debe restarse de nuevo a la energía de pendiente, porque duplicaría el efecto del descenso.</w:t>
       </w:r>
     </w:p>
@@ -8091,7 +7956,7 @@
       <w:pPr>
         <w:pStyle w:val="Heading2"/>
       </w:pPr>
-      <w:bookmarkStart w:id="21" w:name="_Toc242349864"/>
+      <w:bookmarkStart w:id="21" w:name="_Toc242356594"/>
       <w:r>
         <w:t>6.6 Calibración e identificabilidad</w:t>
       </w:r>
@@ -8109,25 +7974,7 @@
             <w:rPr>
               <w:rFonts w:ascii="Cambria Math" w:hAnsi="Cambria Math"/>
             </w:rPr>
-            <m:t>J</m:t>
-          </m:r>
-          <m:r>
-            <w:rPr>
-              <w:rFonts w:ascii="Cambria Math" w:hAnsi="Cambria Math"/>
-            </w:rPr>
-            <m:t>(</m:t>
-          </m:r>
-          <m:r>
-            <w:rPr>
-              <w:rFonts w:ascii="Cambria Math" w:hAnsi="Cambria Math"/>
-            </w:rPr>
-            <m:t>θ</m:t>
-          </m:r>
-          <m:r>
-            <w:rPr>
-              <w:rFonts w:ascii="Cambria Math" w:hAnsi="Cambria Math"/>
-            </w:rPr>
-            <m:t xml:space="preserve">) = </m:t>
+            <m:t xml:space="preserve">J(θ) = </m:t>
           </m:r>
           <m:sSub>
             <m:sSubPr>
@@ -8227,19 +8074,7 @@
                     <w:rPr>
                       <w:rFonts w:ascii="Cambria Math" w:hAnsi="Cambria Math"/>
                     </w:rPr>
-                    <m:t>pred</m:t>
-                  </m:r>
-                  <m:r>
-                    <w:rPr>
-                      <w:rFonts w:ascii="Cambria Math" w:hAnsi="Cambria Math"/>
-                    </w:rPr>
-                    <m:t>,</m:t>
-                  </m:r>
-                  <m:r>
-                    <w:rPr>
-                      <w:rFonts w:ascii="Cambria Math" w:hAnsi="Cambria Math"/>
-                    </w:rPr>
-                    <m:t>i</m:t>
+                    <m:t>pred,i</m:t>
                   </m:r>
                 </m:sub>
               </m:sSub>
@@ -8247,19 +8082,7 @@
                 <w:rPr>
                   <w:rFonts w:ascii="Cambria Math" w:hAnsi="Cambria Math"/>
                 </w:rPr>
-                <m:t>(</m:t>
-              </m:r>
-              <m:r>
-                <w:rPr>
-                  <w:rFonts w:ascii="Cambria Math" w:hAnsi="Cambria Math"/>
-                </w:rPr>
-                <m:t>θ</m:t>
-              </m:r>
-              <m:r>
-                <w:rPr>
-                  <w:rFonts w:ascii="Cambria Math" w:hAnsi="Cambria Math"/>
-                </w:rPr>
-                <m:t xml:space="preserve">) - </m:t>
+                <m:t xml:space="preserve">(θ) - </m:t>
               </m:r>
               <m:sSub>
                 <m:sSubPr>
@@ -8282,19 +8105,7 @@
                     <w:rPr>
                       <w:rFonts w:ascii="Cambria Math" w:hAnsi="Cambria Math"/>
                     </w:rPr>
-                    <m:t>obs</m:t>
-                  </m:r>
-                  <m:r>
-                    <w:rPr>
-                      <w:rFonts w:ascii="Cambria Math" w:hAnsi="Cambria Math"/>
-                    </w:rPr>
-                    <m:t>,</m:t>
-                  </m:r>
-                  <m:r>
-                    <w:rPr>
-                      <w:rFonts w:ascii="Cambria Math" w:hAnsi="Cambria Math"/>
-                    </w:rPr>
-                    <m:t>i</m:t>
+                    <m:t>obs,i</m:t>
                   </m:r>
                 </m:sub>
               </m:sSub>
@@ -8387,47 +8198,47 @@
             <w:rPr>
               <w:rFonts w:ascii="Cambria Math" w:hAnsi="Cambria Math"/>
             </w:rPr>
-            <m:t xml:space="preserve"> </m:t>
-          </m:r>
-          <m:r>
-            <w:rPr>
-              <w:rFonts w:ascii="Cambria Math" w:hAnsi="Cambria Math"/>
-            </w:rPr>
-            <m:t>J</m:t>
-          </m:r>
-          <m:r>
-            <w:rPr>
-              <w:rFonts w:ascii="Cambria Math" w:hAnsi="Cambria Math"/>
-            </w:rPr>
-            <m:t>(</m:t>
-          </m:r>
-          <m:r>
-            <w:rPr>
-              <w:rFonts w:ascii="Cambria Math" w:hAnsi="Cambria Math"/>
-            </w:rPr>
-            <m:t>θ</m:t>
-          </m:r>
-          <m:r>
-            <w:rPr>
-              <w:rFonts w:ascii="Cambria Math" w:hAnsi="Cambria Math"/>
-            </w:rPr>
-            <m:t>)</m:t>
+            <m:t xml:space="preserve"> J(θ)</m:t>
           </m:r>
         </m:oMath>
       </m:oMathPara>
     </w:p>
     <w:p>
-      <w:r>
+      <w:pPr>
+        <w:rPr>
+          <w:lang w:val="es-CO"/>
+        </w:rPr>
+      </w:pPr>
+      <w:r>
+        <w:rPr>
+          <w:lang w:val="es-CO"/>
+        </w:rPr>
         <w:t>El ajuste usa least_squares acotado y rutas completas con pesos wi. Los parámetros por defecto son Crr y CdA. Ajustar eficiencia, potencia humana o auxiliares requiere límites y excitación independiente suficientes. Las condiciones de cada observación se conservan y solo se transfieren los parámetros ajustados.</w:t>
       </w:r>
     </w:p>
     <w:p>
-      <w:r>
+      <w:pPr>
+        <w:rPr>
+          <w:lang w:val="es-CO"/>
+        </w:rPr>
+      </w:pPr>
+      <w:r>
+        <w:rPr>
+          <w:lang w:val="es-CO"/>
+        </w:rPr>
         <w:t>La identificabilidad práctica se examina con Jacobiano normalizado por amplitud de parámetros, rango SVD, condición y coseno entre columnas. Parámetros en fronteras, sensibilidades colineales o rango insuficiente deben informarse. Un residuo pequeño no demuestra identificación física. La covarianza local aproximada no constituye un posterior calibrado bajo deficiencia de rango o pérdidas robustas.</w:t>
       </w:r>
     </w:p>
     <w:p>
-      <w:r>
+      <w:pPr>
+        <w:rPr>
+          <w:lang w:val="es-CO"/>
+        </w:rPr>
+      </w:pPr>
+      <w:r>
+        <w:rPr>
+          <w:lang w:val="es-CO"/>
+        </w:rPr>
         <w:t>El experimento de recuperación utiliza cero discrepancia y cero ruido. El benchmark también introduce discrepancia estructural: los parámetros físicos pueden absorber sesgo residual. Deben analizarse errores y diagnósticos junto con los valores de parámetros.</w:t>
       </w:r>
     </w:p>
@@ -8435,7 +8246,7 @@
       <w:pPr>
         <w:pStyle w:val="Heading2"/>
       </w:pPr>
-      <w:bookmarkStart w:id="22" w:name="_Toc242349865"/>
+      <w:bookmarkStart w:id="22" w:name="_Toc242356595"/>
       <w:r>
         <w:t>6.7 Aprendizaje residual y modelos comparados</w:t>
       </w:r>
@@ -8509,19 +8320,7 @@
                     <w:rPr>
                       <w:rFonts w:ascii="Cambria Math" w:hAnsi="Cambria Math"/>
                     </w:rPr>
-                    <m:t>obs</m:t>
-                  </m:r>
-                  <m:r>
-                    <w:rPr>
-                      <w:rFonts w:ascii="Cambria Math" w:hAnsi="Cambria Math"/>
-                    </w:rPr>
-                    <m:t>,</m:t>
-                  </m:r>
-                  <m:r>
-                    <w:rPr>
-                      <w:rFonts w:ascii="Cambria Math" w:hAnsi="Cambria Math"/>
-                    </w:rPr>
-                    <m:t>i</m:t>
+                    <m:t>obs,i</m:t>
                   </m:r>
                 </m:sub>
               </m:sSub>
@@ -8552,31 +8351,7 @@
                     <w:rPr>
                       <w:rFonts w:ascii="Cambria Math" w:hAnsi="Cambria Math"/>
                     </w:rPr>
-                    <m:t>p</m:t>
-                  </m:r>
-                  <m:r>
-                    <w:rPr>
-                      <w:rFonts w:ascii="Cambria Math" w:hAnsi="Cambria Math"/>
-                    </w:rPr>
-                    <m:t>h</m:t>
-                  </m:r>
-                  <m:r>
-                    <w:rPr>
-                      <w:rFonts w:ascii="Cambria Math" w:hAnsi="Cambria Math"/>
-                    </w:rPr>
-                    <m:t>ys</m:t>
-                  </m:r>
-                  <m:r>
-                    <w:rPr>
-                      <w:rFonts w:ascii="Cambria Math" w:hAnsi="Cambria Math"/>
-                    </w:rPr>
-                    <m:t>,</m:t>
-                  </m:r>
-                  <m:r>
-                    <w:rPr>
-                      <w:rFonts w:ascii="Cambria Math" w:hAnsi="Cambria Math"/>
-                    </w:rPr>
-                    <m:t>i</m:t>
+                    <m:t>phys,i</m:t>
                   </m:r>
                 </m:sub>
               </m:sSub>
@@ -8624,13 +8399,8 @@
             <w:rPr>
               <w:rFonts w:ascii="Cambria Math" w:hAnsi="Cambria Math"/>
             </w:rPr>
-            <m:t>M</m:t>
-          </m:r>
-          <m:r>
-            <w:rPr>
-              <w:rFonts w:ascii="Cambria Math" w:hAnsi="Cambria Math"/>
-            </w:rPr>
-            <m:t xml:space="preserve">1: Ê = </m:t>
+            <w:lastRenderedPageBreak/>
+            <m:t xml:space="preserve">M1: Ê = </m:t>
           </m:r>
           <m:sSub>
             <m:sSubPr>
@@ -8653,19 +8423,7 @@
                 <w:rPr>
                   <w:rFonts w:ascii="Cambria Math" w:hAnsi="Cambria Math"/>
                 </w:rPr>
-                <m:t>p</m:t>
-              </m:r>
-              <m:r>
-                <w:rPr>
-                  <w:rFonts w:ascii="Cambria Math" w:hAnsi="Cambria Math"/>
-                </w:rPr>
-                <m:t>h</m:t>
-              </m:r>
-              <m:r>
-                <w:rPr>
-                  <w:rFonts w:ascii="Cambria Math" w:hAnsi="Cambria Math"/>
-                </w:rPr>
-                <m:t>ys</m:t>
+                <m:t>phys</m:t>
               </m:r>
             </m:sub>
           </m:sSub>
@@ -8684,13 +8442,7 @@
             <w:rPr>
               <w:rFonts w:ascii="Cambria Math" w:hAnsi="Cambria Math"/>
             </w:rPr>
-            <m:t>M</m:t>
-          </m:r>
-          <m:r>
-            <w:rPr>
-              <w:rFonts w:ascii="Cambria Math" w:hAnsi="Cambria Math"/>
-            </w:rPr>
-            <m:t xml:space="preserve">2: Ê = </m:t>
+            <m:t xml:space="preserve">M2: Ê = </m:t>
           </m:r>
           <m:sSub>
             <m:sSubPr>
@@ -8732,13 +8484,7 @@
             <w:rPr>
               <w:rFonts w:ascii="Cambria Math" w:hAnsi="Cambria Math"/>
             </w:rPr>
-            <m:t>M</m:t>
-          </m:r>
-          <m:r>
-            <w:rPr>
-              <w:rFonts w:ascii="Cambria Math" w:hAnsi="Cambria Math"/>
-            </w:rPr>
-            <m:t xml:space="preserve">3: Ê = </m:t>
+            <m:t xml:space="preserve">M3: Ê = </m:t>
           </m:r>
           <m:sSub>
             <m:sSubPr>
@@ -8761,19 +8507,7 @@
                 <w:rPr>
                   <w:rFonts w:ascii="Cambria Math" w:hAnsi="Cambria Math"/>
                 </w:rPr>
-                <m:t>p</m:t>
-              </m:r>
-              <m:r>
-                <w:rPr>
-                  <w:rFonts w:ascii="Cambria Math" w:hAnsi="Cambria Math"/>
-                </w:rPr>
-                <m:t>h</m:t>
-              </m:r>
-              <m:r>
-                <w:rPr>
-                  <w:rFonts w:ascii="Cambria Math" w:hAnsi="Cambria Math"/>
-                </w:rPr>
-                <m:t>ys</m:t>
+                <m:t>phys</m:t>
               </m:r>
             </m:sub>
           </m:sSub>
@@ -8781,25 +8515,7 @@
             <w:rPr>
               <w:rFonts w:ascii="Cambria Math" w:hAnsi="Cambria Math"/>
             </w:rPr>
-            <m:t xml:space="preserve"> + </m:t>
-          </m:r>
-          <m:r>
-            <w:rPr>
-              <w:rFonts w:ascii="Cambria Math" w:hAnsi="Cambria Math"/>
-            </w:rPr>
-            <m:t>r̂</m:t>
-          </m:r>
-          <m:r>
-            <w:rPr>
-              <w:rFonts w:ascii="Cambria Math" w:hAnsi="Cambria Math"/>
-            </w:rPr>
-            <m:t xml:space="preserve"> · </m:t>
-          </m:r>
-          <m:r>
-            <w:rPr>
-              <w:rFonts w:ascii="Cambria Math" w:hAnsi="Cambria Math"/>
-            </w:rPr>
-            <m:t>L</m:t>
+            <m:t xml:space="preserve"> + r̂ · L</m:t>
           </m:r>
         </m:oMath>
       </m:oMathPara>
@@ -8815,13 +8531,7 @@
             <w:rPr>
               <w:rFonts w:ascii="Cambria Math" w:hAnsi="Cambria Math"/>
             </w:rPr>
-            <m:t>M</m:t>
-          </m:r>
-          <m:r>
-            <w:rPr>
-              <w:rFonts w:ascii="Cambria Math" w:hAnsi="Cambria Math"/>
-            </w:rPr>
-            <m:t xml:space="preserve">4: Ê = </m:t>
+            <m:t xml:space="preserve">M4: Ê = </m:t>
           </m:r>
           <m:sSub>
             <m:sSubPr>
@@ -8844,19 +8554,7 @@
                 <w:rPr>
                   <w:rFonts w:ascii="Cambria Math" w:hAnsi="Cambria Math"/>
                 </w:rPr>
-                <m:t>p</m:t>
-              </m:r>
-              <m:r>
-                <w:rPr>
-                  <w:rFonts w:ascii="Cambria Math" w:hAnsi="Cambria Math"/>
-                </w:rPr>
-                <m:t>h</m:t>
-              </m:r>
-              <m:r>
-                <w:rPr>
-                  <w:rFonts w:ascii="Cambria Math" w:hAnsi="Cambria Math"/>
-                </w:rPr>
-                <m:t>ys</m:t>
+                <m:t>phys</m:t>
               </m:r>
             </m:sub>
           </m:sSub>
@@ -8864,60 +8562,34 @@
             <w:rPr>
               <w:rFonts w:ascii="Cambria Math" w:hAnsi="Cambria Math"/>
             </w:rPr>
-            <m:t xml:space="preserve"> + </m:t>
-          </m:r>
-          <m:r>
-            <w:rPr>
-              <w:rFonts w:ascii="Cambria Math" w:hAnsi="Cambria Math"/>
-            </w:rPr>
-            <m:t>α</m:t>
-          </m:r>
-          <m:r>
-            <w:rPr>
-              <w:rFonts w:ascii="Cambria Math" w:hAnsi="Cambria Math"/>
-            </w:rPr>
-            <m:t>(</m:t>
-          </m:r>
-          <m:r>
-            <w:rPr>
-              <w:rFonts w:ascii="Cambria Math" w:hAnsi="Cambria Math"/>
-            </w:rPr>
-            <m:t>x</m:t>
-          </m:r>
-          <m:r>
-            <w:rPr>
-              <w:rFonts w:ascii="Cambria Math" w:hAnsi="Cambria Math"/>
-            </w:rPr>
-            <m:t xml:space="preserve">) · </m:t>
-          </m:r>
-          <m:r>
-            <w:rPr>
-              <w:rFonts w:ascii="Cambria Math" w:hAnsi="Cambria Math"/>
-            </w:rPr>
-            <m:t>r̂</m:t>
-          </m:r>
-          <m:r>
-            <w:rPr>
-              <w:rFonts w:ascii="Cambria Math" w:hAnsi="Cambria Math"/>
-            </w:rPr>
-            <m:t xml:space="preserve"> · </m:t>
-          </m:r>
-          <m:r>
-            <w:rPr>
-              <w:rFonts w:ascii="Cambria Math" w:hAnsi="Cambria Math"/>
-            </w:rPr>
-            <m:t>L</m:t>
+            <m:t xml:space="preserve"> + α(x) · r̂ · L</m:t>
           </m:r>
         </m:oMath>
       </m:oMathPara>
     </w:p>
     <w:p>
-      <w:r>
+      <w:pPr>
+        <w:rPr>
+          <w:lang w:val="es-CO"/>
+        </w:rPr>
+      </w:pPr>
+      <w:r>
+        <w:rPr>
+          <w:lang w:val="es-CO"/>
+        </w:rPr>
         <w:t>r es el residuo en Wh/km y L la distancia en km, de modo que la corrección final queda en Wh. M2 usa Ridge escalado y el aprendizaje residual usa Random Forest con semilla. No se presupone que una arquitectura profunda mejore este problema.</w:t>
       </w:r>
     </w:p>
     <w:p>
-      <w:r>
+      <w:pPr>
+        <w:rPr>
+          <w:lang w:val="es-CO"/>
+        </w:rPr>
+      </w:pPr>
+      <w:r>
+        <w:rPr>
+          <w:lang w:val="es-CO"/>
+        </w:rPr>
         <w:t>Las características incluyen medias temporales de velocidad, velocidad cúbica, aceleración, pendiente con signo y positiva, viento, temperatura, potencia humana, masa, asistencia, Crr y variación de velocidad. Estos resúmenes descartan parte de la secuencia de la ruta. Un piso numérico de escala 1e-6 evita que redondeo en columnas casi constantes produzca soporte OOD artificialmente extremo. No representa precisión de sensor.</w:t>
       </w:r>
     </w:p>
@@ -8925,9 +8597,8 @@
       <w:pPr>
         <w:pStyle w:val="Heading2"/>
       </w:pPr>
-      <w:bookmarkStart w:id="23" w:name="_Toc242349866"/>
-      <w:r>
-        <w:lastRenderedPageBreak/>
+      <w:bookmarkStart w:id="23" w:name="_Toc242356596"/>
+      <w:r>
         <w:t>6.8 Compuerta de confianza y soporte OOD</w:t>
       </w:r>
       <w:bookmarkEnd w:id="23"/>
@@ -8943,25 +8614,7 @@
             <w:rPr>
               <w:rFonts w:ascii="Cambria Math" w:hAnsi="Cambria Math"/>
             </w:rPr>
-            <m:t>α</m:t>
-          </m:r>
-          <m:r>
-            <w:rPr>
-              <w:rFonts w:ascii="Cambria Math" w:hAnsi="Cambria Math"/>
-            </w:rPr>
-            <m:t>(</m:t>
-          </m:r>
-          <m:r>
-            <w:rPr>
-              <w:rFonts w:ascii="Cambria Math" w:hAnsi="Cambria Math"/>
-            </w:rPr>
-            <m:t>x</m:t>
-          </m:r>
-          <m:r>
-            <w:rPr>
-              <w:rFonts w:ascii="Cambria Math" w:hAnsi="Cambria Math"/>
-            </w:rPr>
-            <m:t xml:space="preserve">) = </m:t>
+            <m:t xml:space="preserve">α(x) = </m:t>
           </m:r>
           <m:f>
             <m:fPr>
@@ -8984,13 +8637,7 @@
                 <w:rPr>
                   <w:rFonts w:ascii="Cambria Math" w:hAnsi="Cambria Math"/>
                 </w:rPr>
-                <m:t>n</m:t>
-              </m:r>
-              <m:r>
-                <w:rPr>
-                  <w:rFonts w:ascii="Cambria Math" w:hAnsi="Cambria Math"/>
-                </w:rPr>
-                <m:t xml:space="preserve"> + 20</m:t>
+                <m:t>n + 20</m:t>
               </m:r>
             </m:den>
           </m:f>
@@ -9013,13 +8660,7 @@
                 <w:rPr>
                   <w:rFonts w:ascii="Cambria Math" w:hAnsi="Cambria Math"/>
                 </w:rPr>
-                <m:t>exp</m:t>
-              </m:r>
-              <m:r>
-                <w:rPr>
-                  <w:rFonts w:ascii="Cambria Math" w:hAnsi="Cambria Math"/>
-                </w:rPr>
-                <m:t>(-</m:t>
+                <m:t>exp(-</m:t>
               </m:r>
               <m:sSup>
                 <m:sSupPr>
@@ -9034,25 +8675,7 @@
                     <w:rPr>
                       <w:rFonts w:ascii="Cambria Math" w:hAnsi="Cambria Math"/>
                     </w:rPr>
-                    <m:t>max</m:t>
-                  </m:r>
-                  <m:r>
-                    <w:rPr>
-                      <w:rFonts w:ascii="Cambria Math" w:hAnsi="Cambria Math"/>
-                    </w:rPr>
-                    <m:t>(</m:t>
-                  </m:r>
-                  <m:r>
-                    <w:rPr>
-                      <w:rFonts w:ascii="Cambria Math" w:hAnsi="Cambria Math"/>
-                    </w:rPr>
-                    <m:t>d</m:t>
-                  </m:r>
-                  <m:r>
-                    <w:rPr>
-                      <w:rFonts w:ascii="Cambria Math" w:hAnsi="Cambria Math"/>
-                    </w:rPr>
-                    <m:t xml:space="preserve"> - 1, 0)</m:t>
+                    <m:t>max(d - 1, 0)</m:t>
                   </m:r>
                 </m:e>
                 <m:sup>
@@ -9109,12 +8732,28 @@
       </m:oMathPara>
     </w:p>
     <w:p>
-      <w:r>
+      <w:pPr>
+        <w:rPr>
+          <w:lang w:val="es-CO"/>
+        </w:rPr>
+      </w:pPr>
+      <w:r>
+        <w:rPr>
+          <w:lang w:val="es-CO"/>
+        </w:rPr>
         <w:t>La compuerta simple normaliza distancias kNN mediante el percentil 95 de distancias de entrenamiento dejando fuera el punto propio. La avanzada usa el mayor soporte normalizado entre kNN y Mahalanobis con covarianza regularizada, y penaliza dispersión de árboles. n es el número de rutas de entrenamiento, d el soporte normalizado y u la dispersión normalizada por la desviación de residuos de entrenamiento. La simple usa u igual a cero.</w:t>
       </w:r>
     </w:p>
     <w:p>
-      <w:r>
+      <w:pPr>
+        <w:rPr>
+          <w:lang w:val="es-CO"/>
+        </w:rPr>
+      </w:pPr>
+      <w:r>
+        <w:rPr>
+          <w:lang w:val="es-CO"/>
+        </w:rPr>
         <w:t>Los coeficientes se fijan antes de probar. La dispersión de árboles es heurística y no una desviación bayesiana. Alpha es un peso residual, no una probabilidad de acierto. Un alpha pequeño devuelve la predicción hacia la física calibrada, que también puede tener sesgo. La distancia OOD no detecta todos los cambios condicionales.</w:t>
       </w:r>
     </w:p>
@@ -9122,36 +8761,62 @@
       <w:pPr>
         <w:pStyle w:val="Heading2"/>
       </w:pPr>
-      <w:bookmarkStart w:id="24" w:name="_Toc242349867"/>
+      <w:bookmarkStart w:id="24" w:name="_Toc242356597"/>
       <w:r>
         <w:t>6.9 Adaptación y evaluación causal</w:t>
       </w:r>
       <w:bookmarkEnd w:id="24"/>
     </w:p>
     <w:p>
+      <w:pPr>
+        <w:rPr>
+          <w:lang w:val="es-CO"/>
+        </w:rPr>
+      </w:pPr>
       <w:r>
         <w:rPr>
           <w:b/>
+          <w:lang w:val="es-CO"/>
         </w:rPr>
         <w:t>model.adapt(new_observation)</w:t>
       </w:r>
       <w:r>
+        <w:rPr>
+          <w:lang w:val="es-CO"/>
+        </w:rPr>
         <w:t xml:space="preserve"> actualiza los parámetros físicos mediante RLS acotado y vuelve a construir los residuos respecto a la física actualizada. Solo acepta rutas nuevas. Cada actualización invalida cuantiles conformales y muestras previas de error. Hasta disponer de una calibración independiente fresca, se conserva la predicción puntual.</w:t>
       </w:r>
     </w:p>
     <w:p>
-      <w:r>
+      <w:pPr>
+        <w:rPr>
+          <w:lang w:val="es-CO"/>
+        </w:rPr>
+      </w:pPr>
+      <w:r>
+        <w:rPr>
+          <w:lang w:val="es-CO"/>
+        </w:rPr>
         <w:t>Las operaciones fit y adapt trabajan de forma transaccional. Si falla una etapa, el objeto original mantiene su estado válido. Las observaciones utilizadas para intervalos no se reutilizan como nuevas rutas de adaptación ni como una nueva calibración posterior.</w:t>
       </w:r>
     </w:p>
     <w:p>
+      <w:pPr>
+        <w:rPr>
+          <w:lang w:val="es-CO"/>
+        </w:rPr>
+      </w:pPr>
       <w:r>
         <w:rPr>
           <w:b/>
+          <w:lang w:val="es-CO"/>
         </w:rPr>
         <w:t>experiments.adaptive.prequential_evaluate</w:t>
       </w:r>
       <w:r>
+        <w:rPr>
+          <w:lang w:val="es-CO"/>
+        </w:rPr>
         <w:t xml:space="preserve"> compara modelos congelados y adaptativos. Predice cada ruta antes de consumir su energía observada. El protocolo sintético permite verificar esta causalidad, pero no establece eficacia ante deriva real ni identificación universal de parámetros.</w:t>
       </w:r>
     </w:p>
@@ -9159,16 +8824,28 @@
       <w:pPr>
         <w:pStyle w:val="Code"/>
         <w:keepNext/>
-      </w:pPr>
-      <w:r>
+        <w:rPr>
+          <w:lang w:val="es-CO"/>
+        </w:rPr>
+      </w:pPr>
+      <w:r>
+        <w:rPr>
+          <w:lang w:val="es-CO"/>
+        </w:rPr>
         <w:t>bikeenergylab adapt CARPETA_MODELO nuevas_rutas.csv --output resultados</w:t>
       </w:r>
     </w:p>
     <w:p>
       <w:pPr>
         <w:pStyle w:val="Code"/>
-      </w:pPr>
-      <w:r>
+        <w:rPr>
+          <w:lang w:val="es-CO"/>
+        </w:rPr>
+      </w:pPr>
+      <w:r>
+        <w:rPr>
+          <w:lang w:val="es-CO"/>
+        </w:rPr>
         <w:t>bikeenergylab predict configs/flat.yaml --model CARPETA_ADAPTADA --point-only</w:t>
       </w:r>
     </w:p>
@@ -9176,8 +8853,9 @@
       <w:pPr>
         <w:pStyle w:val="Heading2"/>
       </w:pPr>
-      <w:bookmarkStart w:id="25" w:name="_Toc242349868"/>
-      <w:r>
+      <w:bookmarkStart w:id="25" w:name="_Toc242356598"/>
+      <w:r>
+        <w:lastRenderedPageBreak/>
         <w:t>6.10 Intervalos y propagación de incertidumbre</w:t>
       </w:r>
       <w:bookmarkEnd w:id="25"/>
@@ -9194,49 +8872,7 @@
             <w:rPr>
               <w:rFonts w:ascii="Cambria Math" w:hAnsi="Cambria Math"/>
             </w:rPr>
-            <m:t>k</m:t>
-          </m:r>
-          <m:r>
-            <w:rPr>
-              <w:rFonts w:ascii="Cambria Math" w:hAnsi="Cambria Math"/>
-            </w:rPr>
-            <m:t xml:space="preserve"> = </m:t>
-          </m:r>
-          <m:r>
-            <w:rPr>
-              <w:rFonts w:ascii="Cambria Math" w:hAnsi="Cambria Math"/>
-            </w:rPr>
-            <m:t>ceil</m:t>
-          </m:r>
-          <m:r>
-            <w:rPr>
-              <w:rFonts w:ascii="Cambria Math" w:hAnsi="Cambria Math"/>
-            </w:rPr>
-            <m:t>((</m:t>
-          </m:r>
-          <m:r>
-            <w:rPr>
-              <w:rFonts w:ascii="Cambria Math" w:hAnsi="Cambria Math"/>
-            </w:rPr>
-            <m:t>n</m:t>
-          </m:r>
-          <m:r>
-            <w:rPr>
-              <w:rFonts w:ascii="Cambria Math" w:hAnsi="Cambria Math"/>
-            </w:rPr>
-            <m:t xml:space="preserve"> + 1) · </m:t>
-          </m:r>
-          <m:r>
-            <w:rPr>
-              <w:rFonts w:ascii="Cambria Math" w:hAnsi="Cambria Math"/>
-            </w:rPr>
-            <m:t>c</m:t>
-          </m:r>
-          <m:r>
-            <w:rPr>
-              <w:rFonts w:ascii="Cambria Math" w:hAnsi="Cambria Math"/>
-            </w:rPr>
-            <m:t>)</m:t>
+            <m:t>k = ceil((n + 1) · c)</m:t>
           </m:r>
         </m:oMath>
       </m:oMathPara>
@@ -9308,19 +8944,7 @@
             <w:rPr>
               <w:rFonts w:ascii="Cambria Math" w:hAnsi="Cambria Math"/>
             </w:rPr>
-            <m:t xml:space="preserve"> · </m:t>
-          </m:r>
-          <m:r>
-            <w:rPr>
-              <w:rFonts w:ascii="Cambria Math" w:hAnsi="Cambria Math"/>
-            </w:rPr>
-            <m:t>L</m:t>
-          </m:r>
-          <m:r>
-            <w:rPr>
-              <w:rFonts w:ascii="Cambria Math" w:hAnsi="Cambria Math"/>
-            </w:rPr>
-            <m:t xml:space="preserve">, Ê + </m:t>
+            <m:t xml:space="preserve"> · L, Ê + </m:t>
           </m:r>
           <m:sSub>
             <m:sSubPr>
@@ -9351,36 +8975,47 @@
             <w:rPr>
               <w:rFonts w:ascii="Cambria Math" w:hAnsi="Cambria Math"/>
             </w:rPr>
-            <m:t xml:space="preserve"> · </m:t>
-          </m:r>
-          <m:r>
-            <w:rPr>
-              <w:rFonts w:ascii="Cambria Math" w:hAnsi="Cambria Math"/>
-            </w:rPr>
-            <m:t>L</m:t>
-          </m:r>
-          <m:r>
-            <w:rPr>
-              <w:rFonts w:ascii="Cambria Math" w:hAnsi="Cambria Math"/>
-            </w:rPr>
-            <m:t>]</m:t>
+            <m:t xml:space="preserve"> · L]</m:t>
           </m:r>
         </m:oMath>
       </m:oMathPara>
     </w:p>
     <w:p>
-      <w:r>
+      <w:pPr>
+        <w:rPr>
+          <w:lang w:val="es-CO"/>
+        </w:rPr>
+      </w:pPr>
+      <w:r>
+        <w:rPr>
+          <w:lang w:val="es-CO"/>
+        </w:rPr>
         <w:t>La calibración conformal usa grupos independientes y errores absolutos en Wh/km. El rango del cuantil k usa n rutas de calibración y cobertura c. La función ceil redondea al entero superior. Para 95% se necesitan al menos 19 rutas. Cada modelo usa sus propios errores retenidos. Las garantías finitas requieren intercambiabilidad, por lo que la cobertura OOD se mide y no se garantiza.</w:t>
       </w:r>
     </w:p>
     <w:p>
-      <w:r>
+      <w:pPr>
+        <w:rPr>
+          <w:lang w:val="es-CO"/>
+        </w:rPr>
+      </w:pPr>
+      <w:r>
+        <w:rPr>
+          <w:lang w:val="es-CO"/>
+        </w:rPr>
         <w:t>Monte Carlo muestrea distribuciones físicas configuradas, normales truncadas o uniformes, y admite una distribución gaussiana conjunta acotada. La covarianza local de calibración, si se utiliza, conserva su carácter aproximado. Se pueden propagar errores de elevación con el filtro mediano registrado. Los perfiles temporales tienen prioridad. Se rechaza incertidumbre escalar que no pudiera afectar al perfil.</w:t>
       </w:r>
     </w:p>
     <w:p>
-      <w:r>
-        <w:lastRenderedPageBreak/>
+      <w:pPr>
+        <w:rPr>
+          <w:lang w:val="es-CO"/>
+        </w:rPr>
+      </w:pPr>
+      <w:r>
+        <w:rPr>
+          <w:lang w:val="es-CO"/>
+        </w:rPr>
         <w:t>Los errores firmados retenidos CGPRA pueden añadirse a la demanda de ruta completa como un análisis predictivo separado. Ese muestreo necesita calibración vigente y supuestos de transferencia de error. El presupuesto energético no identifica una corrección dinámica de SOC, voltaje o corriente. Un conjunto conformal por sí solo no define una distribución para calcular CRPS.</w:t>
       </w:r>
     </w:p>
@@ -9388,7 +9023,7 @@
       <w:pPr>
         <w:pStyle w:val="Heading2"/>
       </w:pPr>
-      <w:bookmarkStart w:id="26" w:name="_Toc242349869"/>
+      <w:bookmarkStart w:id="26" w:name="_Toc242356599"/>
       <w:r>
         <w:t>6.11 Misión, autonomía y trayectorias</w:t>
       </w:r>
@@ -9405,13 +9040,7 @@
             <w:rPr>
               <w:rFonts w:ascii="Cambria Math" w:hAnsi="Cambria Math"/>
             </w:rPr>
-            <m:t>p̂</m:t>
-          </m:r>
-          <m:r>
-            <w:rPr>
-              <w:rFonts w:ascii="Cambria Math" w:hAnsi="Cambria Math"/>
-            </w:rPr>
-            <m:t xml:space="preserve"> = </m:t>
+            <m:t xml:space="preserve">p̂ = </m:t>
           </m:r>
           <m:f>
             <m:fPr>
@@ -9461,12 +9090,28 @@
       </m:oMathPara>
     </w:p>
     <w:p>
-      <w:r>
+      <w:pPr>
+        <w:rPr>
+          <w:lang w:val="es-CO"/>
+        </w:rPr>
+      </w:pPr>
+      <w:r>
+        <w:rPr>
+          <w:lang w:val="es-CO"/>
+        </w:rPr>
         <w:t>El éxito requiere ruta completa, potencia suficiente y SOC final por encima de la reserva. El intervalo de Wilson refleja error de muestreo Monte Carlo, no exactitud de las distribuciones elegidas. La autonomía repite el perfil prescrito hasta la reserva y señala censura a la derecha si alcanza el horizonte. Las transiciones entre ciclos deben ser físicamente compatibles.</w:t>
       </w:r>
     </w:p>
     <w:p>
-      <w:r>
+      <w:pPr>
+        <w:rPr>
+          <w:lang w:val="es-CO"/>
+        </w:rPr>
+      </w:pPr>
+      <w:r>
+        <w:rPr>
+          <w:lang w:val="es-CO"/>
+        </w:rPr>
         <w:t>Un perfil imposible por potencia no tiene autonomía admisible inferida y devuelve cero. La autonomía equivalente estacionaria se identifica aparte. Las bandas físicas de SOC y energía interpolan avance normalizado, indican cuántas realizaciones llegan a cada punto y no extrapolan después del agotamiento.</w:t>
       </w:r>
     </w:p>
@@ -9474,14 +9119,22 @@
       <w:pPr>
         <w:pStyle w:val="Heading2"/>
       </w:pPr>
-      <w:bookmarkStart w:id="27" w:name="_Toc242349870"/>
+      <w:bookmarkStart w:id="27" w:name="_Toc242356600"/>
       <w:r>
         <w:t>6.12 Sensibilidad local y global</w:t>
       </w:r>
       <w:bookmarkEnd w:id="27"/>
     </w:p>
     <w:p>
-      <w:r>
+      <w:pPr>
+        <w:rPr>
+          <w:lang w:val="es-CO"/>
+        </w:rPr>
+      </w:pPr>
+      <w:r>
+        <w:rPr>
+          <w:lang w:val="es-CO"/>
+        </w:rPr>
         <w:t>OAT utiliza cambios locales. Spearman usa rangos en un diseño Latin hypercube. Morris estima efectos elementales sobre una malla de niveles pares y conserva media con signo, media absoluta y dispersión. Su dispersión indica no linealidad e interacciones, no error predictivo.</w:t>
       </w:r>
     </w:p>
@@ -9537,61 +9190,7 @@
                 <w:rPr>
                   <w:rFonts w:ascii="Cambria Math" w:hAnsi="Cambria Math"/>
                 </w:rPr>
-                <m:t>mean</m:t>
-              </m:r>
-              <m:r>
-                <w:rPr>
-                  <w:rFonts w:ascii="Cambria Math" w:hAnsi="Cambria Math"/>
-                </w:rPr>
-                <m:t>[(</m:t>
-              </m:r>
-              <m:r>
-                <w:rPr>
-                  <w:rFonts w:ascii="Cambria Math" w:hAnsi="Cambria Math"/>
-                </w:rPr>
-                <m:t>f</m:t>
-              </m:r>
-              <m:r>
-                <w:rPr>
-                  <w:rFonts w:ascii="Cambria Math" w:hAnsi="Cambria Math"/>
-                </w:rPr>
-                <m:t>(</m:t>
-              </m:r>
-              <m:r>
-                <w:rPr>
-                  <w:rFonts w:ascii="Cambria Math" w:hAnsi="Cambria Math"/>
-                </w:rPr>
-                <m:t>B</m:t>
-              </m:r>
-              <m:r>
-                <w:rPr>
-                  <w:rFonts w:ascii="Cambria Math" w:hAnsi="Cambria Math"/>
-                </w:rPr>
-                <m:t xml:space="preserve">) - </m:t>
-              </m:r>
-              <m:r>
-                <w:rPr>
-                  <w:rFonts w:ascii="Cambria Math" w:hAnsi="Cambria Math"/>
-                </w:rPr>
-                <m:t>f̄</m:t>
-              </m:r>
-              <m:r>
-                <w:rPr>
-                  <w:rFonts w:ascii="Cambria Math" w:hAnsi="Cambria Math"/>
-                </w:rPr>
-                <m:t>)(</m:t>
-              </m:r>
-              <m:r>
-                <w:rPr>
-                  <w:rFonts w:ascii="Cambria Math" w:hAnsi="Cambria Math"/>
-                </w:rPr>
-                <m:t>f</m:t>
-              </m:r>
-              <m:r>
-                <w:rPr>
-                  <w:rFonts w:ascii="Cambria Math" w:hAnsi="Cambria Math"/>
-                </w:rPr>
-                <m:t>(</m:t>
+                <m:t>mean[(f(B) - f̄)(f(</m:t>
               </m:r>
               <m:sSub>
                 <m:sSubPr>
@@ -9622,31 +9221,7 @@
                 <w:rPr>
                   <w:rFonts w:ascii="Cambria Math" w:hAnsi="Cambria Math"/>
                 </w:rPr>
-                <m:t xml:space="preserve">) - </m:t>
-              </m:r>
-              <m:r>
-                <w:rPr>
-                  <w:rFonts w:ascii="Cambria Math" w:hAnsi="Cambria Math"/>
-                </w:rPr>
-                <m:t>f</m:t>
-              </m:r>
-              <m:r>
-                <w:rPr>
-                  <w:rFonts w:ascii="Cambria Math" w:hAnsi="Cambria Math"/>
-                </w:rPr>
-                <m:t>(</m:t>
-              </m:r>
-              <m:r>
-                <w:rPr>
-                  <w:rFonts w:ascii="Cambria Math" w:hAnsi="Cambria Math"/>
-                </w:rPr>
-                <m:t>A</m:t>
-              </m:r>
-              <m:r>
-                <w:rPr>
-                  <w:rFonts w:ascii="Cambria Math" w:hAnsi="Cambria Math"/>
-                </w:rPr>
-                <m:t>))]</m:t>
+                <m:t>) - f(A))]</m:t>
               </m:r>
             </m:num>
             <m:den>
@@ -9654,25 +9229,7 @@
                 <w:rPr>
                   <w:rFonts w:ascii="Cambria Math" w:hAnsi="Cambria Math"/>
                 </w:rPr>
-                <m:t>Var</m:t>
-              </m:r>
-              <m:r>
-                <w:rPr>
-                  <w:rFonts w:ascii="Cambria Math" w:hAnsi="Cambria Math"/>
-                </w:rPr>
-                <m:t>(</m:t>
-              </m:r>
-              <m:r>
-                <w:rPr>
-                  <w:rFonts w:ascii="Cambria Math" w:hAnsi="Cambria Math"/>
-                </w:rPr>
-                <m:t>f</m:t>
-              </m:r>
-              <m:r>
-                <w:rPr>
-                  <w:rFonts w:ascii="Cambria Math" w:hAnsi="Cambria Math"/>
-                </w:rPr>
-                <m:t>)</m:t>
+                <m:t>Var(f)</m:t>
               </m:r>
             </m:den>
           </m:f>
@@ -9730,13 +9287,7 @@
                 <w:rPr>
                   <w:rFonts w:ascii="Cambria Math" w:hAnsi="Cambria Math"/>
                 </w:rPr>
-                <m:t>mean</m:t>
-              </m:r>
-              <m:r>
-                <w:rPr>
-                  <w:rFonts w:ascii="Cambria Math" w:hAnsi="Cambria Math"/>
-                </w:rPr>
-                <m:t>[</m:t>
+                <m:t>mean[</m:t>
               </m:r>
               <m:sSup>
                 <m:sSupPr>
@@ -9751,43 +9302,7 @@
                     <w:rPr>
                       <w:rFonts w:ascii="Cambria Math" w:hAnsi="Cambria Math"/>
                     </w:rPr>
-                    <m:t>(</m:t>
-                  </m:r>
-                  <m:r>
-                    <w:rPr>
-                      <w:rFonts w:ascii="Cambria Math" w:hAnsi="Cambria Math"/>
-                    </w:rPr>
-                    <m:t>f</m:t>
-                  </m:r>
-                  <m:r>
-                    <w:rPr>
-                      <w:rFonts w:ascii="Cambria Math" w:hAnsi="Cambria Math"/>
-                    </w:rPr>
-                    <m:t>(</m:t>
-                  </m:r>
-                  <m:r>
-                    <w:rPr>
-                      <w:rFonts w:ascii="Cambria Math" w:hAnsi="Cambria Math"/>
-                    </w:rPr>
-                    <m:t>A</m:t>
-                  </m:r>
-                  <m:r>
-                    <w:rPr>
-                      <w:rFonts w:ascii="Cambria Math" w:hAnsi="Cambria Math"/>
-                    </w:rPr>
-                    <m:t xml:space="preserve">) - </m:t>
-                  </m:r>
-                  <m:r>
-                    <w:rPr>
-                      <w:rFonts w:ascii="Cambria Math" w:hAnsi="Cambria Math"/>
-                    </w:rPr>
-                    <m:t>f</m:t>
-                  </m:r>
-                  <m:r>
-                    <w:rPr>
-                      <w:rFonts w:ascii="Cambria Math" w:hAnsi="Cambria Math"/>
-                    </w:rPr>
-                    <m:t>(</m:t>
+                    <m:t>(f(A) - f(</m:t>
                   </m:r>
                   <m:sSub>
                     <m:sSubPr>
@@ -9842,31 +9357,7 @@
                 <w:rPr>
                   <w:rFonts w:ascii="Cambria Math" w:hAnsi="Cambria Math"/>
                 </w:rPr>
-                <m:t xml:space="preserve">2 · </m:t>
-              </m:r>
-              <m:r>
-                <w:rPr>
-                  <w:rFonts w:ascii="Cambria Math" w:hAnsi="Cambria Math"/>
-                </w:rPr>
-                <m:t>Var</m:t>
-              </m:r>
-              <m:r>
-                <w:rPr>
-                  <w:rFonts w:ascii="Cambria Math" w:hAnsi="Cambria Math"/>
-                </w:rPr>
-                <m:t>(</m:t>
-              </m:r>
-              <m:r>
-                <w:rPr>
-                  <w:rFonts w:ascii="Cambria Math" w:hAnsi="Cambria Math"/>
-                </w:rPr>
-                <m:t>f</m:t>
-              </m:r>
-              <m:r>
-                <w:rPr>
-                  <w:rFonts w:ascii="Cambria Math" w:hAnsi="Cambria Math"/>
-                </w:rPr>
-                <m:t>)</m:t>
+                <m:t>2 · Var(f)</m:t>
               </m:r>
             </m:den>
           </m:f>
@@ -9874,12 +9365,35 @@
       </m:oMathPara>
     </w:p>
     <w:p>
-      <w:r>
-        <w:t>El diseño Sobol utiliza A y B y una matriz ABi que sustituye la columna i de A por la de B. Los estimadores de primer orden y total se conservan aunque el muestreo finito produzca valores fuera de 0 a 1. Si la respuesta es constante, se informan índices indefinidos. El bootstrap emparejado aproxima error de diseño. Las entradas son uniformes independientes con límites explícitos. No se aplican índices ordinarios a entradas correlacionadas sin cambiar la interpretación.</w:t>
-      </w:r>
-    </w:p>
-    <w:p>
-      <w:r>
+      <w:pPr>
+        <w:rPr>
+          <w:lang w:val="es-CO"/>
+        </w:rPr>
+      </w:pPr>
+      <w:r>
+        <w:rPr>
+          <w:lang w:val="es-CO"/>
+        </w:rPr>
+        <w:t xml:space="preserve">El diseño Sobol utiliza A y B y una matriz ABi que sustituye la columna i de A por la de B. Los estimadores de primer orden y total se conservan aunque el muestreo finito produzca valores fuera de 0 a 1. Si la respuesta es constante, se informan índices indefinidos. El bootstrap emparejado aproxima error de </w:t>
+      </w:r>
+      <w:r>
+        <w:rPr>
+          <w:lang w:val="es-CO"/>
+        </w:rPr>
+        <w:lastRenderedPageBreak/>
+        <w:t>diseño. Las entradas son uniformes independientes con límites explícitos. No se aplican índices ordinarios a entradas correlacionadas sin cambiar la interpretación.</w:t>
+      </w:r>
+    </w:p>
+    <w:p>
+      <w:pPr>
+        <w:rPr>
+          <w:lang w:val="es-CO"/>
+        </w:rPr>
+      </w:pPr>
+      <w:r>
+        <w:rPr>
+          <w:lang w:val="es-CO"/>
+        </w:rPr>
         <w:t>Los parámetros exploratorios incluyen Crr, CdA, masa, potencia humana, velocidad, viento, temperatura y eficiencia. El resultado depende de los dominios elegidos y de la factibilidad del perfil. Las pruebas contrastan Morris con funciones lineales y Sobol con la referencia Ishigami, incluida la interacción.</w:t>
       </w:r>
     </w:p>
@@ -9914,9 +9428,15 @@
     <w:p>
       <w:pPr>
         <w:pStyle w:val="Heading1"/>
-      </w:pPr>
-      <w:bookmarkStart w:id="28" w:name="_Toc242349871"/>
-      <w:r>
+        <w:rPr>
+          <w:lang w:val="es-CO"/>
+        </w:rPr>
+      </w:pPr>
+      <w:bookmarkStart w:id="28" w:name="_Toc242356601"/>
+      <w:r>
+        <w:rPr>
+          <w:lang w:val="es-CO"/>
+        </w:rPr>
         <w:t>7. Restricciones y límites</w:t>
       </w:r>
       <w:bookmarkEnd w:id="28"/>
@@ -9925,40 +9445,38 @@
       <w:pPr>
         <w:pStyle w:val="Heading2"/>
       </w:pPr>
-      <w:bookmarkStart w:id="29" w:name="_Toc242349872"/>
-      <w:r>
-        <w:t>7.1 Identidad de la entrega y límites</w:t>
+      <w:bookmarkStart w:id="29" w:name="_Toc242356602"/>
+      <w:r>
+        <w:t xml:space="preserve">7.1 </w:t>
+      </w:r>
+      <w:r>
+        <w:t>Alcance y limitaciones del modelo</w:t>
       </w:r>
       <w:bookmarkEnd w:id="29"/>
     </w:p>
     <w:p>
-      <w:r>
-        <w:t>Identidad SHA256 de las fuentes de la versión 1.0.0</w:t>
-      </w:r>
-    </w:p>
-    <w:p>
-      <w:pPr>
-        <w:spacing w:after="200"/>
-      </w:pPr>
-      <w:r>
-        <w:rPr>
-          <w:rFonts w:ascii="Consolas" w:hAnsi="Consolas"/>
-          <w:sz w:val="19"/>
-        </w:rPr>
-        <w:lastRenderedPageBreak/>
-        <w:t>25a63aafb85d6936b886c5b15f9f5addc3086267861aad7702fe4b53fa98338f</w:t>
-      </w:r>
-    </w:p>
-    <w:p>
-      <w:r>
-        <w:t>El núcleo fuera de la GUI coincide con el wheel de la revisión científica del 4 de octubre de 2026. Su copia y los expedientes completos están en results/history del espacio de desarrollo, fuera de los ZIP. La distribución contiene el baseline y los registros seleccionados que enumera results/README.md. Los cambios de interfaz no constituyen experimentos nuevos. La verificación actual de artefactos finales está en results/release_verification.json del espacio de desarrollo, fuera de los ZIP. La identidad hi</w:t>
-      </w:r>
-      <w:r>
-        <w:t>stórica está en results/release_verification_1.0.0.json, incluido en los paquetes.</w:t>
-      </w:r>
-    </w:p>
-    <w:p>
-      <w:r>
+      <w:pPr>
+        <w:rPr>
+          <w:lang w:val="es-CO"/>
+        </w:rPr>
+      </w:pPr>
+      <w:r>
+        <w:rPr>
+          <w:lang w:val="es-CO"/>
+        </w:rPr>
+        <w:t>BikeEnergyLab emplea modelos físicos y estadísticos para estimar la demanda energética, el comportamiento de la batería y la autonomía bajo condiciones operativas definidas. El modelo longitudinal utiliza dinámica inversa con perfiles de velocidad prescritos y considera las contribuciones gravitacionales, aerodinámicas, de rodadura, aceleración, potencia humana y asistencia eléctrica. La factibilidad de seguimiento del perfil y la finalización de la ruta se evalúan considerando los límites configurados del sistema.</w:t>
+      </w:r>
+    </w:p>
+    <w:p>
+      <w:pPr>
+        <w:rPr>
+          <w:lang w:val="es-CO"/>
+        </w:rPr>
+      </w:pPr>
+      <w:r>
+        <w:rPr>
+          <w:lang w:val="es-CO"/>
+        </w:rPr>
         <w:t>La precisión con bicicletas reales, la calibración de probabilidades, los parámetros independientes de hardware y la novedad académica requieren evidencia adicional. El software utiliza dinámica inversa con velocidad prescrita. Los residuos por ruta no identifican una corrección temporal aprendida de SOC, corriente o voltaje.</w:t>
       </w:r>
     </w:p>
@@ -9966,7 +9484,7 @@
       <w:pPr>
         <w:pStyle w:val="Heading2"/>
       </w:pPr>
-      <w:bookmarkStart w:id="30" w:name="_Toc242349873"/>
+      <w:bookmarkStart w:id="30" w:name="_Toc242356603"/>
       <w:r>
         <w:t>7.2 Protocolos y resultados sintéticos</w:t>
       </w:r>
@@ -9974,7 +9492,13 @@
     </w:p>
     <w:p>
       <w:r>
-        <w:t>Entrenamiento, calibración de intervalos y prueba son grupos disjuntos. El protocolo predictivo usa tres semillas 42, 73 y 109. En cada una hay 60 rutas de entrenamiento, 30 de calibración y 15 de prueba por escenario. Se evalúan ID y siete cambios OOD de morfología, pendiente, temperatura, ciclista, masa, viento y combinación. Se conservan comparación de compuertas y ablaciones.</w:t>
+        <w:rPr>
+          <w:lang w:val="es-CO"/>
+        </w:rPr>
+        <w:t xml:space="preserve">Entrenamiento, calibración de intervalos y prueba son grupos disjuntos. El protocolo predictivo usa tres semillas 42, 73 y 109. En cada una hay 60 rutas de entrenamiento, 30 de calibración y 15 de prueba por escenario. Se evalúan ID y siete cambios OOD de morfología, pendiente, temperatura, ciclista, masa, viento y combinación. </w:t>
+      </w:r>
+      <w:r>
+        <w:t>Se conservan comparación de compuertas y ablaciones.</w:t>
       </w:r>
     </w:p>
     <w:tbl>
@@ -10375,12 +9899,29 @@
       </w:pPr>
     </w:p>
     <w:p>
-      <w:r>
+      <w:pPr>
+        <w:rPr>
+          <w:lang w:val="es-CO"/>
+        </w:rPr>
+      </w:pPr>
+      <w:r>
+        <w:rPr>
+          <w:lang w:val="es-CO"/>
+        </w:rPr>
         <w:t>Los valores de la tabla son promedios de las tres semillas en ID. M3 tuvo menor CRPS que M4 en ese protocolo. La cobertura M4 en temperatura y combinación OOD fue cero en las tres semillas: la transferencia de errores aprendidos falló. Estos resultados no sostienen superioridad universal de CGPRA. El intervalo nominal del 95% no debe presentarse como garantía ante cambios de distribución.</w:t>
       </w:r>
     </w:p>
     <w:p>
-      <w:r>
+      <w:pPr>
+        <w:rPr>
+          <w:lang w:val="es-CO"/>
+        </w:rPr>
+      </w:pPr>
+      <w:r>
+        <w:rPr>
+          <w:lang w:val="es-CO"/>
+        </w:rPr>
+        <w:lastRenderedPageBreak/>
         <w:t>El protocolo causal utiliza 32 rutas sintéticas con Crr de 0.008 a 0.011, CdA de 0.48 y ruido de 0.06 Wh/km. Cada predicción se registra antes de consumir el objetivo observado.</w:t>
       </w:r>
     </w:p>
@@ -10719,7 +10260,6 @@
               <w:jc w:val="left"/>
             </w:pPr>
             <w:r>
-              <w:lastRenderedPageBreak/>
               <w:t>Congelada</w:t>
             </w:r>
           </w:p>
@@ -10828,62 +10368,85 @@
       </w:pPr>
     </w:p>
     <w:p>
-      <w:r>
+      <w:pPr>
+        <w:rPr>
+          <w:lang w:val="es-CO"/>
+        </w:rPr>
+      </w:pPr>
+      <w:r>
+        <w:rPr>
+          <w:lang w:val="es-CO"/>
+        </w:rPr>
         <w:t>En este cambio declarado, M4 adaptativo mejoró al M4 congelado, pero la física adaptativa M1 tuvo el menor MAE. No se generaliza ese resultado a otros cambios ni a telemetría real. Los segmentos no se cuentan como observaciones independientes y tres semillas no justifican una afirmación estadística amplia.</w:t>
       </w:r>
     </w:p>
     <w:p>
-      <w:r>
-        <w:t>El ZIP distribuido incluye los CSV originales de agregados predictivos y métricas de deriva junto con protocolo y metadatos en results/release-1.0.0/predictive/EXP-20261004-111801-cadfae83 y results/release-1.0.0/prequential/EXP-20261004-111931-387d9cfc. Incluye índices de la suite EXP 01 a 15 y de once ejemplos API. Los expedientes crudos completos permanecen en el espacio de desarrollo y no se incluyen en los ZIP. La GUI 1.0.0 ofrece nueve ejercicios adicionales.</w:t>
+      <w:pPr>
+        <w:rPr>
+          <w:lang w:val="es-CO"/>
+        </w:rPr>
+      </w:pPr>
+      <w:r>
+        <w:rPr>
+          <w:lang w:val="es-CO"/>
+        </w:rPr>
+        <w:t>Los protocolos experimentales permiten analizar el desempeño predictivo de los modelos, la adaptación secuencial y su comportamiento ante cambios de distribución. La aplicación incorpora nueve ejemplos sintéticos accesibles desde la interfaz gráfica y permite ejecutar quince protocolos experimentales desde sus funciones de análisis. Adicionalmente, el script examples/run_examples.py proporciona once ejemplos de utilización de la API científica. Estos procedimientos permiten generar nuevos resultados a partir de los modelos y configuraciones disponibles.</w:t>
       </w:r>
     </w:p>
     <w:p>
       <w:pPr>
         <w:pStyle w:val="Heading2"/>
       </w:pPr>
-      <w:bookmarkStart w:id="31" w:name="_Toc242349874"/>
+      <w:bookmarkStart w:id="31" w:name="_Toc242356604"/>
       <w:r>
         <w:t>7.3 Reproducción y límites de la evidencia</w:t>
       </w:r>
       <w:bookmarkEnd w:id="31"/>
     </w:p>
     <w:p>
-      <w:r>
-        <w:t>Identidad SHA256 de las fuentes de la versión 1.0.0</w:t>
-      </w:r>
-    </w:p>
-    <w:p>
-      <w:pPr>
-        <w:spacing w:after="200"/>
-      </w:pPr>
-      <w:r>
-        <w:rPr>
-          <w:rFonts w:ascii="Consolas" w:hAnsi="Consolas"/>
-          <w:sz w:val="19"/>
-        </w:rPr>
-        <w:t>25a63aafb85d6936b886c5b15f9f5addc3086267861aad7702fe4b53fa98338f</w:t>
-      </w:r>
-    </w:p>
-    <w:p>
-      <w:r>
-        <w:t>La ejecución histórica del 6 de octubre registró 80 pruebas de regresión, 114 controles GUI en fuentes y 114 en el EXE. Los logs primarios, el comando de pytest, las versiones y los reportes se incluyen en results/build_logs y results/release-1.0.0/acceptance.json. El inventario de hashes distribuido está en results/evidence-inventory-1.0.0.json. Los hashes de los ZIP finales se conservan por separado en el espacio de desarrollo. El 8 de octubre se volvió a ejecutar la suite completa en Windows con una carp</w:t>
-      </w:r>
-      <w:r>
-        <w:t>eta temporal aislada. Los protocolos científicos crudos del espacio de desarrollo conservan sus semillas, datos y hashes y no se presentan como nuevos resultados. Las pruebas verifican implementación y distribución, no precisión física.</w:t>
-      </w:r>
-    </w:p>
-    <w:p>
-      <w:r>
-        <w:t>La revisión de botones utiliza widgets reales y diálogos con respuestas controladas. También comprueba Cargar ejemplo seguido de Simular para los nueve casos. Esta revisión verifica el despacho de los procedimientos, no el aspecto de todos los diálogos de Windows ni todos los estados posibles. Las copias de las tablas históricas en docs/validation_data conservan sus hashes y permiten regenerar este documento desde el código fuente.</w:t>
-      </w:r>
-    </w:p>
-    <w:p>
-      <w:r>
+      <w:pPr>
+        <w:rPr>
+          <w:lang w:val="es-CO"/>
+        </w:rPr>
+      </w:pPr>
+      <w:r>
+        <w:rPr>
+          <w:lang w:val="es-CO"/>
+        </w:rPr>
+        <w:t>Los experimentos computacionales de BikeEnergyLab pueden reproducirse utilizando las configuraciones, parámetros y semillas aleatorias correspondientes. Los procedimientos de simulación, calibración, comparación de modelos y análisis de incertidumbre se encuentran implementados en los módulos científicos del programa. La API y la línea de comandos permiten ejecutar los análisis sin depender de la interfaz gráfica.</w:t>
+      </w:r>
+    </w:p>
+    <w:p>
+      <w:pPr>
+        <w:rPr>
+          <w:lang w:val="es-CO"/>
+        </w:rPr>
+      </w:pPr>
+      <w:r>
+        <w:rPr>
+          <w:lang w:val="es-CO"/>
+        </w:rPr>
+        <w:t>Los resultados generados por cada ejecución pueden almacenarse junto con sus configuraciones, parámetros, series de datos y metadatos. Las comparaciones entre modelos deben realizarse bajo protocolos equivalentes y considerando la variabilidad asociada a los datos, las condiciones de operación y los métodos de evaluación. La reproducibilidad computacional de un experimento no implica que sus predicciones hayan sido validadas experimentalmente en bicicletas reales.</w:t>
+      </w:r>
+    </w:p>
+    <w:p>
+      <w:pPr>
+        <w:rPr>
+          <w:lang w:val="es-CO"/>
+        </w:rPr>
+      </w:pPr>
+      <w:r>
+        <w:rPr>
+          <w:lang w:val="es-CO"/>
+        </w:rPr>
         <w:t>Faltan rutas reales independientes, caracterización de batería y motor, validación de probabilidades y evaluación de deriva observada. También se omiten dinámica directa, viento transversal, engranajes y envejecimiento. La originalidad académica necesita revisión sistemática de trabajos previos. Las referencias siguientes sustentan conceptos. No avalan los valores por defecto ni esta implementación particular.</w:t>
       </w:r>
     </w:p>
     <w:p>
       <w:pPr>
+        <w:rPr>
+          <w:lang w:val="es-CO"/>
+        </w:rPr>
         <w:sectPr>
           <w:type w:val="continuous"/>
           <w:pgSz w:w="12240" w:h="15840"/>
@@ -10896,9 +10459,15 @@
     <w:p>
       <w:pPr>
         <w:pStyle w:val="Heading1"/>
-      </w:pPr>
-      <w:bookmarkStart w:id="32" w:name="_Toc242349875"/>
-      <w:r>
+        <w:rPr>
+          <w:lang w:val="es-CO"/>
+        </w:rPr>
+      </w:pPr>
+      <w:bookmarkStart w:id="32" w:name="_Toc242356605"/>
+      <w:r>
+        <w:rPr>
+          <w:lang w:val="es-CO"/>
+        </w:rPr>
         <w:lastRenderedPageBreak/>
         <w:t>8. Despliegue y ejecución</w:t>
       </w:r>
@@ -10908,69 +10477,353 @@
       <w:pPr>
         <w:pStyle w:val="Heading2"/>
       </w:pPr>
-      <w:bookmarkStart w:id="33" w:name="_Toc242349876"/>
-      <w:r>
-        <w:t>8.1 Pruebas y distribución Windows</w:t>
+      <w:bookmarkStart w:id="33" w:name="_Toc242356606"/>
+      <w:r>
+        <w:t xml:space="preserve">8.1 </w:t>
+      </w:r>
+      <w:r>
+        <w:t>Requisitos, instalación y ejecución</w:t>
       </w:r>
       <w:bookmarkEnd w:id="33"/>
     </w:p>
     <w:p>
-      <w:r>
-        <w:t>La versión 1.0.0 pasó 80 pruebas, lint y formato, y el recorrido GUI en español e inglés. La instalación wheel aislada y el ejecutable se comprobaron con replay M1 a M4, exportación híbrida, Monte Carlo predictivo, sensibilidad, telemetría, adaptación y tutorial. Las predicciones coincidieron con tolerancia de 1e-8 y pip check no detectó dependencias rotas.</w:t>
-      </w:r>
-    </w:p>
-    <w:p>
-      <w:pPr>
-        <w:pStyle w:val="Code"/>
-        <w:keepNext/>
-      </w:pPr>
-      <w:r>
-        <w:t>.\.venv\Scripts\python.exe -m pytest -q</w:t>
-      </w:r>
-    </w:p>
-    <w:p>
-      <w:pPr>
-        <w:pStyle w:val="Code"/>
-        <w:keepNext/>
-      </w:pPr>
-      <w:r>
-        <w:t>.\.venv\Scripts\python.exe -m bikeenergylab gui --smoke-test</w:t>
-      </w:r>
-    </w:p>
-    <w:p>
-      <w:pPr>
-        <w:pStyle w:val="Code"/>
-        <w:keepNext/>
-      </w:pPr>
-      <w:r>
-        <w:t>.\.venv\Scripts\python.exe scripts/build_package.py</w:t>
-      </w:r>
-    </w:p>
-    <w:p>
-      <w:pPr>
-        <w:pStyle w:val="Code"/>
-      </w:pPr>
-      <w:r>
-        <w:t>.\scripts\build_windows.ps1</w:t>
-      </w:r>
-    </w:p>
-    <w:p>
-      <w:r>
-        <w:t>PyInstaller genera una carpeta onedir. El ejecutable necesita conservar _internal con las DLL, recursos Tk y Matplotlib, metadatos y dependencias. Los backends SVG y PDF y los datos de scipy.stats requeridos por Sobol se incluyen explícitamente. El ZIP incorpora manuales, configuraciones, ejemplos, datos sintéticos, avisos de terceros y SHA256SUMS.json. No hay instalador ni firma digital.</w:t>
-      </w:r>
-    </w:p>
-    <w:p>
-      <w:r>
-        <w:t>Las fuentes, el lock y los scripts permiten repetir el proceso. No se promete igualdad binaria entre builds. La revisión ampliada invoca los botones reales de Tk con respuestas controladas de diálogos, incluyendo archivos, ejemplos, tutorial, modelos, sensibilidad, benchmark, EXP 01 a 15 y exportación. Otra máquina Windows y una revisión de todos los diálogos nativos aportarían evidencia adicional.</w:t>
-      </w:r>
-    </w:p>
-    <w:p>
-      <w:r>
-        <w:t>La carpeta Entregables contiene únicamente los cuatro DOCX, el ZIP portátil y el ZIP de código fuente. El EXE y sus dependencias están dentro del ZIP portátil. Extraiga el paquete fuera de Entregables y conserve la carpeta BikeEnergyLab completa. Los registros de revisión y hashes de los seis archivos se guardan en results/delivery-1.0.0 del espacio de desarrollo. Ese directorio no forma parte de los ZIP.</w:t>
-      </w:r>
-    </w:p>
-    <w:p>
-      <w:pPr>
+      <w:pPr>
+        <w:rPr>
+          <w:lang w:val="es-CO"/>
+        </w:rPr>
+      </w:pPr>
+      <w:r>
+        <w:rPr>
+          <w:lang w:val="es-CO"/>
+        </w:rPr>
+        <w:t>BikeEnergyLab 1.0.0 puede ejecutarse desde el código fuente mediante Python 3.11 o superior, o mediante su distribución portátil para Windows x64. El software utiliza NumPy, SciPy, pandas, scikit-learn, Matplotlib y PyYAML para el modelado físico, el procesamiento de datos, la calibración, el aprendizaje residual, el análisis de incertidumbre y la visualización de resultados.</w:t>
+      </w:r>
+    </w:p>
+    <w:p>
+      <w:pPr>
+        <w:rPr>
+          <w:lang w:val="es-CO"/>
+        </w:rPr>
+      </w:pPr>
+      <w:r>
+        <w:rPr>
+          <w:b/>
+          <w:bCs/>
+          <w:lang w:val="es-CO"/>
+        </w:rPr>
+        <w:t>Ejecución desde el código fuente</w:t>
+      </w:r>
+    </w:p>
+    <w:p>
+      <w:pPr>
+        <w:rPr>
+          <w:lang w:val="es-CO"/>
+        </w:rPr>
+      </w:pPr>
+      <w:r>
+        <w:rPr>
+          <w:lang w:val="es-CO"/>
+        </w:rPr>
+        <w:t>Para instalar BikeEnergyLab desde el código fuente, descomprima el archivo correspondiente y abra una terminal de PowerShell en la carpeta principal del proyecto, donde se encuentra pyproject.toml.</w:t>
+      </w:r>
+    </w:p>
+    <w:p>
+      <w:pPr>
+        <w:rPr>
+          <w:lang w:val="es-CO"/>
+        </w:rPr>
+      </w:pPr>
+      <w:r>
+        <w:rPr>
+          <w:lang w:val="es-CO"/>
+        </w:rPr>
+        <w:t>Cree un entorno virtual de Python:</w:t>
+      </w:r>
+    </w:p>
+    <w:p>
+      <w:pPr>
+        <w:rPr>
+          <w:lang w:val="es-CO"/>
+        </w:rPr>
+      </w:pPr>
+      <w:r>
+        <w:rPr>
+          <w:lang w:val="es-CO"/>
+        </w:rPr>
+        <w:t>python -m venv .venv</w:t>
+      </w:r>
+    </w:p>
+    <w:p>
+      <w:pPr>
+        <w:rPr>
+          <w:lang w:val="es-CO"/>
+        </w:rPr>
+      </w:pPr>
+      <w:r>
+        <w:rPr>
+          <w:lang w:val="es-CO"/>
+        </w:rPr>
+        <w:t>Instale el programa y sus dependencias:</w:t>
+      </w:r>
+    </w:p>
+    <w:p>
+      <w:r>
+        <w:t>.\.venv\Scripts\python.exe -m pip install -e .</w:t>
+      </w:r>
+    </w:p>
+    <w:p>
+      <w:pPr>
+        <w:rPr>
+          <w:lang w:val="es-CO"/>
+        </w:rPr>
+      </w:pPr>
+      <w:r>
+        <w:rPr>
+          <w:lang w:val="es-CO"/>
+        </w:rPr>
+        <w:t>Inicie la interfaz gráfica:</w:t>
+      </w:r>
+    </w:p>
+    <w:p>
+      <w:pPr>
+        <w:rPr>
+          <w:lang w:val="es-CO"/>
+        </w:rPr>
+      </w:pPr>
+      <w:r>
+        <w:rPr>
+          <w:lang w:val="es-CO"/>
+        </w:rPr>
+        <w:t>.\.venv\Scripts\python.exe -m bikeenergylab gui</w:t>
+      </w:r>
+    </w:p>
+    <w:p>
+      <w:pPr>
+        <w:rPr>
+          <w:lang w:val="es-CO"/>
+        </w:rPr>
+      </w:pPr>
+      <w:r>
+        <w:rPr>
+          <w:lang w:val="es-CO"/>
+        </w:rPr>
+        <w:t>La aplicación dispone de quince secciones de configuración y análisis, nueve ejemplos sintéticos integrados y un tutorial interactivo de ocho pasos. La interfaz permite configurar bicicletas eléctricas, ejecutar simulaciones, calibrar parámetros, analizar incertidumbre y sensibilidad, visualizar resultados y exportar información.</w:t>
+      </w:r>
+    </w:p>
+    <w:p>
+      <w:pPr>
+        <w:rPr>
+          <w:lang w:val="es-CO"/>
+        </w:rPr>
+      </w:pPr>
+      <w:r>
+        <w:rPr>
+          <w:b/>
+          <w:bCs/>
+          <w:lang w:val="es-CO"/>
+        </w:rPr>
+        <w:t>Ejecución desde la línea de comandos</w:t>
+      </w:r>
+    </w:p>
+    <w:p>
+      <w:pPr>
+        <w:rPr>
+          <w:lang w:val="es-CO"/>
+        </w:rPr>
+      </w:pPr>
+      <w:r>
+        <w:rPr>
+          <w:lang w:val="es-CO"/>
+        </w:rPr>
+        <w:t>BikeEnergyLab también permite ejecutar procedimientos científicos directamente desde la terminal, sin utilizar la interfaz gráfica.</w:t>
+      </w:r>
+    </w:p>
+    <w:p>
+      <w:pPr>
+        <w:rPr>
+          <w:lang w:val="es-CO"/>
+        </w:rPr>
+      </w:pPr>
+      <w:r>
+        <w:rPr>
+          <w:lang w:val="es-CO"/>
+        </w:rPr>
+        <w:t>Para ejecutar una simulación con la configuración de ejemplo incluida en el proyecto:</w:t>
+      </w:r>
+    </w:p>
+    <w:p>
+      <w:r>
+        <w:t>.\.venv\Scripts\python.exe -m bikeenergylab simulate configs/flat.yaml</w:t>
+      </w:r>
+    </w:p>
+    <w:p>
+      <w:pPr>
+        <w:rPr>
+          <w:lang w:val="es-CO"/>
+        </w:rPr>
+      </w:pPr>
+      <w:r>
+        <w:rPr>
+          <w:lang w:val="es-CO"/>
+        </w:rPr>
+        <w:t>Para ejecutar los once ejemplos de la API científica:</w:t>
+      </w:r>
+    </w:p>
+    <w:p>
+      <w:r>
+        <w:t>.\.venv\Scripts\python.exe examples/run_examples.py</w:t>
+      </w:r>
+    </w:p>
+    <w:p>
+      <w:pPr>
+        <w:rPr>
+          <w:lang w:val="es-CO"/>
+        </w:rPr>
+      </w:pPr>
+      <w:r>
+        <w:rPr>
+          <w:lang w:val="es-CO"/>
+        </w:rPr>
+        <w:t>Para verificar la calidad de un archivo de telemetría:</w:t>
+      </w:r>
+    </w:p>
+    <w:p>
+      <w:r>
+        <w:t>.\.venv\Scripts\python.exe -m bikeenergylab quality datasets/telemetry_example.csv</w:t>
+      </w:r>
+    </w:p>
+    <w:p>
+      <w:pPr>
+        <w:rPr>
+          <w:lang w:val="es-CO"/>
+        </w:rPr>
+      </w:pPr>
+      <w:r>
+        <w:rPr>
+          <w:lang w:val="es-CO"/>
+        </w:rPr>
+        <w:t>Para realizar una calibración con observaciones sintéticas:</w:t>
+      </w:r>
+    </w:p>
+    <w:p>
+      <w:r>
+        <w:t>.\.venv\Scripts\python.exe -m bikeenergylab calibrate datasets/synthetic_calibration.csv</w:t>
+      </w:r>
+    </w:p>
+    <w:p>
+      <w:pPr>
+        <w:rPr>
+          <w:lang w:val="es-CO"/>
+        </w:rPr>
+      </w:pPr>
+      <w:r>
+        <w:rPr>
+          <w:lang w:val="es-CO"/>
+        </w:rPr>
+        <w:lastRenderedPageBreak/>
+        <w:t>Los ejemplos utilizan configuraciones y conjuntos de datos incluidos en el proyecto. Sus resultados se generan durante la ejecución y pueden almacenarse en nuevas carpetas, junto con los parámetros, las series de datos y los metadatos correspondientes. La ejecución de los once ejemplos de la API genera sus resultados en results/examples/.</w:t>
+      </w:r>
+    </w:p>
+    <w:p>
+      <w:pPr>
+        <w:rPr>
+          <w:lang w:val="es-CO"/>
+        </w:rPr>
+      </w:pPr>
+      <w:r>
+        <w:rPr>
+          <w:b/>
+          <w:bCs/>
+          <w:lang w:val="es-CO"/>
+        </w:rPr>
+        <w:t>Ejecución de la versión portátil para Windows</w:t>
+      </w:r>
+    </w:p>
+    <w:p>
+      <w:pPr>
+        <w:rPr>
+          <w:lang w:val="es-CO"/>
+        </w:rPr>
+      </w:pPr>
+      <w:r>
+        <w:rPr>
+          <w:lang w:val="es-CO"/>
+        </w:rPr>
+        <w:t>BikeEnergyLab 1.0.0 también dispone de una distribución portátil para Windows x64 que permite utilizar la aplicación sin instalar Python.</w:t>
+      </w:r>
+    </w:p>
+    <w:p>
+      <w:pPr>
+        <w:rPr>
+          <w:lang w:val="es-CO"/>
+        </w:rPr>
+      </w:pPr>
+      <w:r>
+        <w:rPr>
+          <w:lang w:val="es-CO"/>
+        </w:rPr>
+        <w:t>Para ejecutarla, descomprima el paquete portátil en una carpeta local y abra BikeEnergyLab.exe. Se debe conservar la estructura completa del programa, incluida la carpeta _internal, que contiene las dependencias necesarias para su funcionamiento.</w:t>
+      </w:r>
+    </w:p>
+    <w:p>
+      <w:pPr>
+        <w:rPr>
+          <w:lang w:val="es-CO"/>
+        </w:rPr>
+      </w:pPr>
+      <w:r>
+        <w:rPr>
+          <w:lang w:val="es-CO"/>
+        </w:rPr>
+        <w:t>La aplicación puede utilizarse sin conexión a Internet y permite realizar las operaciones de simulación, análisis y exportación directamente desde su interfaz gráfica.</w:t>
+      </w:r>
+    </w:p>
+    <w:p>
+      <w:pPr>
+        <w:rPr>
+          <w:lang w:val="es-CO"/>
+        </w:rPr>
+      </w:pPr>
+      <w:r>
+        <w:rPr>
+          <w:b/>
+          <w:bCs/>
+          <w:lang w:val="es-CO"/>
+        </w:rPr>
+        <w:t>Consideraciones de uso</w:t>
+      </w:r>
+    </w:p>
+    <w:p>
+      <w:pPr>
+        <w:rPr>
+          <w:lang w:val="es-CO"/>
+        </w:rPr>
+      </w:pPr>
+      <w:r>
+        <w:rPr>
+          <w:lang w:val="es-CO"/>
+        </w:rPr>
+        <w:t>Los parámetros iniciales, los perfiles de operación y los conjuntos de datos de ejemplo pueden modificarse de acuerdo con las características del sistema que se desea analizar. Los resultados dependen de los modelos, las condiciones operativas y las restricciones configuradas.</w:t>
+      </w:r>
+    </w:p>
+    <w:p>
+      <w:pPr>
+        <w:rPr>
+          <w:lang w:val="es-CO"/>
+        </w:rPr>
+      </w:pPr>
+      <w:r>
+        <w:rPr>
+          <w:lang w:val="es-CO"/>
+        </w:rPr>
+        <w:t>Los ejemplos suministrados utilizan datos sintéticos y están destinados a ilustrar el funcionamiento del software y facilitar la reproducción de procedimientos computacionales. No constituyen una validación experimental de precisión con bicicletas eléctricas reales.</w:t>
+      </w:r>
+    </w:p>
+    <w:p>
+      <w:pPr>
+        <w:rPr>
+          <w:lang w:val="es-CO"/>
+        </w:rPr>
         <w:sectPr>
           <w:type w:val="continuous"/>
           <w:pgSz w:w="12240" w:h="15840"/>
@@ -10983,9 +10836,15 @@
     <w:p>
       <w:pPr>
         <w:pStyle w:val="Heading1"/>
-      </w:pPr>
-      <w:bookmarkStart w:id="34" w:name="_Toc242349877"/>
-      <w:r>
+        <w:rPr>
+          <w:lang w:val="es-CO"/>
+        </w:rPr>
+      </w:pPr>
+      <w:bookmarkStart w:id="34" w:name="_Toc242356607"/>
+      <w:r>
+        <w:rPr>
+          <w:lang w:val="es-CO"/>
+        </w:rPr>
         <w:lastRenderedPageBreak/>
         <w:t>9. Glosario y referencias académicas</w:t>
       </w:r>
@@ -10995,7 +10854,7 @@
       <w:pPr>
         <w:pStyle w:val="Heading2"/>
       </w:pPr>
-      <w:bookmarkStart w:id="35" w:name="_Toc242349878"/>
+      <w:bookmarkStart w:id="35" w:name="_Toc242356608"/>
       <w:r>
         <w:t>9.1 Glosario de términos</w:t>
       </w:r>
@@ -11759,21 +11618,32 @@
     <w:p>
       <w:pPr>
         <w:spacing w:after="0"/>
+        <w:rPr>
+          <w:lang w:val="es-CO"/>
+        </w:rPr>
       </w:pPr>
     </w:p>
     <w:p>
       <w:pPr>
         <w:pStyle w:val="Heading2"/>
       </w:pPr>
-      <w:bookmarkStart w:id="36" w:name="_Toc242349879"/>
+      <w:bookmarkStart w:id="36" w:name="_Toc242356609"/>
       <w:r>
         <w:t>9.2 Referencias académicas</w:t>
       </w:r>
       <w:bookmarkEnd w:id="36"/>
     </w:p>
     <w:p>
-      <w:r>
-        <w:t>La bibliografía se conserva a partir de docs/references.md, donde consta la verificación de objetivos bibliográficos del 1 de octubre de 2026. No se transcriben valores experimentales de esos trabajos como resultados de BikeEnergyLab.</w:t>
+      <w:pPr>
+        <w:rPr>
+          <w:lang w:val="es-CO"/>
+        </w:rPr>
+      </w:pPr>
+      <w:r>
+        <w:rPr>
+          <w:lang w:val="es-CO"/>
+        </w:rPr>
+        <w:t>Las siguientes referencias académicas proporcionan fundamentos teóricos y metodológicos relacionados con el modelado energético de bicicletas, los circuitos equivalentes de baterías, el aprendizaje basado en física, la cuantificación de incertidumbre y el análisis de sensibilidad.</w:t>
       </w:r>
     </w:p>
     <w:p>
@@ -11794,7 +11664,10 @@
     </w:p>
     <w:p>
       <w:r>
-        <w:t xml:space="preserve">2. A simulation and experimental study of dynamic performance and electric consumption of an electric bicycle. Energy Procedia 158, 2865 a 2871, 2019. </w:t>
+        <w:t xml:space="preserve">2. A simulation and experimental study of dynamic performance and electric consumption of an electric bicycle. </w:t>
+      </w:r>
+      <w:r>
+        <w:t xml:space="preserve">Energy Procedia 158, 2865 a 2871, 2019. </w:t>
       </w:r>
       <w:hyperlink r:id="rId17">
         <w:r>
@@ -11805,162 +11678,269 @@
         </w:r>
       </w:hyperlink>
       <w:r>
-        <w:t>. Se conservan título, revista, año y DOI sin añadir una lista de autores no verificada.</w:t>
-      </w:r>
-    </w:p>
-    <w:p>
-      <w:r>
+        <w:t xml:space="preserve">. </w:t>
+      </w:r>
+    </w:p>
+    <w:p>
+      <w:pPr>
+        <w:rPr>
+          <w:lang w:val="es-CO"/>
+        </w:rPr>
+      </w:pPr>
+      <w:r>
+        <w:t xml:space="preserve">3. Improving the Autonomy of a Mid-Drive Motor Electric Bicycle Based on System Efficiency Maps and Its Performance. World Electric Vehicle Journal 12(2), 59, 2021. </w:t>
+      </w:r>
+      <w:hyperlink r:id="rId18">
+        <w:r>
+          <w:rPr>
+            <w:color w:val="17517A"/>
+          </w:rPr>
+          <w:t>https://www.mdpi.com/2032-6653/12/2/59</w:t>
+        </w:r>
+      </w:hyperlink>
+      <w:r>
+        <w:t xml:space="preserve">, </w:t>
+      </w:r>
+      <w:hyperlink r:id="rId19">
+        <w:r>
+          <w:rPr>
+            <w:color w:val="17517A"/>
+          </w:rPr>
+          <w:t>https://doi.org/10.3390/wevj12020059</w:t>
+        </w:r>
+      </w:hyperlink>
+      <w:r>
+        <w:t xml:space="preserve">. </w:t>
+      </w:r>
+      <w:r>
+        <w:rPr>
+          <w:lang w:val="es-CO"/>
+        </w:rPr>
+        <w:t>Mapas de eficiencia. No proporciona coeficientes universales.</w:t>
+      </w:r>
+    </w:p>
+    <w:p>
+      <w:pPr>
+        <w:rPr>
+          <w:lang w:val="es-CO"/>
+        </w:rPr>
+      </w:pPr>
+      <w:r>
+        <w:rPr>
+          <w:lang w:val="es-CO"/>
+        </w:rPr>
         <w:lastRenderedPageBreak/>
-        <w:t xml:space="preserve">3. Improving the Autonomy of a Mid-Drive Motor Electric Bicycle Based on System Efficiency Maps and Its Performance. World Electric Vehicle Journal 12(2), 59, 2021. </w:t>
-      </w:r>
-      <w:hyperlink r:id="rId18">
+        <w:t xml:space="preserve">4. Bor Yann Liaw, Rudolph G. Jungst, Angel Urbina y Thomas L. Paez. </w:t>
+      </w:r>
+      <w:r>
+        <w:t xml:space="preserve">Modeling of Battery Life I. The Equivalent Circuit Model (ECM) Approach. </w:t>
+      </w:r>
+      <w:r>
+        <w:rPr>
+          <w:lang w:val="es-CO"/>
+        </w:rPr>
+        <w:t xml:space="preserve">Sandia National Laboratories, EESAT, 2003. </w:t>
+      </w:r>
+      <w:hyperlink r:id="rId20">
         <w:r>
           <w:rPr>
             <w:color w:val="17517A"/>
-          </w:rPr>
-          <w:t>https://www.mdpi.com/2032-6653/12/2/59</w:t>
+            <w:lang w:val="es-CO"/>
+          </w:rPr>
+          <w:t>https://www.sandia.gov/ess-ssl/EESAT/2003_papers/Liaw.pdf</w:t>
         </w:r>
       </w:hyperlink>
       <w:r>
-        <w:t xml:space="preserve">, </w:t>
-      </w:r>
-      <w:hyperlink r:id="rId19">
+        <w:rPr>
+          <w:lang w:val="es-CO"/>
+        </w:rPr>
+        <w:t>. OCV e impedancia dependen de la química.</w:t>
+      </w:r>
+    </w:p>
+    <w:p>
+      <w:pPr>
+        <w:rPr>
+          <w:lang w:val="es-CO"/>
+        </w:rPr>
+      </w:pPr>
+      <w:r>
+        <w:t xml:space="preserve">5. Physics-guided Neural Networks (PGNN): An Application in Lake Temperature Modeling. </w:t>
+      </w:r>
+      <w:r>
+        <w:rPr>
+          <w:lang w:val="es-CO"/>
+        </w:rPr>
+        <w:t xml:space="preserve">2017. </w:t>
+      </w:r>
+      <w:hyperlink r:id="rId21">
         <w:r>
           <w:rPr>
             <w:color w:val="17517A"/>
-          </w:rPr>
-          <w:t>https://doi.org/10.3390/wevj12020059</w:t>
+            <w:lang w:val="es-CO"/>
+          </w:rPr>
+          <w:t>https://arxiv.org/abs/1710.11431</w:t>
         </w:r>
       </w:hyperlink>
       <w:r>
-        <w:t>. Mapas de eficiencia. No proporciona coeficientes universales.</w:t>
-      </w:r>
-    </w:p>
-    <w:p>
-      <w:r>
-        <w:t xml:space="preserve">4. Bor Yann Liaw, Rudolph G. Jungst, Angel Urbina y Thomas L. Paez. Modeling of Battery Life I. The Equivalent Circuit Model (ECM) Approach. Sandia National Laboratories, EESAT, 2003. </w:t>
-      </w:r>
-      <w:hyperlink r:id="rId20">
+        <w:rPr>
+          <w:lang w:val="es-CO"/>
+        </w:rPr>
+        <w:t>. Contexto de combinación física y datos. Este software utiliza residuos con árboles.</w:t>
+      </w:r>
+    </w:p>
+    <w:p>
+      <w:pPr>
+        <w:rPr>
+          <w:lang w:val="es-CO"/>
+        </w:rPr>
+      </w:pPr>
+      <w:r>
+        <w:rPr>
+          <w:lang w:val="es-CO"/>
+        </w:rPr>
+        <w:t xml:space="preserve">6. Balaji Lakshminarayanan, Alexander Pritzel y Charles Blundell. </w:t>
+      </w:r>
+      <w:r>
+        <w:t xml:space="preserve">Simple and Scalable Predictive Uncertainty Estimation using Deep Ensembles. NeurIPS 2017. </w:t>
+      </w:r>
+      <w:hyperlink r:id="rId22">
         <w:r>
           <w:rPr>
             <w:color w:val="17517A"/>
-          </w:rPr>
-          <w:t>https://www.sandia.gov/ess-ssl/EESAT/2003_papers/Liaw.pdf</w:t>
+            <w:lang w:val="es-CO"/>
+          </w:rPr>
+          <w:t>https://arxiv.org/abs/1612.01474</w:t>
         </w:r>
       </w:hyperlink>
       <w:r>
-        <w:t>. OCV e impedancia dependen de la química.</w:t>
-      </w:r>
-    </w:p>
-    <w:p>
-      <w:r>
-        <w:t xml:space="preserve">5. Physics-guided Neural Networks (PGNN): An Application in Lake Temperature Modeling. 2017. </w:t>
-      </w:r>
-      <w:hyperlink r:id="rId21">
+        <w:rPr>
+          <w:lang w:val="es-CO"/>
+        </w:rPr>
+        <w:t>. La dispersión de árboles no se equipara a un posterior ni a ensembles profundos independientes.</w:t>
+      </w:r>
+    </w:p>
+    <w:p>
+      <w:pPr>
+        <w:rPr>
+          <w:lang w:val="es-CO"/>
+        </w:rPr>
+      </w:pPr>
+      <w:r>
+        <w:t xml:space="preserve">7. Kimin Lee, Kibok Lee, Honglak Lee y Jinwoo Shin. A Simple Unified Framework for Detecting Out-of-Distribution Samples and Adversarial Attacks. </w:t>
+      </w:r>
+      <w:r>
+        <w:rPr>
+          <w:lang w:val="es-CO"/>
+        </w:rPr>
+        <w:t xml:space="preserve">NeurIPS 2018. </w:t>
+      </w:r>
+      <w:hyperlink r:id="rId23">
         <w:r>
           <w:rPr>
             <w:color w:val="17517A"/>
-          </w:rPr>
-          <w:t>https://arxiv.org/abs/1710.11431</w:t>
+            <w:lang w:val="es-CO"/>
+          </w:rPr>
+          <w:t>https://arxiv.org/abs/1807.03888</w:t>
         </w:r>
       </w:hyperlink>
       <w:r>
-        <w:t>. Contexto de combinación física y datos. Este software utiliza residuos con árboles.</w:t>
-      </w:r>
-    </w:p>
-    <w:p>
-      <w:r>
-        <w:t xml:space="preserve">6. Balaji Lakshminarayanan, Alexander Pritzel y Charles Blundell. Simple and Scalable Predictive Uncertainty Estimation using Deep Ensembles. NeurIPS 2017. </w:t>
-      </w:r>
-      <w:hyperlink r:id="rId22">
+        <w:rPr>
+          <w:lang w:val="es-CO"/>
+        </w:rPr>
+        <w:t>. El soporte Mahalanobis de rutas no reproduce su detector neuronal por clases.</w:t>
+      </w:r>
+    </w:p>
+    <w:p>
+      <w:pPr>
+        <w:rPr>
+          <w:lang w:val="es-CO"/>
+        </w:rPr>
+      </w:pPr>
+      <w:r>
+        <w:t xml:space="preserve">8. A Gentle Introduction to Conformal Prediction and Distribution-Free Uncertainty Quantification. </w:t>
+      </w:r>
+      <w:r>
+        <w:rPr>
+          <w:lang w:val="es-CO"/>
+        </w:rPr>
+        <w:t xml:space="preserve">2021. </w:t>
+      </w:r>
+      <w:hyperlink r:id="rId24">
         <w:r>
           <w:rPr>
             <w:color w:val="17517A"/>
-          </w:rPr>
-          <w:t>https://arxiv.org/abs/1612.01474</w:t>
+            <w:lang w:val="es-CO"/>
+          </w:rPr>
+          <w:t>https://arxiv.org/abs/2107.07511</w:t>
         </w:r>
       </w:hyperlink>
       <w:r>
-        <w:t>. La dispersión de árboles no se equipara a un posterior ni a ensembles profundos independientes.</w:t>
-      </w:r>
-    </w:p>
-    <w:p>
-      <w:r>
-        <w:t xml:space="preserve">7. Kimin Lee, Kibok Lee, Honglak Lee y Jinwoo Shin. A Simple Unified Framework for Detecting Out-of-Distribution Samples and Adversarial Attacks. NeurIPS 2018. </w:t>
-      </w:r>
-      <w:hyperlink r:id="rId23">
+        <w:rPr>
+          <w:lang w:val="es-CO"/>
+        </w:rPr>
+        <w:t>. La interpretación conformal depende de intercambiabilidad.</w:t>
+      </w:r>
+    </w:p>
+    <w:p>
+      <w:r>
+        <w:t xml:space="preserve">9. Max D. Morris. Factorial Sampling Plans for Preliminary Computational Experiments. Technometrics 33(2), 161 a 174, 1991. </w:t>
+      </w:r>
+      <w:hyperlink r:id="rId25">
         <w:r>
           <w:rPr>
             <w:color w:val="17517A"/>
           </w:rPr>
-          <w:t>https://arxiv.org/abs/1807.03888</w:t>
+          <w:t>https://doi.org/10.1080/00401706.1991.10484804</w:t>
         </w:r>
       </w:hyperlink>
       <w:r>
-        <w:t>. El soporte Mahalanobis de rutas no reproduce su detector neuronal por clases.</w:t>
-      </w:r>
-    </w:p>
-    <w:p>
-      <w:r>
-        <w:t xml:space="preserve">8. A Gentle Introduction to Conformal Prediction and Distribution-Free Uncertainty Quantification. 2021. </w:t>
-      </w:r>
-      <w:hyperlink r:id="rId24">
+        <w:t>.</w:t>
+      </w:r>
+    </w:p>
+    <w:p>
+      <w:pPr>
+        <w:rPr>
+          <w:lang w:val="es-CO"/>
+        </w:rPr>
+      </w:pPr>
+      <w:r>
+        <w:t xml:space="preserve">10. Andrea Saltelli y colaboradores. Variance based sensitivity analysis of model output. Design and estimator for the total sensitivity index. Computer Physics Communications 181(2), 259 a 270, 2010. </w:t>
+      </w:r>
+      <w:hyperlink r:id="rId26">
         <w:r>
           <w:rPr>
             <w:color w:val="17517A"/>
-          </w:rPr>
-          <w:t>https://arxiv.org/abs/2107.07511</w:t>
+            <w:lang w:val="es-CO"/>
+          </w:rPr>
+          <w:t>https://doi.org/10.1016/j.cpc.2009.09.018</w:t>
         </w:r>
       </w:hyperlink>
       <w:r>
-        <w:t>. La interpretación conformal depende de intercambiabilidad.</w:t>
-      </w:r>
-    </w:p>
-    <w:p>
-      <w:r>
-        <w:t xml:space="preserve">9. Max D. Morris. Factorial Sampling Plans for Preliminary Computational Experiments. Technometrics 33(2), 161 a 174, 1991. </w:t>
-      </w:r>
-      <w:hyperlink r:id="rId25">
-        <w:r>
-          <w:rPr>
-            <w:color w:val="17517A"/>
-          </w:rPr>
-          <w:t>https://doi.org/10.1080/00401706.1991.10484804</w:t>
-        </w:r>
-      </w:hyperlink>
-      <w:r>
+        <w:rPr>
+          <w:lang w:val="es-CO"/>
+        </w:rPr>
         <w:t>.</w:t>
       </w:r>
     </w:p>
     <w:p>
-      <w:r>
-        <w:t xml:space="preserve">10. Andrea Saltelli y colaboradores. Variance based sensitivity analysis of model output. Design and estimator for the total sensitivity index. Computer Physics Communications 181(2), 259 a 270, 2010. </w:t>
-      </w:r>
-      <w:hyperlink r:id="rId26">
-        <w:r>
-          <w:rPr>
-            <w:color w:val="17517A"/>
-          </w:rPr>
-          <w:t>https://doi.org/10.1016/j.cpc.2009.09.018</w:t>
-        </w:r>
-      </w:hyperlink>
-      <w:r>
-        <w:t>.</w:t>
-      </w:r>
-    </w:p>
-    <w:p>
       <w:pPr>
         <w:pStyle w:val="Heading2"/>
       </w:pPr>
-      <w:bookmarkStart w:id="37" w:name="_Toc242349880"/>
-      <w:r>
-        <w:t>Autoría y condiciones de uso</w:t>
+      <w:bookmarkStart w:id="37" w:name="_Toc242356610"/>
+      <w:r>
+        <w:t xml:space="preserve">Autoría y </w:t>
       </w:r>
       <w:bookmarkEnd w:id="37"/>
-    </w:p>
-    <w:p>
-      <w:r>
-        <w:t>Autores: Francisco Javier Burgos Flórez y Juan Guillermo Popayán Hernández. Contacto: fjburgosf@gmail.com. Conserve CITATION.cff para citar el software. Los derechos y condiciones de uso son los indicados en LICENSE. No se presume una licencia abierta.</w:t>
+      <w:r>
+        <w:t>contacto</w:t>
+      </w:r>
+    </w:p>
+    <w:p>
+      <w:r>
+        <w:rPr>
+          <w:lang w:val="es-CO"/>
+        </w:rPr>
+        <w:t xml:space="preserve">Autores: Francisco Javier Burgos Flórez y Juan Guillermo Popayán Hernández. Contacto: fjburgosf@gmail.com. </w:t>
       </w:r>
     </w:p>
     <w:sectPr>
